--- a/documentation.docx
+++ b/documentation.docx
@@ -1433,15 +1433,16 @@
         <w:pStyle w:val="Heading1"/>
         <w:rPr>
           <w:rFonts w:ascii="Times New Roman" w:hAnsi="Times New Roman" w:cs="Times New Roman"/>
-          <w:sz w:val="24"/>
-          <w:szCs w:val="24"/>
-          <w:lang w:val="bg-BG"/>
-        </w:rPr>
-      </w:pPr>
-      <w:r>
-        <w:rPr>
-          <w:rFonts w:ascii="Times New Roman" w:hAnsi="Times New Roman" w:cs="Times New Roman"/>
-          <w:color w:val="000000"/>
+          <w:color w:val="000000" w:themeColor="text1"/>
+          <w:sz w:val="24"/>
+          <w:szCs w:val="24"/>
+          <w:lang w:val="bg-BG"/>
+        </w:rPr>
+      </w:pPr>
+      <w:r>
+        <w:rPr>
+          <w:rFonts w:ascii="Times New Roman" w:hAnsi="Times New Roman" w:cs="Times New Roman"/>
+          <w:color w:val="000000" w:themeColor="text1"/>
           <w:sz w:val="24"/>
           <w:szCs w:val="24"/>
           <w:lang w:val="bg-BG"/>
@@ -1455,15 +1456,16 @@
         <w:pStyle w:val="Heading2"/>
         <w:rPr>
           <w:rFonts w:ascii="Times New Roman" w:hAnsi="Times New Roman" w:cs="Times New Roman"/>
-          <w:sz w:val="24"/>
-          <w:szCs w:val="24"/>
-          <w:lang w:val="bg-BG"/>
-        </w:rPr>
-      </w:pPr>
-      <w:r>
-        <w:rPr>
-          <w:rFonts w:ascii="Times New Roman" w:hAnsi="Times New Roman" w:cs="Times New Roman"/>
-          <w:color w:val="000000"/>
+          <w:color w:val="000000" w:themeColor="text1"/>
+          <w:sz w:val="24"/>
+          <w:szCs w:val="24"/>
+          <w:lang w:val="bg-BG"/>
+        </w:rPr>
+      </w:pPr>
+      <w:r>
+        <w:rPr>
+          <w:rFonts w:ascii="Times New Roman" w:hAnsi="Times New Roman" w:cs="Times New Roman"/>
+          <w:color w:val="000000" w:themeColor="text1"/>
           <w:sz w:val="24"/>
           <w:szCs w:val="24"/>
           <w:lang w:val="bg-BG"/>
@@ -1475,13 +1477,15 @@
       <w:pPr>
         <w:rPr>
           <w:rFonts w:cs="Times New Roman"/>
-          <w:szCs w:val="24"/>
-          <w:lang w:val="bg-BG"/>
-        </w:rPr>
-      </w:pPr>
-      <w:r>
-        <w:rPr>
-          <w:rFonts w:cs="Times New Roman"/>
+          <w:color w:val="000000" w:themeColor="text1"/>
+          <w:szCs w:val="24"/>
+          <w:lang w:val="bg-BG"/>
+        </w:rPr>
+      </w:pPr>
+      <w:r>
+        <w:rPr>
+          <w:rFonts w:cs="Times New Roman"/>
+          <w:color w:val="000000" w:themeColor="text1"/>
           <w:szCs w:val="24"/>
           <w:lang w:val="bg-BG"/>
         </w:rPr>
@@ -1490,6 +1494,7 @@
       <w:r>
         <w:rPr>
           <w:rFonts w:cs="Times New Roman"/>
+          <w:color w:val="000000" w:themeColor="text1"/>
           <w:szCs w:val="24"/>
           <w:lang w:val="bg-BG"/>
         </w:rPr>
@@ -1498,6 +1503,7 @@
       <w:r>
         <w:rPr>
           <w:rFonts w:cs="Times New Roman"/>
+          <w:color w:val="000000" w:themeColor="text1"/>
           <w:szCs w:val="24"/>
           <w:lang w:val="bg-BG"/>
         </w:rPr>
@@ -1508,13 +1514,15 @@
       <w:pPr>
         <w:rPr>
           <w:rFonts w:cs="Times New Roman"/>
-          <w:szCs w:val="24"/>
-          <w:lang w:val="bg-BG"/>
-        </w:rPr>
-      </w:pPr>
-      <w:r>
-        <w:rPr>
-          <w:rFonts w:cs="Times New Roman"/>
+          <w:color w:val="000000" w:themeColor="text1"/>
+          <w:szCs w:val="24"/>
+          <w:lang w:val="bg-BG"/>
+        </w:rPr>
+      </w:pPr>
+      <w:r>
+        <w:rPr>
+          <w:rFonts w:cs="Times New Roman"/>
+          <w:color w:val="000000" w:themeColor="text1"/>
           <w:szCs w:val="24"/>
           <w:lang w:val="bg-BG"/>
         </w:rPr>
@@ -1525,13 +1533,15 @@
       <w:pPr>
         <w:rPr>
           <w:rFonts w:cs="Times New Roman"/>
-          <w:szCs w:val="24"/>
-          <w:lang w:val="bg-BG"/>
-        </w:rPr>
-      </w:pPr>
-      <w:r>
-        <w:rPr>
-          <w:rFonts w:cs="Times New Roman"/>
+          <w:color w:val="000000" w:themeColor="text1"/>
+          <w:szCs w:val="24"/>
+          <w:lang w:val="bg-BG"/>
+        </w:rPr>
+      </w:pPr>
+      <w:r>
+        <w:rPr>
+          <w:rFonts w:cs="Times New Roman"/>
+          <w:color w:val="000000" w:themeColor="text1"/>
           <w:szCs w:val="24"/>
           <w:lang w:val="bg-BG"/>
         </w:rPr>
@@ -1543,15 +1553,16 @@
         <w:pStyle w:val="Heading2"/>
         <w:rPr>
           <w:rFonts w:ascii="Times New Roman" w:hAnsi="Times New Roman" w:cs="Times New Roman"/>
-          <w:sz w:val="24"/>
-          <w:szCs w:val="24"/>
-          <w:lang w:val="bg-BG"/>
-        </w:rPr>
-      </w:pPr>
-      <w:r>
-        <w:rPr>
-          <w:rFonts w:ascii="Times New Roman" w:hAnsi="Times New Roman" w:cs="Times New Roman"/>
-          <w:color w:val="000000"/>
+          <w:color w:val="000000" w:themeColor="text1"/>
+          <w:sz w:val="24"/>
+          <w:szCs w:val="24"/>
+          <w:lang w:val="bg-BG"/>
+        </w:rPr>
+      </w:pPr>
+      <w:r>
+        <w:rPr>
+          <w:rFonts w:ascii="Times New Roman" w:hAnsi="Times New Roman" w:cs="Times New Roman"/>
+          <w:color w:val="000000" w:themeColor="text1"/>
           <w:sz w:val="24"/>
           <w:szCs w:val="24"/>
           <w:lang w:val="bg-BG"/>
@@ -1563,6 +1574,7 @@
       <w:pPr>
         <w:rPr>
           <w:rFonts w:cs="Times New Roman"/>
+          <w:color w:val="000000" w:themeColor="text1"/>
           <w:szCs w:val="24"/>
           <w:lang w:val="bg-BG"/>
         </w:rPr>
@@ -1571,7 +1583,9 @@
         <w:rPr>
           <w:rFonts w:cs="Times New Roman"/>
           <w:noProof/>
-          <w:szCs w:val="24"/>
+          <w:color w:val="000000" w:themeColor="text1"/>
+          <w:szCs w:val="24"/>
+          <w:lang w:val="bg-BG"/>
         </w:rPr>
         <w:drawing>
           <wp:anchor distT="0" distB="0" distL="114300" distR="114300" simplePos="0" relativeHeight="251660288" behindDoc="1" locked="0" layoutInCell="1" allowOverlap="1" wp14:anchorId="066A9A8D" wp14:editId="75D0AFBB">
@@ -1641,6 +1655,7 @@
       <w:r>
         <w:rPr>
           <w:rFonts w:cs="Times New Roman"/>
+          <w:color w:val="000000" w:themeColor="text1"/>
           <w:szCs w:val="24"/>
           <w:lang w:val="bg-BG"/>
         </w:rPr>
@@ -1672,7 +1687,9 @@
               <w:jc w:val="left"/>
               <w:rPr>
                 <w:rFonts w:cs="Times New Roman"/>
-                <w:szCs w:val="24"/>
+                <w:color w:val="000000" w:themeColor="text1"/>
+                <w:szCs w:val="24"/>
+                <w:lang w:val="bg-BG"/>
               </w:rPr>
             </w:pPr>
           </w:p>
@@ -1684,22 +1701,25 @@
         <w:ind w:firstLine="0"/>
         <w:rPr>
           <w:rFonts w:cs="Times New Roman"/>
-          <w:szCs w:val="24"/>
-          <w:lang w:val="bg-BG"/>
-        </w:rPr>
-      </w:pPr>
-    </w:p>
-    <w:p>
-      <w:pPr>
-        <w:rPr>
-          <w:rFonts w:cs="Times New Roman"/>
-          <w:szCs w:val="24"/>
-          <w:lang w:val="bg-BG"/>
-        </w:rPr>
-      </w:pPr>
-      <w:r>
-        <w:rPr>
-          <w:rFonts w:cs="Times New Roman"/>
+          <w:color w:val="000000" w:themeColor="text1"/>
+          <w:szCs w:val="24"/>
+          <w:lang w:val="bg-BG"/>
+        </w:rPr>
+      </w:pPr>
+    </w:p>
+    <w:p>
+      <w:pPr>
+        <w:rPr>
+          <w:rFonts w:cs="Times New Roman"/>
+          <w:color w:val="000000" w:themeColor="text1"/>
+          <w:szCs w:val="24"/>
+          <w:lang w:val="bg-BG"/>
+        </w:rPr>
+      </w:pPr>
+      <w:r>
+        <w:rPr>
+          <w:rFonts w:cs="Times New Roman"/>
+          <w:color w:val="000000" w:themeColor="text1"/>
           <w:szCs w:val="24"/>
           <w:lang w:val="bg-BG"/>
         </w:rPr>
@@ -1711,15 +1731,16 @@
         <w:pStyle w:val="Heading2"/>
         <w:rPr>
           <w:rFonts w:ascii="Times New Roman" w:hAnsi="Times New Roman" w:cs="Times New Roman"/>
-          <w:sz w:val="24"/>
-          <w:szCs w:val="24"/>
-          <w:lang w:val="bg-BG"/>
-        </w:rPr>
-      </w:pPr>
-      <w:r>
-        <w:rPr>
-          <w:rFonts w:ascii="Times New Roman" w:hAnsi="Times New Roman" w:cs="Times New Roman"/>
-          <w:color w:val="000000"/>
+          <w:color w:val="000000" w:themeColor="text1"/>
+          <w:sz w:val="24"/>
+          <w:szCs w:val="24"/>
+          <w:lang w:val="bg-BG"/>
+        </w:rPr>
+      </w:pPr>
+      <w:r>
+        <w:rPr>
+          <w:rFonts w:ascii="Times New Roman" w:hAnsi="Times New Roman" w:cs="Times New Roman"/>
+          <w:color w:val="000000" w:themeColor="text1"/>
           <w:sz w:val="24"/>
           <w:szCs w:val="24"/>
           <w:lang w:val="bg-BG"/>
@@ -1731,13 +1752,15 @@
       <w:pPr>
         <w:rPr>
           <w:rFonts w:cs="Times New Roman"/>
-          <w:szCs w:val="24"/>
-          <w:lang w:val="bg-BG"/>
-        </w:rPr>
-      </w:pPr>
-      <w:r>
-        <w:rPr>
-          <w:rFonts w:cs="Times New Roman"/>
+          <w:color w:val="000000" w:themeColor="text1"/>
+          <w:szCs w:val="24"/>
+          <w:lang w:val="bg-BG"/>
+        </w:rPr>
+      </w:pPr>
+      <w:r>
+        <w:rPr>
+          <w:rFonts w:cs="Times New Roman"/>
+          <w:color w:val="000000" w:themeColor="text1"/>
           <w:szCs w:val="24"/>
           <w:lang w:val="bg-BG"/>
         </w:rPr>
@@ -1748,13 +1771,15 @@
       <w:pPr>
         <w:rPr>
           <w:rFonts w:cs="Times New Roman"/>
-          <w:szCs w:val="24"/>
-          <w:lang w:val="bg-BG"/>
-        </w:rPr>
-      </w:pPr>
-      <w:r>
-        <w:rPr>
-          <w:rFonts w:cs="Times New Roman"/>
+          <w:color w:val="000000" w:themeColor="text1"/>
+          <w:szCs w:val="24"/>
+          <w:lang w:val="bg-BG"/>
+        </w:rPr>
+      </w:pPr>
+      <w:r>
+        <w:rPr>
+          <w:rFonts w:cs="Times New Roman"/>
+          <w:color w:val="000000" w:themeColor="text1"/>
           <w:szCs w:val="24"/>
           <w:lang w:val="bg-BG"/>
         </w:rPr>
@@ -1765,13 +1790,15 @@
       <w:pPr>
         <w:rPr>
           <w:rFonts w:cs="Times New Roman"/>
-          <w:szCs w:val="24"/>
-          <w:lang w:val="bg-BG"/>
-        </w:rPr>
-      </w:pPr>
-      <w:r>
-        <w:rPr>
-          <w:rFonts w:cs="Times New Roman"/>
+          <w:color w:val="000000" w:themeColor="text1"/>
+          <w:szCs w:val="24"/>
+          <w:lang w:val="bg-BG"/>
+        </w:rPr>
+      </w:pPr>
+      <w:r>
+        <w:rPr>
+          <w:rFonts w:cs="Times New Roman"/>
+          <w:color w:val="000000" w:themeColor="text1"/>
           <w:szCs w:val="24"/>
           <w:lang w:val="bg-BG"/>
         </w:rPr>
@@ -1783,15 +1810,16 @@
         <w:pStyle w:val="Heading2"/>
         <w:rPr>
           <w:rFonts w:ascii="Times New Roman" w:hAnsi="Times New Roman" w:cs="Times New Roman"/>
-          <w:sz w:val="24"/>
-          <w:szCs w:val="24"/>
-          <w:lang w:val="bg-BG"/>
-        </w:rPr>
-      </w:pPr>
-      <w:r>
-        <w:rPr>
-          <w:rFonts w:ascii="Times New Roman" w:hAnsi="Times New Roman" w:cs="Times New Roman"/>
-          <w:color w:val="000000"/>
+          <w:color w:val="000000" w:themeColor="text1"/>
+          <w:sz w:val="24"/>
+          <w:szCs w:val="24"/>
+          <w:lang w:val="bg-BG"/>
+        </w:rPr>
+      </w:pPr>
+      <w:r>
+        <w:rPr>
+          <w:rFonts w:ascii="Times New Roman" w:hAnsi="Times New Roman" w:cs="Times New Roman"/>
+          <w:color w:val="000000" w:themeColor="text1"/>
           <w:sz w:val="24"/>
           <w:szCs w:val="24"/>
           <w:lang w:val="bg-BG"/>
@@ -1803,13 +1831,15 @@
       <w:pPr>
         <w:rPr>
           <w:rFonts w:cs="Times New Roman"/>
-          <w:szCs w:val="24"/>
-          <w:lang w:val="bg-BG"/>
-        </w:rPr>
-      </w:pPr>
-      <w:r>
-        <w:rPr>
-          <w:rFonts w:cs="Times New Roman"/>
+          <w:color w:val="000000" w:themeColor="text1"/>
+          <w:szCs w:val="24"/>
+          <w:lang w:val="bg-BG"/>
+        </w:rPr>
+      </w:pPr>
+      <w:r>
+        <w:rPr>
+          <w:rFonts w:cs="Times New Roman"/>
+          <w:color w:val="000000" w:themeColor="text1"/>
           <w:szCs w:val="24"/>
           <w:lang w:val="bg-BG"/>
         </w:rPr>
@@ -1820,13 +1850,15 @@
       <w:pPr>
         <w:rPr>
           <w:rFonts w:cs="Times New Roman"/>
-          <w:szCs w:val="24"/>
-          <w:lang w:val="bg-BG"/>
-        </w:rPr>
-      </w:pPr>
-      <w:r>
-        <w:rPr>
-          <w:rFonts w:cs="Times New Roman"/>
+          <w:color w:val="000000" w:themeColor="text1"/>
+          <w:szCs w:val="24"/>
+          <w:lang w:val="bg-BG"/>
+        </w:rPr>
+      </w:pPr>
+      <w:r>
+        <w:rPr>
+          <w:rFonts w:cs="Times New Roman"/>
+          <w:color w:val="000000" w:themeColor="text1"/>
           <w:szCs w:val="24"/>
           <w:lang w:val="bg-BG"/>
         </w:rPr>
@@ -1837,13 +1869,15 @@
       <w:pPr>
         <w:rPr>
           <w:rFonts w:cs="Times New Roman"/>
-          <w:szCs w:val="24"/>
-          <w:lang w:val="bg-BG"/>
-        </w:rPr>
-      </w:pPr>
-      <w:r>
-        <w:rPr>
-          <w:rFonts w:cs="Times New Roman"/>
+          <w:color w:val="000000" w:themeColor="text1"/>
+          <w:szCs w:val="24"/>
+          <w:lang w:val="bg-BG"/>
+        </w:rPr>
+      </w:pPr>
+      <w:r>
+        <w:rPr>
+          <w:rFonts w:cs="Times New Roman"/>
+          <w:color w:val="000000" w:themeColor="text1"/>
           <w:szCs w:val="24"/>
           <w:lang w:val="bg-BG"/>
         </w:rPr>
@@ -1855,15 +1889,16 @@
         <w:pStyle w:val="Heading2"/>
         <w:rPr>
           <w:rFonts w:ascii="Times New Roman" w:hAnsi="Times New Roman" w:cs="Times New Roman"/>
-          <w:sz w:val="24"/>
-          <w:szCs w:val="24"/>
-          <w:lang w:val="bg-BG"/>
-        </w:rPr>
-      </w:pPr>
-      <w:r>
-        <w:rPr>
-          <w:rFonts w:ascii="Times New Roman" w:hAnsi="Times New Roman" w:cs="Times New Roman"/>
-          <w:color w:val="000000"/>
+          <w:color w:val="000000" w:themeColor="text1"/>
+          <w:sz w:val="24"/>
+          <w:szCs w:val="24"/>
+          <w:lang w:val="bg-BG"/>
+        </w:rPr>
+      </w:pPr>
+      <w:r>
+        <w:rPr>
+          <w:rFonts w:ascii="Times New Roman" w:hAnsi="Times New Roman" w:cs="Times New Roman"/>
+          <w:color w:val="000000" w:themeColor="text1"/>
           <w:sz w:val="24"/>
           <w:szCs w:val="24"/>
           <w:lang w:val="bg-BG"/>
@@ -1876,13 +1911,15 @@
       <w:pPr>
         <w:rPr>
           <w:rFonts w:cs="Times New Roman"/>
-          <w:szCs w:val="24"/>
-          <w:lang w:val="bg-BG"/>
-        </w:rPr>
-      </w:pPr>
-      <w:r>
-        <w:rPr>
-          <w:rFonts w:cs="Times New Roman"/>
+          <w:color w:val="000000" w:themeColor="text1"/>
+          <w:szCs w:val="24"/>
+          <w:lang w:val="bg-BG"/>
+        </w:rPr>
+      </w:pPr>
+      <w:r>
+        <w:rPr>
+          <w:rFonts w:cs="Times New Roman"/>
+          <w:color w:val="000000" w:themeColor="text1"/>
           <w:szCs w:val="24"/>
           <w:lang w:val="bg-BG"/>
         </w:rPr>
@@ -1891,6 +1928,7 @@
       <w:r>
         <w:rPr>
           <w:rFonts w:cs="Times New Roman"/>
+          <w:color w:val="000000" w:themeColor="text1"/>
           <w:szCs w:val="24"/>
           <w:lang w:val="bg-BG"/>
         </w:rPr>
@@ -1899,6 +1937,7 @@
       <w:r>
         <w:rPr>
           <w:rFonts w:cs="Times New Roman"/>
+          <w:color w:val="000000" w:themeColor="text1"/>
           <w:szCs w:val="24"/>
           <w:lang w:val="bg-BG"/>
         </w:rPr>
@@ -1909,13 +1948,15 @@
       <w:pPr>
         <w:rPr>
           <w:rFonts w:cs="Times New Roman"/>
-          <w:szCs w:val="24"/>
-          <w:lang w:val="bg-BG"/>
-        </w:rPr>
-      </w:pPr>
-      <w:r>
-        <w:rPr>
-          <w:rFonts w:cs="Times New Roman"/>
+          <w:color w:val="000000" w:themeColor="text1"/>
+          <w:szCs w:val="24"/>
+          <w:lang w:val="bg-BG"/>
+        </w:rPr>
+      </w:pPr>
+      <w:r>
+        <w:rPr>
+          <w:rFonts w:cs="Times New Roman"/>
+          <w:color w:val="000000" w:themeColor="text1"/>
           <w:szCs w:val="24"/>
           <w:lang w:val="bg-BG"/>
         </w:rPr>
@@ -1926,13 +1967,15 @@
       <w:pPr>
         <w:rPr>
           <w:rFonts w:cs="Times New Roman"/>
-          <w:szCs w:val="24"/>
-          <w:lang w:val="bg-BG"/>
-        </w:rPr>
-      </w:pPr>
-      <w:r>
-        <w:rPr>
-          <w:rFonts w:cs="Times New Roman"/>
+          <w:color w:val="000000" w:themeColor="text1"/>
+          <w:szCs w:val="24"/>
+          <w:lang w:val="bg-BG"/>
+        </w:rPr>
+      </w:pPr>
+      <w:r>
+        <w:rPr>
+          <w:rFonts w:cs="Times New Roman"/>
+          <w:color w:val="000000" w:themeColor="text1"/>
           <w:szCs w:val="24"/>
           <w:lang w:val="bg-BG"/>
         </w:rPr>
@@ -1944,15 +1987,16 @@
         <w:pStyle w:val="Heading2"/>
         <w:rPr>
           <w:rFonts w:ascii="Times New Roman" w:hAnsi="Times New Roman" w:cs="Times New Roman"/>
-          <w:sz w:val="24"/>
-          <w:szCs w:val="24"/>
-          <w:lang w:val="bg-BG"/>
-        </w:rPr>
-      </w:pPr>
-      <w:r>
-        <w:rPr>
-          <w:rFonts w:ascii="Times New Roman" w:hAnsi="Times New Roman" w:cs="Times New Roman"/>
-          <w:color w:val="000000"/>
+          <w:color w:val="000000" w:themeColor="text1"/>
+          <w:sz w:val="24"/>
+          <w:szCs w:val="24"/>
+          <w:lang w:val="bg-BG"/>
+        </w:rPr>
+      </w:pPr>
+      <w:r>
+        <w:rPr>
+          <w:rFonts w:ascii="Times New Roman" w:hAnsi="Times New Roman" w:cs="Times New Roman"/>
+          <w:color w:val="000000" w:themeColor="text1"/>
           <w:sz w:val="24"/>
           <w:szCs w:val="24"/>
           <w:lang w:val="bg-BG"/>
@@ -1964,13 +2008,15 @@
       <w:pPr>
         <w:rPr>
           <w:rFonts w:cs="Times New Roman"/>
-          <w:szCs w:val="24"/>
-          <w:lang w:val="bg-BG"/>
-        </w:rPr>
-      </w:pPr>
-      <w:r>
-        <w:rPr>
-          <w:rFonts w:cs="Times New Roman"/>
+          <w:color w:val="000000" w:themeColor="text1"/>
+          <w:szCs w:val="24"/>
+          <w:lang w:val="bg-BG"/>
+        </w:rPr>
+      </w:pPr>
+      <w:r>
+        <w:rPr>
+          <w:rFonts w:cs="Times New Roman"/>
+          <w:color w:val="000000" w:themeColor="text1"/>
           <w:szCs w:val="24"/>
           <w:lang w:val="bg-BG"/>
         </w:rPr>
@@ -1979,6 +2025,7 @@
       <w:r>
         <w:rPr>
           <w:rFonts w:cs="Times New Roman"/>
+          <w:color w:val="000000" w:themeColor="text1"/>
           <w:szCs w:val="24"/>
           <w:lang w:val="bg-BG"/>
         </w:rPr>
@@ -1987,6 +2034,7 @@
       <w:r>
         <w:rPr>
           <w:rFonts w:cs="Times New Roman"/>
+          <w:color w:val="000000" w:themeColor="text1"/>
           <w:szCs w:val="24"/>
           <w:lang w:val="bg-BG"/>
         </w:rPr>
@@ -1997,13 +2045,15 @@
       <w:pPr>
         <w:rPr>
           <w:rFonts w:cs="Times New Roman"/>
-          <w:szCs w:val="24"/>
-          <w:lang w:val="bg-BG"/>
-        </w:rPr>
-      </w:pPr>
-      <w:r>
-        <w:rPr>
-          <w:rFonts w:cs="Times New Roman"/>
+          <w:color w:val="000000" w:themeColor="text1"/>
+          <w:szCs w:val="24"/>
+          <w:lang w:val="bg-BG"/>
+        </w:rPr>
+      </w:pPr>
+      <w:r>
+        <w:rPr>
+          <w:rFonts w:cs="Times New Roman"/>
+          <w:color w:val="000000" w:themeColor="text1"/>
           <w:szCs w:val="24"/>
           <w:lang w:val="bg-BG"/>
         </w:rPr>
@@ -2014,13 +2064,15 @@
       <w:pPr>
         <w:rPr>
           <w:rFonts w:cs="Times New Roman"/>
-          <w:szCs w:val="24"/>
-          <w:lang w:val="bg-BG"/>
-        </w:rPr>
-      </w:pPr>
-      <w:r>
-        <w:rPr>
-          <w:rFonts w:cs="Times New Roman"/>
+          <w:color w:val="000000" w:themeColor="text1"/>
+          <w:szCs w:val="24"/>
+          <w:lang w:val="bg-BG"/>
+        </w:rPr>
+      </w:pPr>
+      <w:r>
+        <w:rPr>
+          <w:rFonts w:cs="Times New Roman"/>
+          <w:color w:val="000000" w:themeColor="text1"/>
           <w:szCs w:val="24"/>
           <w:lang w:val="bg-BG"/>
         </w:rPr>
@@ -2031,159 +2083,177 @@
       <w:pPr>
         <w:rPr>
           <w:rFonts w:cs="Times New Roman"/>
-          <w:szCs w:val="24"/>
-          <w:lang w:val="bg-BG"/>
-        </w:rPr>
-      </w:pPr>
-    </w:p>
-    <w:p>
-      <w:pPr>
-        <w:rPr>
-          <w:rFonts w:cs="Times New Roman"/>
-          <w:szCs w:val="24"/>
-          <w:lang w:val="bg-BG"/>
-        </w:rPr>
-      </w:pPr>
-    </w:p>
-    <w:p>
-      <w:pPr>
-        <w:rPr>
-          <w:rFonts w:cs="Times New Roman"/>
-          <w:szCs w:val="24"/>
-          <w:lang w:val="bg-BG"/>
-        </w:rPr>
-      </w:pPr>
-    </w:p>
-    <w:p>
-      <w:pPr>
-        <w:rPr>
-          <w:rFonts w:cs="Times New Roman"/>
-          <w:szCs w:val="24"/>
-          <w:lang w:val="bg-BG"/>
-        </w:rPr>
-      </w:pPr>
-    </w:p>
-    <w:p>
-      <w:pPr>
-        <w:rPr>
-          <w:rFonts w:cs="Times New Roman"/>
-          <w:szCs w:val="24"/>
-          <w:lang w:val="bg-BG"/>
-        </w:rPr>
-      </w:pPr>
-    </w:p>
-    <w:p>
-      <w:pPr>
-        <w:rPr>
-          <w:rFonts w:cs="Times New Roman"/>
-          <w:szCs w:val="24"/>
-          <w:lang w:val="bg-BG"/>
-        </w:rPr>
-      </w:pPr>
-    </w:p>
-    <w:p>
-      <w:pPr>
-        <w:rPr>
-          <w:rFonts w:cs="Times New Roman"/>
-          <w:szCs w:val="24"/>
-          <w:lang w:val="bg-BG"/>
-        </w:rPr>
-      </w:pPr>
-    </w:p>
-    <w:p>
-      <w:pPr>
-        <w:rPr>
-          <w:rFonts w:cs="Times New Roman"/>
-          <w:szCs w:val="24"/>
-          <w:lang w:val="bg-BG"/>
-        </w:rPr>
-      </w:pPr>
-    </w:p>
-    <w:p>
-      <w:pPr>
-        <w:rPr>
-          <w:rFonts w:cs="Times New Roman"/>
-          <w:szCs w:val="24"/>
-          <w:lang w:val="bg-BG"/>
-        </w:rPr>
-      </w:pPr>
-    </w:p>
-    <w:p>
-      <w:pPr>
-        <w:rPr>
-          <w:rFonts w:cs="Times New Roman"/>
-          <w:szCs w:val="24"/>
-          <w:lang w:val="bg-BG"/>
-        </w:rPr>
-      </w:pPr>
-    </w:p>
-    <w:p>
-      <w:pPr>
-        <w:rPr>
-          <w:rFonts w:cs="Times New Roman"/>
-          <w:szCs w:val="24"/>
-          <w:lang w:val="bg-BG"/>
-        </w:rPr>
-      </w:pPr>
-    </w:p>
-    <w:p>
-      <w:pPr>
-        <w:rPr>
-          <w:rFonts w:cs="Times New Roman"/>
-          <w:szCs w:val="24"/>
-          <w:lang w:val="bg-BG"/>
-        </w:rPr>
-      </w:pPr>
-    </w:p>
-    <w:p>
-      <w:pPr>
-        <w:rPr>
-          <w:rFonts w:cs="Times New Roman"/>
-          <w:szCs w:val="24"/>
-          <w:lang w:val="bg-BG"/>
-        </w:rPr>
-      </w:pPr>
-    </w:p>
-    <w:p>
-      <w:pPr>
-        <w:rPr>
-          <w:rFonts w:cs="Times New Roman"/>
-          <w:szCs w:val="24"/>
-          <w:lang w:val="bg-BG"/>
-        </w:rPr>
-      </w:pPr>
-    </w:p>
-    <w:p>
-      <w:pPr>
-        <w:rPr>
-          <w:rFonts w:cs="Times New Roman"/>
-          <w:szCs w:val="24"/>
-          <w:lang w:val="bg-BG"/>
-        </w:rPr>
-      </w:pPr>
-    </w:p>
-    <w:p>
-      <w:pPr>
-        <w:rPr>
-          <w:rFonts w:cs="Times New Roman"/>
-          <w:szCs w:val="24"/>
-          <w:lang w:val="bg-BG"/>
-        </w:rPr>
-      </w:pPr>
-    </w:p>
-    <w:p>
-      <w:pPr>
-        <w:rPr>
-          <w:rFonts w:cs="Times New Roman"/>
-          <w:szCs w:val="24"/>
-          <w:lang w:val="bg-BG"/>
-        </w:rPr>
-      </w:pPr>
-    </w:p>
-    <w:p>
-      <w:pPr>
-        <w:rPr>
-          <w:rFonts w:cs="Times New Roman"/>
+          <w:color w:val="000000" w:themeColor="text1"/>
+          <w:szCs w:val="24"/>
+          <w:lang w:val="bg-BG"/>
+        </w:rPr>
+      </w:pPr>
+    </w:p>
+    <w:p>
+      <w:pPr>
+        <w:rPr>
+          <w:rFonts w:cs="Times New Roman"/>
+          <w:color w:val="000000" w:themeColor="text1"/>
+          <w:szCs w:val="24"/>
+          <w:lang w:val="bg-BG"/>
+        </w:rPr>
+      </w:pPr>
+    </w:p>
+    <w:p>
+      <w:pPr>
+        <w:rPr>
+          <w:rFonts w:cs="Times New Roman"/>
+          <w:color w:val="000000" w:themeColor="text1"/>
+          <w:szCs w:val="24"/>
+          <w:lang w:val="bg-BG"/>
+        </w:rPr>
+      </w:pPr>
+    </w:p>
+    <w:p>
+      <w:pPr>
+        <w:rPr>
+          <w:rFonts w:cs="Times New Roman"/>
+          <w:color w:val="000000" w:themeColor="text1"/>
+          <w:szCs w:val="24"/>
+          <w:lang w:val="bg-BG"/>
+        </w:rPr>
+      </w:pPr>
+    </w:p>
+    <w:p>
+      <w:pPr>
+        <w:rPr>
+          <w:rFonts w:cs="Times New Roman"/>
+          <w:color w:val="000000" w:themeColor="text1"/>
+          <w:szCs w:val="24"/>
+          <w:lang w:val="bg-BG"/>
+        </w:rPr>
+      </w:pPr>
+    </w:p>
+    <w:p>
+      <w:pPr>
+        <w:rPr>
+          <w:rFonts w:cs="Times New Roman"/>
+          <w:color w:val="000000" w:themeColor="text1"/>
+          <w:szCs w:val="24"/>
+          <w:lang w:val="bg-BG"/>
+        </w:rPr>
+      </w:pPr>
+    </w:p>
+    <w:p>
+      <w:pPr>
+        <w:rPr>
+          <w:rFonts w:cs="Times New Roman"/>
+          <w:color w:val="000000" w:themeColor="text1"/>
+          <w:szCs w:val="24"/>
+          <w:lang w:val="bg-BG"/>
+        </w:rPr>
+      </w:pPr>
+    </w:p>
+    <w:p>
+      <w:pPr>
+        <w:rPr>
+          <w:rFonts w:cs="Times New Roman"/>
+          <w:color w:val="000000" w:themeColor="text1"/>
+          <w:szCs w:val="24"/>
+          <w:lang w:val="bg-BG"/>
+        </w:rPr>
+      </w:pPr>
+    </w:p>
+    <w:p>
+      <w:pPr>
+        <w:rPr>
+          <w:rFonts w:cs="Times New Roman"/>
+          <w:color w:val="000000" w:themeColor="text1"/>
+          <w:szCs w:val="24"/>
+          <w:lang w:val="bg-BG"/>
+        </w:rPr>
+      </w:pPr>
+    </w:p>
+    <w:p>
+      <w:pPr>
+        <w:rPr>
+          <w:rFonts w:cs="Times New Roman"/>
+          <w:color w:val="000000" w:themeColor="text1"/>
+          <w:szCs w:val="24"/>
+          <w:lang w:val="bg-BG"/>
+        </w:rPr>
+      </w:pPr>
+    </w:p>
+    <w:p>
+      <w:pPr>
+        <w:rPr>
+          <w:rFonts w:cs="Times New Roman"/>
+          <w:color w:val="000000" w:themeColor="text1"/>
+          <w:szCs w:val="24"/>
+          <w:lang w:val="bg-BG"/>
+        </w:rPr>
+      </w:pPr>
+    </w:p>
+    <w:p>
+      <w:pPr>
+        <w:rPr>
+          <w:rFonts w:cs="Times New Roman"/>
+          <w:color w:val="000000" w:themeColor="text1"/>
+          <w:szCs w:val="24"/>
+          <w:lang w:val="bg-BG"/>
+        </w:rPr>
+      </w:pPr>
+    </w:p>
+    <w:p>
+      <w:pPr>
+        <w:rPr>
+          <w:rFonts w:cs="Times New Roman"/>
+          <w:color w:val="000000" w:themeColor="text1"/>
+          <w:szCs w:val="24"/>
+          <w:lang w:val="bg-BG"/>
+        </w:rPr>
+      </w:pPr>
+    </w:p>
+    <w:p>
+      <w:pPr>
+        <w:rPr>
+          <w:rFonts w:cs="Times New Roman"/>
+          <w:color w:val="000000" w:themeColor="text1"/>
+          <w:szCs w:val="24"/>
+          <w:lang w:val="bg-BG"/>
+        </w:rPr>
+      </w:pPr>
+    </w:p>
+    <w:p>
+      <w:pPr>
+        <w:rPr>
+          <w:rFonts w:cs="Times New Roman"/>
+          <w:color w:val="000000" w:themeColor="text1"/>
+          <w:szCs w:val="24"/>
+          <w:lang w:val="bg-BG"/>
+        </w:rPr>
+      </w:pPr>
+    </w:p>
+    <w:p>
+      <w:pPr>
+        <w:rPr>
+          <w:rFonts w:cs="Times New Roman"/>
+          <w:color w:val="000000" w:themeColor="text1"/>
+          <w:szCs w:val="24"/>
+          <w:lang w:val="bg-BG"/>
+        </w:rPr>
+      </w:pPr>
+    </w:p>
+    <w:p>
+      <w:pPr>
+        <w:rPr>
+          <w:rFonts w:cs="Times New Roman"/>
+          <w:color w:val="000000" w:themeColor="text1"/>
+          <w:szCs w:val="24"/>
+          <w:lang w:val="bg-BG"/>
+        </w:rPr>
+      </w:pPr>
+    </w:p>
+    <w:p>
+      <w:pPr>
+        <w:rPr>
+          <w:rFonts w:cs="Times New Roman"/>
+          <w:color w:val="000000" w:themeColor="text1"/>
           <w:szCs w:val="24"/>
           <w:lang w:val="bg-BG"/>
         </w:rPr>
@@ -2192,6 +2262,7 @@
         <w:rPr>
           <w:rFonts w:cs="Times New Roman"/>
           <w:noProof/>
+          <w:color w:val="000000" w:themeColor="text1"/>
           <w:szCs w:val="24"/>
           <w:lang w:val="bg-BG"/>
         </w:rPr>
@@ -2264,6 +2335,7 @@
       <w:r>
         <w:rPr>
           <w:rFonts w:cs="Times New Roman"/>
+          <w:color w:val="000000" w:themeColor="text1"/>
           <w:szCs w:val="24"/>
           <w:lang w:val="bg-BG"/>
         </w:rPr>
@@ -2274,6 +2346,7 @@
       <w:pPr>
         <w:rPr>
           <w:rFonts w:cs="Times New Roman"/>
+          <w:color w:val="000000" w:themeColor="text1"/>
           <w:szCs w:val="24"/>
           <w:lang w:val="bg-BG"/>
         </w:rPr>
@@ -2284,15 +2357,16 @@
         <w:pStyle w:val="Heading2"/>
         <w:rPr>
           <w:rFonts w:ascii="Times New Roman" w:hAnsi="Times New Roman" w:cs="Times New Roman"/>
-          <w:sz w:val="24"/>
-          <w:szCs w:val="24"/>
-          <w:lang w:val="bg-BG"/>
-        </w:rPr>
-      </w:pPr>
-      <w:r>
-        <w:rPr>
-          <w:rFonts w:ascii="Times New Roman" w:hAnsi="Times New Roman" w:cs="Times New Roman"/>
-          <w:color w:val="000000"/>
+          <w:color w:val="000000" w:themeColor="text1"/>
+          <w:sz w:val="24"/>
+          <w:szCs w:val="24"/>
+          <w:lang w:val="bg-BG"/>
+        </w:rPr>
+      </w:pPr>
+      <w:r>
+        <w:rPr>
+          <w:rFonts w:ascii="Times New Roman" w:hAnsi="Times New Roman" w:cs="Times New Roman"/>
+          <w:color w:val="000000" w:themeColor="text1"/>
           <w:sz w:val="24"/>
           <w:szCs w:val="24"/>
           <w:lang w:val="bg-BG"/>
@@ -2304,13 +2378,15 @@
       <w:pPr>
         <w:rPr>
           <w:rFonts w:cs="Times New Roman"/>
-          <w:szCs w:val="24"/>
-          <w:lang w:val="bg-BG"/>
-        </w:rPr>
-      </w:pPr>
-      <w:r>
-        <w:rPr>
-          <w:rFonts w:cs="Times New Roman"/>
+          <w:color w:val="000000" w:themeColor="text1"/>
+          <w:szCs w:val="24"/>
+          <w:lang w:val="bg-BG"/>
+        </w:rPr>
+      </w:pPr>
+      <w:r>
+        <w:rPr>
+          <w:rFonts w:cs="Times New Roman"/>
+          <w:color w:val="000000" w:themeColor="text1"/>
           <w:szCs w:val="24"/>
           <w:lang w:val="bg-BG"/>
         </w:rPr>
@@ -2321,13 +2397,15 @@
       <w:pPr>
         <w:rPr>
           <w:rFonts w:cs="Times New Roman"/>
-          <w:szCs w:val="24"/>
-          <w:lang w:val="bg-BG"/>
-        </w:rPr>
-      </w:pPr>
-      <w:r>
-        <w:rPr>
-          <w:rFonts w:cs="Times New Roman"/>
+          <w:color w:val="000000" w:themeColor="text1"/>
+          <w:szCs w:val="24"/>
+          <w:lang w:val="bg-BG"/>
+        </w:rPr>
+      </w:pPr>
+      <w:r>
+        <w:rPr>
+          <w:rFonts w:cs="Times New Roman"/>
+          <w:color w:val="000000" w:themeColor="text1"/>
           <w:szCs w:val="24"/>
           <w:lang w:val="bg-BG"/>
         </w:rPr>
@@ -2338,13 +2416,15 @@
       <w:pPr>
         <w:rPr>
           <w:rFonts w:cs="Times New Roman"/>
-          <w:szCs w:val="24"/>
-          <w:lang w:val="bg-BG"/>
-        </w:rPr>
-      </w:pPr>
-      <w:r>
-        <w:rPr>
-          <w:rFonts w:cs="Times New Roman"/>
+          <w:color w:val="000000" w:themeColor="text1"/>
+          <w:szCs w:val="24"/>
+          <w:lang w:val="bg-BG"/>
+        </w:rPr>
+      </w:pPr>
+      <w:r>
+        <w:rPr>
+          <w:rFonts w:cs="Times New Roman"/>
+          <w:color w:val="000000" w:themeColor="text1"/>
           <w:szCs w:val="24"/>
           <w:lang w:val="bg-BG"/>
         </w:rPr>
@@ -2356,15 +2436,16 @@
         <w:pStyle w:val="Heading2"/>
         <w:rPr>
           <w:rFonts w:ascii="Times New Roman" w:hAnsi="Times New Roman" w:cs="Times New Roman"/>
-          <w:sz w:val="24"/>
-          <w:szCs w:val="24"/>
-          <w:lang w:val="bg-BG"/>
-        </w:rPr>
-      </w:pPr>
-      <w:r>
-        <w:rPr>
-          <w:rFonts w:ascii="Times New Roman" w:hAnsi="Times New Roman" w:cs="Times New Roman"/>
-          <w:color w:val="000000"/>
+          <w:color w:val="000000" w:themeColor="text1"/>
+          <w:sz w:val="24"/>
+          <w:szCs w:val="24"/>
+          <w:lang w:val="bg-BG"/>
+        </w:rPr>
+      </w:pPr>
+      <w:r>
+        <w:rPr>
+          <w:rFonts w:ascii="Times New Roman" w:hAnsi="Times New Roman" w:cs="Times New Roman"/>
+          <w:color w:val="000000" w:themeColor="text1"/>
           <w:sz w:val="24"/>
           <w:szCs w:val="24"/>
           <w:lang w:val="bg-BG"/>
@@ -2376,13 +2457,15 @@
       <w:pPr>
         <w:rPr>
           <w:rFonts w:cs="Times New Roman"/>
-          <w:szCs w:val="24"/>
-          <w:lang w:val="bg-BG"/>
-        </w:rPr>
-      </w:pPr>
-      <w:r>
-        <w:rPr>
-          <w:rFonts w:cs="Times New Roman"/>
+          <w:color w:val="000000" w:themeColor="text1"/>
+          <w:szCs w:val="24"/>
+          <w:lang w:val="bg-BG"/>
+        </w:rPr>
+      </w:pPr>
+      <w:r>
+        <w:rPr>
+          <w:rFonts w:cs="Times New Roman"/>
+          <w:color w:val="000000" w:themeColor="text1"/>
           <w:szCs w:val="24"/>
           <w:lang w:val="bg-BG"/>
         </w:rPr>
@@ -2393,13 +2476,15 @@
       <w:pPr>
         <w:rPr>
           <w:rFonts w:cs="Times New Roman"/>
-          <w:szCs w:val="24"/>
-          <w:lang w:val="bg-BG"/>
-        </w:rPr>
-      </w:pPr>
-      <w:r>
-        <w:rPr>
-          <w:rFonts w:cs="Times New Roman"/>
+          <w:color w:val="000000" w:themeColor="text1"/>
+          <w:szCs w:val="24"/>
+          <w:lang w:val="bg-BG"/>
+        </w:rPr>
+      </w:pPr>
+      <w:r>
+        <w:rPr>
+          <w:rFonts w:cs="Times New Roman"/>
+          <w:color w:val="000000" w:themeColor="text1"/>
           <w:szCs w:val="24"/>
           <w:lang w:val="bg-BG"/>
         </w:rPr>
@@ -2411,13 +2496,15 @@
       <w:pPr>
         <w:rPr>
           <w:rFonts w:cs="Times New Roman"/>
-          <w:szCs w:val="24"/>
-          <w:lang w:val="bg-BG"/>
-        </w:rPr>
-      </w:pPr>
-      <w:r>
-        <w:rPr>
-          <w:rFonts w:cs="Times New Roman"/>
+          <w:color w:val="000000" w:themeColor="text1"/>
+          <w:szCs w:val="24"/>
+          <w:lang w:val="bg-BG"/>
+        </w:rPr>
+      </w:pPr>
+      <w:r>
+        <w:rPr>
+          <w:rFonts w:cs="Times New Roman"/>
+          <w:color w:val="000000" w:themeColor="text1"/>
           <w:szCs w:val="24"/>
           <w:lang w:val="bg-BG"/>
         </w:rPr>
@@ -2429,15 +2516,16 @@
         <w:pStyle w:val="Heading2"/>
         <w:rPr>
           <w:rFonts w:ascii="Times New Roman" w:hAnsi="Times New Roman" w:cs="Times New Roman"/>
-          <w:sz w:val="24"/>
-          <w:szCs w:val="24"/>
-          <w:lang w:val="bg-BG"/>
-        </w:rPr>
-      </w:pPr>
-      <w:r>
-        <w:rPr>
-          <w:rFonts w:ascii="Times New Roman" w:hAnsi="Times New Roman" w:cs="Times New Roman"/>
-          <w:color w:val="000000"/>
+          <w:color w:val="000000" w:themeColor="text1"/>
+          <w:sz w:val="24"/>
+          <w:szCs w:val="24"/>
+          <w:lang w:val="bg-BG"/>
+        </w:rPr>
+      </w:pPr>
+      <w:r>
+        <w:rPr>
+          <w:rFonts w:ascii="Times New Roman" w:hAnsi="Times New Roman" w:cs="Times New Roman"/>
+          <w:color w:val="000000" w:themeColor="text1"/>
           <w:sz w:val="24"/>
           <w:szCs w:val="24"/>
           <w:lang w:val="bg-BG"/>
@@ -2449,13 +2537,15 @@
       <w:pPr>
         <w:rPr>
           <w:rFonts w:cs="Times New Roman"/>
-          <w:szCs w:val="24"/>
-          <w:lang w:val="bg-BG"/>
-        </w:rPr>
-      </w:pPr>
-      <w:r>
-        <w:rPr>
-          <w:rFonts w:cs="Times New Roman"/>
+          <w:color w:val="000000" w:themeColor="text1"/>
+          <w:szCs w:val="24"/>
+          <w:lang w:val="bg-BG"/>
+        </w:rPr>
+      </w:pPr>
+      <w:r>
+        <w:rPr>
+          <w:rFonts w:cs="Times New Roman"/>
+          <w:color w:val="000000" w:themeColor="text1"/>
           <w:szCs w:val="24"/>
           <w:lang w:val="bg-BG"/>
         </w:rPr>
@@ -2466,13 +2556,15 @@
       <w:pPr>
         <w:rPr>
           <w:rFonts w:cs="Times New Roman"/>
-          <w:szCs w:val="24"/>
-          <w:lang w:val="bg-BG"/>
-        </w:rPr>
-      </w:pPr>
-      <w:r>
-        <w:rPr>
-          <w:rFonts w:cs="Times New Roman"/>
+          <w:color w:val="000000" w:themeColor="text1"/>
+          <w:szCs w:val="24"/>
+          <w:lang w:val="bg-BG"/>
+        </w:rPr>
+      </w:pPr>
+      <w:r>
+        <w:rPr>
+          <w:rFonts w:cs="Times New Roman"/>
+          <w:color w:val="000000" w:themeColor="text1"/>
           <w:szCs w:val="24"/>
           <w:lang w:val="bg-BG"/>
         </w:rPr>
@@ -2484,15 +2576,16 @@
         <w:pStyle w:val="Heading2"/>
         <w:rPr>
           <w:rFonts w:ascii="Times New Roman" w:hAnsi="Times New Roman" w:cs="Times New Roman"/>
-          <w:sz w:val="24"/>
-          <w:szCs w:val="24"/>
-          <w:lang w:val="bg-BG"/>
-        </w:rPr>
-      </w:pPr>
-      <w:r>
-        <w:rPr>
-          <w:rFonts w:ascii="Times New Roman" w:hAnsi="Times New Roman" w:cs="Times New Roman"/>
-          <w:color w:val="000000"/>
+          <w:color w:val="000000" w:themeColor="text1"/>
+          <w:sz w:val="24"/>
+          <w:szCs w:val="24"/>
+          <w:lang w:val="bg-BG"/>
+        </w:rPr>
+      </w:pPr>
+      <w:r>
+        <w:rPr>
+          <w:rFonts w:ascii="Times New Roman" w:hAnsi="Times New Roman" w:cs="Times New Roman"/>
+          <w:color w:val="000000" w:themeColor="text1"/>
           <w:sz w:val="24"/>
           <w:szCs w:val="24"/>
           <w:lang w:val="bg-BG"/>
@@ -2504,13 +2597,15 @@
       <w:pPr>
         <w:rPr>
           <w:rFonts w:cs="Times New Roman"/>
-          <w:szCs w:val="24"/>
-          <w:lang w:val="bg-BG"/>
-        </w:rPr>
-      </w:pPr>
-      <w:r>
-        <w:rPr>
-          <w:rFonts w:cs="Times New Roman"/>
+          <w:color w:val="000000" w:themeColor="text1"/>
+          <w:szCs w:val="24"/>
+          <w:lang w:val="bg-BG"/>
+        </w:rPr>
+      </w:pPr>
+      <w:r>
+        <w:rPr>
+          <w:rFonts w:cs="Times New Roman"/>
+          <w:color w:val="000000" w:themeColor="text1"/>
           <w:szCs w:val="24"/>
           <w:lang w:val="bg-BG"/>
         </w:rPr>
@@ -2521,13 +2616,15 @@
       <w:pPr>
         <w:rPr>
           <w:rFonts w:cs="Times New Roman"/>
-          <w:szCs w:val="24"/>
-          <w:lang w:val="bg-BG"/>
-        </w:rPr>
-      </w:pPr>
-      <w:r>
-        <w:rPr>
-          <w:rFonts w:cs="Times New Roman"/>
+          <w:color w:val="000000" w:themeColor="text1"/>
+          <w:szCs w:val="24"/>
+          <w:lang w:val="bg-BG"/>
+        </w:rPr>
+      </w:pPr>
+      <w:r>
+        <w:rPr>
+          <w:rFonts w:cs="Times New Roman"/>
+          <w:color w:val="000000" w:themeColor="text1"/>
           <w:szCs w:val="24"/>
           <w:lang w:val="bg-BG"/>
         </w:rPr>
@@ -2538,13 +2635,15 @@
       <w:pPr>
         <w:rPr>
           <w:rFonts w:cs="Times New Roman"/>
-          <w:szCs w:val="24"/>
-          <w:lang w:val="bg-BG"/>
-        </w:rPr>
-      </w:pPr>
-      <w:r>
-        <w:rPr>
-          <w:rFonts w:cs="Times New Roman"/>
+          <w:color w:val="000000" w:themeColor="text1"/>
+          <w:szCs w:val="24"/>
+          <w:lang w:val="bg-BG"/>
+        </w:rPr>
+      </w:pPr>
+      <w:r>
+        <w:rPr>
+          <w:rFonts w:cs="Times New Roman"/>
+          <w:color w:val="000000" w:themeColor="text1"/>
           <w:szCs w:val="24"/>
           <w:lang w:val="bg-BG"/>
         </w:rPr>
@@ -2556,15 +2655,16 @@
         <w:pStyle w:val="Heading2"/>
         <w:rPr>
           <w:rFonts w:ascii="Times New Roman" w:hAnsi="Times New Roman" w:cs="Times New Roman"/>
-          <w:sz w:val="24"/>
-          <w:szCs w:val="24"/>
-          <w:lang w:val="bg-BG"/>
-        </w:rPr>
-      </w:pPr>
-      <w:r>
-        <w:rPr>
-          <w:rFonts w:ascii="Times New Roman" w:hAnsi="Times New Roman" w:cs="Times New Roman"/>
-          <w:color w:val="000000"/>
+          <w:color w:val="000000" w:themeColor="text1"/>
+          <w:sz w:val="24"/>
+          <w:szCs w:val="24"/>
+          <w:lang w:val="bg-BG"/>
+        </w:rPr>
+      </w:pPr>
+      <w:r>
+        <w:rPr>
+          <w:rFonts w:ascii="Times New Roman" w:hAnsi="Times New Roman" w:cs="Times New Roman"/>
+          <w:color w:val="000000" w:themeColor="text1"/>
           <w:sz w:val="24"/>
           <w:szCs w:val="24"/>
           <w:lang w:val="bg-BG"/>
@@ -2576,13 +2676,15 @@
       <w:pPr>
         <w:rPr>
           <w:rFonts w:cs="Times New Roman"/>
-          <w:szCs w:val="24"/>
-          <w:lang w:val="bg-BG"/>
-        </w:rPr>
-      </w:pPr>
-      <w:r>
-        <w:rPr>
-          <w:rFonts w:cs="Times New Roman"/>
+          <w:color w:val="000000" w:themeColor="text1"/>
+          <w:szCs w:val="24"/>
+          <w:lang w:val="bg-BG"/>
+        </w:rPr>
+      </w:pPr>
+      <w:r>
+        <w:rPr>
+          <w:rFonts w:cs="Times New Roman"/>
+          <w:color w:val="000000" w:themeColor="text1"/>
           <w:szCs w:val="24"/>
           <w:lang w:val="bg-BG"/>
         </w:rPr>
@@ -2593,13 +2695,15 @@
       <w:pPr>
         <w:rPr>
           <w:rFonts w:cs="Times New Roman"/>
-          <w:szCs w:val="24"/>
-          <w:lang w:val="bg-BG"/>
-        </w:rPr>
-      </w:pPr>
-      <w:r>
-        <w:rPr>
-          <w:rFonts w:cs="Times New Roman"/>
+          <w:color w:val="000000" w:themeColor="text1"/>
+          <w:szCs w:val="24"/>
+          <w:lang w:val="bg-BG"/>
+        </w:rPr>
+      </w:pPr>
+      <w:r>
+        <w:rPr>
+          <w:rFonts w:cs="Times New Roman"/>
+          <w:color w:val="000000" w:themeColor="text1"/>
           <w:szCs w:val="24"/>
           <w:lang w:val="bg-BG"/>
         </w:rPr>
@@ -2611,15 +2715,16 @@
         <w:pStyle w:val="Heading2"/>
         <w:rPr>
           <w:rFonts w:ascii="Times New Roman" w:hAnsi="Times New Roman" w:cs="Times New Roman"/>
-          <w:sz w:val="24"/>
-          <w:szCs w:val="24"/>
-          <w:lang w:val="bg-BG"/>
-        </w:rPr>
-      </w:pPr>
-      <w:r>
-        <w:rPr>
-          <w:rFonts w:ascii="Times New Roman" w:hAnsi="Times New Roman" w:cs="Times New Roman"/>
-          <w:color w:val="000000"/>
+          <w:color w:val="000000" w:themeColor="text1"/>
+          <w:sz w:val="24"/>
+          <w:szCs w:val="24"/>
+          <w:lang w:val="bg-BG"/>
+        </w:rPr>
+      </w:pPr>
+      <w:r>
+        <w:rPr>
+          <w:rFonts w:ascii="Times New Roman" w:hAnsi="Times New Roman" w:cs="Times New Roman"/>
+          <w:color w:val="000000" w:themeColor="text1"/>
           <w:sz w:val="24"/>
           <w:szCs w:val="24"/>
           <w:lang w:val="bg-BG"/>
@@ -2631,13 +2736,15 @@
       <w:pPr>
         <w:rPr>
           <w:rFonts w:cs="Times New Roman"/>
-          <w:szCs w:val="24"/>
-          <w:lang w:val="bg-BG"/>
-        </w:rPr>
-      </w:pPr>
-      <w:r>
-        <w:rPr>
-          <w:rFonts w:cs="Times New Roman"/>
+          <w:color w:val="000000" w:themeColor="text1"/>
+          <w:szCs w:val="24"/>
+          <w:lang w:val="bg-BG"/>
+        </w:rPr>
+      </w:pPr>
+      <w:r>
+        <w:rPr>
+          <w:rFonts w:cs="Times New Roman"/>
+          <w:color w:val="000000" w:themeColor="text1"/>
           <w:szCs w:val="24"/>
           <w:lang w:val="bg-BG"/>
         </w:rPr>
@@ -2646,6 +2753,7 @@
       <w:r>
         <w:rPr>
           <w:rFonts w:cs="Times New Roman"/>
+          <w:color w:val="000000" w:themeColor="text1"/>
           <w:szCs w:val="24"/>
           <w:lang w:val="bg-BG"/>
         </w:rPr>
@@ -2654,6 +2762,7 @@
       <w:r>
         <w:rPr>
           <w:rFonts w:cs="Times New Roman"/>
+          <w:color w:val="000000" w:themeColor="text1"/>
           <w:szCs w:val="24"/>
           <w:lang w:val="bg-BG"/>
         </w:rPr>
@@ -2662,6 +2771,7 @@
       <w:r>
         <w:rPr>
           <w:rFonts w:cs="Times New Roman"/>
+          <w:color w:val="000000" w:themeColor="text1"/>
           <w:szCs w:val="24"/>
           <w:lang w:val="bg-BG"/>
         </w:rPr>
@@ -2673,13 +2783,15 @@
       <w:pPr>
         <w:rPr>
           <w:rFonts w:cs="Times New Roman"/>
-          <w:szCs w:val="24"/>
-          <w:lang w:val="bg-BG"/>
-        </w:rPr>
-      </w:pPr>
-      <w:r>
-        <w:rPr>
-          <w:rFonts w:cs="Times New Roman"/>
+          <w:color w:val="000000" w:themeColor="text1"/>
+          <w:szCs w:val="24"/>
+          <w:lang w:val="bg-BG"/>
+        </w:rPr>
+      </w:pPr>
+      <w:r>
+        <w:rPr>
+          <w:rFonts w:cs="Times New Roman"/>
+          <w:color w:val="000000" w:themeColor="text1"/>
           <w:szCs w:val="24"/>
           <w:lang w:val="bg-BG"/>
         </w:rPr>
@@ -2691,15 +2803,16 @@
         <w:pStyle w:val="Heading2"/>
         <w:rPr>
           <w:rFonts w:ascii="Times New Roman" w:hAnsi="Times New Roman" w:cs="Times New Roman"/>
-          <w:sz w:val="24"/>
-          <w:szCs w:val="24"/>
-          <w:lang w:val="bg-BG"/>
-        </w:rPr>
-      </w:pPr>
-      <w:r>
-        <w:rPr>
-          <w:rFonts w:ascii="Times New Roman" w:hAnsi="Times New Roman" w:cs="Times New Roman"/>
-          <w:color w:val="000000"/>
+          <w:color w:val="000000" w:themeColor="text1"/>
+          <w:sz w:val="24"/>
+          <w:szCs w:val="24"/>
+          <w:lang w:val="bg-BG"/>
+        </w:rPr>
+      </w:pPr>
+      <w:r>
+        <w:rPr>
+          <w:rFonts w:ascii="Times New Roman" w:hAnsi="Times New Roman" w:cs="Times New Roman"/>
+          <w:color w:val="000000" w:themeColor="text1"/>
           <w:sz w:val="24"/>
           <w:szCs w:val="24"/>
           <w:lang w:val="bg-BG"/>
@@ -2711,13 +2824,15 @@
       <w:pPr>
         <w:rPr>
           <w:rFonts w:cs="Times New Roman"/>
-          <w:szCs w:val="24"/>
-          <w:lang w:val="bg-BG"/>
-        </w:rPr>
-      </w:pPr>
-      <w:r>
-        <w:rPr>
-          <w:rFonts w:cs="Times New Roman"/>
+          <w:color w:val="000000" w:themeColor="text1"/>
+          <w:szCs w:val="24"/>
+          <w:lang w:val="bg-BG"/>
+        </w:rPr>
+      </w:pPr>
+      <w:r>
+        <w:rPr>
+          <w:rFonts w:cs="Times New Roman"/>
+          <w:color w:val="000000" w:themeColor="text1"/>
           <w:szCs w:val="24"/>
           <w:lang w:val="bg-BG"/>
         </w:rPr>
@@ -2728,13 +2843,15 @@
       <w:pPr>
         <w:rPr>
           <w:rFonts w:cs="Times New Roman"/>
-          <w:szCs w:val="24"/>
-          <w:lang w:val="bg-BG"/>
-        </w:rPr>
-      </w:pPr>
-      <w:r>
-        <w:rPr>
-          <w:rFonts w:cs="Times New Roman"/>
+          <w:color w:val="000000" w:themeColor="text1"/>
+          <w:szCs w:val="24"/>
+          <w:lang w:val="bg-BG"/>
+        </w:rPr>
+      </w:pPr>
+      <w:r>
+        <w:rPr>
+          <w:rFonts w:cs="Times New Roman"/>
+          <w:color w:val="000000" w:themeColor="text1"/>
           <w:szCs w:val="24"/>
           <w:lang w:val="bg-BG"/>
         </w:rPr>
@@ -2743,6 +2860,7 @@
       <w:r>
         <w:rPr>
           <w:rFonts w:cs="Times New Roman"/>
+          <w:color w:val="000000" w:themeColor="text1"/>
           <w:szCs w:val="24"/>
           <w:lang w:val="bg-BG"/>
         </w:rPr>
@@ -2751,6 +2869,7 @@
       <w:r>
         <w:rPr>
           <w:rFonts w:cs="Times New Roman"/>
+          <w:color w:val="000000" w:themeColor="text1"/>
           <w:szCs w:val="24"/>
           <w:lang w:val="bg-BG"/>
         </w:rPr>
@@ -2761,13 +2880,15 @@
       <w:pPr>
         <w:rPr>
           <w:rFonts w:cs="Times New Roman"/>
-          <w:szCs w:val="24"/>
-          <w:lang w:val="bg-BG"/>
-        </w:rPr>
-      </w:pPr>
-      <w:r>
-        <w:rPr>
-          <w:rFonts w:cs="Times New Roman"/>
+          <w:color w:val="000000" w:themeColor="text1"/>
+          <w:szCs w:val="24"/>
+          <w:lang w:val="bg-BG"/>
+        </w:rPr>
+      </w:pPr>
+      <w:r>
+        <w:rPr>
+          <w:rFonts w:cs="Times New Roman"/>
+          <w:color w:val="000000" w:themeColor="text1"/>
           <w:szCs w:val="24"/>
           <w:lang w:val="bg-BG"/>
         </w:rPr>
@@ -2779,15 +2900,16 @@
         <w:pStyle w:val="Heading2"/>
         <w:rPr>
           <w:rFonts w:ascii="Times New Roman" w:hAnsi="Times New Roman" w:cs="Times New Roman"/>
-          <w:sz w:val="24"/>
-          <w:szCs w:val="24"/>
-          <w:lang w:val="bg-BG"/>
-        </w:rPr>
-      </w:pPr>
-      <w:r>
-        <w:rPr>
-          <w:rFonts w:ascii="Times New Roman" w:hAnsi="Times New Roman" w:cs="Times New Roman"/>
-          <w:color w:val="000000"/>
+          <w:color w:val="000000" w:themeColor="text1"/>
+          <w:sz w:val="24"/>
+          <w:szCs w:val="24"/>
+          <w:lang w:val="bg-BG"/>
+        </w:rPr>
+      </w:pPr>
+      <w:r>
+        <w:rPr>
+          <w:rFonts w:ascii="Times New Roman" w:hAnsi="Times New Roman" w:cs="Times New Roman"/>
+          <w:color w:val="000000" w:themeColor="text1"/>
           <w:sz w:val="24"/>
           <w:szCs w:val="24"/>
           <w:lang w:val="bg-BG"/>
@@ -2799,13 +2921,15 @@
       <w:pPr>
         <w:rPr>
           <w:rFonts w:cs="Times New Roman"/>
-          <w:szCs w:val="24"/>
-          <w:lang w:val="bg-BG"/>
-        </w:rPr>
-      </w:pPr>
-      <w:r>
-        <w:rPr>
-          <w:rFonts w:cs="Times New Roman"/>
+          <w:color w:val="000000" w:themeColor="text1"/>
+          <w:szCs w:val="24"/>
+          <w:lang w:val="bg-BG"/>
+        </w:rPr>
+      </w:pPr>
+      <w:r>
+        <w:rPr>
+          <w:rFonts w:cs="Times New Roman"/>
+          <w:color w:val="000000" w:themeColor="text1"/>
           <w:szCs w:val="24"/>
           <w:lang w:val="bg-BG"/>
         </w:rPr>
@@ -2816,13 +2940,15 @@
       <w:pPr>
         <w:rPr>
           <w:rFonts w:cs="Times New Roman"/>
-          <w:szCs w:val="24"/>
-          <w:lang w:val="bg-BG"/>
-        </w:rPr>
-      </w:pPr>
-      <w:r>
-        <w:rPr>
-          <w:rFonts w:cs="Times New Roman"/>
+          <w:color w:val="000000" w:themeColor="text1"/>
+          <w:szCs w:val="24"/>
+          <w:lang w:val="bg-BG"/>
+        </w:rPr>
+      </w:pPr>
+      <w:r>
+        <w:rPr>
+          <w:rFonts w:cs="Times New Roman"/>
+          <w:color w:val="000000" w:themeColor="text1"/>
           <w:szCs w:val="24"/>
           <w:lang w:val="bg-BG"/>
         </w:rPr>
@@ -2834,15 +2960,16 @@
         <w:pStyle w:val="Heading2"/>
         <w:rPr>
           <w:rFonts w:ascii="Times New Roman" w:hAnsi="Times New Roman" w:cs="Times New Roman"/>
-          <w:sz w:val="24"/>
-          <w:szCs w:val="24"/>
-          <w:lang w:val="bg-BG"/>
-        </w:rPr>
-      </w:pPr>
-      <w:r>
-        <w:rPr>
-          <w:rFonts w:ascii="Times New Roman" w:hAnsi="Times New Roman" w:cs="Times New Roman"/>
-          <w:color w:val="000000"/>
+          <w:color w:val="000000" w:themeColor="text1"/>
+          <w:sz w:val="24"/>
+          <w:szCs w:val="24"/>
+          <w:lang w:val="bg-BG"/>
+        </w:rPr>
+      </w:pPr>
+      <w:r>
+        <w:rPr>
+          <w:rFonts w:ascii="Times New Roman" w:hAnsi="Times New Roman" w:cs="Times New Roman"/>
+          <w:color w:val="000000" w:themeColor="text1"/>
           <w:sz w:val="24"/>
           <w:szCs w:val="24"/>
           <w:lang w:val="bg-BG"/>
@@ -2854,13 +2981,15 @@
       <w:pPr>
         <w:rPr>
           <w:rFonts w:cs="Times New Roman"/>
-          <w:szCs w:val="24"/>
-          <w:lang w:val="bg-BG"/>
-        </w:rPr>
-      </w:pPr>
-      <w:r>
-        <w:rPr>
-          <w:rFonts w:cs="Times New Roman"/>
+          <w:color w:val="000000" w:themeColor="text1"/>
+          <w:szCs w:val="24"/>
+          <w:lang w:val="bg-BG"/>
+        </w:rPr>
+      </w:pPr>
+      <w:r>
+        <w:rPr>
+          <w:rFonts w:cs="Times New Roman"/>
+          <w:color w:val="000000" w:themeColor="text1"/>
           <w:szCs w:val="24"/>
           <w:lang w:val="bg-BG"/>
         </w:rPr>
@@ -2871,13 +3000,15 @@
       <w:pPr>
         <w:rPr>
           <w:rFonts w:cs="Times New Roman"/>
-          <w:szCs w:val="24"/>
-          <w:lang w:val="bg-BG"/>
-        </w:rPr>
-      </w:pPr>
-      <w:r>
-        <w:rPr>
-          <w:rFonts w:cs="Times New Roman"/>
+          <w:color w:val="000000" w:themeColor="text1"/>
+          <w:szCs w:val="24"/>
+          <w:lang w:val="bg-BG"/>
+        </w:rPr>
+      </w:pPr>
+      <w:r>
+        <w:rPr>
+          <w:rFonts w:cs="Times New Roman"/>
+          <w:color w:val="000000" w:themeColor="text1"/>
           <w:szCs w:val="24"/>
           <w:lang w:val="bg-BG"/>
         </w:rPr>
@@ -2888,13 +3019,15 @@
       <w:pPr>
         <w:rPr>
           <w:rFonts w:cs="Times New Roman"/>
-          <w:szCs w:val="24"/>
-          <w:lang w:val="bg-BG"/>
-        </w:rPr>
-      </w:pPr>
-      <w:r>
-        <w:rPr>
-          <w:rFonts w:cs="Times New Roman"/>
+          <w:color w:val="000000" w:themeColor="text1"/>
+          <w:szCs w:val="24"/>
+          <w:lang w:val="bg-BG"/>
+        </w:rPr>
+      </w:pPr>
+      <w:r>
+        <w:rPr>
+          <w:rFonts w:cs="Times New Roman"/>
+          <w:color w:val="000000" w:themeColor="text1"/>
           <w:szCs w:val="24"/>
           <w:lang w:val="bg-BG"/>
         </w:rPr>
@@ -2906,15 +3039,16 @@
         <w:pStyle w:val="Heading2"/>
         <w:rPr>
           <w:rFonts w:ascii="Times New Roman" w:hAnsi="Times New Roman" w:cs="Times New Roman"/>
-          <w:sz w:val="24"/>
-          <w:szCs w:val="24"/>
-          <w:lang w:val="bg-BG"/>
-        </w:rPr>
-      </w:pPr>
-      <w:r>
-        <w:rPr>
-          <w:rFonts w:ascii="Times New Roman" w:hAnsi="Times New Roman" w:cs="Times New Roman"/>
-          <w:color w:val="000000"/>
+          <w:color w:val="000000" w:themeColor="text1"/>
+          <w:sz w:val="24"/>
+          <w:szCs w:val="24"/>
+          <w:lang w:val="bg-BG"/>
+        </w:rPr>
+      </w:pPr>
+      <w:r>
+        <w:rPr>
+          <w:rFonts w:ascii="Times New Roman" w:hAnsi="Times New Roman" w:cs="Times New Roman"/>
+          <w:color w:val="000000" w:themeColor="text1"/>
           <w:sz w:val="24"/>
           <w:szCs w:val="24"/>
           <w:lang w:val="bg-BG"/>
@@ -2927,13 +3061,15 @@
       <w:pPr>
         <w:rPr>
           <w:rFonts w:cs="Times New Roman"/>
-          <w:szCs w:val="24"/>
-          <w:lang w:val="bg-BG"/>
-        </w:rPr>
-      </w:pPr>
-      <w:r>
-        <w:rPr>
-          <w:rFonts w:cs="Times New Roman"/>
+          <w:color w:val="000000" w:themeColor="text1"/>
+          <w:szCs w:val="24"/>
+          <w:lang w:val="bg-BG"/>
+        </w:rPr>
+      </w:pPr>
+      <w:r>
+        <w:rPr>
+          <w:rFonts w:cs="Times New Roman"/>
+          <w:color w:val="000000" w:themeColor="text1"/>
           <w:szCs w:val="24"/>
           <w:lang w:val="bg-BG"/>
         </w:rPr>
@@ -2944,13 +3080,15 @@
       <w:pPr>
         <w:rPr>
           <w:rFonts w:cs="Times New Roman"/>
-          <w:szCs w:val="24"/>
-          <w:lang w:val="bg-BG"/>
-        </w:rPr>
-      </w:pPr>
-      <w:r>
-        <w:rPr>
-          <w:rFonts w:cs="Times New Roman"/>
+          <w:color w:val="000000" w:themeColor="text1"/>
+          <w:szCs w:val="24"/>
+          <w:lang w:val="bg-BG"/>
+        </w:rPr>
+      </w:pPr>
+      <w:r>
+        <w:rPr>
+          <w:rFonts w:cs="Times New Roman"/>
+          <w:color w:val="000000" w:themeColor="text1"/>
           <w:szCs w:val="24"/>
           <w:lang w:val="bg-BG"/>
         </w:rPr>
@@ -2962,15 +3100,16 @@
         <w:pStyle w:val="Heading2"/>
         <w:rPr>
           <w:rFonts w:ascii="Times New Roman" w:hAnsi="Times New Roman" w:cs="Times New Roman"/>
-          <w:sz w:val="24"/>
-          <w:szCs w:val="24"/>
-          <w:lang w:val="bg-BG"/>
-        </w:rPr>
-      </w:pPr>
-      <w:r>
-        <w:rPr>
-          <w:rFonts w:ascii="Times New Roman" w:hAnsi="Times New Roman" w:cs="Times New Roman"/>
-          <w:color w:val="000000"/>
+          <w:color w:val="000000" w:themeColor="text1"/>
+          <w:sz w:val="24"/>
+          <w:szCs w:val="24"/>
+          <w:lang w:val="bg-BG"/>
+        </w:rPr>
+      </w:pPr>
+      <w:r>
+        <w:rPr>
+          <w:rFonts w:ascii="Times New Roman" w:hAnsi="Times New Roman" w:cs="Times New Roman"/>
+          <w:color w:val="000000" w:themeColor="text1"/>
           <w:sz w:val="24"/>
           <w:szCs w:val="24"/>
           <w:lang w:val="bg-BG"/>
@@ -2982,13 +3121,15 @@
       <w:pPr>
         <w:rPr>
           <w:rFonts w:cs="Times New Roman"/>
-          <w:szCs w:val="24"/>
-          <w:lang w:val="bg-BG"/>
-        </w:rPr>
-      </w:pPr>
-      <w:r>
-        <w:rPr>
-          <w:rFonts w:cs="Times New Roman"/>
+          <w:color w:val="000000" w:themeColor="text1"/>
+          <w:szCs w:val="24"/>
+          <w:lang w:val="bg-BG"/>
+        </w:rPr>
+      </w:pPr>
+      <w:r>
+        <w:rPr>
+          <w:rFonts w:cs="Times New Roman"/>
+          <w:color w:val="000000" w:themeColor="text1"/>
           <w:szCs w:val="24"/>
           <w:lang w:val="bg-BG"/>
         </w:rPr>
@@ -2999,13 +3140,18 @@
       <w:pPr>
         <w:rPr>
           <w:rFonts w:cs="Times New Roman"/>
-          <w:szCs w:val="24"/>
-          <w:lang w:val="bg-BG"/>
-        </w:rPr>
-      </w:pPr>
-      <w:r>
-        <w:rPr>
+          <w:color w:val="000000" w:themeColor="text1"/>
+          <w:szCs w:val="24"/>
+          <w:lang w:val="bg-BG"/>
+        </w:rPr>
+      </w:pPr>
+      <w:r>
+        <w:rPr>
+          <w:rFonts w:cs="Times New Roman"/>
           <w:noProof/>
+          <w:color w:val="000000" w:themeColor="text1"/>
+          <w:szCs w:val="24"/>
+          <w:lang w:val="bg-BG"/>
         </w:rPr>
         <w:drawing>
           <wp:anchor distT="0" distB="0" distL="114300" distR="114300" simplePos="0" relativeHeight="251658240" behindDoc="0" locked="0" layoutInCell="1" allowOverlap="1" wp14:anchorId="1CE33505" wp14:editId="0D210DDA">
@@ -3081,6 +3227,7 @@
       <w:r>
         <w:rPr>
           <w:rFonts w:cs="Times New Roman"/>
+          <w:color w:val="000000" w:themeColor="text1"/>
           <w:szCs w:val="24"/>
           <w:lang w:val="bg-BG"/>
         </w:rPr>
@@ -3091,22 +3238,25 @@
       <w:pPr>
         <w:rPr>
           <w:rFonts w:cs="Times New Roman"/>
-          <w:szCs w:val="24"/>
-          <w:lang w:val="bg-BG"/>
-        </w:rPr>
-      </w:pPr>
-    </w:p>
-    <w:p>
-      <w:pPr>
-        <w:rPr>
-          <w:rFonts w:cs="Times New Roman"/>
-          <w:szCs w:val="24"/>
-          <w:lang w:val="bg-BG"/>
-        </w:rPr>
-      </w:pPr>
-      <w:r>
-        <w:rPr>
-          <w:rFonts w:cs="Times New Roman"/>
+          <w:color w:val="000000" w:themeColor="text1"/>
+          <w:szCs w:val="24"/>
+          <w:lang w:val="bg-BG"/>
+        </w:rPr>
+      </w:pPr>
+    </w:p>
+    <w:p>
+      <w:pPr>
+        <w:rPr>
+          <w:rFonts w:cs="Times New Roman"/>
+          <w:color w:val="000000" w:themeColor="text1"/>
+          <w:szCs w:val="24"/>
+          <w:lang w:val="bg-BG"/>
+        </w:rPr>
+      </w:pPr>
+      <w:r>
+        <w:rPr>
+          <w:rFonts w:cs="Times New Roman"/>
+          <w:color w:val="000000" w:themeColor="text1"/>
           <w:szCs w:val="24"/>
           <w:lang w:val="bg-BG"/>
         </w:rPr>
@@ -3118,15 +3268,16 @@
         <w:pStyle w:val="Heading2"/>
         <w:rPr>
           <w:rFonts w:ascii="Times New Roman" w:hAnsi="Times New Roman" w:cs="Times New Roman"/>
-          <w:sz w:val="24"/>
-          <w:szCs w:val="24"/>
-          <w:lang w:val="bg-BG"/>
-        </w:rPr>
-      </w:pPr>
-      <w:r>
-        <w:rPr>
-          <w:rFonts w:ascii="Times New Roman" w:hAnsi="Times New Roman" w:cs="Times New Roman"/>
-          <w:color w:val="000000"/>
+          <w:color w:val="000000" w:themeColor="text1"/>
+          <w:sz w:val="24"/>
+          <w:szCs w:val="24"/>
+          <w:lang w:val="bg-BG"/>
+        </w:rPr>
+      </w:pPr>
+      <w:r>
+        <w:rPr>
+          <w:rFonts w:ascii="Times New Roman" w:hAnsi="Times New Roman" w:cs="Times New Roman"/>
+          <w:color w:val="000000" w:themeColor="text1"/>
           <w:sz w:val="24"/>
           <w:szCs w:val="24"/>
           <w:lang w:val="bg-BG"/>
@@ -3158,6 +3309,7 @@
             <w:pPr>
               <w:rPr>
                 <w:rFonts w:cs="Times New Roman"/>
+                <w:color w:val="000000" w:themeColor="text1"/>
                 <w:sz w:val="24"/>
                 <w:szCs w:val="24"/>
                 <w:lang w:val="bg-BG"/>
@@ -3167,6 +3319,7 @@
               <w:rPr>
                 <w:rFonts w:cs="Times New Roman"/>
                 <w:b/>
+                <w:color w:val="000000" w:themeColor="text1"/>
                 <w:sz w:val="24"/>
                 <w:szCs w:val="24"/>
                 <w:lang w:val="bg-BG"/>
@@ -3184,6 +3337,7 @@
             <w:pPr>
               <w:rPr>
                 <w:rFonts w:cs="Times New Roman"/>
+                <w:color w:val="000000" w:themeColor="text1"/>
                 <w:sz w:val="24"/>
                 <w:szCs w:val="24"/>
                 <w:lang w:val="bg-BG"/>
@@ -3193,6 +3347,7 @@
               <w:rPr>
                 <w:rFonts w:cs="Times New Roman"/>
                 <w:b/>
+                <w:color w:val="000000" w:themeColor="text1"/>
                 <w:sz w:val="24"/>
                 <w:szCs w:val="24"/>
                 <w:lang w:val="bg-BG"/>
@@ -3215,6 +3370,7 @@
               <w:spacing w:line="240" w:lineRule="auto"/>
               <w:rPr>
                 <w:rFonts w:cs="Times New Roman"/>
+                <w:color w:val="000000" w:themeColor="text1"/>
                 <w:sz w:val="24"/>
                 <w:szCs w:val="24"/>
                 <w:lang w:val="bg-BG"/>
@@ -3223,6 +3379,7 @@
             <w:r>
               <w:rPr>
                 <w:rFonts w:cs="Times New Roman"/>
+                <w:color w:val="000000" w:themeColor="text1"/>
                 <w:sz w:val="24"/>
                 <w:szCs w:val="24"/>
                 <w:lang w:val="bg-BG"/>
@@ -3240,6 +3397,7 @@
               <w:spacing w:line="240" w:lineRule="auto"/>
               <w:rPr>
                 <w:rFonts w:cs="Times New Roman"/>
+                <w:color w:val="000000" w:themeColor="text1"/>
                 <w:sz w:val="24"/>
                 <w:szCs w:val="24"/>
                 <w:lang w:val="bg-BG"/>
@@ -3248,6 +3406,7 @@
             <w:r>
               <w:rPr>
                 <w:rFonts w:cs="Times New Roman"/>
+                <w:color w:val="000000" w:themeColor="text1"/>
                 <w:sz w:val="24"/>
                 <w:szCs w:val="24"/>
                 <w:lang w:val="bg-BG"/>
@@ -3270,6 +3429,7 @@
               <w:spacing w:line="240" w:lineRule="auto"/>
               <w:rPr>
                 <w:rFonts w:cs="Times New Roman"/>
+                <w:color w:val="000000" w:themeColor="text1"/>
                 <w:sz w:val="24"/>
                 <w:szCs w:val="24"/>
                 <w:lang w:val="bg-BG"/>
@@ -3278,6 +3438,7 @@
             <w:r>
               <w:rPr>
                 <w:rFonts w:cs="Times New Roman"/>
+                <w:color w:val="000000" w:themeColor="text1"/>
                 <w:sz w:val="24"/>
                 <w:szCs w:val="24"/>
                 <w:lang w:val="bg-BG"/>
@@ -3295,6 +3456,7 @@
               <w:spacing w:line="240" w:lineRule="auto"/>
               <w:rPr>
                 <w:rFonts w:cs="Times New Roman"/>
+                <w:color w:val="000000" w:themeColor="text1"/>
                 <w:sz w:val="24"/>
                 <w:szCs w:val="24"/>
                 <w:lang w:val="bg-BG"/>
@@ -3303,6 +3465,7 @@
             <w:r>
               <w:rPr>
                 <w:rFonts w:cs="Times New Roman"/>
+                <w:color w:val="000000" w:themeColor="text1"/>
                 <w:sz w:val="24"/>
                 <w:szCs w:val="24"/>
                 <w:lang w:val="bg-BG"/>
@@ -3325,6 +3488,7 @@
               <w:spacing w:line="240" w:lineRule="auto"/>
               <w:rPr>
                 <w:rFonts w:cs="Times New Roman"/>
+                <w:color w:val="000000" w:themeColor="text1"/>
                 <w:sz w:val="24"/>
                 <w:szCs w:val="24"/>
                 <w:lang w:val="bg-BG"/>
@@ -3333,6 +3497,7 @@
             <w:r>
               <w:rPr>
                 <w:rFonts w:cs="Times New Roman"/>
+                <w:color w:val="000000" w:themeColor="text1"/>
                 <w:sz w:val="24"/>
                 <w:szCs w:val="24"/>
                 <w:lang w:val="bg-BG"/>
@@ -3351,6 +3516,7 @@
               <w:spacing w:line="240" w:lineRule="auto"/>
               <w:rPr>
                 <w:rFonts w:cs="Times New Roman"/>
+                <w:color w:val="000000" w:themeColor="text1"/>
                 <w:sz w:val="24"/>
                 <w:szCs w:val="24"/>
                 <w:lang w:val="bg-BG"/>
@@ -3359,6 +3525,7 @@
             <w:r>
               <w:rPr>
                 <w:rFonts w:cs="Times New Roman"/>
+                <w:color w:val="000000" w:themeColor="text1"/>
                 <w:sz w:val="24"/>
                 <w:szCs w:val="24"/>
                 <w:lang w:val="bg-BG"/>
@@ -3381,6 +3548,7 @@
               <w:spacing w:line="240" w:lineRule="auto"/>
               <w:rPr>
                 <w:rFonts w:cs="Times New Roman"/>
+                <w:color w:val="000000" w:themeColor="text1"/>
                 <w:sz w:val="24"/>
                 <w:szCs w:val="24"/>
                 <w:lang w:val="bg-BG"/>
@@ -3389,6 +3557,7 @@
             <w:r>
               <w:rPr>
                 <w:rFonts w:cs="Times New Roman"/>
+                <w:color w:val="000000" w:themeColor="text1"/>
                 <w:sz w:val="24"/>
                 <w:szCs w:val="24"/>
                 <w:lang w:val="bg-BG"/>
@@ -3406,6 +3575,7 @@
               <w:spacing w:line="240" w:lineRule="auto"/>
               <w:rPr>
                 <w:rFonts w:cs="Times New Roman"/>
+                <w:color w:val="000000" w:themeColor="text1"/>
                 <w:sz w:val="24"/>
                 <w:szCs w:val="24"/>
                 <w:lang w:val="bg-BG"/>
@@ -3414,6 +3584,7 @@
             <w:r>
               <w:rPr>
                 <w:rFonts w:cs="Times New Roman"/>
+                <w:color w:val="000000" w:themeColor="text1"/>
                 <w:sz w:val="24"/>
                 <w:szCs w:val="24"/>
                 <w:lang w:val="bg-BG"/>
@@ -3436,6 +3607,7 @@
               <w:spacing w:line="240" w:lineRule="auto"/>
               <w:rPr>
                 <w:rFonts w:cs="Times New Roman"/>
+                <w:color w:val="000000" w:themeColor="text1"/>
                 <w:sz w:val="24"/>
                 <w:szCs w:val="24"/>
                 <w:lang w:val="bg-BG"/>
@@ -3444,6 +3616,7 @@
             <w:r>
               <w:rPr>
                 <w:rFonts w:cs="Times New Roman"/>
+                <w:color w:val="000000" w:themeColor="text1"/>
                 <w:sz w:val="24"/>
                 <w:szCs w:val="24"/>
                 <w:lang w:val="bg-BG"/>
@@ -3461,6 +3634,7 @@
               <w:spacing w:line="240" w:lineRule="auto"/>
               <w:rPr>
                 <w:rFonts w:cs="Times New Roman"/>
+                <w:color w:val="000000" w:themeColor="text1"/>
                 <w:sz w:val="24"/>
                 <w:szCs w:val="24"/>
                 <w:lang w:val="bg-BG"/>
@@ -3469,6 +3643,7 @@
             <w:r>
               <w:rPr>
                 <w:rFonts w:cs="Times New Roman"/>
+                <w:color w:val="000000" w:themeColor="text1"/>
                 <w:sz w:val="24"/>
                 <w:szCs w:val="24"/>
                 <w:lang w:val="bg-BG"/>
@@ -3491,6 +3666,7 @@
               <w:spacing w:line="240" w:lineRule="auto"/>
               <w:rPr>
                 <w:rFonts w:cs="Times New Roman"/>
+                <w:color w:val="000000" w:themeColor="text1"/>
                 <w:sz w:val="24"/>
                 <w:szCs w:val="24"/>
                 <w:lang w:val="bg-BG"/>
@@ -3499,6 +3675,7 @@
             <w:r>
               <w:rPr>
                 <w:rFonts w:cs="Times New Roman"/>
+                <w:color w:val="000000" w:themeColor="text1"/>
                 <w:sz w:val="24"/>
                 <w:szCs w:val="24"/>
                 <w:lang w:val="bg-BG"/>
@@ -3516,6 +3693,7 @@
               <w:spacing w:line="240" w:lineRule="auto"/>
               <w:rPr>
                 <w:rFonts w:cs="Times New Roman"/>
+                <w:color w:val="000000" w:themeColor="text1"/>
                 <w:sz w:val="24"/>
                 <w:szCs w:val="24"/>
                 <w:lang w:val="bg-BG"/>
@@ -3524,6 +3702,7 @@
             <w:r>
               <w:rPr>
                 <w:rFonts w:cs="Times New Roman"/>
+                <w:color w:val="000000" w:themeColor="text1"/>
                 <w:sz w:val="24"/>
                 <w:szCs w:val="24"/>
                 <w:lang w:val="bg-BG"/>
@@ -3546,6 +3725,7 @@
               <w:spacing w:line="240" w:lineRule="auto"/>
               <w:rPr>
                 <w:rFonts w:cs="Times New Roman"/>
+                <w:color w:val="000000" w:themeColor="text1"/>
                 <w:sz w:val="24"/>
                 <w:szCs w:val="24"/>
                 <w:lang w:val="bg-BG"/>
@@ -3554,6 +3734,7 @@
             <w:r>
               <w:rPr>
                 <w:rFonts w:cs="Times New Roman"/>
+                <w:color w:val="000000" w:themeColor="text1"/>
                 <w:sz w:val="24"/>
                 <w:szCs w:val="24"/>
                 <w:lang w:val="bg-BG"/>
@@ -3571,6 +3752,7 @@
               <w:spacing w:line="240" w:lineRule="auto"/>
               <w:rPr>
                 <w:rFonts w:cs="Times New Roman"/>
+                <w:color w:val="000000" w:themeColor="text1"/>
                 <w:sz w:val="24"/>
                 <w:szCs w:val="24"/>
                 <w:lang w:val="bg-BG"/>
@@ -3579,6 +3761,7 @@
             <w:r>
               <w:rPr>
                 <w:rFonts w:cs="Times New Roman"/>
+                <w:color w:val="000000" w:themeColor="text1"/>
                 <w:sz w:val="24"/>
                 <w:szCs w:val="24"/>
                 <w:lang w:val="bg-BG"/>
@@ -3601,6 +3784,7 @@
               <w:spacing w:line="240" w:lineRule="auto"/>
               <w:rPr>
                 <w:rFonts w:cs="Times New Roman"/>
+                <w:color w:val="000000" w:themeColor="text1"/>
                 <w:sz w:val="24"/>
                 <w:szCs w:val="24"/>
                 <w:lang w:val="bg-BG"/>
@@ -3609,6 +3793,7 @@
             <w:r>
               <w:rPr>
                 <w:rFonts w:cs="Times New Roman"/>
+                <w:color w:val="000000" w:themeColor="text1"/>
                 <w:sz w:val="24"/>
                 <w:szCs w:val="24"/>
                 <w:lang w:val="bg-BG"/>
@@ -3626,6 +3811,7 @@
               <w:spacing w:line="240" w:lineRule="auto"/>
               <w:rPr>
                 <w:rFonts w:cs="Times New Roman"/>
+                <w:color w:val="000000" w:themeColor="text1"/>
                 <w:sz w:val="24"/>
                 <w:szCs w:val="24"/>
                 <w:lang w:val="bg-BG"/>
@@ -3634,6 +3820,7 @@
             <w:r>
               <w:rPr>
                 <w:rFonts w:cs="Times New Roman"/>
+                <w:color w:val="000000" w:themeColor="text1"/>
                 <w:sz w:val="24"/>
                 <w:szCs w:val="24"/>
                 <w:lang w:val="bg-BG"/>
@@ -3656,6 +3843,7 @@
               <w:spacing w:line="240" w:lineRule="auto"/>
               <w:rPr>
                 <w:rFonts w:cs="Times New Roman"/>
+                <w:color w:val="000000" w:themeColor="text1"/>
                 <w:sz w:val="24"/>
                 <w:szCs w:val="24"/>
                 <w:lang w:val="bg-BG"/>
@@ -3664,6 +3852,7 @@
             <w:r>
               <w:rPr>
                 <w:rFonts w:cs="Times New Roman"/>
+                <w:color w:val="000000" w:themeColor="text1"/>
                 <w:sz w:val="24"/>
                 <w:szCs w:val="24"/>
                 <w:lang w:val="bg-BG"/>
@@ -3681,6 +3870,7 @@
               <w:spacing w:line="240" w:lineRule="auto"/>
               <w:rPr>
                 <w:rFonts w:cs="Times New Roman"/>
+                <w:color w:val="000000" w:themeColor="text1"/>
                 <w:sz w:val="24"/>
                 <w:szCs w:val="24"/>
                 <w:lang w:val="bg-BG"/>
@@ -3689,6 +3879,7 @@
             <w:r>
               <w:rPr>
                 <w:rFonts w:cs="Times New Roman"/>
+                <w:color w:val="000000" w:themeColor="text1"/>
                 <w:sz w:val="24"/>
                 <w:szCs w:val="24"/>
                 <w:lang w:val="bg-BG"/>
@@ -3703,6 +3894,7 @@
       <w:pPr>
         <w:rPr>
           <w:rFonts w:cs="Times New Roman"/>
+          <w:color w:val="000000" w:themeColor="text1"/>
           <w:szCs w:val="24"/>
           <w:lang w:val="bg-BG"/>
         </w:rPr>
@@ -3713,15 +3905,16 @@
         <w:pStyle w:val="Heading2"/>
         <w:rPr>
           <w:rFonts w:ascii="Times New Roman" w:hAnsi="Times New Roman" w:cs="Times New Roman"/>
-          <w:sz w:val="24"/>
-          <w:szCs w:val="24"/>
-          <w:lang w:val="bg-BG"/>
-        </w:rPr>
-      </w:pPr>
-      <w:r>
-        <w:rPr>
-          <w:rFonts w:ascii="Times New Roman" w:hAnsi="Times New Roman" w:cs="Times New Roman"/>
-          <w:color w:val="000000"/>
+          <w:color w:val="000000" w:themeColor="text1"/>
+          <w:sz w:val="24"/>
+          <w:szCs w:val="24"/>
+          <w:lang w:val="bg-BG"/>
+        </w:rPr>
+      </w:pPr>
+      <w:r>
+        <w:rPr>
+          <w:rFonts w:ascii="Times New Roman" w:hAnsi="Times New Roman" w:cs="Times New Roman"/>
+          <w:color w:val="000000" w:themeColor="text1"/>
           <w:sz w:val="24"/>
           <w:szCs w:val="24"/>
           <w:lang w:val="bg-BG"/>
@@ -3733,13 +3926,15 @@
       <w:pPr>
         <w:rPr>
           <w:rFonts w:cs="Times New Roman"/>
-          <w:szCs w:val="24"/>
-          <w:lang w:val="bg-BG"/>
-        </w:rPr>
-      </w:pPr>
-      <w:r>
-        <w:rPr>
-          <w:rFonts w:cs="Times New Roman"/>
+          <w:color w:val="000000" w:themeColor="text1"/>
+          <w:szCs w:val="24"/>
+          <w:lang w:val="bg-BG"/>
+        </w:rPr>
+      </w:pPr>
+      <w:r>
+        <w:rPr>
+          <w:rFonts w:cs="Times New Roman"/>
+          <w:color w:val="000000" w:themeColor="text1"/>
           <w:szCs w:val="24"/>
           <w:lang w:val="bg-BG"/>
         </w:rPr>
@@ -3750,17 +3945,6160 @@
       <w:pPr>
         <w:rPr>
           <w:rFonts w:cs="Times New Roman"/>
-          <w:szCs w:val="24"/>
-          <w:lang w:val="bg-BG"/>
-        </w:rPr>
-      </w:pPr>
-      <w:r>
-        <w:rPr>
-          <w:rFonts w:cs="Times New Roman"/>
+          <w:color w:val="000000" w:themeColor="text1"/>
+          <w:szCs w:val="24"/>
+          <w:lang w:val="bg-BG"/>
+        </w:rPr>
+      </w:pPr>
+      <w:r>
+        <w:rPr>
+          <w:rFonts w:cs="Times New Roman"/>
+          <w:color w:val="000000" w:themeColor="text1"/>
           <w:szCs w:val="24"/>
           <w:lang w:val="bg-BG"/>
         </w:rPr>
         <w:t>Това разделение позволява системата да бъде развивана постепенно. Нов bot може да използва съществуващия TradingEngine и risk слой; нов indicator може да бъде добавен без промяна в Dashboard; нов historical experiment може да бъде изпълнен без да влияе върху live services. Следващата глава разглежда технологиите, чрез които тази архитектура е реализирана, и причините те да бъдат избрани.</w:t>
+      </w:r>
+    </w:p>
+    <w:p>
+      <w:pPr>
+        <w:pStyle w:val="Heading1"/>
+        <w:rPr>
+          <w:rFonts w:ascii="Times New Roman" w:hAnsi="Times New Roman" w:cs="Times New Roman"/>
+          <w:color w:val="000000" w:themeColor="text1"/>
+          <w:sz w:val="24"/>
+          <w:szCs w:val="24"/>
+          <w:lang w:val="bg-BG"/>
+        </w:rPr>
+      </w:pPr>
+    </w:p>
+    <w:p>
+      <w:pPr>
+        <w:pStyle w:val="Heading1"/>
+        <w:rPr>
+          <w:rFonts w:ascii="Times New Roman" w:hAnsi="Times New Roman" w:cs="Times New Roman"/>
+          <w:color w:val="000000" w:themeColor="text1"/>
+          <w:sz w:val="24"/>
+          <w:szCs w:val="24"/>
+          <w:lang w:val="bg-BG"/>
+        </w:rPr>
+      </w:pPr>
+    </w:p>
+    <w:p>
+      <w:pPr>
+        <w:pStyle w:val="Heading1"/>
+        <w:rPr>
+          <w:rFonts w:ascii="Times New Roman" w:hAnsi="Times New Roman" w:cs="Times New Roman"/>
+          <w:color w:val="000000" w:themeColor="text1"/>
+          <w:sz w:val="24"/>
+          <w:szCs w:val="24"/>
+          <w:lang w:val="bg-BG"/>
+        </w:rPr>
+      </w:pPr>
+    </w:p>
+    <w:p>
+      <w:pPr>
+        <w:pStyle w:val="Heading1"/>
+        <w:rPr>
+          <w:rFonts w:ascii="Times New Roman" w:hAnsi="Times New Roman" w:cs="Times New Roman"/>
+          <w:color w:val="000000" w:themeColor="text1"/>
+          <w:sz w:val="24"/>
+          <w:szCs w:val="24"/>
+          <w:lang w:val="bg-BG"/>
+        </w:rPr>
+      </w:pPr>
+    </w:p>
+    <w:p>
+      <w:pPr>
+        <w:pStyle w:val="Heading1"/>
+        <w:rPr>
+          <w:rFonts w:ascii="Times New Roman" w:hAnsi="Times New Roman" w:cs="Times New Roman"/>
+          <w:color w:val="000000" w:themeColor="text1"/>
+          <w:sz w:val="24"/>
+          <w:szCs w:val="24"/>
+          <w:lang w:val="bg-BG"/>
+        </w:rPr>
+      </w:pPr>
+      <w:r>
+        <w:rPr>
+          <w:rFonts w:ascii="Times New Roman" w:hAnsi="Times New Roman" w:cs="Times New Roman"/>
+          <w:color w:val="000000" w:themeColor="text1"/>
+          <w:sz w:val="24"/>
+          <w:szCs w:val="24"/>
+          <w:lang w:val="bg-BG"/>
+        </w:rPr>
+        <w:t xml:space="preserve">                                                                                                                                                                                        </w:t>
+      </w:r>
+    </w:p>
+    <w:p>
+      <w:pPr>
+        <w:pStyle w:val="Heading1"/>
+        <w:rPr>
+          <w:rFonts w:ascii="Times New Roman" w:hAnsi="Times New Roman" w:cs="Times New Roman"/>
+          <w:color w:val="000000" w:themeColor="text1"/>
+          <w:sz w:val="24"/>
+          <w:szCs w:val="24"/>
+          <w:lang w:val="bg-BG"/>
+        </w:rPr>
+      </w:pPr>
+    </w:p>
+    <w:p>
+      <w:pPr>
+        <w:rPr>
+          <w:rFonts w:cs="Times New Roman"/>
+          <w:color w:val="000000" w:themeColor="text1"/>
+          <w:szCs w:val="24"/>
+          <w:lang w:val="bg-BG"/>
+        </w:rPr>
+      </w:pPr>
+      <w:r>
+        <w:rPr>
+          <w:rFonts w:cs="Times New Roman"/>
+          <w:color w:val="000000" w:themeColor="text1"/>
+          <w:szCs w:val="24"/>
+          <w:lang w:val="bg-BG"/>
+        </w:rPr>
+        <w:t>ГЛАВА 3. ИЗБОР НА ТЕХНОЛОГИИ И СРЕДСТВА ЗА РЕАЛИЗАЦИЯ</w:t>
+      </w:r>
+    </w:p>
+    <w:p>
+      <w:pPr>
+        <w:pStyle w:val="Heading2"/>
+        <w:rPr>
+          <w:rFonts w:ascii="Times New Roman" w:hAnsi="Times New Roman" w:cs="Times New Roman"/>
+          <w:color w:val="000000" w:themeColor="text1"/>
+          <w:sz w:val="24"/>
+          <w:szCs w:val="24"/>
+          <w:lang w:val="bg-BG"/>
+        </w:rPr>
+      </w:pPr>
+      <w:r>
+        <w:rPr>
+          <w:rFonts w:ascii="Times New Roman" w:hAnsi="Times New Roman" w:cs="Times New Roman"/>
+          <w:color w:val="000000" w:themeColor="text1"/>
+          <w:sz w:val="24"/>
+          <w:szCs w:val="24"/>
+          <w:lang w:val="bg-BG"/>
+        </w:rPr>
+        <w:lastRenderedPageBreak/>
+        <w:t>3.1. Подход при избора на технологии</w:t>
+      </w:r>
+    </w:p>
+    <w:p>
+      <w:pPr>
+        <w:rPr>
+          <w:rFonts w:cs="Times New Roman"/>
+          <w:color w:val="000000" w:themeColor="text1"/>
+          <w:szCs w:val="24"/>
+          <w:lang w:val="bg-BG"/>
+        </w:rPr>
+      </w:pPr>
+      <w:r>
+        <w:rPr>
+          <w:rFonts w:cs="Times New Roman"/>
+          <w:color w:val="000000" w:themeColor="text1"/>
+          <w:szCs w:val="24"/>
+          <w:lang w:val="bg-BG"/>
+        </w:rPr>
+        <w:t>Изборът на технологии за системата е направен според конкретните натоварвания и отговорности на отделните компоненти, а не с цел всички части да използват една и съща технология. Системата трябва едновременно да обработва непрекъснати пазарни потоци, да извършва асинхронни мрежови операции, да пази трайна история, да поддържа бързо runtime състояние, да изпълнява исторически изчисления и да предоставя удобен операторски интерфейс. Тези задачи имат различни изисквания и затова се комбинират няколко технологии.</w:t>
+      </w:r>
+    </w:p>
+    <w:p>
+      <w:pPr>
+        <w:rPr>
+          <w:rFonts w:cs="Times New Roman"/>
+          <w:color w:val="000000" w:themeColor="text1"/>
+          <w:szCs w:val="24"/>
+          <w:lang w:val="bg-BG"/>
+        </w:rPr>
+      </w:pPr>
+      <w:r>
+        <w:rPr>
+          <w:rFonts w:cs="Times New Roman"/>
+          <w:color w:val="000000" w:themeColor="text1"/>
+          <w:szCs w:val="24"/>
+          <w:lang w:val="bg-BG"/>
+        </w:rPr>
+        <w:t>Основен критерий е предвидимостта. При търговска система е по-важно използваните средства да са добре разбрани, тестируеми и да позволяват наблюдение на грешките, отколкото да бъдат максимално нови или сложни. Друг важен критерий е възможността една и съща codebase да се използва локално, в контейнеризирана NAS среда и при бъдещо преместване към облачна инфраструктура.</w:t>
+      </w:r>
+    </w:p>
+    <w:p>
+      <w:pPr>
+        <w:rPr>
+          <w:rFonts w:cs="Times New Roman"/>
+          <w:color w:val="000000" w:themeColor="text1"/>
+          <w:szCs w:val="24"/>
+          <w:lang w:val="bg-BG"/>
+        </w:rPr>
+      </w:pPr>
+      <w:r>
+        <w:rPr>
+          <w:rFonts w:cs="Times New Roman"/>
+          <w:color w:val="000000" w:themeColor="text1"/>
+          <w:szCs w:val="24"/>
+          <w:lang w:val="bg-BG"/>
+        </w:rPr>
+        <w:t>3.2. C# и .NET като основна backend платформа</w:t>
+      </w:r>
+    </w:p>
+    <w:p>
+      <w:pPr>
+        <w:rPr>
+          <w:rFonts w:cs="Times New Roman"/>
+          <w:color w:val="000000" w:themeColor="text1"/>
+          <w:szCs w:val="24"/>
+          <w:lang w:val="bg-BG"/>
+        </w:rPr>
+      </w:pPr>
+      <w:r>
+        <w:rPr>
+          <w:rFonts w:cs="Times New Roman"/>
+          <w:color w:val="000000" w:themeColor="text1"/>
+          <w:szCs w:val="24"/>
+          <w:lang w:val="bg-BG"/>
+        </w:rPr>
+        <w:t>Основната част от системата е реализирана на C# и .NET. Тази платформа е подходяща за приложения с много асинхронни операции, постоянно работещи background services и голям брой модели и договори между отделните компоненти. C# предоставя силна статична типизация, generics, pattern matching, records и добър модел за обработване на асинхронни операции чрез async/await.</w:t>
+      </w:r>
+    </w:p>
+    <w:p>
+      <w:pPr>
+        <w:rPr>
+          <w:rFonts w:cs="Times New Roman"/>
+          <w:color w:val="000000" w:themeColor="text1"/>
+          <w:szCs w:val="24"/>
+          <w:lang w:val="bg-BG"/>
+        </w:rPr>
+      </w:pPr>
+      <w:r>
+        <w:rPr>
+          <w:rFonts w:cs="Times New Roman"/>
+          <w:color w:val="000000" w:themeColor="text1"/>
+          <w:szCs w:val="24"/>
+          <w:lang w:val="bg-BG"/>
+        </w:rPr>
+        <w:t>Async/await е особено важен в този проект, защото голяма част от времето услугите чакат външни операции - WebSocket съобщение, HTTP отговор от Binance, Redis операция или SQL заявка. При правилно използване асинхронният модел позволява една услуга да обработва множество независими операции, без да блокира отделна нишка за всяко чакане.</w:t>
+      </w:r>
+    </w:p>
+    <w:p>
+      <w:pPr>
+        <w:rPr>
+          <w:rFonts w:cs="Times New Roman"/>
+          <w:color w:val="000000" w:themeColor="text1"/>
+          <w:szCs w:val="24"/>
+          <w:lang w:val="bg-BG"/>
+        </w:rPr>
+      </w:pPr>
+      <w:r>
+        <w:rPr>
+          <w:rFonts w:cs="Times New Roman"/>
+          <w:color w:val="000000" w:themeColor="text1"/>
+          <w:szCs w:val="24"/>
+          <w:lang w:val="bg-BG"/>
+        </w:rPr>
+        <w:t>Dependency Injection, предоставен от .NET, се използва за свързване на интерфейси с конкретни реализации. Това позволява например TradingEngine да зависи от абстракции за риск, състояние и изпълнение, а unit тестовете да подменят тези зависимости с контролирани test implementations. По този начин инфраструктурният код остава отделен от business rules.</w:t>
+      </w:r>
+    </w:p>
+    <w:p>
+      <w:pPr>
+        <w:rPr>
+          <w:rFonts w:cs="Times New Roman"/>
+          <w:color w:val="000000" w:themeColor="text1"/>
+          <w:szCs w:val="24"/>
+          <w:lang w:val="bg-BG"/>
+        </w:rPr>
+      </w:pPr>
+      <w:r>
+        <w:rPr>
+          <w:rFonts w:cs="Times New Roman"/>
+          <w:color w:val="000000" w:themeColor="text1"/>
+          <w:szCs w:val="24"/>
+          <w:lang w:val="bg-BG"/>
+        </w:rPr>
+        <w:t>Използването на strongly typed options позволява конфигурацията на отделните услуги и ботове да бъде описана като класове, а не като разпръснати string стойности. Това е важно при голям брой параметри като symbol, leverage, quantity, cooldown, risk limits, Binance endpoints и environment settings.</w:t>
+      </w:r>
+    </w:p>
+    <w:p>
+      <w:pPr>
+        <w:pStyle w:val="Heading2"/>
+        <w:rPr>
+          <w:rFonts w:ascii="Times New Roman" w:hAnsi="Times New Roman" w:cs="Times New Roman"/>
+          <w:color w:val="000000" w:themeColor="text1"/>
+          <w:sz w:val="24"/>
+          <w:szCs w:val="24"/>
+          <w:lang w:val="bg-BG"/>
+        </w:rPr>
+      </w:pPr>
+      <w:r>
+        <w:rPr>
+          <w:rFonts w:ascii="Times New Roman" w:hAnsi="Times New Roman" w:cs="Times New Roman"/>
+          <w:color w:val="000000" w:themeColor="text1"/>
+          <w:sz w:val="24"/>
+          <w:szCs w:val="24"/>
+          <w:lang w:val="bg-BG"/>
+        </w:rPr>
+        <w:t>3.3. ASP.NET Core за Dashboard API и HTTP интеграции</w:t>
+      </w:r>
+    </w:p>
+    <w:p>
+      <w:pPr>
+        <w:rPr>
+          <w:rFonts w:cs="Times New Roman"/>
+          <w:color w:val="000000" w:themeColor="text1"/>
+          <w:szCs w:val="24"/>
+          <w:lang w:val="bg-BG"/>
+        </w:rPr>
+      </w:pPr>
+      <w:r>
+        <w:rPr>
+          <w:rFonts w:cs="Times New Roman"/>
+          <w:color w:val="000000" w:themeColor="text1"/>
+          <w:szCs w:val="24"/>
+          <w:lang w:val="bg-BG"/>
+        </w:rPr>
+        <w:t>ASP.NET Core е използван за Dashboard API и за HTTP-oriented компоненти. Той предоставя routing, middleware pipeline, authentication, authorization, dependency injection и интеграция с configuration и logging механизмите на .NET.</w:t>
+      </w:r>
+    </w:p>
+    <w:p>
+      <w:pPr>
+        <w:rPr>
+          <w:rFonts w:cs="Times New Roman"/>
+          <w:color w:val="000000" w:themeColor="text1"/>
+          <w:szCs w:val="24"/>
+          <w:lang w:val="bg-BG"/>
+        </w:rPr>
+      </w:pPr>
+      <w:r>
+        <w:rPr>
+          <w:rFonts w:cs="Times New Roman"/>
+          <w:color w:val="000000" w:themeColor="text1"/>
+          <w:szCs w:val="24"/>
+          <w:lang w:val="bg-BG"/>
+        </w:rPr>
+        <w:t xml:space="preserve">Dashboard API има различна роля от trading runtime services. Той предоставя защитен външен интерфейс към operational state, jobs, history и configuration, без Web приложението да получава директен достъп до базата или до Binance credentials. Middleware pipeline </w:t>
+      </w:r>
+      <w:r>
+        <w:rPr>
+          <w:rFonts w:cs="Times New Roman"/>
+          <w:color w:val="000000" w:themeColor="text1"/>
+          <w:szCs w:val="24"/>
+          <w:lang w:val="bg-BG"/>
+        </w:rPr>
+        <w:lastRenderedPageBreak/>
+        <w:t>позволява cross-cutting механизми като authentication, correlation identifiers, idempotency, error handling и rate limiting да бъдат приложени централизирано.</w:t>
+      </w:r>
+    </w:p>
+    <w:p>
+      <w:pPr>
+        <w:rPr>
+          <w:rFonts w:cs="Times New Roman"/>
+          <w:color w:val="000000" w:themeColor="text1"/>
+          <w:szCs w:val="24"/>
+          <w:lang w:val="bg-BG"/>
+        </w:rPr>
+      </w:pPr>
+      <w:r>
+        <w:rPr>
+          <w:rFonts w:cs="Times New Roman"/>
+          <w:color w:val="000000" w:themeColor="text1"/>
+          <w:szCs w:val="24"/>
+          <w:lang w:val="bg-BG"/>
+        </w:rPr>
+        <w:t>Този подход е по-подходящ от direct database access от frontend-а, защото backend остава authoritative слой за validation и authorization. Дори ако потребителският интерфейс скрие даден бутон, API все още трябва да провери дали текущият потребител има право да извърши операцията.</w:t>
+      </w:r>
+    </w:p>
+    <w:p>
+      <w:pPr>
+        <w:pStyle w:val="Heading2"/>
+        <w:rPr>
+          <w:rFonts w:ascii="Times New Roman" w:hAnsi="Times New Roman" w:cs="Times New Roman"/>
+          <w:color w:val="000000" w:themeColor="text1"/>
+          <w:sz w:val="24"/>
+          <w:szCs w:val="24"/>
+          <w:lang w:val="bg-BG"/>
+        </w:rPr>
+      </w:pPr>
+      <w:r>
+        <w:rPr>
+          <w:rFonts w:ascii="Times New Roman" w:hAnsi="Times New Roman" w:cs="Times New Roman"/>
+          <w:color w:val="000000" w:themeColor="text1"/>
+          <w:sz w:val="24"/>
+          <w:szCs w:val="24"/>
+          <w:lang w:val="bg-BG"/>
+        </w:rPr>
+        <w:t>3.4. PostgreSQL като трайно хранилище</w:t>
+      </w:r>
+    </w:p>
+    <w:p>
+      <w:pPr>
+        <w:rPr>
+          <w:rFonts w:cs="Times New Roman"/>
+          <w:color w:val="000000" w:themeColor="text1"/>
+          <w:szCs w:val="24"/>
+          <w:lang w:val="bg-BG"/>
+        </w:rPr>
+      </w:pPr>
+      <w:r>
+        <w:rPr>
+          <w:rFonts w:cs="Times New Roman"/>
+          <w:color w:val="000000" w:themeColor="text1"/>
+          <w:szCs w:val="24"/>
+          <w:lang w:val="bg-BG"/>
+        </w:rPr>
+        <w:t>PostgreSQL е избран за данните, които трябва да бъдат трайни и възстановими след рестарт. Такива са историческите позиции, trade и lifecycle записи, jobs, event store данни, performance snapshots, alerts, audit и други operational projections.</w:t>
+      </w:r>
+    </w:p>
+    <w:p>
+      <w:pPr>
+        <w:rPr>
+          <w:rFonts w:cs="Times New Roman"/>
+          <w:color w:val="000000" w:themeColor="text1"/>
+          <w:szCs w:val="24"/>
+          <w:lang w:val="bg-BG"/>
+        </w:rPr>
+      </w:pPr>
+      <w:r>
+        <w:rPr>
+          <w:rFonts w:cs="Times New Roman"/>
+          <w:color w:val="000000" w:themeColor="text1"/>
+          <w:szCs w:val="24"/>
+          <w:lang w:val="bg-BG"/>
+        </w:rPr>
+        <w:t>Релационната база е подходяща, защото значителна част от данните имат ясни връзки и трябва да могат да бъдат филтрирани и агрегирани. Например Dashboard може да извлича позиции за конкретен bot и период, а analytics модулът да изчислява показатели върху исторически записи.</w:t>
+      </w:r>
+    </w:p>
+    <w:p>
+      <w:pPr>
+        <w:rPr>
+          <w:rFonts w:cs="Times New Roman"/>
+          <w:color w:val="000000" w:themeColor="text1"/>
+          <w:szCs w:val="24"/>
+          <w:lang w:val="bg-BG"/>
+        </w:rPr>
+      </w:pPr>
+      <w:r>
+        <w:rPr>
+          <w:rFonts w:cs="Times New Roman"/>
+          <w:color w:val="000000" w:themeColor="text1"/>
+          <w:szCs w:val="24"/>
+          <w:lang w:val="bg-BG"/>
+        </w:rPr>
+        <w:t>PostgreSQL предоставя транзакции, constraints, indexes и надеждно durable storage. Това е различно от Redis, където основната цел е бърз runtime access. При важни lifecycle събития системата не трябва да зависи единствено от volatile communication channel.</w:t>
+      </w:r>
+    </w:p>
+    <w:p>
+      <w:pPr>
+        <w:pStyle w:val="Heading2"/>
+        <w:rPr>
+          <w:rFonts w:ascii="Times New Roman" w:hAnsi="Times New Roman" w:cs="Times New Roman"/>
+          <w:color w:val="000000" w:themeColor="text1"/>
+          <w:sz w:val="24"/>
+          <w:szCs w:val="24"/>
+          <w:lang w:val="bg-BG"/>
+        </w:rPr>
+      </w:pPr>
+      <w:r>
+        <w:rPr>
+          <w:rFonts w:ascii="Times New Roman" w:hAnsi="Times New Roman" w:cs="Times New Roman"/>
+          <w:color w:val="000000" w:themeColor="text1"/>
+          <w:sz w:val="24"/>
+          <w:szCs w:val="24"/>
+          <w:lang w:val="bg-BG"/>
+        </w:rPr>
+        <w:t>3.5. Npgsql и Dapper</w:t>
+      </w:r>
+    </w:p>
+    <w:p>
+      <w:pPr>
+        <w:rPr>
+          <w:rFonts w:cs="Times New Roman"/>
+          <w:color w:val="000000" w:themeColor="text1"/>
+          <w:szCs w:val="24"/>
+          <w:lang w:val="bg-BG"/>
+        </w:rPr>
+      </w:pPr>
+      <w:r>
+        <w:rPr>
+          <w:rFonts w:cs="Times New Roman"/>
+          <w:color w:val="000000" w:themeColor="text1"/>
+          <w:szCs w:val="24"/>
+          <w:lang w:val="bg-BG"/>
+        </w:rPr>
+        <w:t>За комуникация с PostgreSQL се използва Npgsql, който е .NET provider за PostgreSQL, а в persistence слоя се използва и Dapper. Dapper е лек mapper върху SQL и позволява заявките да останат видими и контролируеми.</w:t>
+      </w:r>
+    </w:p>
+    <w:p>
+      <w:pPr>
+        <w:rPr>
+          <w:rFonts w:cs="Times New Roman"/>
+          <w:color w:val="000000" w:themeColor="text1"/>
+          <w:szCs w:val="24"/>
+          <w:lang w:val="bg-BG"/>
+        </w:rPr>
+      </w:pPr>
+      <w:r>
+        <w:rPr>
+          <w:rFonts w:cs="Times New Roman"/>
+          <w:color w:val="000000" w:themeColor="text1"/>
+          <w:szCs w:val="24"/>
+          <w:lang w:val="bg-BG"/>
+        </w:rPr>
+        <w:t>Този подход е подходящ за read-oriented dashboard, history и analytics заявки, където е важно да се контролира конкретният SQL, join-овете и aggregation логиката. Вместо автоматично генериране на сложни заявки, разработчикът може ясно да вижда какво се изпълнява върху базата.</w:t>
+      </w:r>
+    </w:p>
+    <w:p>
+      <w:pPr>
+        <w:rPr>
+          <w:rFonts w:cs="Times New Roman"/>
+          <w:color w:val="000000" w:themeColor="text1"/>
+          <w:szCs w:val="24"/>
+          <w:lang w:val="bg-BG"/>
+        </w:rPr>
+      </w:pPr>
+      <w:r>
+        <w:rPr>
+          <w:rFonts w:cs="Times New Roman"/>
+          <w:color w:val="000000" w:themeColor="text1"/>
+          <w:szCs w:val="24"/>
+          <w:lang w:val="bg-BG"/>
+        </w:rPr>
+        <w:t>Trade-off е, че при Dapper повече mapping и SQL се поддържат ръчно. За настоящия проект това е приемливо, защото дава добра предвидимост и улеснява оптимизацията на исторически заявки.</w:t>
+      </w:r>
+    </w:p>
+    <w:p>
+      <w:pPr>
+        <w:pStyle w:val="Heading2"/>
+        <w:rPr>
+          <w:rFonts w:ascii="Times New Roman" w:hAnsi="Times New Roman" w:cs="Times New Roman"/>
+          <w:color w:val="000000" w:themeColor="text1"/>
+          <w:sz w:val="24"/>
+          <w:szCs w:val="24"/>
+          <w:lang w:val="bg-BG"/>
+        </w:rPr>
+      </w:pPr>
+      <w:r>
+        <w:rPr>
+          <w:rFonts w:ascii="Times New Roman" w:hAnsi="Times New Roman" w:cs="Times New Roman"/>
+          <w:color w:val="000000" w:themeColor="text1"/>
+          <w:sz w:val="24"/>
+          <w:szCs w:val="24"/>
+          <w:lang w:val="bg-BG"/>
+        </w:rPr>
+        <w:t>3.6. Redis и StackExchange.Redis</w:t>
+      </w:r>
+    </w:p>
+    <w:p>
+      <w:pPr>
+        <w:rPr>
+          <w:rFonts w:cs="Times New Roman"/>
+          <w:color w:val="000000" w:themeColor="text1"/>
+          <w:szCs w:val="24"/>
+          <w:lang w:val="bg-BG"/>
+        </w:rPr>
+      </w:pPr>
+      <w:r>
+        <w:rPr>
+          <w:rFonts w:cs="Times New Roman"/>
+          <w:color w:val="000000" w:themeColor="text1"/>
+          <w:szCs w:val="24"/>
+          <w:lang w:val="bg-BG"/>
+        </w:rPr>
+        <w:t>Redis е използван за low-latency комуникация и runtime state. Основните сценарии включват Pub/Sub канали за candles, indicators, trading signals и order events, както и ключове за idempotency, cooldown, operation locks и последни известни стойности.</w:t>
+      </w:r>
+    </w:p>
+    <w:p>
+      <w:pPr>
+        <w:rPr>
+          <w:rFonts w:cs="Times New Roman"/>
+          <w:color w:val="000000" w:themeColor="text1"/>
+          <w:szCs w:val="24"/>
+          <w:lang w:val="bg-BG"/>
+        </w:rPr>
+      </w:pPr>
+      <w:r>
+        <w:rPr>
+          <w:rFonts w:cs="Times New Roman"/>
+          <w:color w:val="000000" w:themeColor="text1"/>
+          <w:szCs w:val="24"/>
+          <w:lang w:val="bg-BG"/>
+        </w:rPr>
+        <w:t>Redis е подходящ за подобни данни заради много ниското време за достъп и native expiration. Например cooldown key трябва да съществува само за определено време. При изтичането му Redis може автоматично да премахне стойността, вместо application process да поддържа собствен timer за всеки сигнал.</w:t>
+      </w:r>
+    </w:p>
+    <w:p>
+      <w:pPr>
+        <w:rPr>
+          <w:rFonts w:cs="Times New Roman"/>
+          <w:color w:val="000000" w:themeColor="text1"/>
+          <w:szCs w:val="24"/>
+          <w:lang w:val="bg-BG"/>
+        </w:rPr>
+      </w:pPr>
+      <w:r>
+        <w:rPr>
+          <w:rFonts w:cs="Times New Roman"/>
+          <w:color w:val="000000" w:themeColor="text1"/>
+          <w:szCs w:val="24"/>
+          <w:lang w:val="bg-BG"/>
+        </w:rPr>
+        <w:lastRenderedPageBreak/>
+        <w:t>Комуникацията се реализира чрез StackExchange.Redis. Това е широко използвана .NET библиотека, която предоставя асинхронни операции, Pub/Sub и управление на връзките.</w:t>
+      </w:r>
+    </w:p>
+    <w:p>
+      <w:pPr>
+        <w:rPr>
+          <w:rFonts w:cs="Times New Roman"/>
+          <w:color w:val="000000" w:themeColor="text1"/>
+          <w:szCs w:val="24"/>
+          <w:lang w:val="bg-BG"/>
+        </w:rPr>
+      </w:pPr>
+      <w:r>
+        <w:rPr>
+          <w:rFonts w:cs="Times New Roman"/>
+          <w:color w:val="000000" w:themeColor="text1"/>
+          <w:szCs w:val="24"/>
+          <w:lang w:val="bg-BG"/>
+        </w:rPr>
+        <w:t>Важен архитектурен trade-off е, че Redis Pub/Sub не е durable queue. Съобщение, публикувано при липса на subscriber, може да бъде загубено. Поради това Pub/Sub се използва за runtime distribution, докато бизнес историята и състоянието, необходимо за възстановяване, се записват трайно.</w:t>
+      </w:r>
+    </w:p>
+    <w:p>
+      <w:pPr>
+        <w:pStyle w:val="Heading2"/>
+        <w:rPr>
+          <w:rFonts w:ascii="Times New Roman" w:hAnsi="Times New Roman" w:cs="Times New Roman"/>
+          <w:color w:val="000000" w:themeColor="text1"/>
+          <w:sz w:val="24"/>
+          <w:szCs w:val="24"/>
+          <w:lang w:val="bg-BG"/>
+        </w:rPr>
+      </w:pPr>
+      <w:r>
+        <w:rPr>
+          <w:rFonts w:ascii="Times New Roman" w:hAnsi="Times New Roman" w:cs="Times New Roman"/>
+          <w:color w:val="000000" w:themeColor="text1"/>
+          <w:sz w:val="24"/>
+          <w:szCs w:val="24"/>
+          <w:lang w:val="bg-BG"/>
+        </w:rPr>
+        <w:t>3.7. Binance Futures REST API и WebSocket</w:t>
+      </w:r>
+    </w:p>
+    <w:p>
+      <w:pPr>
+        <w:rPr>
+          <w:rFonts w:cs="Times New Roman"/>
+          <w:color w:val="000000" w:themeColor="text1"/>
+          <w:szCs w:val="24"/>
+          <w:lang w:val="bg-BG"/>
+        </w:rPr>
+      </w:pPr>
+      <w:r>
+        <w:rPr>
+          <w:rFonts w:cs="Times New Roman"/>
+          <w:color w:val="000000" w:themeColor="text1"/>
+          <w:szCs w:val="24"/>
+          <w:lang w:val="bg-BG"/>
+        </w:rPr>
+        <w:t>Binance Futures е външната система, от която се получават реални пазарни данни и към която могат да бъдат изпращани поръчки в Demo или Production среда. Интеграцията използва два различни комуникационни модела: REST операции и WebSocket потоци.</w:t>
+      </w:r>
+    </w:p>
+    <w:p>
+      <w:pPr>
+        <w:rPr>
+          <w:rFonts w:cs="Times New Roman"/>
+          <w:color w:val="000000" w:themeColor="text1"/>
+          <w:szCs w:val="24"/>
+          <w:lang w:val="bg-BG"/>
+        </w:rPr>
+      </w:pPr>
+      <w:r>
+        <w:rPr>
+          <w:rFonts w:cs="Times New Roman"/>
+          <w:color w:val="000000" w:themeColor="text1"/>
+          <w:szCs w:val="24"/>
+          <w:lang w:val="bg-BG"/>
+        </w:rPr>
+        <w:t>WebSocket е подходящ за market data и UserStream, защото събитията пристигат непрекъснато и не е ефективно клиентът постоянно да прави HTTP polling. REST API се използва за операции като създаване, отмяна и проверка на поръчки, извличане на exchange информация и други explicit commands.</w:t>
+      </w:r>
+    </w:p>
+    <w:p>
+      <w:pPr>
+        <w:rPr>
+          <w:rFonts w:cs="Times New Roman"/>
+          <w:color w:val="000000" w:themeColor="text1"/>
+          <w:szCs w:val="24"/>
+          <w:lang w:val="bg-BG"/>
+        </w:rPr>
+      </w:pPr>
+      <w:r>
+        <w:rPr>
+          <w:rFonts w:cs="Times New Roman"/>
+          <w:color w:val="000000" w:themeColor="text1"/>
+          <w:szCs w:val="24"/>
+          <w:lang w:val="bg-BG"/>
+        </w:rPr>
+        <w:t>Това разделение следва естеството на комуникацията: WebSocket за поток от събития, HTTP за заявка-отговор. Системата трябва да обработва reconnect, timeout и uncertain outcome, защото външната мрежа не може да бъде разглеждана като локална функция с гарантиран резултат.</w:t>
+      </w:r>
+    </w:p>
+    <w:p>
+      <w:pPr>
+        <w:pStyle w:val="Heading2"/>
+        <w:rPr>
+          <w:rFonts w:ascii="Times New Roman" w:hAnsi="Times New Roman" w:cs="Times New Roman"/>
+          <w:color w:val="000000" w:themeColor="text1"/>
+          <w:sz w:val="24"/>
+          <w:szCs w:val="24"/>
+          <w:lang w:val="bg-BG"/>
+        </w:rPr>
+      </w:pPr>
+      <w:r>
+        <w:rPr>
+          <w:rFonts w:ascii="Times New Roman" w:hAnsi="Times New Roman" w:cs="Times New Roman"/>
+          <w:color w:val="000000" w:themeColor="text1"/>
+          <w:sz w:val="24"/>
+          <w:szCs w:val="24"/>
+          <w:lang w:val="bg-BG"/>
+        </w:rPr>
+        <w:t>3.8. Docker и Docker Compose</w:t>
+      </w:r>
+    </w:p>
+    <w:p>
+      <w:pPr>
+        <w:rPr>
+          <w:rFonts w:cs="Times New Roman"/>
+          <w:color w:val="000000" w:themeColor="text1"/>
+          <w:szCs w:val="24"/>
+          <w:lang w:val="bg-BG"/>
+        </w:rPr>
+      </w:pPr>
+      <w:r>
+        <w:rPr>
+          <w:rFonts w:cs="Times New Roman"/>
+          <w:color w:val="000000" w:themeColor="text1"/>
+          <w:szCs w:val="24"/>
+          <w:lang w:val="bg-BG"/>
+        </w:rPr>
+        <w:t>Docker е използван за контейнеризация на отделните услуги. Всеки service има собствен runtime container и dependencies, а Docker Compose описва как услугите се свързват помежду си, какви environment variables получават и какъв е редът на стартиране.</w:t>
+      </w:r>
+    </w:p>
+    <w:p>
+      <w:pPr>
+        <w:rPr>
+          <w:rFonts w:cs="Times New Roman"/>
+          <w:color w:val="000000" w:themeColor="text1"/>
+          <w:szCs w:val="24"/>
+          <w:lang w:val="bg-BG"/>
+        </w:rPr>
+      </w:pPr>
+      <w:r>
+        <w:rPr>
+          <w:rFonts w:cs="Times New Roman"/>
+          <w:color w:val="000000" w:themeColor="text1"/>
+          <w:szCs w:val="24"/>
+          <w:lang w:val="bg-BG"/>
+        </w:rPr>
+        <w:t>Контейнеризацията е особено полезна в този проект, защото системата включва множество процеси плюс PostgreSQL и Redis. Без Docker локалната и NAS конфигурацията лесно биха се различавали. Чрез Compose същият topology може да бъде възпроизведен с минимални промени в environment settings.</w:t>
+      </w:r>
+    </w:p>
+    <w:p>
+      <w:pPr>
+        <w:rPr>
+          <w:rFonts w:cs="Times New Roman"/>
+          <w:color w:val="000000" w:themeColor="text1"/>
+          <w:szCs w:val="24"/>
+          <w:lang w:val="bg-BG"/>
+        </w:rPr>
+      </w:pPr>
+      <w:r>
+        <w:rPr>
+          <w:rFonts w:cs="Times New Roman"/>
+          <w:color w:val="000000" w:themeColor="text1"/>
+          <w:szCs w:val="24"/>
+          <w:lang w:val="bg-BG"/>
+        </w:rPr>
+        <w:t>Healthchecks се използват, за да не се приема автоматично, че контейнерът е готов само защото процесът е стартирал. Например Dashboard Web чака Dashboard API, а backend services зависят от availability на PostgreSQL и Redis.</w:t>
+      </w:r>
+    </w:p>
+    <w:p>
+      <w:pPr>
+        <w:pStyle w:val="Heading2"/>
+        <w:rPr>
+          <w:rFonts w:ascii="Times New Roman" w:hAnsi="Times New Roman" w:cs="Times New Roman"/>
+          <w:color w:val="000000" w:themeColor="text1"/>
+          <w:sz w:val="24"/>
+          <w:szCs w:val="24"/>
+          <w:lang w:val="bg-BG"/>
+        </w:rPr>
+      </w:pPr>
+      <w:r>
+        <w:rPr>
+          <w:rFonts w:ascii="Times New Roman" w:hAnsi="Times New Roman" w:cs="Times New Roman"/>
+          <w:color w:val="000000" w:themeColor="text1"/>
+          <w:sz w:val="24"/>
+          <w:szCs w:val="24"/>
+          <w:lang w:val="bg-BG"/>
+        </w:rPr>
+        <w:t>3.9. Synology NAS като демонстрационна среда</w:t>
+      </w:r>
+    </w:p>
+    <w:p>
+      <w:pPr>
+        <w:rPr>
+          <w:rFonts w:cs="Times New Roman"/>
+          <w:color w:val="000000" w:themeColor="text1"/>
+          <w:szCs w:val="24"/>
+          <w:lang w:val="bg-BG"/>
+        </w:rPr>
+      </w:pPr>
+      <w:r>
+        <w:rPr>
+          <w:rFonts w:cs="Times New Roman"/>
+          <w:color w:val="000000" w:themeColor="text1"/>
+          <w:szCs w:val="24"/>
+          <w:lang w:val="bg-BG"/>
+        </w:rPr>
+        <w:t>За deployment на практическата част е избран Synology NAS. Причината не е, че системата зависи от конкретен NAS производител, а че устройството предоставя постоянно работещ Linux/Docker host, върху който всички услуги могат да бъдат разположени в реална мрежова среда.</w:t>
+      </w:r>
+    </w:p>
+    <w:p>
+      <w:pPr>
+        <w:rPr>
+          <w:rFonts w:cs="Times New Roman"/>
+          <w:color w:val="000000" w:themeColor="text1"/>
+          <w:szCs w:val="24"/>
+          <w:lang w:val="bg-BG"/>
+        </w:rPr>
+      </w:pPr>
+      <w:r>
+        <w:rPr>
+          <w:rFonts w:cs="Times New Roman"/>
+          <w:color w:val="000000" w:themeColor="text1"/>
+          <w:szCs w:val="24"/>
+          <w:lang w:val="bg-BG"/>
+        </w:rPr>
+        <w:t xml:space="preserve">Това е полезно за дипломната работа, защото демонстрира, че системата не функционира единствено в development environment на Visual Studio. Containerized deployment позволява Dashboard да се отвори от отделен browser, services да работят </w:t>
+      </w:r>
+      <w:r>
+        <w:rPr>
+          <w:rFonts w:cs="Times New Roman"/>
+          <w:color w:val="000000" w:themeColor="text1"/>
+          <w:szCs w:val="24"/>
+          <w:lang w:val="bg-BG"/>
+        </w:rPr>
+        <w:lastRenderedPageBreak/>
+        <w:t>постоянно, а интеграцията с Binance да бъде тествана по начин, по-близък до реална експлоатация.</w:t>
+      </w:r>
+    </w:p>
+    <w:p>
+      <w:pPr>
+        <w:rPr>
+          <w:rFonts w:cs="Times New Roman"/>
+          <w:color w:val="000000" w:themeColor="text1"/>
+          <w:szCs w:val="24"/>
+          <w:lang w:val="bg-BG"/>
+        </w:rPr>
+      </w:pPr>
+      <w:r>
+        <w:rPr>
+          <w:rFonts w:cs="Times New Roman"/>
+          <w:color w:val="000000" w:themeColor="text1"/>
+          <w:szCs w:val="24"/>
+          <w:lang w:val="bg-BG"/>
+        </w:rPr>
+        <w:t>Тук по-късно, в главата за deployment, ще бъде поставена реална снимка от Synology Container Manager или от `docker compose ps`, на която се виждат основните контейнери и техният статус.</w:t>
+      </w:r>
+    </w:p>
+    <w:p>
+      <w:pPr>
+        <w:pStyle w:val="Heading2"/>
+        <w:rPr>
+          <w:rFonts w:ascii="Times New Roman" w:hAnsi="Times New Roman" w:cs="Times New Roman"/>
+          <w:color w:val="000000" w:themeColor="text1"/>
+          <w:sz w:val="24"/>
+          <w:szCs w:val="24"/>
+          <w:lang w:val="bg-BG"/>
+        </w:rPr>
+      </w:pPr>
+      <w:r>
+        <w:rPr>
+          <w:rFonts w:ascii="Times New Roman" w:hAnsi="Times New Roman" w:cs="Times New Roman"/>
+          <w:color w:val="000000" w:themeColor="text1"/>
+          <w:sz w:val="24"/>
+          <w:szCs w:val="24"/>
+          <w:lang w:val="bg-BG"/>
+        </w:rPr>
+        <w:t>3.10. React и TypeScript за Dashboard Web</w:t>
+      </w:r>
+    </w:p>
+    <w:p>
+      <w:pPr>
+        <w:rPr>
+          <w:rFonts w:cs="Times New Roman"/>
+          <w:color w:val="000000" w:themeColor="text1"/>
+          <w:szCs w:val="24"/>
+          <w:lang w:val="bg-BG"/>
+        </w:rPr>
+      </w:pPr>
+      <w:r>
+        <w:rPr>
+          <w:rFonts w:cs="Times New Roman"/>
+          <w:color w:val="000000" w:themeColor="text1"/>
+          <w:szCs w:val="24"/>
+          <w:lang w:val="bg-BG"/>
+        </w:rPr>
+        <w:t>Потребителският интерфейс е реализиран с React и TypeScript. React позволява приложението да бъде разделено на малки компоненти и feature области, например Bots, Positions, Analytics, Backtests, Optimization, Replays и Operations.</w:t>
+      </w:r>
+    </w:p>
+    <w:p>
+      <w:pPr>
+        <w:rPr>
+          <w:rFonts w:cs="Times New Roman"/>
+          <w:color w:val="000000" w:themeColor="text1"/>
+          <w:szCs w:val="24"/>
+          <w:lang w:val="bg-BG"/>
+        </w:rPr>
+      </w:pPr>
+      <w:r>
+        <w:rPr>
+          <w:rFonts w:cs="Times New Roman"/>
+          <w:color w:val="000000" w:themeColor="text1"/>
+          <w:szCs w:val="24"/>
+          <w:lang w:val="bg-BG"/>
+        </w:rPr>
+        <w:t>TypeScript добавя статична типизация към frontend кода. Това е полезно, защото Dashboard работи с множество DTO модели и API contracts. При промяна в property или type част от несъответствията могат да бъдат открити още при build, вместо чак при runtime.</w:t>
+      </w:r>
+    </w:p>
+    <w:p>
+      <w:pPr>
+        <w:rPr>
+          <w:rFonts w:cs="Times New Roman"/>
+          <w:color w:val="000000" w:themeColor="text1"/>
+          <w:szCs w:val="24"/>
+          <w:lang w:val="bg-BG"/>
+        </w:rPr>
+      </w:pPr>
+      <w:r>
+        <w:rPr>
+          <w:rFonts w:cs="Times New Roman"/>
+          <w:color w:val="000000" w:themeColor="text1"/>
+          <w:szCs w:val="24"/>
+          <w:lang w:val="bg-BG"/>
+        </w:rPr>
+        <w:t>Web проектът е организиран feature-oriented. Всеки по-голям модул има API functions, query hooks, formatters и visual components. Така например replay logic е отделена от bot configuration logic и от generic UI primitives.</w:t>
+      </w:r>
+    </w:p>
+    <w:p>
+      <w:pPr>
+        <w:pStyle w:val="Heading2"/>
+        <w:rPr>
+          <w:rFonts w:ascii="Times New Roman" w:hAnsi="Times New Roman" w:cs="Times New Roman"/>
+          <w:color w:val="000000" w:themeColor="text1"/>
+          <w:sz w:val="24"/>
+          <w:szCs w:val="24"/>
+          <w:lang w:val="bg-BG"/>
+        </w:rPr>
+      </w:pPr>
+      <w:r>
+        <w:rPr>
+          <w:rFonts w:ascii="Times New Roman" w:hAnsi="Times New Roman" w:cs="Times New Roman"/>
+          <w:color w:val="000000" w:themeColor="text1"/>
+          <w:sz w:val="24"/>
+          <w:szCs w:val="24"/>
+          <w:lang w:val="bg-BG"/>
+        </w:rPr>
+        <w:t>3.11. Vite, React Router и TanStack React Query</w:t>
+      </w:r>
+    </w:p>
+    <w:p>
+      <w:pPr>
+        <w:rPr>
+          <w:rFonts w:cs="Times New Roman"/>
+          <w:color w:val="000000" w:themeColor="text1"/>
+          <w:szCs w:val="24"/>
+          <w:lang w:val="bg-BG"/>
+        </w:rPr>
+      </w:pPr>
+      <w:r>
+        <w:rPr>
+          <w:rFonts w:cs="Times New Roman"/>
+          <w:color w:val="000000" w:themeColor="text1"/>
+          <w:szCs w:val="24"/>
+          <w:lang w:val="bg-BG"/>
+        </w:rPr>
+        <w:t>Vite е използван като development и build инструмент за Web проекта. Той предоставя бърз development server, module bundling и production build. TypeScript compiler се изпълнява преди Vite build, така че build процесът включва и type checking.</w:t>
+      </w:r>
+    </w:p>
+    <w:p>
+      <w:pPr>
+        <w:rPr>
+          <w:rFonts w:cs="Times New Roman"/>
+          <w:color w:val="000000" w:themeColor="text1"/>
+          <w:szCs w:val="24"/>
+          <w:lang w:val="bg-BG"/>
+        </w:rPr>
+      </w:pPr>
+      <w:r>
+        <w:rPr>
+          <w:rFonts w:cs="Times New Roman"/>
+          <w:color w:val="000000" w:themeColor="text1"/>
+          <w:szCs w:val="24"/>
+          <w:lang w:val="bg-BG"/>
+        </w:rPr>
+        <w:t>React Router управлява client-side navigation. Страници като Overview, Bots, Analytics, Backtests и Replays имат собствен URL и могат да бъдат отваряни директно. Protected routes се поставят зад authentication guard.</w:t>
+      </w:r>
+    </w:p>
+    <w:p>
+      <w:pPr>
+        <w:rPr>
+          <w:rFonts w:cs="Times New Roman"/>
+          <w:color w:val="000000" w:themeColor="text1"/>
+          <w:szCs w:val="24"/>
+          <w:lang w:val="bg-BG"/>
+        </w:rPr>
+      </w:pPr>
+      <w:r>
+        <w:rPr>
+          <w:rFonts w:cs="Times New Roman"/>
+          <w:color w:val="000000" w:themeColor="text1"/>
+          <w:szCs w:val="24"/>
+          <w:lang w:val="bg-BG"/>
+        </w:rPr>
+        <w:t>TanStack React Query управлява server state. Вместо всяка страница да поддържа собствен `loading/error/data` state чрез ръчно написани useEffect hooks, query layer централизира caching, refetch, polling и invalidation.</w:t>
+      </w:r>
+    </w:p>
+    <w:p>
+      <w:pPr>
+        <w:rPr>
+          <w:rFonts w:cs="Times New Roman"/>
+          <w:color w:val="000000" w:themeColor="text1"/>
+          <w:szCs w:val="24"/>
+          <w:lang w:val="bg-BG"/>
+        </w:rPr>
+      </w:pPr>
+      <w:r>
+        <w:rPr>
+          <w:rFonts w:cs="Times New Roman"/>
+          <w:color w:val="000000" w:themeColor="text1"/>
+          <w:szCs w:val="24"/>
+          <w:lang w:val="bg-BG"/>
+        </w:rPr>
+        <w:t>Това е особено подходящо при Dashboard, защото authoritative state е в backend. След bot command или configuration update frontend не трябва сам да измисля финалното runtime състояние, а да invalidate-не съответните queries и да прочете актуалната projection от API.</w:t>
+      </w:r>
+    </w:p>
+    <w:p>
+      <w:pPr>
+        <w:pStyle w:val="Heading2"/>
+        <w:rPr>
+          <w:rFonts w:ascii="Times New Roman" w:hAnsi="Times New Roman" w:cs="Times New Roman"/>
+          <w:color w:val="000000" w:themeColor="text1"/>
+          <w:sz w:val="24"/>
+          <w:szCs w:val="24"/>
+          <w:lang w:val="bg-BG"/>
+        </w:rPr>
+      </w:pPr>
+      <w:r>
+        <w:rPr>
+          <w:rFonts w:ascii="Times New Roman" w:hAnsi="Times New Roman" w:cs="Times New Roman"/>
+          <w:color w:val="000000" w:themeColor="text1"/>
+          <w:sz w:val="24"/>
+          <w:szCs w:val="24"/>
+          <w:lang w:val="bg-BG"/>
+        </w:rPr>
+        <w:t>3.12. Tailwind CSS и Recharts</w:t>
+      </w:r>
+    </w:p>
+    <w:p>
+      <w:pPr>
+        <w:rPr>
+          <w:rFonts w:cs="Times New Roman"/>
+          <w:color w:val="000000" w:themeColor="text1"/>
+          <w:szCs w:val="24"/>
+          <w:lang w:val="bg-BG"/>
+        </w:rPr>
+      </w:pPr>
+      <w:r>
+        <w:rPr>
+          <w:rFonts w:cs="Times New Roman"/>
+          <w:color w:val="000000" w:themeColor="text1"/>
+          <w:szCs w:val="24"/>
+          <w:lang w:val="bg-BG"/>
+        </w:rPr>
+        <w:t>Tailwind CSS се използва за layout и styling чрез utility classes. В проекта цветовете и основните semantic стойности са допълнени с CSS variables, което позволява consistent dark dashboard theme.</w:t>
+      </w:r>
+    </w:p>
+    <w:p>
+      <w:pPr>
+        <w:rPr>
+          <w:rFonts w:cs="Times New Roman"/>
+          <w:color w:val="000000" w:themeColor="text1"/>
+          <w:szCs w:val="24"/>
+          <w:lang w:val="bg-BG"/>
+        </w:rPr>
+      </w:pPr>
+      <w:r>
+        <w:rPr>
+          <w:rFonts w:cs="Times New Roman"/>
+          <w:color w:val="000000" w:themeColor="text1"/>
+          <w:szCs w:val="24"/>
+          <w:lang w:val="bg-BG"/>
+        </w:rPr>
+        <w:t>Recharts се използва за визуализация на аналитични данни, например equity curve. За по-специализираните candlestick визуализации е реализирана custom chart логика. Разделянето между API data и chart presentation позволява аналитичните компоненти да останат независими от HTTP transport.</w:t>
+      </w:r>
+    </w:p>
+    <w:p>
+      <w:pPr>
+        <w:pStyle w:val="Heading2"/>
+        <w:rPr>
+          <w:rFonts w:ascii="Times New Roman" w:hAnsi="Times New Roman" w:cs="Times New Roman"/>
+          <w:color w:val="000000" w:themeColor="text1"/>
+          <w:sz w:val="24"/>
+          <w:szCs w:val="24"/>
+          <w:lang w:val="bg-BG"/>
+        </w:rPr>
+      </w:pPr>
+      <w:r>
+        <w:rPr>
+          <w:rFonts w:ascii="Times New Roman" w:hAnsi="Times New Roman" w:cs="Times New Roman"/>
+          <w:color w:val="000000" w:themeColor="text1"/>
+          <w:sz w:val="24"/>
+          <w:szCs w:val="24"/>
+          <w:lang w:val="bg-BG"/>
+        </w:rPr>
+        <w:lastRenderedPageBreak/>
+        <w:t>3.13. Nginx за production Web hosting</w:t>
+      </w:r>
+    </w:p>
+    <w:p>
+      <w:pPr>
+        <w:rPr>
+          <w:rFonts w:cs="Times New Roman"/>
+          <w:color w:val="000000" w:themeColor="text1"/>
+          <w:szCs w:val="24"/>
+          <w:lang w:val="bg-BG"/>
+        </w:rPr>
+      </w:pPr>
+      <w:r>
+        <w:rPr>
+          <w:rFonts w:cs="Times New Roman"/>
+          <w:color w:val="000000" w:themeColor="text1"/>
+          <w:szCs w:val="24"/>
+          <w:lang w:val="bg-BG"/>
+        </w:rPr>
+        <w:t>След Vite build</w:t>
+      </w:r>
+      <w:r>
+        <w:rPr>
+          <w:rFonts w:cs="Times New Roman"/>
+          <w:color w:val="000000" w:themeColor="text1"/>
+          <w:szCs w:val="24"/>
+          <w:lang w:val="bg-BG"/>
+        </w:rPr>
+        <w:t>,</w:t>
+      </w:r>
+      <w:r>
+        <w:rPr>
+          <w:rFonts w:cs="Times New Roman"/>
+          <w:color w:val="000000" w:themeColor="text1"/>
+          <w:szCs w:val="24"/>
+          <w:lang w:val="bg-BG"/>
+        </w:rPr>
+        <w:t xml:space="preserve"> Web приложението представлява статични HTML, JavaScript и CSS assets. За production те се serve-ват от Nginx. Това е по-леко решение от поддържане на Node server само заради статичния frontend.</w:t>
+      </w:r>
+    </w:p>
+    <w:p>
+      <w:pPr>
+        <w:rPr>
+          <w:rFonts w:cs="Times New Roman"/>
+          <w:color w:val="000000" w:themeColor="text1"/>
+          <w:szCs w:val="24"/>
+          <w:lang w:val="bg-BG"/>
+        </w:rPr>
+      </w:pPr>
+      <w:r>
+        <w:rPr>
+          <w:rFonts w:cs="Times New Roman"/>
+          <w:color w:val="000000" w:themeColor="text1"/>
+          <w:szCs w:val="24"/>
+          <w:lang w:val="bg-BG"/>
+        </w:rPr>
+        <w:t>Nginx изпълнява и reverse proxy към Dashboard API. Browser изпраща заявка към `/api/...`, а Nginx я препраща към вътрешния Docker service `dashboard-api`. Така browser не трябва да знае internal container адресите, а Web и API могат да се използват през един origin.</w:t>
+      </w:r>
+    </w:p>
+    <w:p>
+      <w:pPr>
+        <w:rPr>
+          <w:rFonts w:cs="Times New Roman"/>
+          <w:color w:val="000000" w:themeColor="text1"/>
+          <w:szCs w:val="24"/>
+          <w:lang w:val="bg-BG"/>
+        </w:rPr>
+      </w:pPr>
+      <w:r>
+        <w:rPr>
+          <w:rFonts w:cs="Times New Roman"/>
+          <w:color w:val="000000" w:themeColor="text1"/>
+          <w:szCs w:val="24"/>
+          <w:lang w:val="bg-BG"/>
+        </w:rPr>
+        <w:t>Конфигурацията използва и SPA fallback към `index.html`, което позволява директно отваряне на client routes като `/analytics` или `/bots/BOT8012`.</w:t>
+      </w:r>
+    </w:p>
+    <w:p>
+      <w:pPr>
+        <w:pStyle w:val="Heading2"/>
+        <w:rPr>
+          <w:rFonts w:ascii="Times New Roman" w:hAnsi="Times New Roman" w:cs="Times New Roman"/>
+          <w:color w:val="000000" w:themeColor="text1"/>
+          <w:sz w:val="24"/>
+          <w:szCs w:val="24"/>
+          <w:lang w:val="bg-BG"/>
+        </w:rPr>
+      </w:pPr>
+      <w:r>
+        <w:rPr>
+          <w:rFonts w:ascii="Times New Roman" w:hAnsi="Times New Roman" w:cs="Times New Roman"/>
+          <w:color w:val="000000" w:themeColor="text1"/>
+          <w:sz w:val="24"/>
+          <w:szCs w:val="24"/>
+          <w:lang w:val="bg-BG"/>
+        </w:rPr>
+        <w:t>3.14. xUnit тестване</w:t>
+      </w:r>
+    </w:p>
+    <w:p>
+      <w:pPr>
+        <w:rPr>
+          <w:rFonts w:cs="Times New Roman"/>
+          <w:color w:val="000000" w:themeColor="text1"/>
+          <w:szCs w:val="24"/>
+          <w:lang w:val="bg-BG"/>
+        </w:rPr>
+      </w:pPr>
+      <w:r>
+        <w:rPr>
+          <w:rFonts w:cs="Times New Roman"/>
+          <w:color w:val="000000" w:themeColor="text1"/>
+          <w:szCs w:val="24"/>
+          <w:lang w:val="bg-BG"/>
+        </w:rPr>
+        <w:t>За тестове се използва xUnit. Той е добре интегриран с .NET и позволява unit и integration-oriented tests да бъдат изпълнявани локално.</w:t>
+      </w:r>
+    </w:p>
+    <w:p>
+      <w:pPr>
+        <w:rPr>
+          <w:rFonts w:cs="Times New Roman"/>
+          <w:color w:val="000000" w:themeColor="text1"/>
+          <w:szCs w:val="24"/>
+          <w:lang w:val="bg-BG"/>
+        </w:rPr>
+      </w:pPr>
+      <w:r>
+        <w:rPr>
+          <w:rFonts w:cs="Times New Roman"/>
+          <w:color w:val="000000" w:themeColor="text1"/>
+          <w:szCs w:val="24"/>
+          <w:lang w:val="bg-BG"/>
+        </w:rPr>
+        <w:t>Тестовете са важна част от избора на архитектура. Когато domain logic зависи от интерфейси и малки модели, тя може да бъде проверена без реален Redis, Binance или PostgreSQL. Интеграционните сценарии се използват отделно за проверка на връзката между компонентите.</w:t>
+      </w:r>
+    </w:p>
+    <w:p>
+      <w:pPr>
+        <w:pStyle w:val="Heading2"/>
+        <w:rPr>
+          <w:rFonts w:ascii="Times New Roman" w:hAnsi="Times New Roman" w:cs="Times New Roman"/>
+          <w:color w:val="000000" w:themeColor="text1"/>
+          <w:sz w:val="24"/>
+          <w:szCs w:val="24"/>
+          <w:lang w:val="bg-BG"/>
+        </w:rPr>
+      </w:pPr>
+      <w:r>
+        <w:rPr>
+          <w:rFonts w:ascii="Times New Roman" w:hAnsi="Times New Roman" w:cs="Times New Roman"/>
+          <w:color w:val="000000" w:themeColor="text1"/>
+          <w:sz w:val="24"/>
+          <w:szCs w:val="24"/>
+          <w:lang w:val="bg-BG"/>
+        </w:rPr>
+        <w:t>3.15. Prometheus, health, heartbeat, alerts и audit</w:t>
+      </w:r>
+    </w:p>
+    <w:p>
+      <w:pPr>
+        <w:rPr>
+          <w:rFonts w:cs="Times New Roman"/>
+          <w:color w:val="000000" w:themeColor="text1"/>
+          <w:szCs w:val="24"/>
+          <w:lang w:val="bg-BG"/>
+        </w:rPr>
+      </w:pPr>
+      <w:r>
+        <w:rPr>
+          <w:rFonts w:cs="Times New Roman"/>
+          <w:color w:val="000000" w:themeColor="text1"/>
+          <w:szCs w:val="24"/>
+          <w:lang w:val="bg-BG"/>
+        </w:rPr>
+        <w:t>За operational visibility се използват метрики и специализирани health механизми. Prometheus-compatible метрики позволяват наблюдение на runtime показатели, а heartbeat записите показват дали отделна услуга продължава да работи и да обновява състоянието си.</w:t>
+      </w:r>
+    </w:p>
+    <w:p>
+      <w:pPr>
+        <w:rPr>
+          <w:rFonts w:cs="Times New Roman"/>
+          <w:color w:val="000000" w:themeColor="text1"/>
+          <w:szCs w:val="24"/>
+          <w:lang w:val="bg-BG"/>
+        </w:rPr>
+      </w:pPr>
+      <w:r>
+        <w:rPr>
+          <w:rFonts w:cs="Times New Roman"/>
+          <w:color w:val="000000" w:themeColor="text1"/>
+          <w:szCs w:val="24"/>
+          <w:lang w:val="bg-BG"/>
+        </w:rPr>
+        <w:t>Alerts и audit са допълнителен operational слой. Alert показва открит проблем, докато audit проследява извършени действия. Тази информация се визуализира и в Dashboard, което позволява техническото състояние да бъде проверявано без директен достъп до container logs или базата.</w:t>
+      </w:r>
+    </w:p>
+    <w:p>
+      <w:pPr>
+        <w:pStyle w:val="Heading2"/>
+        <w:rPr>
+          <w:rFonts w:ascii="Times New Roman" w:hAnsi="Times New Roman" w:cs="Times New Roman"/>
+          <w:color w:val="000000" w:themeColor="text1"/>
+          <w:sz w:val="24"/>
+          <w:szCs w:val="24"/>
+          <w:lang w:val="bg-BG"/>
+        </w:rPr>
+      </w:pPr>
+      <w:r>
+        <w:rPr>
+          <w:rFonts w:ascii="Times New Roman" w:hAnsi="Times New Roman" w:cs="Times New Roman"/>
+          <w:color w:val="000000" w:themeColor="text1"/>
+          <w:sz w:val="24"/>
+          <w:szCs w:val="24"/>
+          <w:lang w:val="bg-BG"/>
+        </w:rPr>
+        <w:t>3.16. Карта на технологиите към компонентите</w:t>
+      </w:r>
+    </w:p>
+    <w:p>
+      <w:pPr>
+        <w:rPr>
+          <w:rFonts w:cs="Times New Roman"/>
+          <w:color w:val="000000" w:themeColor="text1"/>
+          <w:szCs w:val="24"/>
+          <w:lang w:val="bg-BG"/>
+        </w:rPr>
+      </w:pPr>
+    </w:p>
+    <w:p>
+      <w:pPr>
+        <w:rPr>
+          <w:rFonts w:cs="Times New Roman"/>
+          <w:color w:val="000000" w:themeColor="text1"/>
+          <w:szCs w:val="24"/>
+          <w:lang w:val="bg-BG"/>
+        </w:rPr>
+      </w:pPr>
+    </w:p>
+    <w:p>
+      <w:pPr>
+        <w:rPr>
+          <w:rFonts w:cs="Times New Roman"/>
+          <w:color w:val="000000" w:themeColor="text1"/>
+          <w:szCs w:val="24"/>
+          <w:lang w:val="bg-BG"/>
+        </w:rPr>
+      </w:pPr>
+    </w:p>
+    <w:p>
+      <w:pPr>
+        <w:rPr>
+          <w:rFonts w:cs="Times New Roman"/>
+          <w:color w:val="000000" w:themeColor="text1"/>
+          <w:szCs w:val="24"/>
+          <w:lang w:val="bg-BG"/>
+        </w:rPr>
+      </w:pPr>
+    </w:p>
+    <w:p>
+      <w:pPr>
+        <w:rPr>
+          <w:rFonts w:cs="Times New Roman"/>
+          <w:color w:val="000000" w:themeColor="text1"/>
+          <w:szCs w:val="24"/>
+          <w:lang w:val="bg-BG"/>
+        </w:rPr>
+      </w:pPr>
+    </w:p>
+    <w:p>
+      <w:pPr>
+        <w:rPr>
+          <w:rFonts w:cs="Times New Roman"/>
+          <w:color w:val="000000" w:themeColor="text1"/>
+          <w:szCs w:val="24"/>
+          <w:lang w:val="bg-BG"/>
+        </w:rPr>
+      </w:pPr>
+    </w:p>
+    <w:p>
+      <w:pPr>
+        <w:rPr>
+          <w:rFonts w:cs="Times New Roman"/>
+          <w:color w:val="000000" w:themeColor="text1"/>
+          <w:szCs w:val="24"/>
+          <w:lang w:val="bg-BG"/>
+        </w:rPr>
+      </w:pPr>
+    </w:p>
+    <w:p>
+      <w:pPr>
+        <w:rPr>
+          <w:rFonts w:cs="Times New Roman"/>
+          <w:color w:val="000000" w:themeColor="text1"/>
+          <w:szCs w:val="24"/>
+          <w:lang w:val="bg-BG"/>
+        </w:rPr>
+      </w:pPr>
+    </w:p>
+    <w:p>
+      <w:pPr>
+        <w:rPr>
+          <w:rFonts w:cs="Times New Roman"/>
+          <w:color w:val="000000" w:themeColor="text1"/>
+          <w:szCs w:val="24"/>
+          <w:lang w:val="bg-BG"/>
+        </w:rPr>
+      </w:pPr>
+    </w:p>
+    <w:p>
+      <w:pPr>
+        <w:rPr>
+          <w:rFonts w:cs="Times New Roman"/>
+          <w:color w:val="000000" w:themeColor="text1"/>
+          <w:szCs w:val="24"/>
+          <w:lang w:val="bg-BG"/>
+        </w:rPr>
+      </w:pPr>
+    </w:p>
+    <w:p>
+      <w:pPr>
+        <w:rPr>
+          <w:rFonts w:cs="Times New Roman"/>
+          <w:color w:val="000000" w:themeColor="text1"/>
+          <w:szCs w:val="24"/>
+          <w:lang w:val="bg-BG"/>
+        </w:rPr>
+      </w:pPr>
+    </w:p>
+    <w:p>
+      <w:pPr>
+        <w:rPr>
+          <w:rFonts w:cs="Times New Roman"/>
+          <w:color w:val="000000" w:themeColor="text1"/>
+          <w:szCs w:val="24"/>
+          <w:lang w:val="bg-BG"/>
+        </w:rPr>
+      </w:pPr>
+    </w:p>
+    <w:p>
+      <w:pPr>
+        <w:rPr>
+          <w:rFonts w:cs="Times New Roman"/>
+          <w:color w:val="000000" w:themeColor="text1"/>
+          <w:szCs w:val="24"/>
+          <w:lang w:val="bg-BG"/>
+        </w:rPr>
+      </w:pPr>
+    </w:p>
+    <w:p>
+      <w:pPr>
+        <w:rPr>
+          <w:rFonts w:cs="Times New Roman"/>
+          <w:color w:val="000000" w:themeColor="text1"/>
+          <w:szCs w:val="24"/>
+          <w:lang w:val="bg-BG"/>
+        </w:rPr>
+      </w:pPr>
+      <w:r>
+        <w:rPr>
+          <w:rFonts w:cs="Times New Roman"/>
+          <w:color w:val="000000" w:themeColor="text1"/>
+          <w:szCs w:val="24"/>
+          <w:lang w:val="bg-BG"/>
+        </w:rPr>
+        <w:lastRenderedPageBreak/>
+        <w:t>Фигура 3.1. Основни технологии и връзката им с компонентите</w:t>
+      </w:r>
+    </w:p>
+    <w:p>
+      <w:pPr>
+        <w:rPr>
+          <w:rFonts w:cs="Times New Roman"/>
+          <w:color w:val="000000" w:themeColor="text1"/>
+          <w:szCs w:val="24"/>
+          <w:lang w:val="bg-BG"/>
+        </w:rPr>
+      </w:pPr>
+      <w:r>
+        <w:rPr>
+          <w:rFonts w:cs="Times New Roman"/>
+          <w:noProof/>
+          <w:color w:val="000000" w:themeColor="text1"/>
+          <w:szCs w:val="24"/>
+          <w:lang w:val="bg-BG"/>
+        </w:rPr>
+        <w:drawing>
+          <wp:anchor distT="0" distB="0" distL="114300" distR="114300" simplePos="0" relativeHeight="251661312" behindDoc="1" locked="0" layoutInCell="1" allowOverlap="1" wp14:anchorId="74566298" wp14:editId="79AE4BFE">
+            <wp:simplePos x="0" y="0"/>
+            <wp:positionH relativeFrom="margin">
+              <wp:align>left</wp:align>
+            </wp:positionH>
+            <wp:positionV relativeFrom="paragraph">
+              <wp:posOffset>0</wp:posOffset>
+            </wp:positionV>
+            <wp:extent cx="5701684" cy="3255573"/>
+            <wp:effectExtent l="0" t="0" r="0" b="2540"/>
+            <wp:wrapTight wrapText="bothSides">
+              <wp:wrapPolygon edited="0">
+                <wp:start x="0" y="0"/>
+                <wp:lineTo x="0" y="21490"/>
+                <wp:lineTo x="21506" y="21490"/>
+                <wp:lineTo x="21506" y="0"/>
+                <wp:lineTo x="0" y="0"/>
+              </wp:wrapPolygon>
+            </wp:wrapTight>
+            <wp:docPr id="1576607020" name="Picture 4"/>
+            <wp:cNvGraphicFramePr>
+              <a:graphicFrameLocks xmlns:a="http://schemas.openxmlformats.org/drawingml/2006/main" noChangeAspect="1"/>
+            </wp:cNvGraphicFramePr>
+            <a:graphic xmlns:a="http://schemas.openxmlformats.org/drawingml/2006/main">
+              <a:graphicData uri="http://schemas.openxmlformats.org/drawingml/2006/picture">
+                <pic:pic xmlns:pic="http://schemas.openxmlformats.org/drawingml/2006/picture">
+                  <pic:nvPicPr>
+                    <pic:cNvPr id="0" name="Picture 4"/>
+                    <pic:cNvPicPr>
+                      <a:picLocks noChangeAspect="1" noChangeArrowheads="1"/>
+                    </pic:cNvPicPr>
+                  </pic:nvPicPr>
+                  <pic:blipFill>
+                    <a:blip r:embed="rId8">
+                      <a:extLst>
+                        <a:ext uri="{28A0092B-C50C-407E-A947-70E740481C1C}">
+                          <a14:useLocalDpi xmlns:a14="http://schemas.microsoft.com/office/drawing/2010/main" val="0"/>
+                        </a:ext>
+                      </a:extLst>
+                    </a:blip>
+                    <a:srcRect/>
+                    <a:stretch>
+                      <a:fillRect/>
+                    </a:stretch>
+                  </pic:blipFill>
+                  <pic:spPr bwMode="auto">
+                    <a:xfrm>
+                      <a:off x="0" y="0"/>
+                      <a:ext cx="5701684" cy="3255573"/>
+                    </a:xfrm>
+                    <a:prstGeom prst="rect">
+                      <a:avLst/>
+                    </a:prstGeom>
+                    <a:noFill/>
+                  </pic:spPr>
+                </pic:pic>
+              </a:graphicData>
+            </a:graphic>
+          </wp:anchor>
+        </w:drawing>
+      </w:r>
+    </w:p>
+    <w:p>
+      <w:pPr>
+        <w:pStyle w:val="Heading2"/>
+        <w:rPr>
+          <w:rFonts w:ascii="Times New Roman" w:hAnsi="Times New Roman" w:cs="Times New Roman"/>
+          <w:color w:val="000000" w:themeColor="text1"/>
+          <w:sz w:val="24"/>
+          <w:szCs w:val="24"/>
+          <w:lang w:val="bg-BG"/>
+        </w:rPr>
+      </w:pPr>
+      <w:r>
+        <w:rPr>
+          <w:rFonts w:ascii="Times New Roman" w:hAnsi="Times New Roman" w:cs="Times New Roman"/>
+          <w:color w:val="000000" w:themeColor="text1"/>
+          <w:sz w:val="24"/>
+          <w:szCs w:val="24"/>
+          <w:lang w:val="bg-BG"/>
+        </w:rPr>
+        <w:t>3.17. Обобщение на технологичния избор</w:t>
+      </w:r>
+    </w:p>
+    <w:tbl>
+      <w:tblPr>
+        <w:tblStyle w:val="TableGrid"/>
+        <w:tblW w:w="0" w:type="auto"/>
+        <w:jc w:val="center"/>
+        <w:tblLook w:val="04A0" w:firstRow="1" w:lastRow="0" w:firstColumn="1" w:lastColumn="0" w:noHBand="0" w:noVBand="1"/>
+      </w:tblPr>
+      <w:tblGrid>
+        <w:gridCol w:w="3258"/>
+        <w:gridCol w:w="3070"/>
+        <w:gridCol w:w="3068"/>
+      </w:tblGrid>
+      <w:tr>
+        <w:trPr>
+          <w:jc w:val="center"/>
+        </w:trPr>
+        <w:tc>
+          <w:tcPr>
+            <w:tcW w:w="3135" w:type="dxa"/>
+            <w:shd w:val="clear" w:color="auto" w:fill="E7EEF8"/>
+          </w:tcPr>
+          <w:p>
+            <w:pPr>
+              <w:spacing w:line="240" w:lineRule="auto"/>
+              <w:rPr>
+                <w:rFonts w:cs="Times New Roman"/>
+                <w:color w:val="000000" w:themeColor="text1"/>
+                <w:sz w:val="24"/>
+                <w:szCs w:val="24"/>
+                <w:lang w:val="bg-BG"/>
+              </w:rPr>
+            </w:pPr>
+            <w:r>
+              <w:rPr>
+                <w:rFonts w:cs="Times New Roman"/>
+                <w:b/>
+                <w:color w:val="000000" w:themeColor="text1"/>
+                <w:sz w:val="24"/>
+                <w:szCs w:val="24"/>
+                <w:lang w:val="bg-BG"/>
+              </w:rPr>
+              <w:t>Технология</w:t>
+            </w:r>
+          </w:p>
+        </w:tc>
+        <w:tc>
+          <w:tcPr>
+            <w:tcW w:w="3135" w:type="dxa"/>
+            <w:shd w:val="clear" w:color="auto" w:fill="E7EEF8"/>
+          </w:tcPr>
+          <w:p>
+            <w:pPr>
+              <w:spacing w:line="240" w:lineRule="auto"/>
+              <w:rPr>
+                <w:rFonts w:cs="Times New Roman"/>
+                <w:color w:val="000000" w:themeColor="text1"/>
+                <w:sz w:val="24"/>
+                <w:szCs w:val="24"/>
+                <w:lang w:val="bg-BG"/>
+              </w:rPr>
+            </w:pPr>
+            <w:r>
+              <w:rPr>
+                <w:rFonts w:cs="Times New Roman"/>
+                <w:b/>
+                <w:color w:val="000000" w:themeColor="text1"/>
+                <w:sz w:val="24"/>
+                <w:szCs w:val="24"/>
+                <w:lang w:val="bg-BG"/>
+              </w:rPr>
+              <w:t>Основна роля</w:t>
+            </w:r>
+          </w:p>
+        </w:tc>
+        <w:tc>
+          <w:tcPr>
+            <w:tcW w:w="3135" w:type="dxa"/>
+            <w:shd w:val="clear" w:color="auto" w:fill="E7EEF8"/>
+          </w:tcPr>
+          <w:p>
+            <w:pPr>
+              <w:spacing w:line="240" w:lineRule="auto"/>
+              <w:rPr>
+                <w:rFonts w:cs="Times New Roman"/>
+                <w:color w:val="000000" w:themeColor="text1"/>
+                <w:sz w:val="24"/>
+                <w:szCs w:val="24"/>
+                <w:lang w:val="bg-BG"/>
+              </w:rPr>
+            </w:pPr>
+            <w:r>
+              <w:rPr>
+                <w:rFonts w:cs="Times New Roman"/>
+                <w:b/>
+                <w:color w:val="000000" w:themeColor="text1"/>
+                <w:sz w:val="24"/>
+                <w:szCs w:val="24"/>
+                <w:lang w:val="bg-BG"/>
+              </w:rPr>
+              <w:t>Причина за избора</w:t>
+            </w:r>
+          </w:p>
+        </w:tc>
+      </w:tr>
+      <w:tr>
+        <w:trPr>
+          <w:jc w:val="center"/>
+        </w:trPr>
+        <w:tc>
+          <w:tcPr>
+            <w:tcW w:w="3135" w:type="dxa"/>
+          </w:tcPr>
+          <w:p>
+            <w:pPr>
+              <w:spacing w:line="240" w:lineRule="auto"/>
+              <w:rPr>
+                <w:rFonts w:cs="Times New Roman"/>
+                <w:color w:val="000000" w:themeColor="text1"/>
+                <w:sz w:val="24"/>
+                <w:szCs w:val="24"/>
+                <w:lang w:val="bg-BG"/>
+              </w:rPr>
+            </w:pPr>
+            <w:r>
+              <w:rPr>
+                <w:rFonts w:cs="Times New Roman"/>
+                <w:color w:val="000000" w:themeColor="text1"/>
+                <w:sz w:val="24"/>
+                <w:szCs w:val="24"/>
+                <w:lang w:val="bg-BG"/>
+              </w:rPr>
+              <w:t>C# / .NET</w:t>
+            </w:r>
+          </w:p>
+        </w:tc>
+        <w:tc>
+          <w:tcPr>
+            <w:tcW w:w="3135" w:type="dxa"/>
+          </w:tcPr>
+          <w:p>
+            <w:pPr>
+              <w:spacing w:line="240" w:lineRule="auto"/>
+              <w:rPr>
+                <w:rFonts w:cs="Times New Roman"/>
+                <w:color w:val="000000" w:themeColor="text1"/>
+                <w:sz w:val="24"/>
+                <w:szCs w:val="24"/>
+                <w:lang w:val="bg-BG"/>
+              </w:rPr>
+            </w:pPr>
+            <w:r>
+              <w:rPr>
+                <w:rFonts w:cs="Times New Roman"/>
+                <w:color w:val="000000" w:themeColor="text1"/>
+                <w:sz w:val="24"/>
+                <w:szCs w:val="24"/>
+                <w:lang w:val="bg-BG"/>
+              </w:rPr>
+              <w:t>Backend services и domain logic</w:t>
+            </w:r>
+          </w:p>
+        </w:tc>
+        <w:tc>
+          <w:tcPr>
+            <w:tcW w:w="3135" w:type="dxa"/>
+          </w:tcPr>
+          <w:p>
+            <w:pPr>
+              <w:spacing w:line="240" w:lineRule="auto"/>
+              <w:rPr>
+                <w:rFonts w:cs="Times New Roman"/>
+                <w:color w:val="000000" w:themeColor="text1"/>
+                <w:sz w:val="24"/>
+                <w:szCs w:val="24"/>
+                <w:lang w:val="bg-BG"/>
+              </w:rPr>
+            </w:pPr>
+            <w:r>
+              <w:rPr>
+                <w:rFonts w:cs="Times New Roman"/>
+                <w:color w:val="000000" w:themeColor="text1"/>
+                <w:sz w:val="24"/>
+                <w:szCs w:val="24"/>
+                <w:lang w:val="bg-BG"/>
+              </w:rPr>
+              <w:t>Strong typing, async/await, DI, mature ecosystem.</w:t>
+            </w:r>
+          </w:p>
+        </w:tc>
+      </w:tr>
+      <w:tr>
+        <w:trPr>
+          <w:jc w:val="center"/>
+        </w:trPr>
+        <w:tc>
+          <w:tcPr>
+            <w:tcW w:w="3135" w:type="dxa"/>
+          </w:tcPr>
+          <w:p>
+            <w:pPr>
+              <w:spacing w:line="240" w:lineRule="auto"/>
+              <w:rPr>
+                <w:rFonts w:cs="Times New Roman"/>
+                <w:color w:val="000000" w:themeColor="text1"/>
+                <w:sz w:val="24"/>
+                <w:szCs w:val="24"/>
+                <w:lang w:val="bg-BG"/>
+              </w:rPr>
+            </w:pPr>
+            <w:r>
+              <w:rPr>
+                <w:rFonts w:cs="Times New Roman"/>
+                <w:color w:val="000000" w:themeColor="text1"/>
+                <w:sz w:val="24"/>
+                <w:szCs w:val="24"/>
+                <w:lang w:val="bg-BG"/>
+              </w:rPr>
+              <w:t>ASP.NET Core</w:t>
+            </w:r>
+          </w:p>
+        </w:tc>
+        <w:tc>
+          <w:tcPr>
+            <w:tcW w:w="3135" w:type="dxa"/>
+          </w:tcPr>
+          <w:p>
+            <w:pPr>
+              <w:spacing w:line="240" w:lineRule="auto"/>
+              <w:rPr>
+                <w:rFonts w:cs="Times New Roman"/>
+                <w:color w:val="000000" w:themeColor="text1"/>
+                <w:sz w:val="24"/>
+                <w:szCs w:val="24"/>
+                <w:lang w:val="bg-BG"/>
+              </w:rPr>
+            </w:pPr>
+            <w:r>
+              <w:rPr>
+                <w:rFonts w:cs="Times New Roman"/>
+                <w:color w:val="000000" w:themeColor="text1"/>
+                <w:sz w:val="24"/>
+                <w:szCs w:val="24"/>
+                <w:lang w:val="bg-BG"/>
+              </w:rPr>
+              <w:t>Dashboard API</w:t>
+            </w:r>
+          </w:p>
+        </w:tc>
+        <w:tc>
+          <w:tcPr>
+            <w:tcW w:w="3135" w:type="dxa"/>
+          </w:tcPr>
+          <w:p>
+            <w:pPr>
+              <w:spacing w:line="240" w:lineRule="auto"/>
+              <w:rPr>
+                <w:rFonts w:cs="Times New Roman"/>
+                <w:color w:val="000000" w:themeColor="text1"/>
+                <w:sz w:val="24"/>
+                <w:szCs w:val="24"/>
+                <w:lang w:val="bg-BG"/>
+              </w:rPr>
+            </w:pPr>
+            <w:r>
+              <w:rPr>
+                <w:rFonts w:cs="Times New Roman"/>
+                <w:color w:val="000000" w:themeColor="text1"/>
+                <w:sz w:val="24"/>
+                <w:szCs w:val="24"/>
+                <w:lang w:val="bg-BG"/>
+              </w:rPr>
+              <w:t>Middleware, authentication, routing, authorization.</w:t>
+            </w:r>
+          </w:p>
+        </w:tc>
+      </w:tr>
+      <w:tr>
+        <w:trPr>
+          <w:jc w:val="center"/>
+        </w:trPr>
+        <w:tc>
+          <w:tcPr>
+            <w:tcW w:w="3135" w:type="dxa"/>
+          </w:tcPr>
+          <w:p>
+            <w:pPr>
+              <w:spacing w:line="240" w:lineRule="auto"/>
+              <w:rPr>
+                <w:rFonts w:cs="Times New Roman"/>
+                <w:color w:val="000000" w:themeColor="text1"/>
+                <w:sz w:val="24"/>
+                <w:szCs w:val="24"/>
+                <w:lang w:val="bg-BG"/>
+              </w:rPr>
+            </w:pPr>
+            <w:r>
+              <w:rPr>
+                <w:rFonts w:cs="Times New Roman"/>
+                <w:color w:val="000000" w:themeColor="text1"/>
+                <w:sz w:val="24"/>
+                <w:szCs w:val="24"/>
+                <w:lang w:val="bg-BG"/>
+              </w:rPr>
+              <w:t>PostgreSQL</w:t>
+            </w:r>
+          </w:p>
+        </w:tc>
+        <w:tc>
+          <w:tcPr>
+            <w:tcW w:w="3135" w:type="dxa"/>
+          </w:tcPr>
+          <w:p>
+            <w:pPr>
+              <w:spacing w:line="240" w:lineRule="auto"/>
+              <w:rPr>
+                <w:rFonts w:cs="Times New Roman"/>
+                <w:color w:val="000000" w:themeColor="text1"/>
+                <w:sz w:val="24"/>
+                <w:szCs w:val="24"/>
+                <w:lang w:val="bg-BG"/>
+              </w:rPr>
+            </w:pPr>
+            <w:r>
+              <w:rPr>
+                <w:rFonts w:cs="Times New Roman"/>
+                <w:color w:val="000000" w:themeColor="text1"/>
+                <w:sz w:val="24"/>
+                <w:szCs w:val="24"/>
+                <w:lang w:val="bg-BG"/>
+              </w:rPr>
+              <w:t>Durable data</w:t>
+            </w:r>
+          </w:p>
+        </w:tc>
+        <w:tc>
+          <w:tcPr>
+            <w:tcW w:w="3135" w:type="dxa"/>
+          </w:tcPr>
+          <w:p>
+            <w:pPr>
+              <w:spacing w:line="240" w:lineRule="auto"/>
+              <w:rPr>
+                <w:rFonts w:cs="Times New Roman"/>
+                <w:color w:val="000000" w:themeColor="text1"/>
+                <w:sz w:val="24"/>
+                <w:szCs w:val="24"/>
+                <w:lang w:val="bg-BG"/>
+              </w:rPr>
+            </w:pPr>
+            <w:r>
+              <w:rPr>
+                <w:rFonts w:cs="Times New Roman"/>
+                <w:color w:val="000000" w:themeColor="text1"/>
+                <w:sz w:val="24"/>
+                <w:szCs w:val="24"/>
+                <w:lang w:val="bg-BG"/>
+              </w:rPr>
+              <w:t>Transactions, relational queries, reliability.</w:t>
+            </w:r>
+          </w:p>
+        </w:tc>
+      </w:tr>
+      <w:tr>
+        <w:trPr>
+          <w:jc w:val="center"/>
+        </w:trPr>
+        <w:tc>
+          <w:tcPr>
+            <w:tcW w:w="3135" w:type="dxa"/>
+          </w:tcPr>
+          <w:p>
+            <w:pPr>
+              <w:spacing w:line="240" w:lineRule="auto"/>
+              <w:rPr>
+                <w:rFonts w:cs="Times New Roman"/>
+                <w:color w:val="000000" w:themeColor="text1"/>
+                <w:sz w:val="24"/>
+                <w:szCs w:val="24"/>
+                <w:lang w:val="bg-BG"/>
+              </w:rPr>
+            </w:pPr>
+            <w:r>
+              <w:rPr>
+                <w:rFonts w:cs="Times New Roman"/>
+                <w:color w:val="000000" w:themeColor="text1"/>
+                <w:sz w:val="24"/>
+                <w:szCs w:val="24"/>
+                <w:lang w:val="bg-BG"/>
+              </w:rPr>
+              <w:t>Npgsql / Dapper</w:t>
+            </w:r>
+          </w:p>
+        </w:tc>
+        <w:tc>
+          <w:tcPr>
+            <w:tcW w:w="3135" w:type="dxa"/>
+          </w:tcPr>
+          <w:p>
+            <w:pPr>
+              <w:spacing w:line="240" w:lineRule="auto"/>
+              <w:rPr>
+                <w:rFonts w:cs="Times New Roman"/>
+                <w:color w:val="000000" w:themeColor="text1"/>
+                <w:sz w:val="24"/>
+                <w:szCs w:val="24"/>
+                <w:lang w:val="bg-BG"/>
+              </w:rPr>
+            </w:pPr>
+            <w:r>
+              <w:rPr>
+                <w:rFonts w:cs="Times New Roman"/>
+                <w:color w:val="000000" w:themeColor="text1"/>
+                <w:sz w:val="24"/>
+                <w:szCs w:val="24"/>
+                <w:lang w:val="bg-BG"/>
+              </w:rPr>
+              <w:t>Data access</w:t>
+            </w:r>
+          </w:p>
+        </w:tc>
+        <w:tc>
+          <w:tcPr>
+            <w:tcW w:w="3135" w:type="dxa"/>
+          </w:tcPr>
+          <w:p>
+            <w:pPr>
+              <w:spacing w:line="240" w:lineRule="auto"/>
+              <w:rPr>
+                <w:rFonts w:cs="Times New Roman"/>
+                <w:color w:val="000000" w:themeColor="text1"/>
+                <w:sz w:val="24"/>
+                <w:szCs w:val="24"/>
+                <w:lang w:val="bg-BG"/>
+              </w:rPr>
+            </w:pPr>
+            <w:r>
+              <w:rPr>
+                <w:rFonts w:cs="Times New Roman"/>
+                <w:color w:val="000000" w:themeColor="text1"/>
+                <w:sz w:val="24"/>
+                <w:szCs w:val="24"/>
+                <w:lang w:val="bg-BG"/>
+              </w:rPr>
+              <w:t>Direct PostgreSQL support и контролируем SQL.</w:t>
+            </w:r>
+          </w:p>
+        </w:tc>
+      </w:tr>
+      <w:tr>
+        <w:trPr>
+          <w:jc w:val="center"/>
+        </w:trPr>
+        <w:tc>
+          <w:tcPr>
+            <w:tcW w:w="3135" w:type="dxa"/>
+          </w:tcPr>
+          <w:p>
+            <w:pPr>
+              <w:spacing w:line="240" w:lineRule="auto"/>
+              <w:rPr>
+                <w:rFonts w:cs="Times New Roman"/>
+                <w:color w:val="000000" w:themeColor="text1"/>
+                <w:sz w:val="24"/>
+                <w:szCs w:val="24"/>
+                <w:lang w:val="bg-BG"/>
+              </w:rPr>
+            </w:pPr>
+            <w:r>
+              <w:rPr>
+                <w:rFonts w:cs="Times New Roman"/>
+                <w:color w:val="000000" w:themeColor="text1"/>
+                <w:sz w:val="24"/>
+                <w:szCs w:val="24"/>
+                <w:lang w:val="bg-BG"/>
+              </w:rPr>
+              <w:t>Redis</w:t>
+            </w:r>
+          </w:p>
+        </w:tc>
+        <w:tc>
+          <w:tcPr>
+            <w:tcW w:w="3135" w:type="dxa"/>
+          </w:tcPr>
+          <w:p>
+            <w:pPr>
+              <w:spacing w:line="240" w:lineRule="auto"/>
+              <w:rPr>
+                <w:rFonts w:cs="Times New Roman"/>
+                <w:color w:val="000000" w:themeColor="text1"/>
+                <w:sz w:val="24"/>
+                <w:szCs w:val="24"/>
+                <w:lang w:val="bg-BG"/>
+              </w:rPr>
+            </w:pPr>
+            <w:r>
+              <w:rPr>
+                <w:rFonts w:cs="Times New Roman"/>
+                <w:color w:val="000000" w:themeColor="text1"/>
+                <w:sz w:val="24"/>
+                <w:szCs w:val="24"/>
+                <w:lang w:val="bg-BG"/>
+              </w:rPr>
+              <w:t>Pub/Sub и runtime state</w:t>
+            </w:r>
+          </w:p>
+        </w:tc>
+        <w:tc>
+          <w:tcPr>
+            <w:tcW w:w="3135" w:type="dxa"/>
+          </w:tcPr>
+          <w:p>
+            <w:pPr>
+              <w:spacing w:line="240" w:lineRule="auto"/>
+              <w:rPr>
+                <w:rFonts w:cs="Times New Roman"/>
+                <w:color w:val="000000" w:themeColor="text1"/>
+                <w:sz w:val="24"/>
+                <w:szCs w:val="24"/>
+                <w:lang w:val="bg-BG"/>
+              </w:rPr>
+            </w:pPr>
+            <w:r>
+              <w:rPr>
+                <w:rFonts w:cs="Times New Roman"/>
+                <w:color w:val="000000" w:themeColor="text1"/>
+                <w:sz w:val="24"/>
+                <w:szCs w:val="24"/>
+                <w:lang w:val="bg-BG"/>
+              </w:rPr>
+              <w:t>Low latency, expiration.</w:t>
+            </w:r>
+          </w:p>
+        </w:tc>
+      </w:tr>
+      <w:tr>
+        <w:trPr>
+          <w:jc w:val="center"/>
+        </w:trPr>
+        <w:tc>
+          <w:tcPr>
+            <w:tcW w:w="3135" w:type="dxa"/>
+          </w:tcPr>
+          <w:p>
+            <w:pPr>
+              <w:spacing w:line="240" w:lineRule="auto"/>
+              <w:rPr>
+                <w:rFonts w:cs="Times New Roman"/>
+                <w:color w:val="000000" w:themeColor="text1"/>
+                <w:sz w:val="24"/>
+                <w:szCs w:val="24"/>
+                <w:lang w:val="bg-BG"/>
+              </w:rPr>
+            </w:pPr>
+            <w:r>
+              <w:rPr>
+                <w:rFonts w:cs="Times New Roman"/>
+                <w:color w:val="000000" w:themeColor="text1"/>
+                <w:sz w:val="24"/>
+                <w:szCs w:val="24"/>
+                <w:lang w:val="bg-BG"/>
+              </w:rPr>
+              <w:t>Binance REST/WebSocket</w:t>
+            </w:r>
+          </w:p>
+        </w:tc>
+        <w:tc>
+          <w:tcPr>
+            <w:tcW w:w="3135" w:type="dxa"/>
+          </w:tcPr>
+          <w:p>
+            <w:pPr>
+              <w:spacing w:line="240" w:lineRule="auto"/>
+              <w:rPr>
+                <w:rFonts w:cs="Times New Roman"/>
+                <w:color w:val="000000" w:themeColor="text1"/>
+                <w:sz w:val="24"/>
+                <w:szCs w:val="24"/>
+                <w:lang w:val="bg-BG"/>
+              </w:rPr>
+            </w:pPr>
+            <w:r>
+              <w:rPr>
+                <w:rFonts w:cs="Times New Roman"/>
+                <w:color w:val="000000" w:themeColor="text1"/>
+                <w:sz w:val="24"/>
+                <w:szCs w:val="24"/>
+                <w:lang w:val="bg-BG"/>
+              </w:rPr>
+              <w:t>External exchange integration</w:t>
+            </w:r>
+          </w:p>
+        </w:tc>
+        <w:tc>
+          <w:tcPr>
+            <w:tcW w:w="3135" w:type="dxa"/>
+          </w:tcPr>
+          <w:p>
+            <w:pPr>
+              <w:spacing w:line="240" w:lineRule="auto"/>
+              <w:rPr>
+                <w:rFonts w:cs="Times New Roman"/>
+                <w:color w:val="000000" w:themeColor="text1"/>
+                <w:sz w:val="24"/>
+                <w:szCs w:val="24"/>
+                <w:lang w:val="bg-BG"/>
+              </w:rPr>
+            </w:pPr>
+            <w:r>
+              <w:rPr>
+                <w:rFonts w:cs="Times New Roman"/>
+                <w:color w:val="000000" w:themeColor="text1"/>
+                <w:sz w:val="24"/>
+                <w:szCs w:val="24"/>
+                <w:lang w:val="bg-BG"/>
+              </w:rPr>
+              <w:t>Commands + event streams.</w:t>
+            </w:r>
+          </w:p>
+        </w:tc>
+      </w:tr>
+      <w:tr>
+        <w:trPr>
+          <w:jc w:val="center"/>
+        </w:trPr>
+        <w:tc>
+          <w:tcPr>
+            <w:tcW w:w="3135" w:type="dxa"/>
+          </w:tcPr>
+          <w:p>
+            <w:pPr>
+              <w:spacing w:line="240" w:lineRule="auto"/>
+              <w:rPr>
+                <w:rFonts w:cs="Times New Roman"/>
+                <w:color w:val="000000" w:themeColor="text1"/>
+                <w:sz w:val="24"/>
+                <w:szCs w:val="24"/>
+                <w:lang w:val="bg-BG"/>
+              </w:rPr>
+            </w:pPr>
+            <w:r>
+              <w:rPr>
+                <w:rFonts w:cs="Times New Roman"/>
+                <w:color w:val="000000" w:themeColor="text1"/>
+                <w:sz w:val="24"/>
+                <w:szCs w:val="24"/>
+                <w:lang w:val="bg-BG"/>
+              </w:rPr>
+              <w:t>Docker Compose</w:t>
+            </w:r>
+          </w:p>
+        </w:tc>
+        <w:tc>
+          <w:tcPr>
+            <w:tcW w:w="3135" w:type="dxa"/>
+          </w:tcPr>
+          <w:p>
+            <w:pPr>
+              <w:spacing w:line="240" w:lineRule="auto"/>
+              <w:rPr>
+                <w:rFonts w:cs="Times New Roman"/>
+                <w:color w:val="000000" w:themeColor="text1"/>
+                <w:sz w:val="24"/>
+                <w:szCs w:val="24"/>
+                <w:lang w:val="bg-BG"/>
+              </w:rPr>
+            </w:pPr>
+            <w:r>
+              <w:rPr>
+                <w:rFonts w:cs="Times New Roman"/>
+                <w:color w:val="000000" w:themeColor="text1"/>
+                <w:sz w:val="24"/>
+                <w:szCs w:val="24"/>
+                <w:lang w:val="bg-BG"/>
+              </w:rPr>
+              <w:t>Deployment</w:t>
+            </w:r>
+          </w:p>
+        </w:tc>
+        <w:tc>
+          <w:tcPr>
+            <w:tcW w:w="3135" w:type="dxa"/>
+          </w:tcPr>
+          <w:p>
+            <w:pPr>
+              <w:spacing w:line="240" w:lineRule="auto"/>
+              <w:rPr>
+                <w:rFonts w:cs="Times New Roman"/>
+                <w:color w:val="000000" w:themeColor="text1"/>
+                <w:sz w:val="24"/>
+                <w:szCs w:val="24"/>
+                <w:lang w:val="bg-BG"/>
+              </w:rPr>
+            </w:pPr>
+            <w:r>
+              <w:rPr>
+                <w:rFonts w:cs="Times New Roman"/>
+                <w:color w:val="000000" w:themeColor="text1"/>
+                <w:sz w:val="24"/>
+                <w:szCs w:val="24"/>
+                <w:lang w:val="bg-BG"/>
+              </w:rPr>
+              <w:t>Repeatable multi-service environment.</w:t>
+            </w:r>
+          </w:p>
+        </w:tc>
+      </w:tr>
+      <w:tr>
+        <w:trPr>
+          <w:jc w:val="center"/>
+        </w:trPr>
+        <w:tc>
+          <w:tcPr>
+            <w:tcW w:w="3135" w:type="dxa"/>
+          </w:tcPr>
+          <w:p>
+            <w:pPr>
+              <w:spacing w:line="240" w:lineRule="auto"/>
+              <w:rPr>
+                <w:rFonts w:cs="Times New Roman"/>
+                <w:color w:val="000000" w:themeColor="text1"/>
+                <w:sz w:val="24"/>
+                <w:szCs w:val="24"/>
+                <w:lang w:val="bg-BG"/>
+              </w:rPr>
+            </w:pPr>
+            <w:r>
+              <w:rPr>
+                <w:rFonts w:cs="Times New Roman"/>
+                <w:color w:val="000000" w:themeColor="text1"/>
+                <w:sz w:val="24"/>
+                <w:szCs w:val="24"/>
+                <w:lang w:val="bg-BG"/>
+              </w:rPr>
+              <w:t>React / TypeScript</w:t>
+            </w:r>
+          </w:p>
+        </w:tc>
+        <w:tc>
+          <w:tcPr>
+            <w:tcW w:w="3135" w:type="dxa"/>
+          </w:tcPr>
+          <w:p>
+            <w:pPr>
+              <w:spacing w:line="240" w:lineRule="auto"/>
+              <w:rPr>
+                <w:rFonts w:cs="Times New Roman"/>
+                <w:color w:val="000000" w:themeColor="text1"/>
+                <w:sz w:val="24"/>
+                <w:szCs w:val="24"/>
+                <w:lang w:val="bg-BG"/>
+              </w:rPr>
+            </w:pPr>
+            <w:r>
+              <w:rPr>
+                <w:rFonts w:cs="Times New Roman"/>
+                <w:color w:val="000000" w:themeColor="text1"/>
+                <w:sz w:val="24"/>
+                <w:szCs w:val="24"/>
+                <w:lang w:val="bg-BG"/>
+              </w:rPr>
+              <w:t>Dashboard Web</w:t>
+            </w:r>
+          </w:p>
+        </w:tc>
+        <w:tc>
+          <w:tcPr>
+            <w:tcW w:w="3135" w:type="dxa"/>
+          </w:tcPr>
+          <w:p>
+            <w:pPr>
+              <w:spacing w:line="240" w:lineRule="auto"/>
+              <w:rPr>
+                <w:rFonts w:cs="Times New Roman"/>
+                <w:color w:val="000000" w:themeColor="text1"/>
+                <w:sz w:val="24"/>
+                <w:szCs w:val="24"/>
+                <w:lang w:val="bg-BG"/>
+              </w:rPr>
+            </w:pPr>
+            <w:r>
+              <w:rPr>
+                <w:rFonts w:cs="Times New Roman"/>
+                <w:color w:val="000000" w:themeColor="text1"/>
+                <w:sz w:val="24"/>
+                <w:szCs w:val="24"/>
+                <w:lang w:val="bg-BG"/>
+              </w:rPr>
+              <w:t>Component model + typed frontend contracts.</w:t>
+            </w:r>
+          </w:p>
+        </w:tc>
+      </w:tr>
+      <w:tr>
+        <w:trPr>
+          <w:jc w:val="center"/>
+        </w:trPr>
+        <w:tc>
+          <w:tcPr>
+            <w:tcW w:w="3135" w:type="dxa"/>
+          </w:tcPr>
+          <w:p>
+            <w:pPr>
+              <w:spacing w:line="240" w:lineRule="auto"/>
+              <w:rPr>
+                <w:rFonts w:cs="Times New Roman"/>
+                <w:color w:val="000000" w:themeColor="text1"/>
+                <w:sz w:val="24"/>
+                <w:szCs w:val="24"/>
+                <w:lang w:val="bg-BG"/>
+              </w:rPr>
+            </w:pPr>
+            <w:r>
+              <w:rPr>
+                <w:rFonts w:cs="Times New Roman"/>
+                <w:color w:val="000000" w:themeColor="text1"/>
+                <w:sz w:val="24"/>
+                <w:szCs w:val="24"/>
+                <w:lang w:val="bg-BG"/>
+              </w:rPr>
+              <w:t>React Query</w:t>
+            </w:r>
+          </w:p>
+        </w:tc>
+        <w:tc>
+          <w:tcPr>
+            <w:tcW w:w="3135" w:type="dxa"/>
+          </w:tcPr>
+          <w:p>
+            <w:pPr>
+              <w:spacing w:line="240" w:lineRule="auto"/>
+              <w:rPr>
+                <w:rFonts w:cs="Times New Roman"/>
+                <w:color w:val="000000" w:themeColor="text1"/>
+                <w:sz w:val="24"/>
+                <w:szCs w:val="24"/>
+                <w:lang w:val="bg-BG"/>
+              </w:rPr>
+            </w:pPr>
+            <w:r>
+              <w:rPr>
+                <w:rFonts w:cs="Times New Roman"/>
+                <w:color w:val="000000" w:themeColor="text1"/>
+                <w:sz w:val="24"/>
+                <w:szCs w:val="24"/>
+                <w:lang w:val="bg-BG"/>
+              </w:rPr>
+              <w:t>Server state</w:t>
+            </w:r>
+          </w:p>
+        </w:tc>
+        <w:tc>
+          <w:tcPr>
+            <w:tcW w:w="3135" w:type="dxa"/>
+          </w:tcPr>
+          <w:p>
+            <w:pPr>
+              <w:spacing w:line="240" w:lineRule="auto"/>
+              <w:rPr>
+                <w:rFonts w:cs="Times New Roman"/>
+                <w:color w:val="000000" w:themeColor="text1"/>
+                <w:sz w:val="24"/>
+                <w:szCs w:val="24"/>
+                <w:lang w:val="bg-BG"/>
+              </w:rPr>
+            </w:pPr>
+            <w:r>
+              <w:rPr>
+                <w:rFonts w:cs="Times New Roman"/>
+                <w:color w:val="000000" w:themeColor="text1"/>
+                <w:sz w:val="24"/>
+                <w:szCs w:val="24"/>
+                <w:lang w:val="bg-BG"/>
+              </w:rPr>
+              <w:t>Caching,</w:t>
+            </w:r>
+            <w:r>
+              <w:rPr>
+                <w:rFonts w:cs="Times New Roman"/>
+                <w:color w:val="000000" w:themeColor="text1"/>
+                <w:sz w:val="24"/>
+                <w:szCs w:val="24"/>
+                <w:lang w:val="bg-BG"/>
+              </w:rPr>
+              <w:t xml:space="preserve"> </w:t>
+            </w:r>
+            <w:r>
+              <w:rPr>
+                <w:rFonts w:cs="Times New Roman"/>
+                <w:color w:val="000000" w:themeColor="text1"/>
+                <w:sz w:val="24"/>
+                <w:szCs w:val="24"/>
+                <w:lang w:val="bg-BG"/>
+              </w:rPr>
+              <w:t>polling, invalidation.</w:t>
+            </w:r>
+          </w:p>
+        </w:tc>
+      </w:tr>
+      <w:tr>
+        <w:trPr>
+          <w:jc w:val="center"/>
+        </w:trPr>
+        <w:tc>
+          <w:tcPr>
+            <w:tcW w:w="3135" w:type="dxa"/>
+          </w:tcPr>
+          <w:p>
+            <w:pPr>
+              <w:spacing w:line="240" w:lineRule="auto"/>
+              <w:rPr>
+                <w:rFonts w:cs="Times New Roman"/>
+                <w:color w:val="000000" w:themeColor="text1"/>
+                <w:sz w:val="24"/>
+                <w:szCs w:val="24"/>
+                <w:lang w:val="bg-BG"/>
+              </w:rPr>
+            </w:pPr>
+            <w:r>
+              <w:rPr>
+                <w:rFonts w:cs="Times New Roman"/>
+                <w:color w:val="000000" w:themeColor="text1"/>
+                <w:sz w:val="24"/>
+                <w:szCs w:val="24"/>
+                <w:lang w:val="bg-BG"/>
+              </w:rPr>
+              <w:lastRenderedPageBreak/>
+              <w:t>Nginx</w:t>
+            </w:r>
+          </w:p>
+        </w:tc>
+        <w:tc>
+          <w:tcPr>
+            <w:tcW w:w="3135" w:type="dxa"/>
+          </w:tcPr>
+          <w:p>
+            <w:pPr>
+              <w:spacing w:line="240" w:lineRule="auto"/>
+              <w:rPr>
+                <w:rFonts w:cs="Times New Roman"/>
+                <w:color w:val="000000" w:themeColor="text1"/>
+                <w:sz w:val="24"/>
+                <w:szCs w:val="24"/>
+                <w:lang w:val="bg-BG"/>
+              </w:rPr>
+            </w:pPr>
+            <w:r>
+              <w:rPr>
+                <w:rFonts w:cs="Times New Roman"/>
+                <w:color w:val="000000" w:themeColor="text1"/>
+                <w:sz w:val="24"/>
+                <w:szCs w:val="24"/>
+                <w:lang w:val="bg-BG"/>
+              </w:rPr>
+              <w:t>Web hosting/proxy</w:t>
+            </w:r>
+          </w:p>
+        </w:tc>
+        <w:tc>
+          <w:tcPr>
+            <w:tcW w:w="3135" w:type="dxa"/>
+          </w:tcPr>
+          <w:p>
+            <w:pPr>
+              <w:spacing w:line="240" w:lineRule="auto"/>
+              <w:rPr>
+                <w:rFonts w:cs="Times New Roman"/>
+                <w:color w:val="000000" w:themeColor="text1"/>
+                <w:sz w:val="24"/>
+                <w:szCs w:val="24"/>
+                <w:lang w:val="bg-BG"/>
+              </w:rPr>
+            </w:pPr>
+            <w:r>
+              <w:rPr>
+                <w:rFonts w:cs="Times New Roman"/>
+                <w:color w:val="000000" w:themeColor="text1"/>
+                <w:sz w:val="24"/>
+                <w:szCs w:val="24"/>
+                <w:lang w:val="bg-BG"/>
+              </w:rPr>
+              <w:t>Lightweight static hosting и same-origin API proxy.</w:t>
+            </w:r>
+          </w:p>
+        </w:tc>
+      </w:tr>
+      <w:tr>
+        <w:trPr>
+          <w:jc w:val="center"/>
+        </w:trPr>
+        <w:tc>
+          <w:tcPr>
+            <w:tcW w:w="3135" w:type="dxa"/>
+          </w:tcPr>
+          <w:p>
+            <w:pPr>
+              <w:spacing w:line="240" w:lineRule="auto"/>
+              <w:rPr>
+                <w:rFonts w:cs="Times New Roman"/>
+                <w:color w:val="000000" w:themeColor="text1"/>
+                <w:sz w:val="24"/>
+                <w:szCs w:val="24"/>
+                <w:lang w:val="bg-BG"/>
+              </w:rPr>
+            </w:pPr>
+            <w:r>
+              <w:rPr>
+                <w:rFonts w:cs="Times New Roman"/>
+                <w:color w:val="000000" w:themeColor="text1"/>
+                <w:sz w:val="24"/>
+                <w:szCs w:val="24"/>
+                <w:lang w:val="bg-BG"/>
+              </w:rPr>
+              <w:t>xUnit</w:t>
+            </w:r>
+          </w:p>
+        </w:tc>
+        <w:tc>
+          <w:tcPr>
+            <w:tcW w:w="3135" w:type="dxa"/>
+          </w:tcPr>
+          <w:p>
+            <w:pPr>
+              <w:spacing w:line="240" w:lineRule="auto"/>
+              <w:rPr>
+                <w:rFonts w:cs="Times New Roman"/>
+                <w:color w:val="000000" w:themeColor="text1"/>
+                <w:sz w:val="24"/>
+                <w:szCs w:val="24"/>
+                <w:lang w:val="bg-BG"/>
+              </w:rPr>
+            </w:pPr>
+            <w:r>
+              <w:rPr>
+                <w:rFonts w:cs="Times New Roman"/>
+                <w:color w:val="000000" w:themeColor="text1"/>
+                <w:sz w:val="24"/>
+                <w:szCs w:val="24"/>
+                <w:lang w:val="bg-BG"/>
+              </w:rPr>
+              <w:t>Testing</w:t>
+            </w:r>
+          </w:p>
+        </w:tc>
+        <w:tc>
+          <w:tcPr>
+            <w:tcW w:w="3135" w:type="dxa"/>
+          </w:tcPr>
+          <w:p>
+            <w:pPr>
+              <w:spacing w:line="240" w:lineRule="auto"/>
+              <w:rPr>
+                <w:rFonts w:cs="Times New Roman"/>
+                <w:color w:val="000000" w:themeColor="text1"/>
+                <w:sz w:val="24"/>
+                <w:szCs w:val="24"/>
+                <w:lang w:val="bg-BG"/>
+              </w:rPr>
+            </w:pPr>
+            <w:r>
+              <w:rPr>
+                <w:rFonts w:cs="Times New Roman"/>
+                <w:color w:val="000000" w:themeColor="text1"/>
+                <w:sz w:val="24"/>
+                <w:szCs w:val="24"/>
+                <w:lang w:val="bg-BG"/>
+              </w:rPr>
+              <w:t>Native .NET testing workflow.</w:t>
+            </w:r>
+          </w:p>
+        </w:tc>
+      </w:tr>
+      <w:tr>
+        <w:trPr>
+          <w:jc w:val="center"/>
+        </w:trPr>
+        <w:tc>
+          <w:tcPr>
+            <w:tcW w:w="3135" w:type="dxa"/>
+          </w:tcPr>
+          <w:p>
+            <w:pPr>
+              <w:spacing w:line="240" w:lineRule="auto"/>
+              <w:rPr>
+                <w:rFonts w:cs="Times New Roman"/>
+                <w:color w:val="000000" w:themeColor="text1"/>
+                <w:sz w:val="24"/>
+                <w:szCs w:val="24"/>
+                <w:lang w:val="bg-BG"/>
+              </w:rPr>
+            </w:pPr>
+            <w:r>
+              <w:rPr>
+                <w:rFonts w:cs="Times New Roman"/>
+                <w:color w:val="000000" w:themeColor="text1"/>
+                <w:sz w:val="24"/>
+                <w:szCs w:val="24"/>
+                <w:lang w:val="bg-BG"/>
+              </w:rPr>
+              <w:t>Prometheus/health/audit</w:t>
+            </w:r>
+          </w:p>
+        </w:tc>
+        <w:tc>
+          <w:tcPr>
+            <w:tcW w:w="3135" w:type="dxa"/>
+          </w:tcPr>
+          <w:p>
+            <w:pPr>
+              <w:spacing w:line="240" w:lineRule="auto"/>
+              <w:rPr>
+                <w:rFonts w:cs="Times New Roman"/>
+                <w:color w:val="000000" w:themeColor="text1"/>
+                <w:sz w:val="24"/>
+                <w:szCs w:val="24"/>
+                <w:lang w:val="bg-BG"/>
+              </w:rPr>
+            </w:pPr>
+            <w:r>
+              <w:rPr>
+                <w:rFonts w:cs="Times New Roman"/>
+                <w:color w:val="000000" w:themeColor="text1"/>
+                <w:sz w:val="24"/>
+                <w:szCs w:val="24"/>
+                <w:lang w:val="bg-BG"/>
+              </w:rPr>
+              <w:t>Observability</w:t>
+            </w:r>
+          </w:p>
+        </w:tc>
+        <w:tc>
+          <w:tcPr>
+            <w:tcW w:w="3135" w:type="dxa"/>
+          </w:tcPr>
+          <w:p>
+            <w:pPr>
+              <w:spacing w:line="240" w:lineRule="auto"/>
+              <w:rPr>
+                <w:rFonts w:cs="Times New Roman"/>
+                <w:color w:val="000000" w:themeColor="text1"/>
+                <w:sz w:val="24"/>
+                <w:szCs w:val="24"/>
+                <w:lang w:val="bg-BG"/>
+              </w:rPr>
+            </w:pPr>
+            <w:r>
+              <w:rPr>
+                <w:rFonts w:cs="Times New Roman"/>
+                <w:color w:val="000000" w:themeColor="text1"/>
+                <w:sz w:val="24"/>
+                <w:szCs w:val="24"/>
+                <w:lang w:val="bg-BG"/>
+              </w:rPr>
+              <w:t>Operational visibility и traceability.</w:t>
+            </w:r>
+          </w:p>
+        </w:tc>
+      </w:tr>
+    </w:tbl>
+    <w:p>
+      <w:pPr>
+        <w:rPr>
+          <w:rFonts w:cs="Times New Roman"/>
+          <w:color w:val="000000" w:themeColor="text1"/>
+          <w:szCs w:val="24"/>
+          <w:lang w:val="bg-BG"/>
+        </w:rPr>
+      </w:pPr>
+    </w:p>
+    <w:p>
+      <w:pPr>
+        <w:rPr>
+          <w:rFonts w:cs="Times New Roman"/>
+          <w:color w:val="000000" w:themeColor="text1"/>
+          <w:szCs w:val="24"/>
+          <w:lang w:val="bg-BG"/>
+        </w:rPr>
+      </w:pPr>
+      <w:r>
+        <w:rPr>
+          <w:rFonts w:cs="Times New Roman"/>
+          <w:color w:val="000000" w:themeColor="text1"/>
+          <w:szCs w:val="24"/>
+          <w:lang w:val="bg-BG"/>
+        </w:rPr>
+        <w:t>Комбинацията от тези технологии позволява системата да покрие различни изисквания, без една технология да бъде използвана извън естествената си роля. Redis се използва за бърз runtime обмен, PostgreSQL за трайна история, WebSocket за потоци, REST за explicit операции, React за presentation и .NET за основната бизнес логика.</w:t>
+      </w:r>
+    </w:p>
+    <w:p>
+      <w:pPr>
+        <w:rPr>
+          <w:rFonts w:cs="Times New Roman"/>
+          <w:color w:val="000000" w:themeColor="text1"/>
+          <w:szCs w:val="24"/>
+          <w:lang w:val="bg-BG"/>
+        </w:rPr>
+      </w:pPr>
+    </w:p>
+    <w:p>
+      <w:pPr>
+        <w:rPr>
+          <w:rFonts w:cs="Times New Roman"/>
+          <w:color w:val="000000" w:themeColor="text1"/>
+          <w:szCs w:val="24"/>
+          <w:lang w:val="bg-BG"/>
+        </w:rPr>
+      </w:pPr>
+    </w:p>
+    <w:p>
+      <w:pPr>
+        <w:rPr>
+          <w:rFonts w:cs="Times New Roman"/>
+          <w:color w:val="000000" w:themeColor="text1"/>
+          <w:szCs w:val="24"/>
+          <w:lang w:val="bg-BG"/>
+        </w:rPr>
+      </w:pPr>
+    </w:p>
+    <w:p>
+      <w:pPr>
+        <w:rPr>
+          <w:rFonts w:cs="Times New Roman"/>
+          <w:color w:val="000000" w:themeColor="text1"/>
+          <w:szCs w:val="24"/>
+          <w:lang w:val="bg-BG"/>
+        </w:rPr>
+      </w:pPr>
+    </w:p>
+    <w:p>
+      <w:pPr>
+        <w:rPr>
+          <w:rFonts w:cs="Times New Roman"/>
+          <w:color w:val="000000" w:themeColor="text1"/>
+          <w:szCs w:val="24"/>
+          <w:lang w:val="bg-BG"/>
+        </w:rPr>
+      </w:pPr>
+    </w:p>
+    <w:p>
+      <w:pPr>
+        <w:rPr>
+          <w:rFonts w:cs="Times New Roman"/>
+          <w:color w:val="000000" w:themeColor="text1"/>
+          <w:szCs w:val="24"/>
+          <w:lang w:val="bg-BG"/>
+        </w:rPr>
+      </w:pPr>
+    </w:p>
+    <w:p>
+      <w:pPr>
+        <w:rPr>
+          <w:rFonts w:cs="Times New Roman"/>
+          <w:color w:val="000000" w:themeColor="text1"/>
+          <w:szCs w:val="24"/>
+          <w:lang w:val="bg-BG"/>
+        </w:rPr>
+      </w:pPr>
+    </w:p>
+    <w:p>
+      <w:pPr>
+        <w:rPr>
+          <w:rFonts w:cs="Times New Roman"/>
+          <w:color w:val="000000" w:themeColor="text1"/>
+          <w:szCs w:val="24"/>
+          <w:lang w:val="bg-BG"/>
+        </w:rPr>
+      </w:pPr>
+    </w:p>
+    <w:p>
+      <w:pPr>
+        <w:rPr>
+          <w:rFonts w:cs="Times New Roman"/>
+          <w:color w:val="000000" w:themeColor="text1"/>
+          <w:szCs w:val="24"/>
+          <w:lang w:val="bg-BG"/>
+        </w:rPr>
+      </w:pPr>
+    </w:p>
+    <w:p>
+      <w:pPr>
+        <w:rPr>
+          <w:rFonts w:cs="Times New Roman"/>
+          <w:color w:val="000000" w:themeColor="text1"/>
+          <w:szCs w:val="24"/>
+          <w:lang w:val="bg-BG"/>
+        </w:rPr>
+      </w:pPr>
+    </w:p>
+    <w:p>
+      <w:pPr>
+        <w:rPr>
+          <w:rFonts w:cs="Times New Roman"/>
+          <w:color w:val="000000" w:themeColor="text1"/>
+          <w:szCs w:val="24"/>
+          <w:lang w:val="bg-BG"/>
+        </w:rPr>
+      </w:pPr>
+    </w:p>
+    <w:p>
+      <w:pPr>
+        <w:rPr>
+          <w:rFonts w:cs="Times New Roman"/>
+          <w:color w:val="000000" w:themeColor="text1"/>
+          <w:szCs w:val="24"/>
+          <w:lang w:val="bg-BG"/>
+        </w:rPr>
+      </w:pPr>
+    </w:p>
+    <w:p>
+      <w:pPr>
+        <w:rPr>
+          <w:rFonts w:cs="Times New Roman"/>
+          <w:color w:val="000000" w:themeColor="text1"/>
+          <w:szCs w:val="24"/>
+          <w:lang w:val="bg-BG"/>
+        </w:rPr>
+      </w:pPr>
+    </w:p>
+    <w:p>
+      <w:pPr>
+        <w:rPr>
+          <w:rFonts w:cs="Times New Roman"/>
+          <w:color w:val="000000" w:themeColor="text1"/>
+          <w:szCs w:val="24"/>
+          <w:lang w:val="bg-BG"/>
+        </w:rPr>
+      </w:pPr>
+    </w:p>
+    <w:p>
+      <w:pPr>
+        <w:rPr>
+          <w:rFonts w:cs="Times New Roman"/>
+          <w:color w:val="000000" w:themeColor="text1"/>
+          <w:szCs w:val="24"/>
+          <w:lang w:val="bg-BG"/>
+        </w:rPr>
+      </w:pPr>
+    </w:p>
+    <w:p>
+      <w:pPr>
+        <w:rPr>
+          <w:rFonts w:cs="Times New Roman"/>
+          <w:color w:val="000000" w:themeColor="text1"/>
+          <w:szCs w:val="24"/>
+          <w:lang w:val="bg-BG"/>
+        </w:rPr>
+      </w:pPr>
+    </w:p>
+    <w:p>
+      <w:pPr>
+        <w:rPr>
+          <w:rFonts w:cs="Times New Roman"/>
+          <w:color w:val="000000" w:themeColor="text1"/>
+          <w:szCs w:val="24"/>
+          <w:lang w:val="bg-BG"/>
+        </w:rPr>
+      </w:pPr>
+    </w:p>
+    <w:p>
+      <w:pPr>
+        <w:rPr>
+          <w:rFonts w:cs="Times New Roman"/>
+          <w:color w:val="000000" w:themeColor="text1"/>
+          <w:szCs w:val="24"/>
+          <w:lang w:val="bg-BG"/>
+        </w:rPr>
+      </w:pPr>
+    </w:p>
+    <w:p>
+      <w:pPr>
+        <w:rPr>
+          <w:rFonts w:cs="Times New Roman"/>
+          <w:color w:val="000000" w:themeColor="text1"/>
+          <w:szCs w:val="24"/>
+          <w:lang w:val="bg-BG"/>
+        </w:rPr>
+      </w:pPr>
+    </w:p>
+    <w:p>
+      <w:pPr>
+        <w:rPr>
+          <w:rFonts w:cs="Times New Roman"/>
+          <w:color w:val="000000" w:themeColor="text1"/>
+          <w:szCs w:val="24"/>
+          <w:lang w:val="bg-BG"/>
+        </w:rPr>
+      </w:pPr>
+    </w:p>
+    <w:p>
+      <w:pPr>
+        <w:rPr>
+          <w:rFonts w:cs="Times New Roman"/>
+          <w:color w:val="000000" w:themeColor="text1"/>
+          <w:szCs w:val="24"/>
+          <w:lang w:val="bg-BG"/>
+        </w:rPr>
+      </w:pPr>
+    </w:p>
+    <w:p>
+      <w:pPr>
+        <w:rPr>
+          <w:rFonts w:cs="Times New Roman"/>
+          <w:color w:val="000000" w:themeColor="text1"/>
+          <w:szCs w:val="24"/>
+          <w:lang w:val="bg-BG"/>
+        </w:rPr>
+      </w:pPr>
+    </w:p>
+    <w:p>
+      <w:pPr>
+        <w:rPr>
+          <w:rFonts w:cs="Times New Roman"/>
+          <w:color w:val="000000" w:themeColor="text1"/>
+          <w:szCs w:val="24"/>
+          <w:lang w:val="bg-BG"/>
+        </w:rPr>
+      </w:pPr>
+    </w:p>
+    <w:p>
+      <w:pPr>
+        <w:rPr>
+          <w:rFonts w:cs="Times New Roman"/>
+          <w:color w:val="000000" w:themeColor="text1"/>
+          <w:szCs w:val="24"/>
+          <w:lang w:val="bg-BG"/>
+        </w:rPr>
+      </w:pPr>
+    </w:p>
+    <w:p>
+      <w:pPr>
+        <w:rPr>
+          <w:rFonts w:cs="Times New Roman"/>
+          <w:color w:val="000000" w:themeColor="text1"/>
+          <w:szCs w:val="24"/>
+          <w:lang w:val="bg-BG"/>
+        </w:rPr>
+      </w:pPr>
+    </w:p>
+    <w:p>
+      <w:pPr>
+        <w:rPr>
+          <w:rFonts w:cs="Times New Roman"/>
+          <w:color w:val="000000" w:themeColor="text1"/>
+          <w:szCs w:val="24"/>
+          <w:lang w:val="bg-BG"/>
+        </w:rPr>
+      </w:pPr>
+    </w:p>
+    <w:p>
+      <w:pPr>
+        <w:rPr>
+          <w:rFonts w:cs="Times New Roman"/>
+          <w:color w:val="000000" w:themeColor="text1"/>
+          <w:szCs w:val="24"/>
+          <w:lang w:val="bg-BG"/>
+        </w:rPr>
+      </w:pPr>
+    </w:p>
+    <w:p>
+      <w:pPr>
+        <w:rPr>
+          <w:rFonts w:cs="Times New Roman"/>
+          <w:color w:val="000000" w:themeColor="text1"/>
+          <w:szCs w:val="24"/>
+          <w:lang w:val="bg-BG"/>
+        </w:rPr>
+      </w:pPr>
+    </w:p>
+    <w:p>
+      <w:pPr>
+        <w:pStyle w:val="Heading1"/>
+        <w:rPr>
+          <w:rFonts w:ascii="Times New Roman" w:hAnsi="Times New Roman" w:cs="Times New Roman"/>
+          <w:color w:val="000000" w:themeColor="text1"/>
+          <w:sz w:val="24"/>
+          <w:szCs w:val="24"/>
+          <w:lang w:val="bg-BG"/>
+        </w:rPr>
+      </w:pPr>
+      <w:r>
+        <w:rPr>
+          <w:rFonts w:ascii="Times New Roman" w:hAnsi="Times New Roman" w:cs="Times New Roman"/>
+          <w:color w:val="000000" w:themeColor="text1"/>
+          <w:sz w:val="24"/>
+          <w:szCs w:val="24"/>
+          <w:lang w:val="bg-BG"/>
+        </w:rPr>
+        <w:lastRenderedPageBreak/>
+        <w:t>ГЛАВА 4. РЕАЛИЗАЦИЯ НА ОСНОВНИЯ ТЪРГОВСКИ ПРОЦЕС</w:t>
+      </w:r>
+    </w:p>
+    <w:p>
+      <w:pPr>
+        <w:pStyle w:val="Heading2"/>
+        <w:rPr>
+          <w:rFonts w:ascii="Times New Roman" w:hAnsi="Times New Roman" w:cs="Times New Roman"/>
+          <w:color w:val="000000" w:themeColor="text1"/>
+          <w:sz w:val="24"/>
+          <w:szCs w:val="24"/>
+          <w:lang w:val="bg-BG"/>
+        </w:rPr>
+      </w:pPr>
+      <w:r>
+        <w:rPr>
+          <w:rFonts w:ascii="Times New Roman" w:hAnsi="Times New Roman" w:cs="Times New Roman"/>
+          <w:color w:val="000000" w:themeColor="text1"/>
+          <w:sz w:val="24"/>
+          <w:szCs w:val="24"/>
+          <w:lang w:val="bg-BG"/>
+        </w:rPr>
+        <w:t>4.1. Обхват на реализацията</w:t>
+      </w:r>
+    </w:p>
+    <w:p>
+      <w:pPr>
+        <w:rPr>
+          <w:rFonts w:cs="Times New Roman"/>
+          <w:color w:val="000000" w:themeColor="text1"/>
+          <w:szCs w:val="24"/>
+          <w:lang w:val="bg-BG"/>
+        </w:rPr>
+      </w:pPr>
+      <w:r>
+        <w:rPr>
+          <w:rFonts w:cs="Times New Roman"/>
+          <w:color w:val="000000" w:themeColor="text1"/>
+          <w:szCs w:val="24"/>
+          <w:lang w:val="bg-BG"/>
+        </w:rPr>
+        <w:t>Основният практически фокус на разработката е надеждното преминаване на един търговски сигнал през всички необходими проверки до създаване, проследяване и затваряне на позиция. Макар системата да съдържа допълнителни модули за исторически анализ, оптимизация, наблюдение и управление, те имат подпомагаща роля спрямо този основен процес.</w:t>
+      </w:r>
+    </w:p>
+    <w:p>
+      <w:pPr>
+        <w:rPr>
+          <w:rFonts w:cs="Times New Roman"/>
+          <w:color w:val="000000" w:themeColor="text1"/>
+          <w:szCs w:val="24"/>
+          <w:lang w:val="bg-BG"/>
+        </w:rPr>
+      </w:pPr>
+      <w:r>
+        <w:rPr>
+          <w:rFonts w:cs="Times New Roman"/>
+          <w:color w:val="000000" w:themeColor="text1"/>
+          <w:szCs w:val="24"/>
+          <w:lang w:val="bg-BG"/>
+        </w:rPr>
+        <w:t>За експерименталната част се разглеждат две представителни стратегии с различно поведение. Първата е стратегия от тип TP-only grid, при която позицията се управлява основно чрез цел за печалба. Втората е стратегия със защитни поръчки, при която след отваряне се използват take-profit, stop-loss и последваща защитна логика. Изборът на два различни модела позволява да се провери както прост, така и по-сложен жизнен цикъл на позиция.</w:t>
+      </w:r>
+    </w:p>
+    <w:p>
+      <w:pPr>
+        <w:rPr>
+          <w:rFonts w:cs="Times New Roman"/>
+          <w:color w:val="000000" w:themeColor="text1"/>
+          <w:szCs w:val="24"/>
+          <w:lang w:val="bg-BG"/>
+        </w:rPr>
+      </w:pPr>
+      <w:r>
+        <w:rPr>
+          <w:rFonts w:cs="Times New Roman"/>
+          <w:color w:val="000000" w:themeColor="text1"/>
+          <w:szCs w:val="24"/>
+          <w:lang w:val="bg-BG"/>
+        </w:rPr>
+        <w:t>Работата с реални средства не е част от дипломната разработка. Практическите проверки се извършват чрез симулирана търговия и Binance Demo среда. По този начин може да се валидира реалният обмен на заявки и събития, без да се поема финансов риск.</w:t>
+      </w:r>
+    </w:p>
+    <w:p>
+      <w:pPr>
+        <w:pStyle w:val="Heading2"/>
+        <w:rPr>
+          <w:rFonts w:ascii="Times New Roman" w:hAnsi="Times New Roman" w:cs="Times New Roman"/>
+          <w:color w:val="000000" w:themeColor="text1"/>
+          <w:sz w:val="24"/>
+          <w:szCs w:val="24"/>
+          <w:lang w:val="bg-BG"/>
+        </w:rPr>
+      </w:pPr>
+      <w:r>
+        <w:rPr>
+          <w:rFonts w:ascii="Times New Roman" w:hAnsi="Times New Roman" w:cs="Times New Roman"/>
+          <w:color w:val="000000" w:themeColor="text1"/>
+          <w:sz w:val="24"/>
+          <w:szCs w:val="24"/>
+          <w:lang w:val="bg-BG"/>
+        </w:rPr>
+        <w:t>4.2. Получаване на пазарни данни</w:t>
+      </w:r>
+    </w:p>
+    <w:p>
+      <w:pPr>
+        <w:rPr>
+          <w:rFonts w:cs="Times New Roman"/>
+          <w:color w:val="000000" w:themeColor="text1"/>
+          <w:szCs w:val="24"/>
+          <w:lang w:val="bg-BG"/>
+        </w:rPr>
+      </w:pPr>
+      <w:r>
+        <w:rPr>
+          <w:rFonts w:cs="Times New Roman"/>
+          <w:color w:val="000000" w:themeColor="text1"/>
+          <w:szCs w:val="24"/>
+          <w:lang w:val="bg-BG"/>
+        </w:rPr>
+        <w:t xml:space="preserve">Пазарните данни постъпват в системата чрез `MarketDataService`, който поддържа WebSocket връзка с Binance Futures. Услугата приема данни за пазарни свещи, преобразува ги към вътрешен модел и пропуска </w:t>
+      </w:r>
+      <w:r>
+        <w:rPr>
+          <w:rFonts w:cs="Times New Roman"/>
+          <w:color w:val="000000" w:themeColor="text1"/>
+          <w:szCs w:val="24"/>
+          <w:lang w:val="bg-BG"/>
+        </w:rPr>
+        <w:t>незатворените</w:t>
+      </w:r>
+      <w:r>
+        <w:rPr>
+          <w:rFonts w:cs="Times New Roman"/>
+          <w:color w:val="000000" w:themeColor="text1"/>
+          <w:szCs w:val="24"/>
+          <w:lang w:val="bg-BG"/>
+        </w:rPr>
+        <w:t xml:space="preserve"> свещи.</w:t>
+      </w:r>
+    </w:p>
+    <w:p>
+      <w:pPr>
+        <w:rPr>
+          <w:rFonts w:cs="Times New Roman"/>
+          <w:color w:val="000000" w:themeColor="text1"/>
+          <w:szCs w:val="24"/>
+          <w:lang w:val="bg-BG"/>
+        </w:rPr>
+      </w:pPr>
+      <w:r>
+        <w:rPr>
+          <w:rFonts w:cs="Times New Roman"/>
+          <w:color w:val="000000" w:themeColor="text1"/>
+          <w:szCs w:val="24"/>
+          <w:lang w:val="bg-BG"/>
+        </w:rPr>
+        <w:t>Използването само на затворени свещи е важно, защото стойностите на текущата свещ могат да се променят до края на периода. Ако стратегията реагира на междинна стойност, е възможно да се получи сигнал, който вече не е валиден след окончателното затваряне на свещта.</w:t>
+      </w:r>
+    </w:p>
+    <w:p>
+      <w:pPr>
+        <w:rPr>
+          <w:rFonts w:cs="Times New Roman"/>
+          <w:color w:val="000000" w:themeColor="text1"/>
+          <w:szCs w:val="24"/>
+          <w:lang w:val="bg-BG"/>
+        </w:rPr>
+      </w:pPr>
+      <w:r>
+        <w:rPr>
+          <w:rFonts w:cs="Times New Roman"/>
+          <w:color w:val="000000" w:themeColor="text1"/>
+          <w:szCs w:val="24"/>
+          <w:lang w:val="bg-BG"/>
+        </w:rPr>
+        <w:t>След проверка за логическа коректност данните се публикуват в Redis. Там те са достъпни за услугата за индикатори и за останалите компоненти, които трябва да работят с текущото пазарно състояние.</w:t>
+      </w:r>
+    </w:p>
+    <w:p>
+      <w:pPr>
+        <w:pStyle w:val="Heading2"/>
+        <w:rPr>
+          <w:rFonts w:ascii="Times New Roman" w:hAnsi="Times New Roman" w:cs="Times New Roman"/>
+          <w:color w:val="000000" w:themeColor="text1"/>
+          <w:sz w:val="24"/>
+          <w:szCs w:val="24"/>
+          <w:lang w:val="bg-BG"/>
+        </w:rPr>
+      </w:pPr>
+      <w:r>
+        <w:rPr>
+          <w:rFonts w:ascii="Times New Roman" w:hAnsi="Times New Roman" w:cs="Times New Roman"/>
+          <w:color w:val="000000" w:themeColor="text1"/>
+          <w:sz w:val="24"/>
+          <w:szCs w:val="24"/>
+          <w:lang w:val="bg-BG"/>
+        </w:rPr>
+        <w:t>4.3. Изчисляване на технически индикатори</w:t>
+      </w:r>
+    </w:p>
+    <w:p>
+      <w:pPr>
+        <w:rPr>
+          <w:rFonts w:cs="Times New Roman"/>
+          <w:color w:val="000000" w:themeColor="text1"/>
+          <w:szCs w:val="24"/>
+          <w:lang w:val="bg-BG"/>
+        </w:rPr>
+      </w:pPr>
+      <w:r>
+        <w:rPr>
+          <w:rFonts w:cs="Times New Roman"/>
+          <w:color w:val="000000" w:themeColor="text1"/>
+          <w:szCs w:val="24"/>
+          <w:lang w:val="bg-BG"/>
+        </w:rPr>
+        <w:t>`IndicatorServices` получава затворените пазарни свещи и изчислява необходимите технически индикатори. В разработката се използват Alligator, SMA и Bollinger Bands, като всяка нова свещ обновява текущото състояние на съответния индикатор.</w:t>
+      </w:r>
+    </w:p>
+    <w:p>
+      <w:pPr>
+        <w:rPr>
+          <w:rFonts w:cs="Times New Roman"/>
+          <w:color w:val="000000" w:themeColor="text1"/>
+          <w:szCs w:val="24"/>
+          <w:lang w:val="bg-BG"/>
+        </w:rPr>
+      </w:pPr>
+      <w:r>
+        <w:rPr>
+          <w:rFonts w:cs="Times New Roman"/>
+          <w:color w:val="000000" w:themeColor="text1"/>
+          <w:szCs w:val="24"/>
+          <w:lang w:val="bg-BG"/>
+        </w:rPr>
+        <w:t>При стартиране на услугата се извършва начално зареждане с исторически данни, за да бъдат натрупани необходимите предходни стойности. След това изчисленията продължават последователно за всяка нова затворена свещ. Това намалява ненужното преизчисляване на цялата история.</w:t>
+      </w:r>
+    </w:p>
+    <w:p>
+      <w:pPr>
+        <w:rPr>
+          <w:rFonts w:cs="Times New Roman"/>
+          <w:color w:val="000000" w:themeColor="text1"/>
+          <w:szCs w:val="24"/>
+          <w:lang w:val="bg-BG"/>
+        </w:rPr>
+      </w:pPr>
+      <w:r>
+        <w:rPr>
+          <w:rFonts w:cs="Times New Roman"/>
+          <w:color w:val="000000" w:themeColor="text1"/>
+          <w:szCs w:val="24"/>
+          <w:lang w:val="bg-BG"/>
+        </w:rPr>
+        <w:t>Заедно със стойностите се съхранява и моментът, към който се отнасят те. Това е особено важно при стратегии, които използват повече от един времеви интервал, защото трябва да се избегне смесване на нова пазарна свещ със стара стойност на индикатор.</w:t>
+      </w:r>
+    </w:p>
+    <w:p>
+      <w:pPr>
+        <w:pStyle w:val="Heading2"/>
+        <w:rPr>
+          <w:rFonts w:ascii="Times New Roman" w:hAnsi="Times New Roman" w:cs="Times New Roman"/>
+          <w:color w:val="000000" w:themeColor="text1"/>
+          <w:sz w:val="24"/>
+          <w:szCs w:val="24"/>
+          <w:lang w:val="bg-BG"/>
+        </w:rPr>
+      </w:pPr>
+      <w:r>
+        <w:rPr>
+          <w:rFonts w:ascii="Times New Roman" w:hAnsi="Times New Roman" w:cs="Times New Roman"/>
+          <w:color w:val="000000" w:themeColor="text1"/>
+          <w:sz w:val="24"/>
+          <w:szCs w:val="24"/>
+          <w:lang w:val="bg-BG"/>
+        </w:rPr>
+        <w:lastRenderedPageBreak/>
+        <w:t>4.4. Генериране на търговски сигнал</w:t>
+      </w:r>
+    </w:p>
+    <w:p>
+      <w:pPr>
+        <w:rPr>
+          <w:rFonts w:cs="Times New Roman"/>
+          <w:color w:val="000000" w:themeColor="text1"/>
+          <w:szCs w:val="24"/>
+          <w:lang w:val="bg-BG"/>
+        </w:rPr>
+      </w:pPr>
+      <w:r>
+        <w:rPr>
+          <w:rFonts w:cs="Times New Roman"/>
+          <w:color w:val="000000" w:themeColor="text1"/>
+          <w:szCs w:val="24"/>
+          <w:lang w:val="bg-BG"/>
+        </w:rPr>
+        <w:t>След като необходимите пазарни и индикаторни данни са налични, конкретната стратегия проверява дали са изпълнени условията за търговско действие. Резултатът е търговски сигнал, съдържащ идентификатор, име на бот, символ, посока, време на генериране и източник.</w:t>
+      </w:r>
+    </w:p>
+    <w:p>
+      <w:pPr>
+        <w:rPr>
+          <w:rFonts w:cs="Times New Roman"/>
+          <w:color w:val="000000" w:themeColor="text1"/>
+          <w:szCs w:val="24"/>
+          <w:lang w:val="bg-BG"/>
+        </w:rPr>
+      </w:pPr>
+      <w:r>
+        <w:rPr>
+          <w:rFonts w:cs="Times New Roman"/>
+          <w:color w:val="000000" w:themeColor="text1"/>
+          <w:szCs w:val="24"/>
+          <w:lang w:val="bg-BG"/>
+        </w:rPr>
+        <w:t>Сигналът не се приема като директна команда за отваряне на позиция. Той представлява предложение за действие, което трябва да бъде проверено от общите механизми за безопасност. Това разделение е съществено, защото позволява правилата за стратегията да останат независими от правилата за надеждност.</w:t>
+      </w:r>
+    </w:p>
+    <w:p>
+      <w:pPr>
+        <w:rPr>
+          <w:rFonts w:cs="Times New Roman"/>
+          <w:color w:val="000000" w:themeColor="text1"/>
+          <w:szCs w:val="24"/>
+          <w:lang w:val="bg-BG"/>
+        </w:rPr>
+      </w:pPr>
+      <w:r>
+        <w:rPr>
+          <w:rFonts w:cs="Times New Roman"/>
+          <w:color w:val="000000" w:themeColor="text1"/>
+          <w:szCs w:val="24"/>
+          <w:lang w:val="bg-BG"/>
+        </w:rPr>
+        <w:t>Системата поддържа и режим за наблюдение на вътрешните сигнали без изпълнение. При него стратегията може да бъде проверявана върху реални пазарни данни, без сигналът да достига до създаване на позиция. След потвърждение на поведението може да се премине към симулирано изпълнение.</w:t>
+      </w:r>
+    </w:p>
+    <w:p>
+      <w:pPr>
+        <w:pStyle w:val="Heading2"/>
+        <w:rPr>
+          <w:rFonts w:ascii="Times New Roman" w:hAnsi="Times New Roman" w:cs="Times New Roman"/>
+          <w:color w:val="000000" w:themeColor="text1"/>
+          <w:sz w:val="24"/>
+          <w:szCs w:val="24"/>
+          <w:lang w:val="bg-BG"/>
+        </w:rPr>
+      </w:pPr>
+      <w:r>
+        <w:rPr>
+          <w:rFonts w:ascii="Times New Roman" w:hAnsi="Times New Roman" w:cs="Times New Roman"/>
+          <w:color w:val="000000" w:themeColor="text1"/>
+          <w:sz w:val="24"/>
+          <w:szCs w:val="24"/>
+          <w:lang w:val="bg-BG"/>
+        </w:rPr>
+        <w:t>4.5. Последователност за безопасна обработка на сигнал</w:t>
+      </w:r>
+    </w:p>
+    <w:p>
+      <w:pPr>
+        <w:rPr>
+          <w:rFonts w:cs="Times New Roman"/>
+          <w:color w:val="000000" w:themeColor="text1"/>
+          <w:szCs w:val="24"/>
+          <w:lang w:val="bg-BG"/>
+        </w:rPr>
+      </w:pPr>
+      <w:r>
+        <w:rPr>
+          <w:rFonts w:cs="Times New Roman"/>
+          <w:color w:val="000000" w:themeColor="text1"/>
+          <w:szCs w:val="24"/>
+          <w:lang w:val="bg-BG"/>
+        </w:rPr>
+        <w:t>Централната роля при обработването на сигнал се изпълнява от `TradingEngine`. Неговата задача е да приложи една и съща последователност от проверки за всички стратегии, преди да бъде разрешено изпълнение.</w:t>
+      </w:r>
+    </w:p>
+    <w:p>
+      <w:pPr>
+        <w:rPr>
+          <w:rFonts w:cs="Times New Roman"/>
+          <w:color w:val="000000" w:themeColor="text1"/>
+          <w:szCs w:val="24"/>
+          <w:lang w:val="bg-BG"/>
+        </w:rPr>
+      </w:pPr>
+      <w:r>
+        <w:rPr>
+          <w:rFonts w:cs="Times New Roman"/>
+          <w:color w:val="000000" w:themeColor="text1"/>
+          <w:szCs w:val="24"/>
+          <w:lang w:val="bg-BG"/>
+        </w:rPr>
+        <w:t>Първо се проверява времето на сигнала. Прекалено стар или очевидно невалиден сигнал не трябва да бъде изпълняван. След това се проверява уникалният `SignalId`. Ако същият идентификатор вече е бил обработен, новото съобщение се прекратява без повторно отваряне на позиция.</w:t>
+      </w:r>
+    </w:p>
+    <w:p>
+      <w:pPr>
+        <w:rPr>
+          <w:rFonts w:cs="Times New Roman"/>
+          <w:color w:val="000000" w:themeColor="text1"/>
+          <w:szCs w:val="24"/>
+          <w:lang w:val="bg-BG"/>
+        </w:rPr>
+      </w:pPr>
+      <w:r>
+        <w:rPr>
+          <w:rFonts w:cs="Times New Roman"/>
+          <w:color w:val="000000" w:themeColor="text1"/>
+          <w:szCs w:val="24"/>
+          <w:lang w:val="bg-BG"/>
+        </w:rPr>
+        <w:t>Следва заключване на операцията за конкретния бот, символ и посока. Целта е две едновременно пристигнали събития да не извършат противоречиви действия. След заключването се проверяват текущото състояние на бота, времевото ограничение между две последователни операции и правилата на конкретната стратегия.</w:t>
+      </w:r>
+    </w:p>
+    <w:p>
+      <w:pPr>
+        <w:rPr>
+          <w:rFonts w:cs="Times New Roman"/>
+          <w:color w:val="000000" w:themeColor="text1"/>
+          <w:szCs w:val="24"/>
+          <w:lang w:val="bg-BG"/>
+        </w:rPr>
+      </w:pPr>
+      <w:r>
+        <w:rPr>
+          <w:rFonts w:cs="Times New Roman"/>
+          <w:color w:val="000000" w:themeColor="text1"/>
+          <w:szCs w:val="24"/>
+          <w:lang w:val="bg-BG"/>
+        </w:rPr>
+        <w:t>Ако всички проверки са успешни, сигналът се предава към модула за управление на риска. Едва след положителна оценка се допуска изпълнение на позицията.</w:t>
+      </w:r>
+    </w:p>
+    <w:p>
+      <w:pPr>
+        <w:rPr>
+          <w:rFonts w:cs="Times New Roman"/>
+          <w:color w:val="000000" w:themeColor="text1"/>
+          <w:szCs w:val="24"/>
+          <w:lang w:val="bg-BG"/>
+        </w:rPr>
+      </w:pPr>
+    </w:p>
+    <w:p>
+      <w:pPr>
+        <w:rPr>
+          <w:rFonts w:cs="Times New Roman"/>
+          <w:color w:val="000000" w:themeColor="text1"/>
+          <w:szCs w:val="24"/>
+          <w:lang w:val="bg-BG"/>
+        </w:rPr>
+      </w:pPr>
+    </w:p>
+    <w:p>
+      <w:pPr>
+        <w:rPr>
+          <w:rFonts w:cs="Times New Roman"/>
+          <w:color w:val="000000" w:themeColor="text1"/>
+          <w:szCs w:val="24"/>
+          <w:lang w:val="bg-BG"/>
+        </w:rPr>
+      </w:pPr>
+    </w:p>
+    <w:p>
+      <w:pPr>
+        <w:rPr>
+          <w:rFonts w:cs="Times New Roman"/>
+          <w:color w:val="000000" w:themeColor="text1"/>
+          <w:szCs w:val="24"/>
+          <w:lang w:val="bg-BG"/>
+        </w:rPr>
+      </w:pPr>
+    </w:p>
+    <w:p>
+      <w:pPr>
+        <w:rPr>
+          <w:rFonts w:cs="Times New Roman"/>
+          <w:color w:val="000000" w:themeColor="text1"/>
+          <w:szCs w:val="24"/>
+          <w:lang w:val="bg-BG"/>
+        </w:rPr>
+      </w:pPr>
+    </w:p>
+    <w:p>
+      <w:pPr>
+        <w:rPr>
+          <w:rFonts w:cs="Times New Roman"/>
+          <w:color w:val="000000" w:themeColor="text1"/>
+          <w:szCs w:val="24"/>
+          <w:lang w:val="bg-BG"/>
+        </w:rPr>
+      </w:pPr>
+    </w:p>
+    <w:p>
+      <w:pPr>
+        <w:rPr>
+          <w:rFonts w:cs="Times New Roman"/>
+          <w:color w:val="000000" w:themeColor="text1"/>
+          <w:szCs w:val="24"/>
+          <w:lang w:val="bg-BG"/>
+        </w:rPr>
+      </w:pPr>
+    </w:p>
+    <w:p>
+      <w:pPr>
+        <w:rPr>
+          <w:rFonts w:cs="Times New Roman"/>
+          <w:color w:val="000000" w:themeColor="text1"/>
+          <w:szCs w:val="24"/>
+          <w:lang w:val="bg-BG"/>
+        </w:rPr>
+      </w:pPr>
+    </w:p>
+    <w:p>
+      <w:pPr>
+        <w:rPr>
+          <w:rFonts w:cs="Times New Roman"/>
+          <w:color w:val="000000" w:themeColor="text1"/>
+          <w:szCs w:val="24"/>
+          <w:lang w:val="bg-BG"/>
+        </w:rPr>
+      </w:pPr>
+    </w:p>
+    <w:p>
+      <w:pPr>
+        <w:rPr>
+          <w:rFonts w:cs="Times New Roman"/>
+          <w:color w:val="000000" w:themeColor="text1"/>
+          <w:szCs w:val="24"/>
+          <w:lang w:val="bg-BG"/>
+        </w:rPr>
+      </w:pPr>
+    </w:p>
+    <w:p>
+      <w:pPr>
+        <w:rPr>
+          <w:rFonts w:cs="Times New Roman"/>
+          <w:color w:val="000000" w:themeColor="text1"/>
+          <w:szCs w:val="24"/>
+          <w:lang w:val="bg-BG"/>
+        </w:rPr>
+      </w:pPr>
+    </w:p>
+    <w:p>
+      <w:pPr>
+        <w:rPr>
+          <w:rFonts w:cs="Times New Roman"/>
+          <w:color w:val="000000" w:themeColor="text1"/>
+          <w:szCs w:val="24"/>
+          <w:lang w:val="bg-BG"/>
+        </w:rPr>
+      </w:pPr>
+    </w:p>
+    <w:p>
+      <w:pPr>
+        <w:rPr>
+          <w:rFonts w:cs="Times New Roman"/>
+          <w:color w:val="000000" w:themeColor="text1"/>
+          <w:szCs w:val="24"/>
+          <w:lang w:val="bg-BG"/>
+        </w:rPr>
+      </w:pPr>
+    </w:p>
+    <w:p>
+      <w:pPr>
+        <w:rPr>
+          <w:rFonts w:cs="Times New Roman"/>
+          <w:color w:val="000000" w:themeColor="text1"/>
+          <w:szCs w:val="24"/>
+          <w:lang w:val="bg-BG"/>
+        </w:rPr>
+      </w:pPr>
+      <w:r>
+        <w:rPr>
+          <w:rFonts w:cs="Times New Roman"/>
+          <w:color w:val="000000" w:themeColor="text1"/>
+          <w:szCs w:val="24"/>
+          <w:lang w:val="bg-BG"/>
+        </w:rPr>
+        <w:lastRenderedPageBreak/>
+        <w:t>Фигура 4.1. Последователност за обработка на търговски сигнал</w:t>
+      </w:r>
+    </w:p>
+    <w:p>
+      <w:pPr>
+        <w:rPr>
+          <w:rFonts w:cs="Times New Roman"/>
+          <w:color w:val="000000" w:themeColor="text1"/>
+          <w:szCs w:val="24"/>
+          <w:lang w:val="bg-BG"/>
+        </w:rPr>
+      </w:pPr>
+      <w:r>
+        <w:rPr>
+          <w:noProof/>
+        </w:rPr>
+        <w:drawing>
+          <wp:inline distT="0" distB="0" distL="0" distR="0" wp14:anchorId="49705C6D" wp14:editId="7DEA75BC">
+            <wp:extent cx="2874010" cy="7559675"/>
+            <wp:effectExtent l="0" t="0" r="2540" b="3175"/>
+            <wp:docPr id="927115307" name="Picture 5" descr="PlantUML diagram"/>
+            <wp:cNvGraphicFramePr>
+              <a:graphicFrameLocks xmlns:a="http://schemas.openxmlformats.org/drawingml/2006/main" noChangeAspect="1"/>
+            </wp:cNvGraphicFramePr>
+            <a:graphic xmlns:a="http://schemas.openxmlformats.org/drawingml/2006/main">
+              <a:graphicData uri="http://schemas.openxmlformats.org/drawingml/2006/picture">
+                <pic:pic xmlns:pic="http://schemas.openxmlformats.org/drawingml/2006/picture">
+                  <pic:nvPicPr>
+                    <pic:cNvPr id="0" name="Picture 6" descr="PlantUML diagram"/>
+                    <pic:cNvPicPr>
+                      <a:picLocks noChangeAspect="1" noChangeArrowheads="1"/>
+                    </pic:cNvPicPr>
+                  </pic:nvPicPr>
+                  <pic:blipFill>
+                    <a:blip r:embed="rId9">
+                      <a:extLst>
+                        <a:ext uri="{28A0092B-C50C-407E-A947-70E740481C1C}">
+                          <a14:useLocalDpi xmlns:a14="http://schemas.microsoft.com/office/drawing/2010/main" val="0"/>
+                        </a:ext>
+                      </a:extLst>
+                    </a:blip>
+                    <a:srcRect/>
+                    <a:stretch>
+                      <a:fillRect/>
+                    </a:stretch>
+                  </pic:blipFill>
+                  <pic:spPr bwMode="auto">
+                    <a:xfrm>
+                      <a:off x="0" y="0"/>
+                      <a:ext cx="2874010" cy="7559675"/>
+                    </a:xfrm>
+                    <a:prstGeom prst="rect">
+                      <a:avLst/>
+                    </a:prstGeom>
+                    <a:noFill/>
+                    <a:ln>
+                      <a:noFill/>
+                    </a:ln>
+                  </pic:spPr>
+                </pic:pic>
+              </a:graphicData>
+            </a:graphic>
+          </wp:inline>
+        </w:drawing>
+      </w:r>
+    </w:p>
+    <w:p>
+      <w:pPr>
+        <w:pStyle w:val="Heading2"/>
+        <w:rPr>
+          <w:rFonts w:ascii="Times New Roman" w:hAnsi="Times New Roman" w:cs="Times New Roman"/>
+          <w:color w:val="000000" w:themeColor="text1"/>
+          <w:sz w:val="24"/>
+          <w:szCs w:val="24"/>
+          <w:lang w:val="bg-BG"/>
+        </w:rPr>
+      </w:pPr>
+      <w:r>
+        <w:rPr>
+          <w:rFonts w:ascii="Times New Roman" w:hAnsi="Times New Roman" w:cs="Times New Roman"/>
+          <w:color w:val="000000" w:themeColor="text1"/>
+          <w:sz w:val="24"/>
+          <w:szCs w:val="24"/>
+          <w:lang w:val="bg-BG"/>
+        </w:rPr>
+        <w:lastRenderedPageBreak/>
+        <w:t>4.6. Предотвратяване на повторно изпълнение</w:t>
+      </w:r>
+    </w:p>
+    <w:p>
+      <w:pPr>
+        <w:rPr>
+          <w:rFonts w:cs="Times New Roman"/>
+          <w:color w:val="000000" w:themeColor="text1"/>
+          <w:szCs w:val="24"/>
+          <w:lang w:val="bg-BG"/>
+        </w:rPr>
+      </w:pPr>
+      <w:r>
+        <w:rPr>
+          <w:rFonts w:cs="Times New Roman"/>
+          <w:color w:val="000000" w:themeColor="text1"/>
+          <w:szCs w:val="24"/>
+          <w:lang w:val="bg-BG"/>
+        </w:rPr>
+        <w:t>Един от основните инженерни проблеми в системата е повторното получаване на едно и също съобщение. При асинхронна комуникация повторение може да възникне поради повторно публикуване, мрежов проблем или повторен опит на външен компонент.</w:t>
+      </w:r>
+    </w:p>
+    <w:p>
+      <w:pPr>
+        <w:rPr>
+          <w:rFonts w:cs="Times New Roman"/>
+          <w:color w:val="000000" w:themeColor="text1"/>
+          <w:szCs w:val="24"/>
+          <w:lang w:val="bg-BG"/>
+        </w:rPr>
+      </w:pPr>
+      <w:r>
+        <w:rPr>
+          <w:rFonts w:cs="Times New Roman"/>
+          <w:color w:val="000000" w:themeColor="text1"/>
+          <w:szCs w:val="24"/>
+          <w:lang w:val="bg-BG"/>
+        </w:rPr>
+        <w:t>За да не се създадат две позиции от едно логическо решение, всеки сигнал има уникален идентификатор. Преди започване на обработката системата резервира този идентификатор. Ако той вече е в състояние „обработва се“ или „завършен“, повторното съобщение не се изпълнява.</w:t>
+      </w:r>
+    </w:p>
+    <w:p>
+      <w:pPr>
+        <w:rPr>
+          <w:rFonts w:cs="Times New Roman"/>
+          <w:color w:val="000000" w:themeColor="text1"/>
+          <w:szCs w:val="24"/>
+          <w:lang w:val="bg-BG"/>
+        </w:rPr>
+      </w:pPr>
+      <w:r>
+        <w:rPr>
+          <w:rFonts w:cs="Times New Roman"/>
+          <w:color w:val="000000" w:themeColor="text1"/>
+          <w:szCs w:val="24"/>
+          <w:lang w:val="bg-BG"/>
+        </w:rPr>
+        <w:t>След успешно завършване идентификаторът се маркира като обработен за определен период. При неуспешна операция състоянието се освобождава според вида на грешката. Този механизъм се проверява чрез контролирани тестове, при които един и същ `SignalId` се подава многократно и се очаква точно едно логическо изпълнение.</w:t>
+      </w:r>
+    </w:p>
+    <w:p>
+      <w:pPr>
+        <w:pStyle w:val="Heading2"/>
+        <w:rPr>
+          <w:rFonts w:ascii="Times New Roman" w:hAnsi="Times New Roman" w:cs="Times New Roman"/>
+          <w:color w:val="000000" w:themeColor="text1"/>
+          <w:sz w:val="24"/>
+          <w:szCs w:val="24"/>
+          <w:lang w:val="bg-BG"/>
+        </w:rPr>
+      </w:pPr>
+      <w:r>
+        <w:rPr>
+          <w:rFonts w:ascii="Times New Roman" w:hAnsi="Times New Roman" w:cs="Times New Roman"/>
+          <w:color w:val="000000" w:themeColor="text1"/>
+          <w:sz w:val="24"/>
+          <w:szCs w:val="24"/>
+          <w:lang w:val="bg-BG"/>
+        </w:rPr>
+        <w:t>4.7. Синхронизация на едновременни операции</w:t>
+      </w:r>
+    </w:p>
+    <w:p>
+      <w:pPr>
+        <w:rPr>
+          <w:rFonts w:cs="Times New Roman"/>
+          <w:color w:val="000000" w:themeColor="text1"/>
+          <w:szCs w:val="24"/>
+          <w:lang w:val="bg-BG"/>
+        </w:rPr>
+      </w:pPr>
+      <w:r>
+        <w:rPr>
+          <w:rFonts w:cs="Times New Roman"/>
+          <w:color w:val="000000" w:themeColor="text1"/>
+          <w:szCs w:val="24"/>
+          <w:lang w:val="bg-BG"/>
+        </w:rPr>
+        <w:t>Освен повторни съобщения е възможно различни валидни сигнали да пристигнат почти едновременно. Ако и двата започнат да работят върху едно и също състояние, те могат да вземат решение на база остаряла информация.</w:t>
+      </w:r>
+    </w:p>
+    <w:p>
+      <w:pPr>
+        <w:rPr>
+          <w:rFonts w:cs="Times New Roman"/>
+          <w:color w:val="000000" w:themeColor="text1"/>
+          <w:szCs w:val="24"/>
+          <w:lang w:val="bg-BG"/>
+        </w:rPr>
+      </w:pPr>
+      <w:r>
+        <w:rPr>
+          <w:rFonts w:cs="Times New Roman"/>
+          <w:color w:val="000000" w:themeColor="text1"/>
+          <w:szCs w:val="24"/>
+          <w:lang w:val="bg-BG"/>
+        </w:rPr>
+        <w:t>Затова се използва механизъм за заключване на операцията. Заключването е обвързано с бот, символ и посока и има ограничен период на валидност. Докато една операция се обработва, конфликтна операция не може да премине през същия критичен участък.</w:t>
+      </w:r>
+    </w:p>
+    <w:p>
+      <w:pPr>
+        <w:rPr>
+          <w:rFonts w:cs="Times New Roman"/>
+          <w:color w:val="000000" w:themeColor="text1"/>
+          <w:szCs w:val="24"/>
+          <w:lang w:val="bg-BG"/>
+        </w:rPr>
+      </w:pPr>
+      <w:r>
+        <w:rPr>
+          <w:rFonts w:cs="Times New Roman"/>
+          <w:color w:val="000000" w:themeColor="text1"/>
+          <w:szCs w:val="24"/>
+          <w:lang w:val="bg-BG"/>
+        </w:rPr>
+        <w:t>Този механизъм не замества ограниченията на стратегията, а ги допълва. След като бъде получено заключване, стратегията отново проверява реалните активни позиции, за да вземе решение върху най-актуалното налично състояние.</w:t>
+      </w:r>
+    </w:p>
+    <w:p>
+      <w:pPr>
+        <w:pStyle w:val="Heading2"/>
+        <w:rPr>
+          <w:rFonts w:ascii="Times New Roman" w:hAnsi="Times New Roman" w:cs="Times New Roman"/>
+          <w:color w:val="000000" w:themeColor="text1"/>
+          <w:sz w:val="24"/>
+          <w:szCs w:val="24"/>
+          <w:lang w:val="bg-BG"/>
+        </w:rPr>
+      </w:pPr>
+      <w:r>
+        <w:rPr>
+          <w:rFonts w:ascii="Times New Roman" w:hAnsi="Times New Roman" w:cs="Times New Roman"/>
+          <w:color w:val="000000" w:themeColor="text1"/>
+          <w:sz w:val="24"/>
+          <w:szCs w:val="24"/>
+          <w:lang w:val="bg-BG"/>
+        </w:rPr>
+        <w:t>4.8. Правила на стратегията</w:t>
+      </w:r>
+    </w:p>
+    <w:p>
+      <w:pPr>
+        <w:rPr>
+          <w:rFonts w:cs="Times New Roman"/>
+          <w:color w:val="000000" w:themeColor="text1"/>
+          <w:szCs w:val="24"/>
+          <w:lang w:val="bg-BG"/>
+        </w:rPr>
+      </w:pPr>
+      <w:r>
+        <w:rPr>
+          <w:rFonts w:cs="Times New Roman"/>
+          <w:color w:val="000000" w:themeColor="text1"/>
+          <w:szCs w:val="24"/>
+          <w:lang w:val="bg-BG"/>
+        </w:rPr>
+        <w:t>След общите проверки се прилагат правилата на конкретната стратегия. Те отговарят на въпроса дали при текущото пазарно състояние и активни позиции нов вход е допустим.</w:t>
+      </w:r>
+    </w:p>
+    <w:p>
+      <w:pPr>
+        <w:rPr>
+          <w:rFonts w:cs="Times New Roman"/>
+          <w:color w:val="000000" w:themeColor="text1"/>
+          <w:szCs w:val="24"/>
+          <w:lang w:val="bg-BG"/>
+        </w:rPr>
+      </w:pPr>
+      <w:r>
+        <w:rPr>
+          <w:rFonts w:cs="Times New Roman"/>
+          <w:color w:val="000000" w:themeColor="text1"/>
+          <w:szCs w:val="24"/>
+          <w:lang w:val="bg-BG"/>
+        </w:rPr>
+        <w:t>При TP-only grid стратегията се проверява броят активни позиции в същата посока и разстоянието между текущата цена и най-новата позиция. Ако е достигнат максималният брой позиции или разстоянието е недостатъчно, сигналът се блокира.</w:t>
+      </w:r>
+    </w:p>
+    <w:p>
+      <w:pPr>
+        <w:rPr>
+          <w:rFonts w:cs="Times New Roman"/>
+          <w:color w:val="000000" w:themeColor="text1"/>
+          <w:szCs w:val="24"/>
+          <w:lang w:val="bg-BG"/>
+        </w:rPr>
+      </w:pPr>
+      <w:r>
+        <w:rPr>
+          <w:rFonts w:cs="Times New Roman"/>
+          <w:color w:val="000000" w:themeColor="text1"/>
+          <w:szCs w:val="24"/>
+          <w:lang w:val="bg-BG"/>
+        </w:rPr>
+        <w:t>При стратегията със защитни поръчки правилата са различни, защото жизненият цикъл включва stop-loss, частично затваряне и последваща защита. Точно поради тази причина конкретните правила не са вградени в общия `TradingEngine`, а са отделени в стратегията на съответния бот.</w:t>
+      </w:r>
+    </w:p>
+    <w:p>
+      <w:pPr>
+        <w:pStyle w:val="Heading2"/>
+        <w:rPr>
+          <w:rFonts w:ascii="Times New Roman" w:hAnsi="Times New Roman" w:cs="Times New Roman"/>
+          <w:color w:val="000000" w:themeColor="text1"/>
+          <w:sz w:val="24"/>
+          <w:szCs w:val="24"/>
+          <w:lang w:val="bg-BG"/>
+        </w:rPr>
+      </w:pPr>
+      <w:r>
+        <w:rPr>
+          <w:rFonts w:ascii="Times New Roman" w:hAnsi="Times New Roman" w:cs="Times New Roman"/>
+          <w:color w:val="000000" w:themeColor="text1"/>
+          <w:sz w:val="24"/>
+          <w:szCs w:val="24"/>
+          <w:lang w:val="bg-BG"/>
+        </w:rPr>
+        <w:t>4.9. Централизирано управление на риска</w:t>
+      </w:r>
+    </w:p>
+    <w:p>
+      <w:pPr>
+        <w:rPr>
+          <w:rFonts w:cs="Times New Roman"/>
+          <w:color w:val="000000" w:themeColor="text1"/>
+          <w:szCs w:val="24"/>
+          <w:lang w:val="bg-BG"/>
+        </w:rPr>
+      </w:pPr>
+      <w:r>
+        <w:rPr>
+          <w:rFonts w:cs="Times New Roman"/>
+          <w:color w:val="000000" w:themeColor="text1"/>
+          <w:szCs w:val="24"/>
+          <w:lang w:val="bg-BG"/>
+        </w:rPr>
+        <w:t>Дори когато конкретната стратегия разрешава нова позиция, системата трябва да провери дали общият риск остава в допустими граници. Тази задача се изпълнява от централизирания модул за управление на риска.</w:t>
+      </w:r>
+    </w:p>
+    <w:p>
+      <w:pPr>
+        <w:rPr>
+          <w:rFonts w:cs="Times New Roman"/>
+          <w:color w:val="000000" w:themeColor="text1"/>
+          <w:szCs w:val="24"/>
+          <w:lang w:val="bg-BG"/>
+        </w:rPr>
+      </w:pPr>
+      <w:r>
+        <w:rPr>
+          <w:rFonts w:cs="Times New Roman"/>
+          <w:color w:val="000000" w:themeColor="text1"/>
+          <w:szCs w:val="24"/>
+          <w:lang w:val="bg-BG"/>
+        </w:rPr>
+        <w:lastRenderedPageBreak/>
+        <w:t>Оценката използва информация за броя отворени позиции, експозицията по символ, общата номинална стойност, дневния резултат, drawdown и други ограничения. При необходимост могат да бъдат взети предвид и вече резервирани, но все още незавършени операции.</w:t>
+      </w:r>
+    </w:p>
+    <w:p>
+      <w:pPr>
+        <w:rPr>
+          <w:rFonts w:cs="Times New Roman"/>
+          <w:color w:val="000000" w:themeColor="text1"/>
+          <w:szCs w:val="24"/>
+          <w:lang w:val="bg-BG"/>
+        </w:rPr>
+      </w:pPr>
+      <w:r>
+        <w:rPr>
+          <w:rFonts w:cs="Times New Roman"/>
+          <w:color w:val="000000" w:themeColor="text1"/>
+          <w:szCs w:val="24"/>
+          <w:lang w:val="bg-BG"/>
+        </w:rPr>
+        <w:t>По този начин две почти едновременни позиции не могат да използват един и същ свободен лимит. Ако първата операция вече е резервирала част от допустимата експозиция, втората ще бъде оценена спрямо оставащия ресурс.</w:t>
+      </w:r>
+    </w:p>
+    <w:p>
+      <w:pPr>
+        <w:rPr>
+          <w:rFonts w:cs="Times New Roman"/>
+          <w:color w:val="000000" w:themeColor="text1"/>
+          <w:szCs w:val="24"/>
+          <w:lang w:val="bg-BG"/>
+        </w:rPr>
+      </w:pPr>
+      <w:r>
+        <w:rPr>
+          <w:rFonts w:cs="Times New Roman"/>
+          <w:color w:val="000000" w:themeColor="text1"/>
+          <w:szCs w:val="24"/>
+          <w:lang w:val="bg-BG"/>
+        </w:rPr>
+        <w:t>Критично несъответствие между локалното състояние и борсата също може да доведе до временно блокиране на нови позиции. Това е по-безопасно от продължаване на търговията, когато системата не е уверена в текущата си експозиция.</w:t>
+      </w:r>
+    </w:p>
+    <w:p>
+      <w:pPr>
+        <w:pStyle w:val="Heading2"/>
+        <w:rPr>
+          <w:rFonts w:ascii="Times New Roman" w:hAnsi="Times New Roman" w:cs="Times New Roman"/>
+          <w:color w:val="000000" w:themeColor="text1"/>
+          <w:sz w:val="24"/>
+          <w:szCs w:val="24"/>
+          <w:lang w:val="bg-BG"/>
+        </w:rPr>
+      </w:pPr>
+      <w:r>
+        <w:rPr>
+          <w:rFonts w:ascii="Times New Roman" w:hAnsi="Times New Roman" w:cs="Times New Roman"/>
+          <w:color w:val="000000" w:themeColor="text1"/>
+          <w:sz w:val="24"/>
+          <w:szCs w:val="24"/>
+          <w:lang w:val="bg-BG"/>
+        </w:rPr>
+        <w:t>4.10. Изпълнение на позицията</w:t>
+      </w:r>
+    </w:p>
+    <w:p>
+      <w:pPr>
+        <w:rPr>
+          <w:rFonts w:cs="Times New Roman"/>
+          <w:color w:val="000000" w:themeColor="text1"/>
+          <w:szCs w:val="24"/>
+          <w:lang w:val="bg-BG"/>
+        </w:rPr>
+      </w:pPr>
+      <w:r>
+        <w:rPr>
+          <w:rFonts w:cs="Times New Roman"/>
+          <w:color w:val="000000" w:themeColor="text1"/>
+          <w:szCs w:val="24"/>
+          <w:lang w:val="bg-BG"/>
+        </w:rPr>
+        <w:t>След положително решение от стратегията и модула за управление на риска се извиква конкретната реализация за изпълнение. Тя може да работи в симулирана среда или да изпраща заявки към Binance Demo.</w:t>
+      </w:r>
+    </w:p>
+    <w:p>
+      <w:pPr>
+        <w:rPr>
+          <w:rFonts w:cs="Times New Roman"/>
+          <w:color w:val="000000" w:themeColor="text1"/>
+          <w:szCs w:val="24"/>
+          <w:lang w:val="bg-BG"/>
+        </w:rPr>
+      </w:pPr>
+      <w:r>
+        <w:rPr>
+          <w:rFonts w:cs="Times New Roman"/>
+          <w:color w:val="000000" w:themeColor="text1"/>
+          <w:szCs w:val="24"/>
+          <w:lang w:val="bg-BG"/>
+        </w:rPr>
+        <w:t>При работа с Binance всяка поръчка получава собствен клиентски идентификатор. Това позволява по-късно да се провери дали дадена поръчка е била приета, дори когато мрежовият отговор е прекъснат или не е получен навреме.</w:t>
+      </w:r>
+    </w:p>
+    <w:p>
+      <w:pPr>
+        <w:rPr>
+          <w:rFonts w:cs="Times New Roman"/>
+          <w:color w:val="000000" w:themeColor="text1"/>
+          <w:szCs w:val="24"/>
+          <w:lang w:val="bg-BG"/>
+        </w:rPr>
+      </w:pPr>
+      <w:r>
+        <w:rPr>
+          <w:rFonts w:cs="Times New Roman"/>
+          <w:color w:val="000000" w:themeColor="text1"/>
+          <w:szCs w:val="24"/>
+          <w:lang w:val="bg-BG"/>
+        </w:rPr>
+        <w:t>Това е важно, защото липсата на HTTP отговор не доказва, че поръчката не е изпълнена. Ако системата веднага изпрати втора пазарна поръчка, може неволно да удвои позицията.</w:t>
+      </w:r>
+    </w:p>
+    <w:p>
+      <w:pPr>
+        <w:pStyle w:val="Heading2"/>
+        <w:rPr>
+          <w:rFonts w:ascii="Times New Roman" w:hAnsi="Times New Roman" w:cs="Times New Roman"/>
+          <w:color w:val="000000" w:themeColor="text1"/>
+          <w:sz w:val="24"/>
+          <w:szCs w:val="24"/>
+          <w:lang w:val="bg-BG"/>
+        </w:rPr>
+      </w:pPr>
+      <w:r>
+        <w:rPr>
+          <w:rFonts w:ascii="Times New Roman" w:hAnsi="Times New Roman" w:cs="Times New Roman"/>
+          <w:color w:val="000000" w:themeColor="text1"/>
+          <w:sz w:val="24"/>
+          <w:szCs w:val="24"/>
+          <w:lang w:val="bg-BG"/>
+        </w:rPr>
+        <w:t>4.11. Жизнен цикъл на позиция със защитни поръчки</w:t>
+      </w:r>
+    </w:p>
+    <w:p>
+      <w:pPr>
+        <w:rPr>
+          <w:rFonts w:cs="Times New Roman"/>
+          <w:color w:val="000000" w:themeColor="text1"/>
+          <w:szCs w:val="24"/>
+          <w:lang w:val="bg-BG"/>
+        </w:rPr>
+      </w:pPr>
+      <w:r>
+        <w:rPr>
+          <w:rFonts w:cs="Times New Roman"/>
+          <w:color w:val="000000" w:themeColor="text1"/>
+          <w:szCs w:val="24"/>
+          <w:lang w:val="bg-BG"/>
+        </w:rPr>
+        <w:t>По-сложният от двата разглеждани модела е позицията със защитни поръчки. След първоначалния вход се създават take-profit и stop-loss поръчки. При достигане на целта за печалба част от позицията може да бъде затворена, а останалата част да бъде защитена с последваща STOP3 поръчка.</w:t>
+      </w:r>
+    </w:p>
+    <w:p>
+      <w:pPr>
+        <w:rPr>
+          <w:rFonts w:cs="Times New Roman"/>
+          <w:color w:val="000000" w:themeColor="text1"/>
+          <w:szCs w:val="24"/>
+          <w:lang w:val="bg-BG"/>
+        </w:rPr>
+      </w:pPr>
+      <w:r>
+        <w:rPr>
+          <w:rFonts w:cs="Times New Roman"/>
+          <w:color w:val="000000" w:themeColor="text1"/>
+          <w:szCs w:val="24"/>
+          <w:lang w:val="bg-BG"/>
+        </w:rPr>
+        <w:t>Локалният модел на позицията пази текущото количество, състоянието на защитните поръчки и дали позицията вече е затворена. Това позволява системата да реагира коректно на последващи събития.</w:t>
+      </w:r>
+    </w:p>
+    <w:p>
+      <w:pPr>
+        <w:rPr>
+          <w:rFonts w:cs="Times New Roman"/>
+          <w:color w:val="000000" w:themeColor="text1"/>
+          <w:szCs w:val="24"/>
+          <w:lang w:val="bg-BG"/>
+        </w:rPr>
+      </w:pPr>
+    </w:p>
+    <w:p>
+      <w:pPr>
+        <w:rPr>
+          <w:rFonts w:cs="Times New Roman"/>
+          <w:color w:val="000000" w:themeColor="text1"/>
+          <w:szCs w:val="24"/>
+          <w:lang w:val="bg-BG"/>
+        </w:rPr>
+      </w:pPr>
+    </w:p>
+    <w:p>
+      <w:pPr>
+        <w:rPr>
+          <w:rFonts w:cs="Times New Roman"/>
+          <w:color w:val="000000" w:themeColor="text1"/>
+          <w:szCs w:val="24"/>
+          <w:lang w:val="bg-BG"/>
+        </w:rPr>
+      </w:pPr>
+    </w:p>
+    <w:p>
+      <w:pPr>
+        <w:rPr>
+          <w:rFonts w:cs="Times New Roman"/>
+          <w:color w:val="000000" w:themeColor="text1"/>
+          <w:szCs w:val="24"/>
+          <w:lang w:val="bg-BG"/>
+        </w:rPr>
+      </w:pPr>
+    </w:p>
+    <w:p>
+      <w:pPr>
+        <w:rPr>
+          <w:rFonts w:cs="Times New Roman"/>
+          <w:color w:val="000000" w:themeColor="text1"/>
+          <w:szCs w:val="24"/>
+          <w:lang w:val="bg-BG"/>
+        </w:rPr>
+      </w:pPr>
+    </w:p>
+    <w:p>
+      <w:pPr>
+        <w:rPr>
+          <w:rFonts w:cs="Times New Roman"/>
+          <w:color w:val="000000" w:themeColor="text1"/>
+          <w:szCs w:val="24"/>
+          <w:lang w:val="bg-BG"/>
+        </w:rPr>
+      </w:pPr>
+    </w:p>
+    <w:p>
+      <w:pPr>
+        <w:rPr>
+          <w:rFonts w:cs="Times New Roman"/>
+          <w:color w:val="000000" w:themeColor="text1"/>
+          <w:szCs w:val="24"/>
+          <w:lang w:val="bg-BG"/>
+        </w:rPr>
+      </w:pPr>
+    </w:p>
+    <w:p>
+      <w:pPr>
+        <w:rPr>
+          <w:rFonts w:cs="Times New Roman"/>
+          <w:color w:val="000000" w:themeColor="text1"/>
+          <w:szCs w:val="24"/>
+          <w:lang w:val="bg-BG"/>
+        </w:rPr>
+      </w:pPr>
+    </w:p>
+    <w:p>
+      <w:pPr>
+        <w:rPr>
+          <w:rFonts w:cs="Times New Roman"/>
+          <w:color w:val="000000" w:themeColor="text1"/>
+          <w:szCs w:val="24"/>
+          <w:lang w:val="bg-BG"/>
+        </w:rPr>
+      </w:pPr>
+    </w:p>
+    <w:p>
+      <w:pPr>
+        <w:rPr>
+          <w:rFonts w:cs="Times New Roman"/>
+          <w:color w:val="000000" w:themeColor="text1"/>
+          <w:szCs w:val="24"/>
+          <w:lang w:val="bg-BG"/>
+        </w:rPr>
+      </w:pPr>
+    </w:p>
+    <w:p>
+      <w:pPr>
+        <w:rPr>
+          <w:rFonts w:cs="Times New Roman"/>
+          <w:color w:val="000000" w:themeColor="text1"/>
+          <w:szCs w:val="24"/>
+          <w:lang w:val="bg-BG"/>
+        </w:rPr>
+      </w:pPr>
+    </w:p>
+    <w:p>
+      <w:pPr>
+        <w:rPr>
+          <w:rFonts w:cs="Times New Roman"/>
+          <w:color w:val="000000" w:themeColor="text1"/>
+          <w:szCs w:val="24"/>
+          <w:lang w:val="bg-BG"/>
+        </w:rPr>
+      </w:pPr>
+      <w:r>
+        <w:rPr>
+          <w:rFonts w:cs="Times New Roman"/>
+          <w:color w:val="000000" w:themeColor="text1"/>
+          <w:szCs w:val="24"/>
+          <w:lang w:val="bg-BG"/>
+        </w:rPr>
+        <w:lastRenderedPageBreak/>
+        <w:t>Фигура 4.2. Жизнен цикъл на позиция със защитни поръчки</w:t>
+      </w:r>
+    </w:p>
+    <w:p>
+      <w:pPr>
+        <w:rPr>
+          <w:rFonts w:cs="Times New Roman"/>
+          <w:color w:val="000000" w:themeColor="text1"/>
+          <w:szCs w:val="24"/>
+          <w:lang w:val="bg-BG"/>
+        </w:rPr>
+      </w:pPr>
+      <w:r>
+        <w:rPr>
+          <w:rFonts w:cs="Times New Roman"/>
+          <w:noProof/>
+          <w:color w:val="000000" w:themeColor="text1"/>
+          <w:szCs w:val="24"/>
+          <w:lang w:val="bg-BG"/>
+        </w:rPr>
+        <w:drawing>
+          <wp:inline distT="0" distB="0" distL="0" distR="0" wp14:anchorId="596F6173" wp14:editId="36DACCA2">
+            <wp:extent cx="3588923" cy="4104000"/>
+            <wp:effectExtent l="0" t="0" r="0" b="0"/>
+            <wp:docPr id="898517542" name="Picture 6"/>
+            <wp:cNvGraphicFramePr>
+              <a:graphicFrameLocks xmlns:a="http://schemas.openxmlformats.org/drawingml/2006/main" noChangeAspect="1"/>
+            </wp:cNvGraphicFramePr>
+            <a:graphic xmlns:a="http://schemas.openxmlformats.org/drawingml/2006/main">
+              <a:graphicData uri="http://schemas.openxmlformats.org/drawingml/2006/picture">
+                <pic:pic xmlns:pic="http://schemas.openxmlformats.org/drawingml/2006/picture">
+                  <pic:nvPicPr>
+                    <pic:cNvPr id="0" name="Picture 5"/>
+                    <pic:cNvPicPr>
+                      <a:picLocks noChangeAspect="1" noChangeArrowheads="1"/>
+                    </pic:cNvPicPr>
+                  </pic:nvPicPr>
+                  <pic:blipFill>
+                    <a:blip r:embed="rId10">
+                      <a:extLst>
+                        <a:ext uri="{28A0092B-C50C-407E-A947-70E740481C1C}">
+                          <a14:useLocalDpi xmlns:a14="http://schemas.microsoft.com/office/drawing/2010/main" val="0"/>
+                        </a:ext>
+                      </a:extLst>
+                    </a:blip>
+                    <a:srcRect/>
+                    <a:stretch>
+                      <a:fillRect/>
+                    </a:stretch>
+                  </pic:blipFill>
+                  <pic:spPr bwMode="auto">
+                    <a:xfrm>
+                      <a:off x="0" y="0"/>
+                      <a:ext cx="3588923" cy="4104000"/>
+                    </a:xfrm>
+                    <a:prstGeom prst="rect">
+                      <a:avLst/>
+                    </a:prstGeom>
+                    <a:noFill/>
+                  </pic:spPr>
+                </pic:pic>
+              </a:graphicData>
+            </a:graphic>
+          </wp:inline>
+        </w:drawing>
+      </w:r>
+    </w:p>
+    <w:p>
+      <w:pPr>
+        <w:pStyle w:val="Heading2"/>
+        <w:rPr>
+          <w:rFonts w:ascii="Times New Roman" w:hAnsi="Times New Roman" w:cs="Times New Roman"/>
+          <w:color w:val="000000" w:themeColor="text1"/>
+          <w:sz w:val="24"/>
+          <w:szCs w:val="24"/>
+          <w:lang w:val="bg-BG"/>
+        </w:rPr>
+      </w:pPr>
+      <w:r>
+        <w:rPr>
+          <w:rFonts w:ascii="Times New Roman" w:hAnsi="Times New Roman" w:cs="Times New Roman"/>
+          <w:color w:val="000000" w:themeColor="text1"/>
+          <w:sz w:val="24"/>
+          <w:szCs w:val="24"/>
+          <w:lang w:val="bg-BG"/>
+        </w:rPr>
+        <w:t>4.12. Обработка на събития от Binance</w:t>
+      </w:r>
+    </w:p>
+    <w:p>
+      <w:pPr>
+        <w:rPr>
+          <w:rFonts w:cs="Times New Roman"/>
+          <w:color w:val="000000" w:themeColor="text1"/>
+          <w:szCs w:val="24"/>
+          <w:lang w:val="bg-BG"/>
+        </w:rPr>
+      </w:pPr>
+      <w:r>
+        <w:rPr>
+          <w:rFonts w:cs="Times New Roman"/>
+          <w:color w:val="000000" w:themeColor="text1"/>
+          <w:szCs w:val="24"/>
+          <w:lang w:val="bg-BG"/>
+        </w:rPr>
+        <w:t>След създаване на поръчка работата на системата не приключва. Binance изпраща последващи събития чрез потребителския поток, които показват реалната промяна в състоянието на поръчката.</w:t>
+      </w:r>
+    </w:p>
+    <w:p>
+      <w:pPr>
+        <w:rPr>
+          <w:rFonts w:cs="Times New Roman"/>
+          <w:color w:val="000000" w:themeColor="text1"/>
+          <w:szCs w:val="24"/>
+          <w:lang w:val="bg-BG"/>
+        </w:rPr>
+      </w:pPr>
+      <w:r>
+        <w:rPr>
+          <w:rFonts w:cs="Times New Roman"/>
+          <w:color w:val="000000" w:themeColor="text1"/>
+          <w:szCs w:val="24"/>
+          <w:lang w:val="bg-BG"/>
+        </w:rPr>
+        <w:t>`UserStreamService` получава тези събития и ги преобразува към вътрешни съобщения. Съответният обработчик на бота реагира на изпълнен take-profit, задействан stop-loss или друга промяна.</w:t>
+      </w:r>
+    </w:p>
+    <w:p>
+      <w:pPr>
+        <w:rPr>
+          <w:rFonts w:cs="Times New Roman"/>
+          <w:color w:val="000000" w:themeColor="text1"/>
+          <w:szCs w:val="24"/>
+          <w:lang w:val="bg-BG"/>
+        </w:rPr>
+      </w:pPr>
+      <w:r>
+        <w:rPr>
+          <w:rFonts w:cs="Times New Roman"/>
+          <w:color w:val="000000" w:themeColor="text1"/>
+          <w:szCs w:val="24"/>
+          <w:lang w:val="bg-BG"/>
+        </w:rPr>
+        <w:t>Така локалното състояние се обновява на база събитията от борсата, а не само на база първоначалния отговор при създаване на поръчката.</w:t>
+      </w:r>
+    </w:p>
+    <w:p>
+      <w:pPr>
+        <w:pStyle w:val="Heading2"/>
+        <w:rPr>
+          <w:rFonts w:ascii="Times New Roman" w:hAnsi="Times New Roman" w:cs="Times New Roman"/>
+          <w:color w:val="000000" w:themeColor="text1"/>
+          <w:sz w:val="24"/>
+          <w:szCs w:val="24"/>
+          <w:lang w:val="bg-BG"/>
+        </w:rPr>
+      </w:pPr>
+      <w:r>
+        <w:rPr>
+          <w:rFonts w:ascii="Times New Roman" w:hAnsi="Times New Roman" w:cs="Times New Roman"/>
+          <w:color w:val="000000" w:themeColor="text1"/>
+          <w:sz w:val="24"/>
+          <w:szCs w:val="24"/>
+          <w:lang w:val="bg-BG"/>
+        </w:rPr>
+        <w:t>4.13. Проверка и възстановяване на състоянието</w:t>
+      </w:r>
+    </w:p>
+    <w:p>
+      <w:pPr>
+        <w:rPr>
+          <w:rFonts w:cs="Times New Roman"/>
+          <w:color w:val="000000" w:themeColor="text1"/>
+          <w:szCs w:val="24"/>
+          <w:lang w:val="bg-BG"/>
+        </w:rPr>
+      </w:pPr>
+      <w:r>
+        <w:rPr>
+          <w:rFonts w:cs="Times New Roman"/>
+          <w:color w:val="000000" w:themeColor="text1"/>
+          <w:szCs w:val="24"/>
+          <w:lang w:val="bg-BG"/>
+        </w:rPr>
+        <w:t>При работа с външна система е възможно локалното състояние и състоянието в Binance временно да се разминават. Това може да се случи след рестарт, пропуснато събитие или ръчна промяна.</w:t>
+      </w:r>
+    </w:p>
+    <w:p>
+      <w:pPr>
+        <w:rPr>
+          <w:rFonts w:cs="Times New Roman"/>
+          <w:color w:val="000000" w:themeColor="text1"/>
+          <w:szCs w:val="24"/>
+          <w:lang w:val="bg-BG"/>
+        </w:rPr>
+      </w:pPr>
+      <w:r>
+        <w:rPr>
+          <w:rFonts w:cs="Times New Roman"/>
+          <w:color w:val="000000" w:themeColor="text1"/>
+          <w:szCs w:val="24"/>
+          <w:lang w:val="bg-BG"/>
+        </w:rPr>
+        <w:t>Механизмът за сверяване на състоянието периодично сравнява локалните позиции и поръчки с наличните данни от борсата. При разлика се регистрира несъответствие. В определени безопасни случаи системата може автоматично да коригира локалния запис.</w:t>
+      </w:r>
+    </w:p>
+    <w:p>
+      <w:pPr>
+        <w:rPr>
+          <w:rFonts w:cs="Times New Roman"/>
+          <w:color w:val="000000" w:themeColor="text1"/>
+          <w:szCs w:val="24"/>
+          <w:lang w:val="bg-BG"/>
+        </w:rPr>
+      </w:pPr>
+      <w:r>
+        <w:rPr>
+          <w:rFonts w:cs="Times New Roman"/>
+          <w:color w:val="000000" w:themeColor="text1"/>
+          <w:szCs w:val="24"/>
+          <w:lang w:val="bg-BG"/>
+        </w:rPr>
+        <w:lastRenderedPageBreak/>
+        <w:t>Тази функционалност е една от основните части на практическата проверка. При контролирано прекъсване се измерва дали системата възстановява наблюдаемото състояние в рамките на предварително зададен брой интервали за сверяване.</w:t>
+      </w:r>
+    </w:p>
+    <w:p>
+      <w:pPr>
+        <w:pStyle w:val="Heading2"/>
+        <w:rPr>
+          <w:rFonts w:ascii="Times New Roman" w:hAnsi="Times New Roman" w:cs="Times New Roman"/>
+          <w:color w:val="000000" w:themeColor="text1"/>
+          <w:sz w:val="24"/>
+          <w:szCs w:val="24"/>
+          <w:lang w:val="bg-BG"/>
+        </w:rPr>
+      </w:pPr>
+      <w:r>
+        <w:rPr>
+          <w:rFonts w:ascii="Times New Roman" w:hAnsi="Times New Roman" w:cs="Times New Roman"/>
+          <w:color w:val="000000" w:themeColor="text1"/>
+          <w:sz w:val="24"/>
+          <w:szCs w:val="24"/>
+          <w:lang w:val="bg-BG"/>
+        </w:rPr>
+        <w:t>4.14. Симулирана търговия</w:t>
+      </w:r>
+    </w:p>
+    <w:p>
+      <w:pPr>
+        <w:rPr>
+          <w:rFonts w:cs="Times New Roman"/>
+          <w:color w:val="000000" w:themeColor="text1"/>
+          <w:szCs w:val="24"/>
+          <w:lang w:val="bg-BG"/>
+        </w:rPr>
+      </w:pPr>
+      <w:r>
+        <w:rPr>
+          <w:rFonts w:cs="Times New Roman"/>
+          <w:color w:val="000000" w:themeColor="text1"/>
+          <w:szCs w:val="24"/>
+          <w:lang w:val="bg-BG"/>
+        </w:rPr>
+        <w:t>Преди използване на Binance Demo основният процес се проверява чрез симулирана търговия (Paper Trading). В този режим сигналът преминава през същите проверки за уникалност, синхронизация, правила на стратегията и риск, но реална поръчка към борсата не се изпраща.</w:t>
+      </w:r>
+    </w:p>
+    <w:p>
+      <w:pPr>
+        <w:rPr>
+          <w:rFonts w:cs="Times New Roman"/>
+          <w:color w:val="000000" w:themeColor="text1"/>
+          <w:szCs w:val="24"/>
+          <w:lang w:val="bg-BG"/>
+        </w:rPr>
+      </w:pPr>
+      <w:r>
+        <w:rPr>
+          <w:rFonts w:cs="Times New Roman"/>
+          <w:color w:val="000000" w:themeColor="text1"/>
+          <w:szCs w:val="24"/>
+          <w:lang w:val="bg-BG"/>
+        </w:rPr>
+        <w:t>Симулираният изпълнител създава позиция, изчислява комисиона и приплъзване и следи условията за затваряне спрямо пазарната цена. По този начин може да се провери цялата логика без използване на реални средства.</w:t>
+      </w:r>
+    </w:p>
+    <w:p>
+      <w:pPr>
+        <w:rPr>
+          <w:rFonts w:cs="Times New Roman"/>
+          <w:color w:val="000000" w:themeColor="text1"/>
+          <w:szCs w:val="24"/>
+          <w:lang w:val="bg-BG"/>
+        </w:rPr>
+      </w:pPr>
+      <w:r>
+        <w:rPr>
+          <w:rFonts w:cs="Times New Roman"/>
+          <w:color w:val="000000" w:themeColor="text1"/>
+          <w:szCs w:val="24"/>
+          <w:lang w:val="bg-BG"/>
+        </w:rPr>
+        <w:t>Този режим е особено подходящ за контролирани end-to-end тестове, защото входният сигнал може да бъде зададен предварително, а очакваното състояние след всяка стъпка е известно.</w:t>
+      </w:r>
+    </w:p>
+    <w:p>
+      <w:pPr>
+        <w:pStyle w:val="Heading2"/>
+        <w:rPr>
+          <w:rFonts w:ascii="Times New Roman" w:hAnsi="Times New Roman" w:cs="Times New Roman"/>
+          <w:color w:val="000000" w:themeColor="text1"/>
+          <w:sz w:val="24"/>
+          <w:szCs w:val="24"/>
+          <w:lang w:val="bg-BG"/>
+        </w:rPr>
+      </w:pPr>
+      <w:r>
+        <w:rPr>
+          <w:rFonts w:ascii="Times New Roman" w:hAnsi="Times New Roman" w:cs="Times New Roman"/>
+          <w:color w:val="000000" w:themeColor="text1"/>
+          <w:sz w:val="24"/>
+          <w:szCs w:val="24"/>
+          <w:lang w:val="bg-BG"/>
+        </w:rPr>
+        <w:t>4.15. Контролиран тестов сценарий</w:t>
+      </w:r>
+    </w:p>
+    <w:p>
+      <w:pPr>
+        <w:rPr>
+          <w:rFonts w:cs="Times New Roman"/>
+          <w:color w:val="000000" w:themeColor="text1"/>
+          <w:szCs w:val="24"/>
+          <w:lang w:val="bg-BG"/>
+        </w:rPr>
+      </w:pPr>
+      <w:r>
+        <w:rPr>
+          <w:rFonts w:cs="Times New Roman"/>
+          <w:color w:val="000000" w:themeColor="text1"/>
+          <w:szCs w:val="24"/>
+          <w:lang w:val="bg-BG"/>
+        </w:rPr>
+        <w:t>За да бъде практическата проверка повторяема, се използва контролиран тестов сигнал. Вместо да се чака случайно пазарно условие, помощен инструмент публикува валиден `TradeSignal` към Redis канала за търговски сигнали.</w:t>
+      </w:r>
+    </w:p>
+    <w:p>
+      <w:pPr>
+        <w:rPr>
+          <w:rFonts w:cs="Times New Roman"/>
+          <w:color w:val="000000" w:themeColor="text1"/>
+          <w:szCs w:val="24"/>
+          <w:lang w:val="bg-BG"/>
+        </w:rPr>
+      </w:pPr>
+      <w:r>
+        <w:rPr>
+          <w:rFonts w:cs="Times New Roman"/>
+          <w:color w:val="000000" w:themeColor="text1"/>
+          <w:szCs w:val="24"/>
+          <w:lang w:val="bg-BG"/>
+        </w:rPr>
+        <w:t>Сигналът има предварително известни параметри и уникален идентификатор. След това се проследява дали е приет, дали е разрешен от правилата на стратегията и риска, дали е създадена позиция и дали състоянието се вижда в уеб таблото.</w:t>
+      </w:r>
+    </w:p>
+    <w:p>
+      <w:pPr>
+        <w:rPr>
+          <w:rFonts w:cs="Times New Roman"/>
+          <w:color w:val="000000" w:themeColor="text1"/>
+          <w:szCs w:val="24"/>
+          <w:lang w:val="bg-BG"/>
+        </w:rPr>
+      </w:pPr>
+      <w:r>
+        <w:rPr>
+          <w:noProof/>
+        </w:rPr>
+        <w:drawing>
+          <wp:anchor distT="0" distB="0" distL="114300" distR="114300" simplePos="0" relativeHeight="251662336" behindDoc="1" locked="0" layoutInCell="1" allowOverlap="1" wp14:anchorId="4840316B" wp14:editId="78FFD5A8">
+            <wp:simplePos x="0" y="0"/>
+            <wp:positionH relativeFrom="column">
+              <wp:posOffset>-434340</wp:posOffset>
+            </wp:positionH>
+            <wp:positionV relativeFrom="paragraph">
+              <wp:posOffset>359745</wp:posOffset>
+            </wp:positionV>
+            <wp:extent cx="6851650" cy="2880995"/>
+            <wp:effectExtent l="0" t="0" r="6350" b="0"/>
+            <wp:wrapTight wrapText="bothSides">
+              <wp:wrapPolygon edited="0">
+                <wp:start x="0" y="0"/>
+                <wp:lineTo x="0" y="21424"/>
+                <wp:lineTo x="21560" y="21424"/>
+                <wp:lineTo x="21560" y="0"/>
+                <wp:lineTo x="0" y="0"/>
+              </wp:wrapPolygon>
+            </wp:wrapTight>
+            <wp:docPr id="660798894" name="Picture 7" descr="PlantUML diagram"/>
+            <wp:cNvGraphicFramePr>
+              <a:graphicFrameLocks xmlns:a="http://schemas.openxmlformats.org/drawingml/2006/main" noChangeAspect="1"/>
+            </wp:cNvGraphicFramePr>
+            <a:graphic xmlns:a="http://schemas.openxmlformats.org/drawingml/2006/main">
+              <a:graphicData uri="http://schemas.openxmlformats.org/drawingml/2006/picture">
+                <pic:pic xmlns:pic="http://schemas.openxmlformats.org/drawingml/2006/picture">
+                  <pic:nvPicPr>
+                    <pic:cNvPr id="0" name="Picture 9" descr="PlantUML diagram"/>
+                    <pic:cNvPicPr>
+                      <a:picLocks noChangeAspect="1" noChangeArrowheads="1"/>
+                    </pic:cNvPicPr>
+                  </pic:nvPicPr>
+                  <pic:blipFill>
+                    <a:blip r:embed="rId11">
+                      <a:extLst>
+                        <a:ext uri="{28A0092B-C50C-407E-A947-70E740481C1C}">
+                          <a14:useLocalDpi xmlns:a14="http://schemas.microsoft.com/office/drawing/2010/main" val="0"/>
+                        </a:ext>
+                      </a:extLst>
+                    </a:blip>
+                    <a:srcRect/>
+                    <a:stretch>
+                      <a:fillRect/>
+                    </a:stretch>
+                  </pic:blipFill>
+                  <pic:spPr bwMode="auto">
+                    <a:xfrm>
+                      <a:off x="0" y="0"/>
+                      <a:ext cx="6851650" cy="2880995"/>
+                    </a:xfrm>
+                    <a:prstGeom prst="rect">
+                      <a:avLst/>
+                    </a:prstGeom>
+                    <a:noFill/>
+                    <a:ln>
+                      <a:noFill/>
+                    </a:ln>
+                  </pic:spPr>
+                </pic:pic>
+              </a:graphicData>
+            </a:graphic>
+            <wp14:sizeRelH relativeFrom="margin">
+              <wp14:pctWidth>0</wp14:pctWidth>
+            </wp14:sizeRelH>
+          </wp:anchor>
+        </w:drawing>
+      </w:r>
+      <w:r>
+        <w:rPr>
+          <w:rFonts w:cs="Times New Roman"/>
+          <w:color w:val="000000" w:themeColor="text1"/>
+          <w:szCs w:val="24"/>
+          <w:lang w:val="bg-BG"/>
+        </w:rPr>
+        <w:t>Фигура 4.3. Контролиран тест от сигнал до позиция</w:t>
+      </w:r>
+    </w:p>
+    <w:p>
+      <w:pPr>
+        <w:rPr>
+          <w:rFonts w:cs="Times New Roman"/>
+          <w:color w:val="000000" w:themeColor="text1"/>
+          <w:szCs w:val="24"/>
+          <w:lang w:val="bg-BG"/>
+        </w:rPr>
+      </w:pPr>
+    </w:p>
+    <w:p>
+      <w:pPr>
+        <w:pStyle w:val="Heading2"/>
+        <w:rPr>
+          <w:rFonts w:ascii="Times New Roman" w:hAnsi="Times New Roman" w:cs="Times New Roman"/>
+          <w:color w:val="000000" w:themeColor="text1"/>
+          <w:sz w:val="24"/>
+          <w:szCs w:val="24"/>
+          <w:lang w:val="bg-BG"/>
+        </w:rPr>
+      </w:pPr>
+      <w:r>
+        <w:rPr>
+          <w:rFonts w:ascii="Times New Roman" w:hAnsi="Times New Roman" w:cs="Times New Roman"/>
+          <w:color w:val="000000" w:themeColor="text1"/>
+          <w:sz w:val="24"/>
+          <w:szCs w:val="24"/>
+          <w:lang w:val="bg-BG"/>
+        </w:rPr>
+        <w:lastRenderedPageBreak/>
+        <w:t>4.16. Историческо тестване като средство за проверка</w:t>
+      </w:r>
+    </w:p>
+    <w:p>
+      <w:pPr>
+        <w:rPr>
+          <w:rFonts w:cs="Times New Roman"/>
+          <w:color w:val="000000" w:themeColor="text1"/>
+          <w:szCs w:val="24"/>
+          <w:lang w:val="bg-BG"/>
+        </w:rPr>
+      </w:pPr>
+      <w:r>
+        <w:rPr>
+          <w:rFonts w:cs="Times New Roman"/>
+          <w:color w:val="000000" w:themeColor="text1"/>
+          <w:szCs w:val="24"/>
+          <w:lang w:val="bg-BG"/>
+        </w:rPr>
+        <w:t>Историческото тестване не е основният предмет на дипломната работа, а средство за проверка на поведението на двете избрани стратегии върху еднакви входни данни.</w:t>
+      </w:r>
+    </w:p>
+    <w:p>
+      <w:pPr>
+        <w:rPr>
+          <w:rFonts w:cs="Times New Roman"/>
+          <w:color w:val="000000" w:themeColor="text1"/>
+          <w:szCs w:val="24"/>
+          <w:lang w:val="bg-BG"/>
+        </w:rPr>
+      </w:pPr>
+      <w:r>
+        <w:rPr>
+          <w:rFonts w:cs="Times New Roman"/>
+          <w:color w:val="000000" w:themeColor="text1"/>
+          <w:szCs w:val="24"/>
+          <w:lang w:val="bg-BG"/>
+        </w:rPr>
+        <w:t>Използват се исторически пазарни свещи от Binance за предварително определен период. При повторно изпълнение със същите входни данни и същата конфигурация се очаква еднакъв резултат. Това позволява да се проверява детерминираността на логиката.</w:t>
+      </w:r>
+    </w:p>
+    <w:p>
+      <w:pPr>
+        <w:rPr>
+          <w:rFonts w:cs="Times New Roman"/>
+          <w:color w:val="000000" w:themeColor="text1"/>
+          <w:szCs w:val="24"/>
+          <w:lang w:val="bg-BG"/>
+        </w:rPr>
+      </w:pPr>
+      <w:r>
+        <w:rPr>
+          <w:rFonts w:cs="Times New Roman"/>
+          <w:color w:val="000000" w:themeColor="text1"/>
+          <w:szCs w:val="24"/>
+          <w:lang w:val="bg-BG"/>
+        </w:rPr>
+        <w:t>При анализа могат да се използват показатели като реализиран PnL, максимален drawdown, процент успешни позиции и profit factor. Тези показатели служат за сравнение между конфигурации, а не за доказване на бъдеща доходност.</w:t>
+      </w:r>
+    </w:p>
+    <w:p>
+      <w:pPr>
+        <w:pStyle w:val="Heading2"/>
+        <w:rPr>
+          <w:rFonts w:ascii="Times New Roman" w:hAnsi="Times New Roman" w:cs="Times New Roman"/>
+          <w:color w:val="000000" w:themeColor="text1"/>
+          <w:sz w:val="24"/>
+          <w:szCs w:val="24"/>
+          <w:lang w:val="bg-BG"/>
+        </w:rPr>
+      </w:pPr>
+      <w:r>
+        <w:rPr>
+          <w:rFonts w:ascii="Times New Roman" w:hAnsi="Times New Roman" w:cs="Times New Roman"/>
+          <w:color w:val="000000" w:themeColor="text1"/>
+          <w:sz w:val="24"/>
+          <w:szCs w:val="24"/>
+          <w:lang w:val="bg-BG"/>
+        </w:rPr>
+        <w:t>4.17. Подпомагащи средства за наблюдение</w:t>
+      </w:r>
+    </w:p>
+    <w:p>
+      <w:pPr>
+        <w:rPr>
+          <w:rFonts w:cs="Times New Roman"/>
+          <w:color w:val="000000" w:themeColor="text1"/>
+          <w:szCs w:val="24"/>
+          <w:lang w:val="bg-BG"/>
+        </w:rPr>
+      </w:pPr>
+      <w:r>
+        <w:rPr>
+          <w:rFonts w:cs="Times New Roman"/>
+          <w:color w:val="000000" w:themeColor="text1"/>
+          <w:szCs w:val="24"/>
+          <w:lang w:val="bg-BG"/>
+        </w:rPr>
+        <w:t>За наблюдение на разработката се използват уеб табло, health информация, heartbeat записи, alerts и audit. Тези компоненти не са самостоятелен изследователски фокус, а средство да се види дали основният търговски процес работи правилно.</w:t>
+      </w:r>
+    </w:p>
+    <w:p>
+      <w:pPr>
+        <w:rPr>
+          <w:rFonts w:cs="Times New Roman"/>
+          <w:color w:val="000000" w:themeColor="text1"/>
+          <w:szCs w:val="24"/>
+          <w:lang w:val="bg-BG"/>
+        </w:rPr>
+      </w:pPr>
+      <w:r>
+        <w:rPr>
+          <w:rFonts w:cs="Times New Roman"/>
+          <w:color w:val="000000" w:themeColor="text1"/>
+          <w:szCs w:val="24"/>
+          <w:lang w:val="bg-BG"/>
+        </w:rPr>
+        <w:t>Уеб таблото показва състояние на ботовете, сигнали, позиции, исторически резултати и здравето на основните услуги. При проблем може да се установи кой компонент е спрял да обновява състоянието си или коя операция е била блокирана.</w:t>
+      </w:r>
+    </w:p>
+    <w:p>
+      <w:pPr>
+        <w:pStyle w:val="Heading2"/>
+        <w:rPr>
+          <w:rFonts w:ascii="Times New Roman" w:hAnsi="Times New Roman" w:cs="Times New Roman"/>
+          <w:color w:val="000000" w:themeColor="text1"/>
+          <w:sz w:val="24"/>
+          <w:szCs w:val="24"/>
+          <w:lang w:val="bg-BG"/>
+        </w:rPr>
+      </w:pPr>
+      <w:r>
+        <w:rPr>
+          <w:rFonts w:ascii="Times New Roman" w:hAnsi="Times New Roman" w:cs="Times New Roman"/>
+          <w:color w:val="000000" w:themeColor="text1"/>
+          <w:sz w:val="24"/>
+          <w:szCs w:val="24"/>
+          <w:lang w:val="bg-BG"/>
+        </w:rPr>
+        <w:t>4.18. Критерии за практическа верификация</w:t>
+      </w:r>
+    </w:p>
+    <w:p>
+      <w:pPr>
+        <w:rPr>
+          <w:rFonts w:cs="Times New Roman"/>
+          <w:color w:val="000000" w:themeColor="text1"/>
+          <w:szCs w:val="24"/>
+          <w:lang w:val="bg-BG"/>
+        </w:rPr>
+      </w:pPr>
+      <w:r>
+        <w:rPr>
+          <w:rFonts w:cs="Times New Roman"/>
+          <w:color w:val="000000" w:themeColor="text1"/>
+          <w:szCs w:val="24"/>
+          <w:lang w:val="bg-BG"/>
+        </w:rPr>
+        <w:t>Успешната реализация се проверява чрез набор от предварително определени сценарии. По този начин оценката не се основава само на визуално наблюдение, а на конкретни очаквани резултати.</w:t>
+      </w:r>
+    </w:p>
+    <w:tbl>
+      <w:tblPr>
+        <w:tblStyle w:val="TableGrid"/>
+        <w:tblW w:w="0" w:type="auto"/>
+        <w:jc w:val="center"/>
+        <w:tblLook w:val="04A0" w:firstRow="1" w:lastRow="0" w:firstColumn="1" w:lastColumn="0" w:noHBand="0" w:noVBand="1"/>
+      </w:tblPr>
+      <w:tblGrid>
+        <w:gridCol w:w="4698"/>
+        <w:gridCol w:w="4698"/>
+      </w:tblGrid>
+      <w:tr>
+        <w:trPr>
+          <w:jc w:val="center"/>
+        </w:trPr>
+        <w:tc>
+          <w:tcPr>
+            <w:tcW w:w="4703" w:type="dxa"/>
+            <w:shd w:val="clear" w:color="auto" w:fill="E7EEF8"/>
+          </w:tcPr>
+          <w:p>
+            <w:pPr>
+              <w:spacing w:line="240" w:lineRule="auto"/>
+              <w:rPr>
+                <w:rFonts w:cs="Times New Roman"/>
+                <w:color w:val="000000" w:themeColor="text1"/>
+                <w:sz w:val="24"/>
+                <w:szCs w:val="24"/>
+                <w:lang w:val="bg-BG"/>
+              </w:rPr>
+            </w:pPr>
+            <w:r>
+              <w:rPr>
+                <w:rFonts w:cs="Times New Roman"/>
+                <w:b/>
+                <w:color w:val="000000" w:themeColor="text1"/>
+                <w:sz w:val="24"/>
+                <w:szCs w:val="24"/>
+                <w:lang w:val="bg-BG"/>
+              </w:rPr>
+              <w:t>Сценарий</w:t>
+            </w:r>
+          </w:p>
+        </w:tc>
+        <w:tc>
+          <w:tcPr>
+            <w:tcW w:w="4703" w:type="dxa"/>
+            <w:shd w:val="clear" w:color="auto" w:fill="E7EEF8"/>
+          </w:tcPr>
+          <w:p>
+            <w:pPr>
+              <w:spacing w:line="240" w:lineRule="auto"/>
+              <w:rPr>
+                <w:rFonts w:cs="Times New Roman"/>
+                <w:color w:val="000000" w:themeColor="text1"/>
+                <w:sz w:val="24"/>
+                <w:szCs w:val="24"/>
+                <w:lang w:val="bg-BG"/>
+              </w:rPr>
+            </w:pPr>
+            <w:r>
+              <w:rPr>
+                <w:rFonts w:cs="Times New Roman"/>
+                <w:b/>
+                <w:color w:val="000000" w:themeColor="text1"/>
+                <w:sz w:val="24"/>
+                <w:szCs w:val="24"/>
+                <w:lang w:val="bg-BG"/>
+              </w:rPr>
+              <w:t>Очакван резултат</w:t>
+            </w:r>
+          </w:p>
+        </w:tc>
+      </w:tr>
+      <w:tr>
+        <w:trPr>
+          <w:jc w:val="center"/>
+        </w:trPr>
+        <w:tc>
+          <w:tcPr>
+            <w:tcW w:w="4703" w:type="dxa"/>
+          </w:tcPr>
+          <w:p>
+            <w:pPr>
+              <w:spacing w:line="240" w:lineRule="auto"/>
+              <w:rPr>
+                <w:rFonts w:cs="Times New Roman"/>
+                <w:color w:val="000000" w:themeColor="text1"/>
+                <w:sz w:val="24"/>
+                <w:szCs w:val="24"/>
+                <w:lang w:val="bg-BG"/>
+              </w:rPr>
+            </w:pPr>
+            <w:r>
+              <w:rPr>
+                <w:rFonts w:cs="Times New Roman"/>
+                <w:color w:val="000000" w:themeColor="text1"/>
+                <w:sz w:val="24"/>
+                <w:szCs w:val="24"/>
+                <w:lang w:val="bg-BG"/>
+              </w:rPr>
+              <w:t>Повторен SignalId</w:t>
+            </w:r>
+          </w:p>
+        </w:tc>
+        <w:tc>
+          <w:tcPr>
+            <w:tcW w:w="4703" w:type="dxa"/>
+          </w:tcPr>
+          <w:p>
+            <w:pPr>
+              <w:spacing w:line="240" w:lineRule="auto"/>
+              <w:rPr>
+                <w:rFonts w:cs="Times New Roman"/>
+                <w:color w:val="000000" w:themeColor="text1"/>
+                <w:sz w:val="24"/>
+                <w:szCs w:val="24"/>
+                <w:lang w:val="bg-BG"/>
+              </w:rPr>
+            </w:pPr>
+            <w:r>
+              <w:rPr>
+                <w:rFonts w:cs="Times New Roman"/>
+                <w:color w:val="000000" w:themeColor="text1"/>
+                <w:sz w:val="24"/>
+                <w:szCs w:val="24"/>
+                <w:lang w:val="bg-BG"/>
+              </w:rPr>
+              <w:t>Точно едно логическо изпълнение.</w:t>
+            </w:r>
+          </w:p>
+        </w:tc>
+      </w:tr>
+      <w:tr>
+        <w:trPr>
+          <w:jc w:val="center"/>
+        </w:trPr>
+        <w:tc>
+          <w:tcPr>
+            <w:tcW w:w="4703" w:type="dxa"/>
+          </w:tcPr>
+          <w:p>
+            <w:pPr>
+              <w:spacing w:line="240" w:lineRule="auto"/>
+              <w:rPr>
+                <w:rFonts w:cs="Times New Roman"/>
+                <w:color w:val="000000" w:themeColor="text1"/>
+                <w:sz w:val="24"/>
+                <w:szCs w:val="24"/>
+                <w:lang w:val="bg-BG"/>
+              </w:rPr>
+            </w:pPr>
+            <w:r>
+              <w:rPr>
+                <w:rFonts w:cs="Times New Roman"/>
+                <w:color w:val="000000" w:themeColor="text1"/>
+                <w:sz w:val="24"/>
+                <w:szCs w:val="24"/>
+                <w:lang w:val="bg-BG"/>
+              </w:rPr>
+              <w:t>Сигнал в период на изчакване</w:t>
+            </w:r>
+          </w:p>
+        </w:tc>
+        <w:tc>
+          <w:tcPr>
+            <w:tcW w:w="4703" w:type="dxa"/>
+          </w:tcPr>
+          <w:p>
+            <w:pPr>
+              <w:spacing w:line="240" w:lineRule="auto"/>
+              <w:rPr>
+                <w:rFonts w:cs="Times New Roman"/>
+                <w:color w:val="000000" w:themeColor="text1"/>
+                <w:sz w:val="24"/>
+                <w:szCs w:val="24"/>
+                <w:lang w:val="bg-BG"/>
+              </w:rPr>
+            </w:pPr>
+            <w:r>
+              <w:rPr>
+                <w:rFonts w:cs="Times New Roman"/>
+                <w:color w:val="000000" w:themeColor="text1"/>
+                <w:sz w:val="24"/>
+                <w:szCs w:val="24"/>
+                <w:lang w:val="bg-BG"/>
+              </w:rPr>
+              <w:t>Новата позиция се блокира.</w:t>
+            </w:r>
+          </w:p>
+        </w:tc>
+      </w:tr>
+      <w:tr>
+        <w:trPr>
+          <w:jc w:val="center"/>
+        </w:trPr>
+        <w:tc>
+          <w:tcPr>
+            <w:tcW w:w="4703" w:type="dxa"/>
+          </w:tcPr>
+          <w:p>
+            <w:pPr>
+              <w:spacing w:line="240" w:lineRule="auto"/>
+              <w:rPr>
+                <w:rFonts w:cs="Times New Roman"/>
+                <w:color w:val="000000" w:themeColor="text1"/>
+                <w:sz w:val="24"/>
+                <w:szCs w:val="24"/>
+                <w:lang w:val="bg-BG"/>
+              </w:rPr>
+            </w:pPr>
+            <w:r>
+              <w:rPr>
+                <w:rFonts w:cs="Times New Roman"/>
+                <w:color w:val="000000" w:themeColor="text1"/>
+                <w:sz w:val="24"/>
+                <w:szCs w:val="24"/>
+                <w:lang w:val="bg-BG"/>
+              </w:rPr>
+              <w:t>Достигнат лимит на позиции</w:t>
+            </w:r>
+          </w:p>
+        </w:tc>
+        <w:tc>
+          <w:tcPr>
+            <w:tcW w:w="4703" w:type="dxa"/>
+          </w:tcPr>
+          <w:p>
+            <w:pPr>
+              <w:spacing w:line="240" w:lineRule="auto"/>
+              <w:rPr>
+                <w:rFonts w:cs="Times New Roman"/>
+                <w:color w:val="000000" w:themeColor="text1"/>
+                <w:sz w:val="24"/>
+                <w:szCs w:val="24"/>
+                <w:lang w:val="bg-BG"/>
+              </w:rPr>
+            </w:pPr>
+            <w:r>
+              <w:rPr>
+                <w:rFonts w:cs="Times New Roman"/>
+                <w:color w:val="000000" w:themeColor="text1"/>
+                <w:sz w:val="24"/>
+                <w:szCs w:val="24"/>
+                <w:lang w:val="bg-BG"/>
+              </w:rPr>
+              <w:t>Стратегията или рискът отказва нов вход.</w:t>
+            </w:r>
+          </w:p>
+        </w:tc>
+      </w:tr>
+      <w:tr>
+        <w:trPr>
+          <w:jc w:val="center"/>
+        </w:trPr>
+        <w:tc>
+          <w:tcPr>
+            <w:tcW w:w="4703" w:type="dxa"/>
+          </w:tcPr>
+          <w:p>
+            <w:pPr>
+              <w:spacing w:line="240" w:lineRule="auto"/>
+              <w:rPr>
+                <w:rFonts w:cs="Times New Roman"/>
+                <w:color w:val="000000" w:themeColor="text1"/>
+                <w:sz w:val="24"/>
+                <w:szCs w:val="24"/>
+                <w:lang w:val="bg-BG"/>
+              </w:rPr>
+            </w:pPr>
+            <w:r>
+              <w:rPr>
+                <w:rFonts w:cs="Times New Roman"/>
+                <w:color w:val="000000" w:themeColor="text1"/>
+                <w:sz w:val="24"/>
+                <w:szCs w:val="24"/>
+                <w:lang w:val="bg-BG"/>
+              </w:rPr>
+              <w:t>Превишен рисков лимит</w:t>
+            </w:r>
+          </w:p>
+        </w:tc>
+        <w:tc>
+          <w:tcPr>
+            <w:tcW w:w="4703" w:type="dxa"/>
+          </w:tcPr>
+          <w:p>
+            <w:pPr>
+              <w:spacing w:line="240" w:lineRule="auto"/>
+              <w:rPr>
+                <w:rFonts w:cs="Times New Roman"/>
+                <w:color w:val="000000" w:themeColor="text1"/>
+                <w:sz w:val="24"/>
+                <w:szCs w:val="24"/>
+                <w:lang w:val="bg-BG"/>
+              </w:rPr>
+            </w:pPr>
+            <w:r>
+              <w:rPr>
+                <w:rFonts w:cs="Times New Roman"/>
+                <w:color w:val="000000" w:themeColor="text1"/>
+                <w:sz w:val="24"/>
+                <w:szCs w:val="24"/>
+                <w:lang w:val="bg-BG"/>
+              </w:rPr>
+              <w:t>Сигналът не достига до изпълнение.</w:t>
+            </w:r>
+          </w:p>
+        </w:tc>
+      </w:tr>
+      <w:tr>
+        <w:trPr>
+          <w:jc w:val="center"/>
+        </w:trPr>
+        <w:tc>
+          <w:tcPr>
+            <w:tcW w:w="4703" w:type="dxa"/>
+          </w:tcPr>
+          <w:p>
+            <w:pPr>
+              <w:spacing w:line="240" w:lineRule="auto"/>
+              <w:rPr>
+                <w:rFonts w:cs="Times New Roman"/>
+                <w:color w:val="000000" w:themeColor="text1"/>
+                <w:sz w:val="24"/>
+                <w:szCs w:val="24"/>
+                <w:lang w:val="bg-BG"/>
+              </w:rPr>
+            </w:pPr>
+            <w:r>
+              <w:rPr>
+                <w:rFonts w:cs="Times New Roman"/>
+                <w:color w:val="000000" w:themeColor="text1"/>
+                <w:sz w:val="24"/>
+                <w:szCs w:val="24"/>
+                <w:lang w:val="bg-BG"/>
+              </w:rPr>
+              <w:t>Симулирана търговия</w:t>
+            </w:r>
+          </w:p>
+        </w:tc>
+        <w:tc>
+          <w:tcPr>
+            <w:tcW w:w="4703" w:type="dxa"/>
+          </w:tcPr>
+          <w:p>
+            <w:pPr>
+              <w:spacing w:line="240" w:lineRule="auto"/>
+              <w:rPr>
+                <w:rFonts w:cs="Times New Roman"/>
+                <w:color w:val="000000" w:themeColor="text1"/>
+                <w:sz w:val="24"/>
+                <w:szCs w:val="24"/>
+                <w:lang w:val="bg-BG"/>
+              </w:rPr>
+            </w:pPr>
+            <w:r>
+              <w:rPr>
+                <w:rFonts w:cs="Times New Roman"/>
+                <w:color w:val="000000" w:themeColor="text1"/>
+                <w:sz w:val="24"/>
+                <w:szCs w:val="24"/>
+                <w:lang w:val="bg-BG"/>
+              </w:rPr>
+              <w:t>Създава се една проследима позиция.</w:t>
+            </w:r>
+          </w:p>
+        </w:tc>
+      </w:tr>
+      <w:tr>
+        <w:trPr>
+          <w:jc w:val="center"/>
+        </w:trPr>
+        <w:tc>
+          <w:tcPr>
+            <w:tcW w:w="4703" w:type="dxa"/>
+          </w:tcPr>
+          <w:p>
+            <w:pPr>
+              <w:spacing w:line="240" w:lineRule="auto"/>
+              <w:rPr>
+                <w:rFonts w:cs="Times New Roman"/>
+                <w:color w:val="000000" w:themeColor="text1"/>
+                <w:sz w:val="24"/>
+                <w:szCs w:val="24"/>
+                <w:lang w:val="bg-BG"/>
+              </w:rPr>
+            </w:pPr>
+            <w:r>
+              <w:rPr>
+                <w:rFonts w:cs="Times New Roman"/>
+                <w:color w:val="000000" w:themeColor="text1"/>
+                <w:sz w:val="24"/>
+                <w:szCs w:val="24"/>
+                <w:lang w:val="bg-BG"/>
+              </w:rPr>
+              <w:t>Binance Demo</w:t>
+            </w:r>
+          </w:p>
+        </w:tc>
+        <w:tc>
+          <w:tcPr>
+            <w:tcW w:w="4703" w:type="dxa"/>
+          </w:tcPr>
+          <w:p>
+            <w:pPr>
+              <w:spacing w:line="240" w:lineRule="auto"/>
+              <w:rPr>
+                <w:rFonts w:cs="Times New Roman"/>
+                <w:color w:val="000000" w:themeColor="text1"/>
+                <w:sz w:val="24"/>
+                <w:szCs w:val="24"/>
+                <w:lang w:val="bg-BG"/>
+              </w:rPr>
+            </w:pPr>
+            <w:r>
+              <w:rPr>
+                <w:rFonts w:cs="Times New Roman"/>
+                <w:color w:val="000000" w:themeColor="text1"/>
+                <w:sz w:val="24"/>
+                <w:szCs w:val="24"/>
+                <w:lang w:val="bg-BG"/>
+              </w:rPr>
+              <w:t>Създава се и се проследява демонстрационна поръчка.</w:t>
+            </w:r>
+          </w:p>
+        </w:tc>
+      </w:tr>
+      <w:tr>
+        <w:trPr>
+          <w:jc w:val="center"/>
+        </w:trPr>
+        <w:tc>
+          <w:tcPr>
+            <w:tcW w:w="4703" w:type="dxa"/>
+          </w:tcPr>
+          <w:p>
+            <w:pPr>
+              <w:spacing w:line="240" w:lineRule="auto"/>
+              <w:rPr>
+                <w:rFonts w:cs="Times New Roman"/>
+                <w:color w:val="000000" w:themeColor="text1"/>
+                <w:sz w:val="24"/>
+                <w:szCs w:val="24"/>
+                <w:lang w:val="bg-BG"/>
+              </w:rPr>
+            </w:pPr>
+            <w:r>
+              <w:rPr>
+                <w:rFonts w:cs="Times New Roman"/>
+                <w:color w:val="000000" w:themeColor="text1"/>
+                <w:sz w:val="24"/>
+                <w:szCs w:val="24"/>
+                <w:lang w:val="bg-BG"/>
+              </w:rPr>
+              <w:t>Затваряне на позиция</w:t>
+            </w:r>
+          </w:p>
+        </w:tc>
+        <w:tc>
+          <w:tcPr>
+            <w:tcW w:w="4703" w:type="dxa"/>
+          </w:tcPr>
+          <w:p>
+            <w:pPr>
+              <w:spacing w:line="240" w:lineRule="auto"/>
+              <w:rPr>
+                <w:rFonts w:cs="Times New Roman"/>
+                <w:color w:val="000000" w:themeColor="text1"/>
+                <w:sz w:val="24"/>
+                <w:szCs w:val="24"/>
+                <w:lang w:val="bg-BG"/>
+              </w:rPr>
+            </w:pPr>
+            <w:r>
+              <w:rPr>
+                <w:rFonts w:cs="Times New Roman"/>
+                <w:color w:val="000000" w:themeColor="text1"/>
+                <w:sz w:val="24"/>
+                <w:szCs w:val="24"/>
+                <w:lang w:val="bg-BG"/>
+              </w:rPr>
+              <w:t>Локалното и външното състояние се синхронизират.</w:t>
+            </w:r>
+          </w:p>
+        </w:tc>
+      </w:tr>
+      <w:tr>
+        <w:trPr>
+          <w:jc w:val="center"/>
+        </w:trPr>
+        <w:tc>
+          <w:tcPr>
+            <w:tcW w:w="4703" w:type="dxa"/>
+          </w:tcPr>
+          <w:p>
+            <w:pPr>
+              <w:spacing w:line="240" w:lineRule="auto"/>
+              <w:rPr>
+                <w:rFonts w:cs="Times New Roman"/>
+                <w:color w:val="000000" w:themeColor="text1"/>
+                <w:sz w:val="24"/>
+                <w:szCs w:val="24"/>
+                <w:lang w:val="bg-BG"/>
+              </w:rPr>
+            </w:pPr>
+            <w:r>
+              <w:rPr>
+                <w:rFonts w:cs="Times New Roman"/>
+                <w:color w:val="000000" w:themeColor="text1"/>
+                <w:sz w:val="24"/>
+                <w:szCs w:val="24"/>
+                <w:lang w:val="bg-BG"/>
+              </w:rPr>
+              <w:t>Контролирано прекъсване</w:t>
+            </w:r>
+          </w:p>
+        </w:tc>
+        <w:tc>
+          <w:tcPr>
+            <w:tcW w:w="4703" w:type="dxa"/>
+          </w:tcPr>
+          <w:p>
+            <w:pPr>
+              <w:spacing w:line="240" w:lineRule="auto"/>
+              <w:rPr>
+                <w:rFonts w:cs="Times New Roman"/>
+                <w:color w:val="000000" w:themeColor="text1"/>
+                <w:sz w:val="24"/>
+                <w:szCs w:val="24"/>
+                <w:lang w:val="bg-BG"/>
+              </w:rPr>
+            </w:pPr>
+            <w:r>
+              <w:rPr>
+                <w:rFonts w:cs="Times New Roman"/>
+                <w:color w:val="000000" w:themeColor="text1"/>
+                <w:sz w:val="24"/>
+                <w:szCs w:val="24"/>
+                <w:lang w:val="bg-BG"/>
+              </w:rPr>
+              <w:t>Състоянието се възстановява след сверяване.</w:t>
+            </w:r>
+          </w:p>
+        </w:tc>
+      </w:tr>
+      <w:tr>
+        <w:trPr>
+          <w:jc w:val="center"/>
+        </w:trPr>
+        <w:tc>
+          <w:tcPr>
+            <w:tcW w:w="4703" w:type="dxa"/>
+          </w:tcPr>
+          <w:p>
+            <w:pPr>
+              <w:spacing w:line="240" w:lineRule="auto"/>
+              <w:rPr>
+                <w:rFonts w:cs="Times New Roman"/>
+                <w:color w:val="000000" w:themeColor="text1"/>
+                <w:sz w:val="24"/>
+                <w:szCs w:val="24"/>
+                <w:lang w:val="bg-BG"/>
+              </w:rPr>
+            </w:pPr>
+            <w:r>
+              <w:rPr>
+                <w:rFonts w:cs="Times New Roman"/>
+                <w:color w:val="000000" w:themeColor="text1"/>
+                <w:sz w:val="24"/>
+                <w:szCs w:val="24"/>
+                <w:lang w:val="bg-BG"/>
+              </w:rPr>
+              <w:t>Повторен исторически тест</w:t>
+            </w:r>
+          </w:p>
+        </w:tc>
+        <w:tc>
+          <w:tcPr>
+            <w:tcW w:w="4703" w:type="dxa"/>
+          </w:tcPr>
+          <w:p>
+            <w:pPr>
+              <w:spacing w:line="240" w:lineRule="auto"/>
+              <w:rPr>
+                <w:rFonts w:cs="Times New Roman"/>
+                <w:color w:val="000000" w:themeColor="text1"/>
+                <w:sz w:val="24"/>
+                <w:szCs w:val="24"/>
+                <w:lang w:val="bg-BG"/>
+              </w:rPr>
+            </w:pPr>
+            <w:r>
+              <w:rPr>
+                <w:rFonts w:cs="Times New Roman"/>
+                <w:color w:val="000000" w:themeColor="text1"/>
+                <w:sz w:val="24"/>
+                <w:szCs w:val="24"/>
+                <w:lang w:val="bg-BG"/>
+              </w:rPr>
+              <w:t>Получава се детерминиран резултат.</w:t>
+            </w:r>
+          </w:p>
+        </w:tc>
+      </w:tr>
+      <w:tr>
+        <w:trPr>
+          <w:jc w:val="center"/>
+        </w:trPr>
+        <w:tc>
+          <w:tcPr>
+            <w:tcW w:w="4703" w:type="dxa"/>
+          </w:tcPr>
+          <w:p>
+            <w:pPr>
+              <w:spacing w:line="240" w:lineRule="auto"/>
+              <w:rPr>
+                <w:rFonts w:cs="Times New Roman"/>
+                <w:color w:val="000000" w:themeColor="text1"/>
+                <w:sz w:val="24"/>
+                <w:szCs w:val="24"/>
+                <w:lang w:val="bg-BG"/>
+              </w:rPr>
+            </w:pPr>
+            <w:r>
+              <w:rPr>
+                <w:rFonts w:cs="Times New Roman"/>
+                <w:color w:val="000000" w:themeColor="text1"/>
+                <w:sz w:val="24"/>
+                <w:szCs w:val="24"/>
+                <w:lang w:val="bg-BG"/>
+              </w:rPr>
+              <w:t>Наблюдение на услуги</w:t>
+            </w:r>
+          </w:p>
+        </w:tc>
+        <w:tc>
+          <w:tcPr>
+            <w:tcW w:w="4703" w:type="dxa"/>
+          </w:tcPr>
+          <w:p>
+            <w:pPr>
+              <w:spacing w:line="240" w:lineRule="auto"/>
+              <w:rPr>
+                <w:rFonts w:cs="Times New Roman"/>
+                <w:color w:val="000000" w:themeColor="text1"/>
+                <w:sz w:val="24"/>
+                <w:szCs w:val="24"/>
+                <w:lang w:val="bg-BG"/>
+              </w:rPr>
+            </w:pPr>
+            <w:r>
+              <w:rPr>
+                <w:rFonts w:cs="Times New Roman"/>
+                <w:color w:val="000000" w:themeColor="text1"/>
+                <w:sz w:val="24"/>
+                <w:szCs w:val="24"/>
+                <w:lang w:val="bg-BG"/>
+              </w:rPr>
+              <w:t>Health/heartbeat отразяват текущото състояние.</w:t>
+            </w:r>
+          </w:p>
+        </w:tc>
+      </w:tr>
+    </w:tbl>
+    <w:p>
+      <w:pPr>
+        <w:rPr>
+          <w:rFonts w:cs="Times New Roman"/>
+          <w:color w:val="000000" w:themeColor="text1"/>
+          <w:szCs w:val="24"/>
+          <w:lang w:val="bg-BG"/>
+        </w:rPr>
+      </w:pPr>
+    </w:p>
+    <w:p>
+      <w:pPr>
+        <w:pStyle w:val="Heading2"/>
+        <w:rPr>
+          <w:rFonts w:ascii="Times New Roman" w:hAnsi="Times New Roman" w:cs="Times New Roman"/>
+          <w:color w:val="000000" w:themeColor="text1"/>
+          <w:sz w:val="24"/>
+          <w:szCs w:val="24"/>
+          <w:lang w:val="bg-BG"/>
+        </w:rPr>
+      </w:pPr>
+      <w:r>
+        <w:rPr>
+          <w:rFonts w:ascii="Times New Roman" w:hAnsi="Times New Roman" w:cs="Times New Roman"/>
+          <w:color w:val="000000" w:themeColor="text1"/>
+          <w:sz w:val="24"/>
+          <w:szCs w:val="24"/>
+          <w:lang w:val="bg-BG"/>
+        </w:rPr>
+        <w:lastRenderedPageBreak/>
+        <w:t>4.19. Места за реални изображения</w:t>
+      </w:r>
+    </w:p>
+    <w:p>
+      <w:pPr>
+        <w:rPr>
+          <w:rFonts w:cs="Times New Roman"/>
+          <w:color w:val="000000" w:themeColor="text1"/>
+          <w:szCs w:val="24"/>
+          <w:lang w:val="bg-BG"/>
+        </w:rPr>
+      </w:pPr>
+      <w:r>
+        <w:rPr>
+          <w:rFonts w:cs="Times New Roman"/>
+          <w:color w:val="000000" w:themeColor="text1"/>
+          <w:szCs w:val="24"/>
+          <w:lang w:val="bg-BG"/>
+        </w:rPr>
+        <w:t>След завършване на разгръщането и практическите тестове в тази глава могат да бъдат добавени няколко реални изображения. Те трябва да показват резултата от описаните сценарии, а не да дублират архитектурните диаграми.</w:t>
+      </w:r>
+    </w:p>
+    <w:tbl>
+      <w:tblPr>
+        <w:tblStyle w:val="TableGrid"/>
+        <w:tblW w:w="0" w:type="auto"/>
+        <w:jc w:val="center"/>
+        <w:tblLook w:val="04A0" w:firstRow="1" w:lastRow="0" w:firstColumn="1" w:lastColumn="0" w:noHBand="0" w:noVBand="1"/>
+      </w:tblPr>
+      <w:tblGrid>
+        <w:gridCol w:w="4697"/>
+        <w:gridCol w:w="4699"/>
+      </w:tblGrid>
+      <w:tr>
+        <w:trPr>
+          <w:jc w:val="center"/>
+        </w:trPr>
+        <w:tc>
+          <w:tcPr>
+            <w:tcW w:w="4703" w:type="dxa"/>
+            <w:shd w:val="clear" w:color="auto" w:fill="E7EEF8"/>
+          </w:tcPr>
+          <w:p>
+            <w:pPr>
+              <w:spacing w:line="240" w:lineRule="auto"/>
+              <w:rPr>
+                <w:rFonts w:cs="Times New Roman"/>
+                <w:color w:val="000000" w:themeColor="text1"/>
+                <w:sz w:val="24"/>
+                <w:szCs w:val="24"/>
+                <w:lang w:val="bg-BG"/>
+              </w:rPr>
+            </w:pPr>
+            <w:r>
+              <w:rPr>
+                <w:rFonts w:cs="Times New Roman"/>
+                <w:b/>
+                <w:color w:val="000000" w:themeColor="text1"/>
+                <w:sz w:val="24"/>
+                <w:szCs w:val="24"/>
+                <w:lang w:val="bg-BG"/>
+              </w:rPr>
+              <w:t>Фигура</w:t>
+            </w:r>
+          </w:p>
+        </w:tc>
+        <w:tc>
+          <w:tcPr>
+            <w:tcW w:w="4703" w:type="dxa"/>
+            <w:shd w:val="clear" w:color="auto" w:fill="E7EEF8"/>
+          </w:tcPr>
+          <w:p>
+            <w:pPr>
+              <w:spacing w:line="240" w:lineRule="auto"/>
+              <w:rPr>
+                <w:rFonts w:cs="Times New Roman"/>
+                <w:color w:val="000000" w:themeColor="text1"/>
+                <w:sz w:val="24"/>
+                <w:szCs w:val="24"/>
+                <w:lang w:val="bg-BG"/>
+              </w:rPr>
+            </w:pPr>
+            <w:r>
+              <w:rPr>
+                <w:rFonts w:cs="Times New Roman"/>
+                <w:b/>
+                <w:color w:val="000000" w:themeColor="text1"/>
+                <w:sz w:val="24"/>
+                <w:szCs w:val="24"/>
+                <w:lang w:val="bg-BG"/>
+              </w:rPr>
+              <w:t>Съдържание</w:t>
+            </w:r>
+          </w:p>
+        </w:tc>
+      </w:tr>
+      <w:tr>
+        <w:trPr>
+          <w:jc w:val="center"/>
+        </w:trPr>
+        <w:tc>
+          <w:tcPr>
+            <w:tcW w:w="4703" w:type="dxa"/>
+          </w:tcPr>
+          <w:p>
+            <w:pPr>
+              <w:spacing w:line="240" w:lineRule="auto"/>
+              <w:rPr>
+                <w:rFonts w:cs="Times New Roman"/>
+                <w:color w:val="000000" w:themeColor="text1"/>
+                <w:sz w:val="24"/>
+                <w:szCs w:val="24"/>
+                <w:lang w:val="bg-BG"/>
+              </w:rPr>
+            </w:pPr>
+            <w:r>
+              <w:rPr>
+                <w:rFonts w:cs="Times New Roman"/>
+                <w:color w:val="000000" w:themeColor="text1"/>
+                <w:sz w:val="24"/>
+                <w:szCs w:val="24"/>
+                <w:lang w:val="bg-BG"/>
+              </w:rPr>
+              <w:t>Фиг. 4.4</w:t>
+            </w:r>
+          </w:p>
+        </w:tc>
+        <w:tc>
+          <w:tcPr>
+            <w:tcW w:w="4703" w:type="dxa"/>
+          </w:tcPr>
+          <w:p>
+            <w:pPr>
+              <w:spacing w:line="240" w:lineRule="auto"/>
+              <w:rPr>
+                <w:rFonts w:cs="Times New Roman"/>
+                <w:color w:val="000000" w:themeColor="text1"/>
+                <w:sz w:val="24"/>
+                <w:szCs w:val="24"/>
+                <w:lang w:val="bg-BG"/>
+              </w:rPr>
+            </w:pPr>
+            <w:r>
+              <w:rPr>
+                <w:rFonts w:cs="Times New Roman"/>
+                <w:color w:val="000000" w:themeColor="text1"/>
+                <w:sz w:val="24"/>
+                <w:szCs w:val="24"/>
+                <w:lang w:val="bg-BG"/>
+              </w:rPr>
+              <w:t>Уеб табло със създаден контролиран сигнал и неговия SignalId.</w:t>
+            </w:r>
+          </w:p>
+        </w:tc>
+      </w:tr>
+      <w:tr>
+        <w:trPr>
+          <w:jc w:val="center"/>
+        </w:trPr>
+        <w:tc>
+          <w:tcPr>
+            <w:tcW w:w="4703" w:type="dxa"/>
+          </w:tcPr>
+          <w:p>
+            <w:pPr>
+              <w:spacing w:line="240" w:lineRule="auto"/>
+              <w:rPr>
+                <w:rFonts w:cs="Times New Roman"/>
+                <w:color w:val="000000" w:themeColor="text1"/>
+                <w:sz w:val="24"/>
+                <w:szCs w:val="24"/>
+                <w:lang w:val="bg-BG"/>
+              </w:rPr>
+            </w:pPr>
+            <w:r>
+              <w:rPr>
+                <w:rFonts w:cs="Times New Roman"/>
+                <w:color w:val="000000" w:themeColor="text1"/>
+                <w:sz w:val="24"/>
+                <w:szCs w:val="24"/>
+                <w:lang w:val="bg-BG"/>
+              </w:rPr>
+              <w:t>Фиг. 4.5</w:t>
+            </w:r>
+          </w:p>
+        </w:tc>
+        <w:tc>
+          <w:tcPr>
+            <w:tcW w:w="4703" w:type="dxa"/>
+          </w:tcPr>
+          <w:p>
+            <w:pPr>
+              <w:spacing w:line="240" w:lineRule="auto"/>
+              <w:rPr>
+                <w:rFonts w:cs="Times New Roman"/>
+                <w:color w:val="000000" w:themeColor="text1"/>
+                <w:sz w:val="24"/>
+                <w:szCs w:val="24"/>
+                <w:lang w:val="bg-BG"/>
+              </w:rPr>
+            </w:pPr>
+            <w:r>
+              <w:rPr>
+                <w:rFonts w:cs="Times New Roman"/>
+                <w:color w:val="000000" w:themeColor="text1"/>
+                <w:sz w:val="24"/>
+                <w:szCs w:val="24"/>
+                <w:lang w:val="bg-BG"/>
+              </w:rPr>
+              <w:t>Симулирана позиция след разрешен сигнал.</w:t>
+            </w:r>
+          </w:p>
+        </w:tc>
+      </w:tr>
+      <w:tr>
+        <w:trPr>
+          <w:jc w:val="center"/>
+        </w:trPr>
+        <w:tc>
+          <w:tcPr>
+            <w:tcW w:w="4703" w:type="dxa"/>
+          </w:tcPr>
+          <w:p>
+            <w:pPr>
+              <w:spacing w:line="240" w:lineRule="auto"/>
+              <w:rPr>
+                <w:rFonts w:cs="Times New Roman"/>
+                <w:color w:val="000000" w:themeColor="text1"/>
+                <w:sz w:val="24"/>
+                <w:szCs w:val="24"/>
+                <w:lang w:val="bg-BG"/>
+              </w:rPr>
+            </w:pPr>
+            <w:r>
+              <w:rPr>
+                <w:rFonts w:cs="Times New Roman"/>
+                <w:color w:val="000000" w:themeColor="text1"/>
+                <w:sz w:val="24"/>
+                <w:szCs w:val="24"/>
+                <w:lang w:val="bg-BG"/>
+              </w:rPr>
+              <w:t>Фиг. 4.6</w:t>
+            </w:r>
+          </w:p>
+        </w:tc>
+        <w:tc>
+          <w:tcPr>
+            <w:tcW w:w="4703" w:type="dxa"/>
+          </w:tcPr>
+          <w:p>
+            <w:pPr>
+              <w:spacing w:line="240" w:lineRule="auto"/>
+              <w:rPr>
+                <w:rFonts w:cs="Times New Roman"/>
+                <w:color w:val="000000" w:themeColor="text1"/>
+                <w:sz w:val="24"/>
+                <w:szCs w:val="24"/>
+                <w:lang w:val="bg-BG"/>
+              </w:rPr>
+            </w:pPr>
+            <w:r>
+              <w:rPr>
+                <w:rFonts w:cs="Times New Roman"/>
+                <w:color w:val="000000" w:themeColor="text1"/>
+                <w:sz w:val="24"/>
+                <w:szCs w:val="24"/>
+                <w:lang w:val="bg-BG"/>
+              </w:rPr>
+              <w:t>Binance Demo позиция и защитни поръчки.</w:t>
+            </w:r>
+          </w:p>
+        </w:tc>
+      </w:tr>
+      <w:tr>
+        <w:trPr>
+          <w:jc w:val="center"/>
+        </w:trPr>
+        <w:tc>
+          <w:tcPr>
+            <w:tcW w:w="4703" w:type="dxa"/>
+          </w:tcPr>
+          <w:p>
+            <w:pPr>
+              <w:spacing w:line="240" w:lineRule="auto"/>
+              <w:rPr>
+                <w:rFonts w:cs="Times New Roman"/>
+                <w:color w:val="000000" w:themeColor="text1"/>
+                <w:sz w:val="24"/>
+                <w:szCs w:val="24"/>
+                <w:lang w:val="bg-BG"/>
+              </w:rPr>
+            </w:pPr>
+            <w:r>
+              <w:rPr>
+                <w:rFonts w:cs="Times New Roman"/>
+                <w:color w:val="000000" w:themeColor="text1"/>
+                <w:sz w:val="24"/>
+                <w:szCs w:val="24"/>
+                <w:lang w:val="bg-BG"/>
+              </w:rPr>
+              <w:t>Фиг. 4.7</w:t>
+            </w:r>
+          </w:p>
+        </w:tc>
+        <w:tc>
+          <w:tcPr>
+            <w:tcW w:w="4703" w:type="dxa"/>
+          </w:tcPr>
+          <w:p>
+            <w:pPr>
+              <w:spacing w:line="240" w:lineRule="auto"/>
+              <w:rPr>
+                <w:rFonts w:cs="Times New Roman"/>
+                <w:color w:val="000000" w:themeColor="text1"/>
+                <w:sz w:val="24"/>
+                <w:szCs w:val="24"/>
+                <w:lang w:val="bg-BG"/>
+              </w:rPr>
+            </w:pPr>
+            <w:r>
+              <w:rPr>
+                <w:rFonts w:cs="Times New Roman"/>
+                <w:color w:val="000000" w:themeColor="text1"/>
+                <w:sz w:val="24"/>
+                <w:szCs w:val="24"/>
+                <w:lang w:val="bg-BG"/>
+              </w:rPr>
+              <w:t>Резултат от историческо тестване на една от двете стратегии.</w:t>
+            </w:r>
+          </w:p>
+        </w:tc>
+      </w:tr>
+      <w:tr>
+        <w:trPr>
+          <w:jc w:val="center"/>
+        </w:trPr>
+        <w:tc>
+          <w:tcPr>
+            <w:tcW w:w="4703" w:type="dxa"/>
+          </w:tcPr>
+          <w:p>
+            <w:pPr>
+              <w:spacing w:line="240" w:lineRule="auto"/>
+              <w:rPr>
+                <w:rFonts w:cs="Times New Roman"/>
+                <w:color w:val="000000" w:themeColor="text1"/>
+                <w:sz w:val="24"/>
+                <w:szCs w:val="24"/>
+                <w:lang w:val="bg-BG"/>
+              </w:rPr>
+            </w:pPr>
+            <w:r>
+              <w:rPr>
+                <w:rFonts w:cs="Times New Roman"/>
+                <w:color w:val="000000" w:themeColor="text1"/>
+                <w:sz w:val="24"/>
+                <w:szCs w:val="24"/>
+                <w:lang w:val="bg-BG"/>
+              </w:rPr>
+              <w:t>Фиг. 4.8</w:t>
+            </w:r>
+          </w:p>
+        </w:tc>
+        <w:tc>
+          <w:tcPr>
+            <w:tcW w:w="4703" w:type="dxa"/>
+          </w:tcPr>
+          <w:p>
+            <w:pPr>
+              <w:spacing w:line="240" w:lineRule="auto"/>
+              <w:rPr>
+                <w:rFonts w:cs="Times New Roman"/>
+                <w:color w:val="000000" w:themeColor="text1"/>
+                <w:sz w:val="24"/>
+                <w:szCs w:val="24"/>
+                <w:lang w:val="bg-BG"/>
+              </w:rPr>
+            </w:pPr>
+            <w:r>
+              <w:rPr>
+                <w:rFonts w:cs="Times New Roman"/>
+                <w:color w:val="000000" w:themeColor="text1"/>
+                <w:sz w:val="24"/>
+                <w:szCs w:val="24"/>
+                <w:lang w:val="bg-BG"/>
+              </w:rPr>
+              <w:t>Health/heartbeat изглед след контролирано прекъсване и възстановяване.</w:t>
+            </w:r>
+          </w:p>
+        </w:tc>
+      </w:tr>
+    </w:tbl>
+    <w:p>
+      <w:pPr>
+        <w:rPr>
+          <w:rFonts w:cs="Times New Roman"/>
+          <w:color w:val="000000" w:themeColor="text1"/>
+          <w:szCs w:val="24"/>
+          <w:lang w:val="bg-BG"/>
+        </w:rPr>
+      </w:pPr>
+    </w:p>
+    <w:p>
+      <w:pPr>
+        <w:pStyle w:val="Heading2"/>
+        <w:rPr>
+          <w:rFonts w:ascii="Times New Roman" w:hAnsi="Times New Roman" w:cs="Times New Roman"/>
+          <w:color w:val="000000" w:themeColor="text1"/>
+          <w:sz w:val="24"/>
+          <w:szCs w:val="24"/>
+          <w:lang w:val="bg-BG"/>
+        </w:rPr>
+      </w:pPr>
+      <w:r>
+        <w:rPr>
+          <w:rFonts w:ascii="Times New Roman" w:hAnsi="Times New Roman" w:cs="Times New Roman"/>
+          <w:color w:val="000000" w:themeColor="text1"/>
+          <w:sz w:val="24"/>
+          <w:szCs w:val="24"/>
+          <w:lang w:val="bg-BG"/>
+        </w:rPr>
+        <w:t>4.20. Обобщение</w:t>
+      </w:r>
+    </w:p>
+    <w:p>
+      <w:pPr>
+        <w:rPr>
+          <w:rFonts w:cs="Times New Roman"/>
+          <w:color w:val="000000" w:themeColor="text1"/>
+          <w:szCs w:val="24"/>
+          <w:lang w:val="bg-BG"/>
+        </w:rPr>
+      </w:pPr>
+      <w:r>
+        <w:rPr>
+          <w:rFonts w:cs="Times New Roman"/>
+          <w:color w:val="000000" w:themeColor="text1"/>
+          <w:szCs w:val="24"/>
+          <w:lang w:val="bg-BG"/>
+        </w:rPr>
+        <w:t>Реализацията е съсредоточена върху надеждното преминаване на търговски сигнал до позиция и последващото поддържане на нейното състояние. Основните защитни механизми са предотвратяване на повторно изпълнение, синхронизация на едновременни операции, проверка на правилата на стратегията, централизирано управление на риска и сверяване на локалното състояние с борсата.</w:t>
+      </w:r>
+    </w:p>
+    <w:p>
+      <w:pPr>
+        <w:rPr>
+          <w:rFonts w:cs="Times New Roman"/>
+          <w:color w:val="000000" w:themeColor="text1"/>
+          <w:szCs w:val="24"/>
+          <w:lang w:val="bg-BG"/>
+        </w:rPr>
+      </w:pPr>
+      <w:r>
+        <w:rPr>
+          <w:rFonts w:cs="Times New Roman"/>
+          <w:color w:val="000000" w:themeColor="text1"/>
+          <w:szCs w:val="24"/>
+          <w:lang w:val="bg-BG"/>
+        </w:rPr>
+        <w:t>Двете представителни стратегии позволяват да бъдат проверени различни жизнени цикли, без обхватът на дипломната работа да се разширява към пълно изследване на всички налични ботове. Симулираната търговия, Binance Demo, историческото тестване и уеб таблото служат като средства за верификация на основния процес.</w:t>
+      </w:r>
+    </w:p>
+    <w:p>
+      <w:pPr>
+        <w:rPr>
+          <w:rFonts w:cs="Times New Roman"/>
+          <w:color w:val="000000" w:themeColor="text1"/>
+          <w:szCs w:val="24"/>
+          <w:lang w:val="bg-BG"/>
+        </w:rPr>
+      </w:pPr>
+      <w:r>
+        <w:rPr>
+          <w:rFonts w:cs="Times New Roman"/>
+          <w:color w:val="000000" w:themeColor="text1"/>
+          <w:szCs w:val="24"/>
+          <w:lang w:val="bg-BG"/>
+        </w:rPr>
+        <w:t>По този начин приносът на разработката е насочен не към създаване на още една търговска стратегия, а към инженерно решение за надеждно, контролирано и наблюдаемо изпълнение на сигнали в асинхронна среда.</w:t>
       </w:r>
     </w:p>
     <w:p>

--- a/documentation.docx
+++ b/documentation.docx
@@ -7828,6 +7828,7 @@
       <w:r>
         <w:rPr>
           <w:noProof/>
+          <w:lang w:val="bg-BG"/>
         </w:rPr>
         <w:drawing>
           <wp:anchor distT="0" distB="0" distL="114300" distR="114300" simplePos="0" relativeHeight="251669504" behindDoc="0" locked="0" layoutInCell="1" allowOverlap="1" wp14:anchorId="70769639" wp14:editId="3D63B1A0">
@@ -8125,6 +8126,7 @@
       <w:r>
         <w:rPr>
           <w:noProof/>
+          <w:lang w:val="bg-BG"/>
         </w:rPr>
         <w:drawing>
           <wp:anchor distT="0" distB="0" distL="114300" distR="114300" simplePos="0" relativeHeight="251670528" behindDoc="0" locked="0" layoutInCell="1" allowOverlap="1" wp14:anchorId="23F057DD" wp14:editId="5A481ADF">
@@ -8577,6 +8579,7 @@
       <w:r>
         <w:rPr>
           <w:noProof/>
+          <w:lang w:val="bg-BG"/>
         </w:rPr>
         <w:lastRenderedPageBreak/>
         <w:drawing>
@@ -9614,53 +9617,36 @@
           <w:lang w:val="bg-BG"/>
         </w:rPr>
       </w:pPr>
-      <w:r>
+    </w:p>
+    <w:p>
+      <w:pPr>
         <w:rPr>
           <w:rFonts w:eastAsiaTheme="majorEastAsia" w:cs="Times New Roman"/>
           <w:color w:val="000000" w:themeColor="text1"/>
           <w:szCs w:val="24"/>
           <w:lang w:val="bg-BG"/>
         </w:rPr>
-        <w:t>ГЛАВА 6. ТЕСТВАНЕ И ПРАКТИЧЕСКА ВЕРИФИКАЦИЯ НА СИСТЕМАТА</w:t>
-      </w:r>
-    </w:p>
-    <w:p>
-      <w:pPr>
-        <w:rPr>
-          <w:rFonts w:cs="Times New Roman"/>
-          <w:color w:val="000000" w:themeColor="text1"/>
-          <w:szCs w:val="24"/>
-          <w:lang w:val="bg-BG"/>
-        </w:rPr>
-      </w:pPr>
-      <w:r>
+      </w:pPr>
+    </w:p>
+    <w:p>
+      <w:pPr>
         <w:rPr>
           <w:rFonts w:eastAsiaTheme="majorEastAsia" w:cs="Times New Roman"/>
           <w:color w:val="000000" w:themeColor="text1"/>
           <w:szCs w:val="24"/>
           <w:lang w:val="bg-BG"/>
         </w:rPr>
-        <w:t>6.1. Цел и подход при тестването</w:t>
-      </w:r>
-    </w:p>
-    <w:p>
-      <w:pPr>
-        <w:rPr>
-          <w:rFonts w:cs="Times New Roman"/>
-          <w:color w:val="000000" w:themeColor="text1"/>
-          <w:szCs w:val="24"/>
-          <w:lang w:val="bg-BG"/>
-        </w:rPr>
-      </w:pPr>
-      <w:r>
+      </w:pPr>
+    </w:p>
+    <w:p>
+      <w:pPr>
         <w:rPr>
           <w:rFonts w:eastAsiaTheme="majorEastAsia" w:cs="Times New Roman"/>
           <w:color w:val="000000" w:themeColor="text1"/>
           <w:szCs w:val="24"/>
           <w:lang w:val="bg-BG"/>
         </w:rPr>
-        <w:t>Тестването на разработената платформа е насочено не само към проверка на отделни методи, а към доказване на надеждността на системата като цялостен механизъм за автоматизирана търговия. Поради наличието на няколко взаимодействащи слоя – генериране на сигнали, стратегии, централизирано управление на риска, Redis messaging, PostgreSQL persistence, Binance API, UserStream и механизми за наблюдаемост – е приложен многостепенен подход. Той включва unit тестове, integration тестове, regression проверки, Paper Trading сценарии и локални end-to-end тестове с Binance Demo.</w:t>
-      </w:r>
+      </w:pPr>
     </w:p>
     <w:p>
       <w:pPr>
@@ -9671,2772 +9657,396 @@
           <w:lang w:val="bg-BG"/>
         </w:rPr>
       </w:pPr>
-      <w:r>
+    </w:p>
+    <w:p>
+      <w:pPr>
         <w:rPr>
           <w:rFonts w:eastAsiaTheme="majorEastAsia" w:cs="Times New Roman"/>
           <w:color w:val="000000" w:themeColor="text1"/>
           <w:szCs w:val="24"/>
           <w:lang w:val="bg-BG"/>
         </w:rPr>
+      </w:pPr>
+    </w:p>
+    <w:p>
+      <w:pPr>
+        <w:rPr>
+          <w:rFonts w:eastAsiaTheme="majorEastAsia" w:cs="Times New Roman"/>
+          <w:color w:val="000000" w:themeColor="text1"/>
+          <w:szCs w:val="24"/>
+          <w:lang w:val="bg-BG"/>
+        </w:rPr>
+      </w:pPr>
+    </w:p>
+    <w:p>
+      <w:pPr>
+        <w:rPr>
+          <w:rFonts w:eastAsiaTheme="majorEastAsia" w:cs="Times New Roman"/>
+          <w:color w:val="000000" w:themeColor="text1"/>
+          <w:szCs w:val="24"/>
+          <w:lang w:val="bg-BG"/>
+        </w:rPr>
+      </w:pPr>
+    </w:p>
+    <w:p>
+      <w:pPr>
+        <w:rPr>
+          <w:rFonts w:eastAsiaTheme="majorEastAsia" w:cs="Times New Roman"/>
+          <w:color w:val="000000" w:themeColor="text1"/>
+          <w:szCs w:val="24"/>
+          <w:lang w:val="bg-BG"/>
+        </w:rPr>
+      </w:pPr>
+    </w:p>
+    <w:p>
+      <w:pPr>
+        <w:rPr>
+          <w:rFonts w:cs="Times New Roman"/>
+          <w:color w:val="000000" w:themeColor="text1"/>
+          <w:szCs w:val="24"/>
+          <w:lang w:val="bg-BG"/>
+        </w:rPr>
+      </w:pPr>
+      <w:r>
+        <w:rPr>
+          <w:rFonts w:cs="Times New Roman"/>
+          <w:b/>
+          <w:bCs/>
+          <w:color w:val="000000" w:themeColor="text1"/>
+          <w:szCs w:val="24"/>
+          <w:lang w:val="bg-BG"/>
+        </w:rPr>
         <w:lastRenderedPageBreak/>
-        <w:t>Основният критерий за успешна реализация е един търговски сигнал да премине предвидимо през целия pipeline, без повторно логическо изпълнение, без заобикаляне на risk ограниченията и без загуба на информация за lifecycle-а. Локалната среда е използвана като основна практическа площадка преди deployment върху Synology NAS, тъй като позволява едновременно наблюдение на application logs, Redis subscriptions, PostgreSQL таблиците, Binance Demo account state и Telegram известията.</w:t>
-      </w:r>
-    </w:p>
-    <w:p>
-      <w:pPr>
-        <w:rPr>
-          <w:rFonts w:eastAsiaTheme="majorEastAsia" w:cs="Times New Roman"/>
-          <w:color w:val="000000" w:themeColor="text1"/>
-          <w:szCs w:val="24"/>
-          <w:lang w:val="bg-BG"/>
-        </w:rPr>
-      </w:pPr>
-      <w:r>
-        <w:rPr>
-          <w:rFonts w:eastAsiaTheme="majorEastAsia" w:cs="Times New Roman"/>
-          <w:color w:val="000000" w:themeColor="text1"/>
-          <w:szCs w:val="24"/>
-          <w:lang w:val="bg-BG"/>
-        </w:rPr>
-        <w:t>6.2. Автоматизирани unit и regression тестове</w:t>
-      </w:r>
-    </w:p>
-    <w:p>
-      <w:pPr>
-        <w:rPr>
-          <w:rFonts w:eastAsiaTheme="majorEastAsia" w:cs="Times New Roman"/>
-          <w:color w:val="000000" w:themeColor="text1"/>
-          <w:szCs w:val="24"/>
-          <w:lang w:val="bg-BG"/>
-        </w:rPr>
-      </w:pPr>
-      <w:r>
-        <w:rPr>
-          <w:rFonts w:eastAsiaTheme="majorEastAsia" w:cs="Times New Roman"/>
-          <w:color w:val="000000" w:themeColor="text1"/>
-          <w:szCs w:val="24"/>
-          <w:lang w:val="bg-BG"/>
-        </w:rPr>
-        <w:t>Unit тестовете обхващат компонентите с детерминирано поведение и без задължителна връзка към външна инфраструктура. По този начин се проверяват strategy policies, risk правила, signal generation, backtesting, replay, mapping и помощни изчислителни компоненти. При TP-only Grid стратегиите се тестват минималното разстояние между позиции, ограничението за брой позиции по посока и поведението при липса на активни позиции. При по-сложните стратегии се проверяват преходите между entry, take-profit, stop-loss и допълнителните защитни механизми.</w:t>
-      </w:r>
-    </w:p>
-    <w:p>
-      <w:pPr>
-        <w:rPr>
-          <w:rFonts w:eastAsiaTheme="majorEastAsia" w:cs="Times New Roman"/>
-          <w:color w:val="000000" w:themeColor="text1"/>
-          <w:szCs w:val="24"/>
-          <w:lang w:val="bg-BG"/>
-        </w:rPr>
-      </w:pPr>
-      <w:r>
-        <w:rPr>
-          <w:rFonts w:eastAsiaTheme="majorEastAsia" w:cs="Times New Roman"/>
-          <w:color w:val="000000" w:themeColor="text1"/>
-          <w:szCs w:val="24"/>
-          <w:lang w:val="bg-BG"/>
-        </w:rPr>
-        <w:t>Unit тестовете се използват и като regression защита. При откриване на дефект се добавя сценарий, който възпроизвежда проблема, а корекцията се приема само ако тестът остава успешен. Така бяха проверени случаи като използване на остаряло indicator state, детерминирано формиране на SignalId и коректно поведение на portfolio-wide risk snapshot. Това позволява по-късни промени в една част от системата да не нарушават вече потвърдено поведение в друга.</w:t>
-      </w:r>
-    </w:p>
-    <w:p>
-      <w:pPr>
-        <w:rPr>
-          <w:rFonts w:eastAsiaTheme="majorEastAsia" w:cs="Times New Roman"/>
-          <w:color w:val="000000" w:themeColor="text1"/>
-          <w:szCs w:val="24"/>
-          <w:lang w:val="bg-BG"/>
-        </w:rPr>
-      </w:pPr>
-      <w:r>
-        <w:rPr>
-          <w:rFonts w:eastAsiaTheme="majorEastAsia" w:cs="Times New Roman"/>
-          <w:color w:val="000000" w:themeColor="text1"/>
-          <w:szCs w:val="24"/>
-          <w:lang w:val="bg-BG"/>
-        </w:rPr>
-        <w:t>6.3. Централизиран риск, идемпотентност и конкурентна обработка</w:t>
-      </w:r>
-    </w:p>
-    <w:p>
-      <w:pPr>
-        <w:rPr>
-          <w:rFonts w:eastAsiaTheme="majorEastAsia" w:cs="Times New Roman"/>
-          <w:color w:val="000000" w:themeColor="text1"/>
-          <w:szCs w:val="24"/>
-          <w:lang w:val="bg-BG"/>
-        </w:rPr>
-      </w:pPr>
-      <w:r>
-        <w:rPr>
-          <w:rFonts w:eastAsiaTheme="majorEastAsia" w:cs="Times New Roman"/>
-          <w:color w:val="000000" w:themeColor="text1"/>
-          <w:szCs w:val="24"/>
-          <w:lang w:val="bg-BG"/>
-        </w:rPr>
-        <w:t>CentralRiskManager се тества независимо от конкретната стратегия. Целта е стратегията да може да разреши entry, но централизираният risk layer да го блокира при нарушаване на общите ограничения. Проверени са максимален общ брой позиции, лимити за конкретен бот и symbol, estimated notional exposure, дневна загуба, drawdown и блокиране при критични reconciliation findings. В практически локален сценарий максималният общ брой позиции е временно намален до две при вече съществуващи две позиции. Новият сигнал е блокиран с решение от типа „RISK_BLOCKED [MAX_OPEN_POSITIONS]“, без да бъде достигнат executor-ът.</w:t>
-      </w:r>
-    </w:p>
-    <w:p>
-      <w:pPr>
-        <w:rPr>
-          <w:rFonts w:eastAsiaTheme="majorEastAsia" w:cs="Times New Roman"/>
-          <w:color w:val="000000" w:themeColor="text1"/>
-          <w:szCs w:val="24"/>
-          <w:lang w:val="bg-BG"/>
-        </w:rPr>
-      </w:pPr>
-      <w:r>
-        <w:rPr>
-          <w:rFonts w:eastAsiaTheme="majorEastAsia" w:cs="Times New Roman"/>
-          <w:color w:val="000000" w:themeColor="text1"/>
-          <w:szCs w:val="24"/>
-          <w:lang w:val="bg-BG"/>
-        </w:rPr>
-        <w:t>Допълнително е проверена идемпотентността при повторно подаване на един и същ SignalId. Първата доставка преминава през pipeline-а, а следващата се разпознава като дубликат и не създава второ логическо изпълнение. Отделно се използва operation lock на ниво bot/symbol/side, за да се предотврати едновременното обработване на конкурентни операции върху едно и също състояние. При UserStream е проверена и event deduplication логиката – повторно публикуван synthetic ORDER_TRADE_UPDATE остава представен само с един запис за съответния event key.</w:t>
-      </w:r>
-    </w:p>
-    <w:p>
-      <w:pPr>
-        <w:rPr>
-          <w:rFonts w:eastAsiaTheme="majorEastAsia" w:cs="Times New Roman"/>
-          <w:color w:val="000000" w:themeColor="text1"/>
-          <w:szCs w:val="24"/>
-          <w:lang w:val="bg-BG"/>
-        </w:rPr>
-      </w:pPr>
-      <w:r>
-        <w:rPr>
-          <w:rFonts w:eastAsiaTheme="majorEastAsia" w:cs="Times New Roman"/>
-          <w:color w:val="000000" w:themeColor="text1"/>
-          <w:szCs w:val="24"/>
-          <w:lang w:val="bg-BG"/>
-        </w:rPr>
-        <w:t>6.4. Backtesting, replay и исторически данни</w:t>
-      </w:r>
-    </w:p>
-    <w:p>
-      <w:pPr>
-        <w:rPr>
-          <w:rFonts w:eastAsiaTheme="majorEastAsia" w:cs="Times New Roman"/>
-          <w:color w:val="000000" w:themeColor="text1"/>
-          <w:szCs w:val="24"/>
-          <w:lang w:val="bg-BG"/>
-        </w:rPr>
-      </w:pPr>
-      <w:r>
-        <w:rPr>
-          <w:rFonts w:eastAsiaTheme="majorEastAsia" w:cs="Times New Roman"/>
-          <w:color w:val="000000" w:themeColor="text1"/>
-          <w:szCs w:val="24"/>
-          <w:lang w:val="bg-BG"/>
-        </w:rPr>
-        <w:t xml:space="preserve">Backtesting модулът е използван не само за оценка на финансови показатели, а и като regression инструмент. При еднакви candles, signals, конфигурационни параметри, fees и slippage резултатът трябва да бъде повторяем. Replay механизмът допълва това изискване, като позволява една и съща последователност от събития да бъде приложена повторно и да </w:t>
-      </w:r>
-      <w:r>
-        <w:rPr>
-          <w:rFonts w:eastAsiaTheme="majorEastAsia" w:cs="Times New Roman"/>
+        <w:t>ГЛАВА 6. ТЕСТВАНЕ И ПРАКТИЧЕСКА ВЕРИФИКАЦИЯ</w:t>
+      </w:r>
+    </w:p>
+    <w:p>
+      <w:pPr>
+        <w:rPr>
+          <w:rFonts w:cs="Times New Roman"/>
+          <w:color w:val="000000" w:themeColor="text1"/>
+          <w:szCs w:val="24"/>
+          <w:lang w:val="bg-BG"/>
+        </w:rPr>
+      </w:pPr>
+      <w:r>
+        <w:rPr>
+          <w:rFonts w:cs="Times New Roman"/>
+          <w:b/>
+          <w:bCs/>
+          <w:color w:val="000000" w:themeColor="text1"/>
+          <w:szCs w:val="24"/>
+          <w:lang w:val="bg-BG"/>
+        </w:rPr>
+        <w:t>6.1. Подход към верификацията</w:t>
+      </w:r>
+    </w:p>
+    <w:p>
+      <w:pPr>
+        <w:rPr>
+          <w:rFonts w:cs="Times New Roman"/>
+          <w:color w:val="000000" w:themeColor="text1"/>
+          <w:szCs w:val="24"/>
+          <w:lang w:val="bg-BG"/>
+        </w:rPr>
+      </w:pPr>
+      <w:r>
+        <w:rPr>
+          <w:rFonts w:cs="Times New Roman"/>
+          <w:color w:val="000000" w:themeColor="text1"/>
+          <w:szCs w:val="24"/>
+          <w:lang w:val="bg-BG"/>
+        </w:rPr>
+        <w:t>Проверката на системата е организирана на няколко нива, но целта не е да се представят абстрактно различни видове тестове, а да се докаже поведението на реално реализираните механизми. Unit и regression тестовете проверяват детерминирани правила, Paper Trading валидира целия application pipeline без външна поръчка, а Binance Demo потвърждава signed REST операциите, UserStream lifecycle и поведението на системата при реална комуникация с борсата.</w:t>
+      </w:r>
+    </w:p>
+    <w:p>
+      <w:pPr>
+        <w:rPr>
+          <w:rFonts w:cs="Times New Roman"/>
+          <w:color w:val="000000" w:themeColor="text1"/>
+          <w:szCs w:val="24"/>
+          <w:lang w:val="bg-BG"/>
+        </w:rPr>
+      </w:pPr>
+      <w:r>
+        <w:rPr>
+          <w:rFonts w:cs="Times New Roman"/>
+          <w:color w:val="000000" w:themeColor="text1"/>
+          <w:szCs w:val="24"/>
+          <w:lang w:val="bg-BG"/>
+        </w:rPr>
+        <w:t>Практическите проверки се изпълняват локално преди deployment върху Synology NAS. Това позволява едновременно наблюдение на application logs, Redis subscriptions, PostgreSQL history, Binance Demo account state и Telegram известия.</w:t>
+      </w:r>
+    </w:p>
+    <w:p>
+      <w:pPr>
+        <w:rPr>
+          <w:rFonts w:cs="Times New Roman"/>
+          <w:color w:val="000000" w:themeColor="text1"/>
+          <w:szCs w:val="24"/>
+          <w:lang w:val="bg-BG"/>
+        </w:rPr>
+      </w:pPr>
+      <w:r>
+        <w:rPr>
+          <w:rFonts w:cs="Times New Roman"/>
+          <w:b/>
+          <w:bCs/>
+          <w:color w:val="000000" w:themeColor="text1"/>
+          <w:szCs w:val="24"/>
+          <w:lang w:val="bg-BG"/>
+        </w:rPr>
+        <w:t>6.2. Unit и regression тестове</w:t>
+      </w:r>
+    </w:p>
+    <w:p>
+      <w:pPr>
+        <w:rPr>
+          <w:rFonts w:cs="Times New Roman"/>
+          <w:color w:val="000000" w:themeColor="text1"/>
+          <w:szCs w:val="24"/>
+          <w:lang w:val="bg-BG"/>
+        </w:rPr>
+      </w:pPr>
+      <w:r>
+        <w:rPr>
+          <w:rFonts w:cs="Times New Roman"/>
+          <w:color w:val="000000" w:themeColor="text1"/>
+          <w:szCs w:val="24"/>
+          <w:lang w:val="bg-BG"/>
+        </w:rPr>
+        <w:t>Автоматизираните тестове обхващат strategy policies, risk rules, signal generation, replay, backtesting и помощни mapping компоненти. При TP-only Grid се проверяват минималното ценово отстояние, лимитът за позиции по посока и поведението при липса на активна позиция. При ProtectedStop3 се проверяват lifecycle преходите около take-profit, stop-loss и последващата STOP3 защита.</w:t>
+      </w:r>
+    </w:p>
+    <w:p>
+      <w:pPr>
+        <w:rPr>
+          <w:rFonts w:cs="Times New Roman"/>
+          <w:color w:val="000000" w:themeColor="text1"/>
+          <w:szCs w:val="24"/>
+          <w:lang w:val="bg-BG"/>
+        </w:rPr>
+      </w:pPr>
+      <w:r>
+        <w:rPr>
+          <w:rFonts w:cs="Times New Roman"/>
+          <w:color w:val="000000" w:themeColor="text1"/>
+          <w:szCs w:val="24"/>
+          <w:lang w:val="bg-BG"/>
+        </w:rPr>
+        <w:t>Regression тестовете се използват и за дефекти, открити по време на разработката. Сред важните сценарии са deterministic SignalId, използване на правилния indicator timestamp, repeatable replay hash и защита срещу повторно lifecycle събитие.</w:t>
+      </w:r>
+    </w:p>
+    <w:p>
+      <w:pPr>
+        <w:rPr>
+          <w:rFonts w:cs="Times New Roman"/>
+          <w:color w:val="000000" w:themeColor="text1"/>
+          <w:szCs w:val="24"/>
+          <w:lang w:val="bg-BG"/>
+        </w:rPr>
+      </w:pPr>
+      <w:r>
+        <w:rPr>
+          <w:rFonts w:cs="Times New Roman"/>
+          <w:b/>
+          <w:bCs/>
+          <w:color w:val="000000" w:themeColor="text1"/>
+          <w:szCs w:val="24"/>
+          <w:lang w:val="bg-BG"/>
+        </w:rPr>
+        <w:t>6.3. Централизиран риск и защита от повторно изпълнение</w:t>
+      </w:r>
+    </w:p>
+    <w:p>
+      <w:pPr>
+        <w:rPr>
+          <w:rFonts w:cs="Times New Roman"/>
+          <w:color w:val="000000" w:themeColor="text1"/>
+          <w:szCs w:val="24"/>
+          <w:lang w:val="bg-BG"/>
+        </w:rPr>
+      </w:pPr>
+      <w:r>
+        <w:rPr>
+          <w:rFonts w:cs="Times New Roman"/>
+          <w:color w:val="000000" w:themeColor="text1"/>
+          <w:szCs w:val="24"/>
+          <w:lang w:val="bg-BG"/>
+        </w:rPr>
+        <w:t>CentralRiskManager се проверява независимо от стратегията. В практически сценарий максималният общ брой позиции е намален временно до две при вече съществуващи две позиции. Новият сигнал достига до risk слоя, но е блокиран преди executor-а с решение от типа `RISK_BLOCKED [MAX_OPEN_POSITIONS]`.</w:t>
+      </w:r>
+    </w:p>
+    <w:p>
+      <w:pPr>
+        <w:rPr>
+          <w:rFonts w:cs="Times New Roman"/>
+          <w:color w:val="000000" w:themeColor="text1"/>
+          <w:szCs w:val="24"/>
+          <w:lang w:val="bg-BG"/>
+        </w:rPr>
+      </w:pPr>
+      <w:r>
+        <w:rPr>
+          <w:rFonts w:cs="Times New Roman"/>
+          <w:color w:val="000000" w:themeColor="text1"/>
+          <w:szCs w:val="24"/>
+          <w:lang w:val="bg-BG"/>
+        </w:rPr>
+        <w:t>Идемпотентността се проверява чрез повторно подаване на един и същ SignalId. Първата доставка се обработва нормално, а следващата не създава второ логическо изпълнение. Отделно operation lock предпазва от два различни сигнала, които пристигат почти едновременно и работят върху един и същ bot, symbol и side.</w:t>
+      </w:r>
+    </w:p>
+    <w:p>
+      <w:pPr>
+        <w:rPr>
+          <w:rFonts w:cs="Times New Roman"/>
+          <w:color w:val="000000" w:themeColor="text1"/>
+          <w:szCs w:val="24"/>
+          <w:lang w:val="bg-BG"/>
+        </w:rPr>
+      </w:pPr>
+      <w:r>
+        <w:rPr>
+          <w:rFonts w:cs="Times New Roman"/>
+          <w:b/>
+          <w:bCs/>
+          <w:color w:val="000000" w:themeColor="text1"/>
+          <w:szCs w:val="24"/>
+          <w:lang w:val="bg-BG"/>
+        </w:rPr>
+        <w:t>6.4. Исторически данни, backtesting и replay</w:t>
+      </w:r>
+    </w:p>
+    <w:p>
+      <w:pPr>
+        <w:rPr>
+          <w:rFonts w:cs="Times New Roman"/>
+          <w:color w:val="000000" w:themeColor="text1"/>
+          <w:szCs w:val="24"/>
+          <w:lang w:val="bg-BG"/>
+        </w:rPr>
+      </w:pPr>
+      <w:r>
+        <w:rPr>
+          <w:rFonts w:cs="Times New Roman"/>
+          <w:color w:val="000000" w:themeColor="text1"/>
+          <w:szCs w:val="24"/>
+          <w:lang w:val="bg-BG"/>
+        </w:rPr>
+        <w:t>Backtesting се използва и като regression механизъм. При еднакви candles, signals, configuration, fees и slippage резултатът трябва да бъде повторяем. Replay допълва тази проверка чрез повторно прилагане на една и съща последователност от domain събития.</w:t>
+      </w:r>
+    </w:p>
+    <w:p>
+      <w:pPr>
+        <w:rPr>
+          <w:rFonts w:cs="Times New Roman"/>
+          <w:color w:val="000000" w:themeColor="text1"/>
+          <w:szCs w:val="24"/>
+          <w:lang w:val="bg-BG"/>
+        </w:rPr>
+      </w:pPr>
+      <w:r>
+        <w:rPr>
+          <w:rFonts w:cs="Times New Roman"/>
+          <w:color w:val="000000" w:themeColor="text1"/>
+          <w:szCs w:val="24"/>
+          <w:lang w:val="bg-BG"/>
+        </w:rPr>
+        <w:t>Качеството на историческите данни се валидира преди симулация. При локален ingestion тест за ETHUSDC на интервал 5m са заредени 2425 candles за приблизително 8 дни и 10 часа, без открити gaps и duplicates. Това е важно, защото липсваща свещ може да промени indicator state и да доведе до различно strategy решение.</w:t>
+      </w:r>
+    </w:p>
+    <w:p>
+      <w:pPr>
+        <w:rPr>
+          <w:rFonts w:cs="Times New Roman"/>
+          <w:i/>
+          <w:iCs/>
+          <w:color w:val="000000" w:themeColor="text1"/>
+          <w:szCs w:val="24"/>
+          <w:lang w:val="bg-BG"/>
+        </w:rPr>
+      </w:pPr>
+    </w:p>
+    <w:p>
+      <w:pPr>
+        <w:rPr>
+          <w:rFonts w:cs="Times New Roman"/>
+          <w:i/>
+          <w:iCs/>
+          <w:color w:val="000000" w:themeColor="text1"/>
+          <w:szCs w:val="24"/>
+          <w:lang w:val="bg-BG"/>
+        </w:rPr>
+      </w:pPr>
+    </w:p>
+    <w:p>
+      <w:pPr>
+        <w:rPr>
+          <w:rFonts w:cs="Times New Roman"/>
+          <w:i/>
+          <w:iCs/>
+          <w:color w:val="000000" w:themeColor="text1"/>
+          <w:szCs w:val="24"/>
+          <w:lang w:val="bg-BG"/>
+        </w:rPr>
+      </w:pPr>
+    </w:p>
+    <w:p>
+      <w:pPr>
+        <w:rPr>
+          <w:rFonts w:cs="Times New Roman"/>
+          <w:i/>
+          <w:iCs/>
+          <w:color w:val="000000" w:themeColor="text1"/>
+          <w:szCs w:val="24"/>
+          <w:lang w:val="bg-BG"/>
+        </w:rPr>
+      </w:pPr>
+    </w:p>
+    <w:p>
+      <w:pPr>
+        <w:rPr>
+          <w:rFonts w:cs="Times New Roman"/>
+          <w:i/>
+          <w:iCs/>
+          <w:color w:val="000000" w:themeColor="text1"/>
+          <w:szCs w:val="24"/>
+          <w:lang w:val="bg-BG"/>
+        </w:rPr>
+      </w:pPr>
+      <w:r>
+        <w:rPr>
+          <w:rFonts w:cs="Times New Roman"/>
+          <w:i/>
+          <w:iCs/>
           <w:color w:val="000000" w:themeColor="text1"/>
           <w:szCs w:val="24"/>
           <w:lang w:val="bg-BG"/>
         </w:rPr>
         <w:lastRenderedPageBreak/>
-        <w:t>доведе до еднакво крайно състояние и еднакъв deterministic hash. Виртуалният часовник не допуска времето да се движи назад, което премахва зависимостта от случайния ред на изпълнение.</w:t>
-      </w:r>
-    </w:p>
-    <w:p>
-      <w:pPr>
-        <w:rPr>
-          <w:rFonts w:eastAsiaTheme="majorEastAsia" w:cs="Times New Roman"/>
-          <w:color w:val="000000" w:themeColor="text1"/>
-          <w:szCs w:val="24"/>
-          <w:lang w:val="bg-BG"/>
-        </w:rPr>
-      </w:pPr>
-      <w:r>
-        <w:rPr>
-          <w:rFonts w:eastAsiaTheme="majorEastAsia" w:cs="Times New Roman"/>
-          <w:color w:val="000000" w:themeColor="text1"/>
-          <w:szCs w:val="24"/>
-          <w:lang w:val="bg-BG"/>
-        </w:rPr>
-        <w:t>Преди backtesting се валидира и качеството на историческите данни. Проверяват се последователността на timestamps, липсата на duplicate candles и наличието на всички очаквани интервали. В локален ingestion тест за ETHUSDC на интервал 5m са заредени 2425 candles за приблизително 8 дни и 10 часа, без открити празнини или дублирани записи. Тази проверка е важна, защото липсваща свещ може да промени indicator state и съответно решението на стратегията.</w:t>
-      </w:r>
-    </w:p>
-    <w:p>
-      <w:pPr>
-        <w:rPr>
-          <w:rFonts w:eastAsiaTheme="majorEastAsia" w:cs="Times New Roman"/>
-          <w:color w:val="000000" w:themeColor="text1"/>
-          <w:szCs w:val="24"/>
-          <w:lang w:val="bg-BG"/>
-        </w:rPr>
-      </w:pPr>
-      <w:r>
-        <w:rPr>
-          <w:rFonts w:eastAsiaTheme="majorEastAsia" w:cs="Times New Roman"/>
-          <w:color w:val="000000" w:themeColor="text1"/>
-          <w:szCs w:val="24"/>
-          <w:lang w:val="bg-BG"/>
-        </w:rPr>
-        <w:t>6.5. Локален Paper Trading end-to-end сценарий</w:t>
-      </w:r>
-    </w:p>
-    <w:p>
-      <w:pPr>
-        <w:rPr>
-          <w:rFonts w:eastAsiaTheme="majorEastAsia" w:cs="Times New Roman"/>
-          <w:color w:val="000000" w:themeColor="text1"/>
-          <w:szCs w:val="24"/>
-          <w:lang w:val="bg-BG"/>
-        </w:rPr>
-      </w:pPr>
-      <w:r>
-        <w:rPr>
-          <w:rFonts w:eastAsiaTheme="majorEastAsia" w:cs="Times New Roman"/>
-          <w:color w:val="000000" w:themeColor="text1"/>
-          <w:szCs w:val="24"/>
-          <w:lang w:val="bg-BG"/>
-        </w:rPr>
-        <w:t>Първите end-to-end проверки са извършени в Paper среда. Контролиран TradeSignal се публикува към Redis channel „trading:signals“ и се проследява преминаването му през RedisTradingSignalSubscriber, TradingSignalHandler, TradingEngine, strategy policy, CentralRiskManager и PaperTradeExecutor. При успешно решение се създава simulated position в persistence слоя. След това същият SignalId се подава повторно и се проверява, че не възниква втора позиция. По аналогичен начин са проверени cooldown, runtime status и блокиране от CentralRisk.</w:t>
-      </w:r>
-    </w:p>
-    <w:p>
-      <w:pPr>
-        <w:rPr>
-          <w:rFonts w:eastAsiaTheme="majorEastAsia" w:cs="Times New Roman"/>
-          <w:color w:val="000000" w:themeColor="text1"/>
-          <w:szCs w:val="24"/>
-          <w:lang w:val="bg-BG"/>
-        </w:rPr>
-      </w:pPr>
-      <w:r>
-        <w:rPr>
-          <w:rFonts w:eastAsiaTheme="majorEastAsia" w:cs="Times New Roman"/>
-          <w:color w:val="000000" w:themeColor="text1"/>
-          <w:szCs w:val="24"/>
-          <w:lang w:val="bg-BG"/>
-        </w:rPr>
-        <w:t>Локално са изпълнени и runtime command сценарии – Pause, Resume, Stop, Start и ClosePosition. При Pause и Stop новите сигнали се блокират, а след Resume или Start нормалната обработка се възстановява. Командите се записват с attempt count, completion timestamp и идентификатор на worker-а, което позволява да се проследи операторската намеса и резултатът от нея.</w:t>
-      </w:r>
-    </w:p>
-    <w:p>
-      <w:pPr>
-        <w:rPr>
-          <w:rFonts w:eastAsiaTheme="majorEastAsia" w:cs="Times New Roman"/>
-          <w:color w:val="000000" w:themeColor="text1"/>
-          <w:szCs w:val="24"/>
-          <w:lang w:val="bg-BG"/>
-        </w:rPr>
-      </w:pPr>
-      <w:r>
-        <w:rPr>
-          <w:rFonts w:eastAsiaTheme="majorEastAsia" w:cs="Times New Roman"/>
-          <w:color w:val="000000" w:themeColor="text1"/>
-          <w:szCs w:val="24"/>
-          <w:lang w:val="bg-BG"/>
-        </w:rPr>
-        <w:t>6.6. Binance Demo integration и smoke тестове</w:t>
-      </w:r>
-    </w:p>
-    <w:p>
-      <w:pPr>
-        <w:rPr>
-          <w:rFonts w:eastAsiaTheme="majorEastAsia" w:cs="Times New Roman"/>
-          <w:color w:val="000000" w:themeColor="text1"/>
-          <w:szCs w:val="24"/>
-          <w:lang w:val="bg-BG"/>
-        </w:rPr>
-      </w:pPr>
-      <w:r>
-        <w:rPr>
-          <w:rFonts w:eastAsiaTheme="majorEastAsia" w:cs="Times New Roman"/>
-          <w:color w:val="000000" w:themeColor="text1"/>
-          <w:szCs w:val="24"/>
-          <w:lang w:val="bg-BG"/>
-        </w:rPr>
-        <w:t>След успешните Paper проверки е валидирана интеграцията с Binance Demo. Преди пълния end-to-end сценарий са изпълнени отделни smoke тестове за public market data, signed read-only endpoints, account state, Hedge Mode, leverage, limit order create/read/cancel, listen key creation, keepalive и UserStream WebSocket connection. Всички тези проверки са изпълнени успешно. При Hedge Mode е отчетен специфичният Binance отговор „-4059 No need to change position side“, който означава, че желаното състояние вече е активно и не се третира като функционален отказ.</w:t>
-      </w:r>
-    </w:p>
-    <w:p>
-      <w:pPr>
-        <w:rPr>
-          <w:rFonts w:eastAsiaTheme="majorEastAsia" w:cs="Times New Roman"/>
-          <w:color w:val="000000" w:themeColor="text1"/>
-          <w:szCs w:val="24"/>
-          <w:lang w:val="bg-BG"/>
-        </w:rPr>
-      </w:pPr>
-      <w:r>
-        <w:rPr>
-          <w:rFonts w:eastAsiaTheme="majorEastAsia" w:cs="Times New Roman"/>
-          <w:color w:val="000000" w:themeColor="text1"/>
-          <w:szCs w:val="24"/>
-          <w:lang w:val="bg-BG"/>
-        </w:rPr>
-        <w:t>Тези тестове потвърждават, че конфигурираните Demo credentials се приемат както от signed REST операциите, така и от UserStream инфраструктурата. Допълнително е проверено, че limit order може да бъде създаден, прочетен и отменен без да се създава позиция, което дава безопасен начин за проверка на exchange integration преди реално изпълнение на стратегия.</w:t>
-      </w:r>
-    </w:p>
-    <w:p>
-      <w:pPr>
-        <w:rPr>
-          <w:rFonts w:eastAsiaTheme="majorEastAsia" w:cs="Times New Roman"/>
-          <w:color w:val="000000" w:themeColor="text1"/>
-          <w:szCs w:val="24"/>
-          <w:lang w:val="bg-BG"/>
-        </w:rPr>
-      </w:pPr>
-      <w:r>
-        <w:rPr>
-          <w:rFonts w:eastAsiaTheme="majorEastAsia" w:cs="Times New Roman"/>
-          <w:color w:val="000000" w:themeColor="text1"/>
-          <w:szCs w:val="24"/>
-          <w:lang w:val="bg-BG"/>
-        </w:rPr>
-        <w:t>6.7. Реален локален Binance Demo end-to-end тест</w:t>
-      </w:r>
-    </w:p>
-    <w:p>
-      <w:pPr>
-        <w:rPr>
-          <w:rFonts w:eastAsiaTheme="majorEastAsia" w:cs="Times New Roman"/>
-          <w:color w:val="000000" w:themeColor="text1"/>
-          <w:szCs w:val="24"/>
-          <w:lang w:val="bg-BG"/>
-        </w:rPr>
-      </w:pPr>
-      <w:r>
-        <w:rPr>
-          <w:rFonts w:eastAsiaTheme="majorEastAsia" w:cs="Times New Roman"/>
-          <w:color w:val="000000" w:themeColor="text1"/>
-          <w:szCs w:val="24"/>
-          <w:lang w:val="bg-BG"/>
-        </w:rPr>
-        <w:t xml:space="preserve">Най-пълната практическа проверка е извършена с BOT8014. Runtime конфигурацията на бота временно е променена от Paper към Demo, като са запазени параметрите BTCUSDC, quantity 0.002, leverage 50, price distance 400 и profit distance 200. След стартиране на StrategyService и UserStreamService е публикуван контролиран LONG </w:t>
-      </w:r>
-      <w:r>
-        <w:rPr>
-          <w:rFonts w:eastAsiaTheme="majorEastAsia" w:cs="Times New Roman"/>
-          <w:color w:val="000000" w:themeColor="text1"/>
-          <w:szCs w:val="24"/>
-          <w:lang w:val="bg-BG"/>
-        </w:rPr>
-        <w:lastRenderedPageBreak/>
-        <w:t>signal към Redis. Сигналът е записан в trading_history.signals, а strategy decision е „Open“ с причина „Position opened“.</w:t>
-      </w:r>
-    </w:p>
-    <w:p>
-      <w:pPr>
-        <w:rPr>
-          <w:rFonts w:eastAsiaTheme="majorEastAsia" w:cs="Times New Roman"/>
-          <w:color w:val="000000" w:themeColor="text1"/>
-          <w:szCs w:val="24"/>
-          <w:lang w:val="bg-BG"/>
-        </w:rPr>
-      </w:pPr>
-      <w:r>
-        <w:rPr>
-          <w:rFonts w:eastAsiaTheme="majorEastAsia" w:cs="Times New Roman"/>
-          <w:color w:val="000000" w:themeColor="text1"/>
-          <w:szCs w:val="24"/>
-          <w:lang w:val="bg-BG"/>
-        </w:rPr>
-        <w:t>След преминаване през strategy и CentralRisk е създадена реална Binance Demo позиция LONG 0.002 BTCUSDC с entry цена около 63658.6. Автоматично е създадена take-profit поръчка BOT8014_TP_90b36cf5 с quantity 0.002 и цена 63858.6. По време на същия pipeline е получено Telegram известие, което потвърждава работата на notification слоя като част от реалното execution поведение, а не само чрез изолиран API тест.</w:t>
-      </w:r>
-    </w:p>
-    <w:p>
-      <w:pPr>
-        <w:rPr>
-          <w:rFonts w:eastAsiaTheme="majorEastAsia" w:cs="Times New Roman"/>
-          <w:color w:val="000000" w:themeColor="text1"/>
-          <w:szCs w:val="24"/>
-          <w:lang w:val="bg-BG"/>
-        </w:rPr>
-      </w:pPr>
-      <w:r>
-        <w:rPr>
-          <w:rFonts w:eastAsiaTheme="majorEastAsia" w:cs="Times New Roman"/>
-          <w:color w:val="000000" w:themeColor="text1"/>
-          <w:szCs w:val="24"/>
-          <w:lang w:val="bg-BG"/>
-        </w:rPr>
-        <w:t>Позицията впоследствие е затворена чрез runtime команда ClosePosition. Командата е завършена успешно при първи attempt, а Binance Demo account state показва нулева LONG и SHORT експозиция. UserStream е доставил реални order lifecycle събития за отменената take-profit поръчка и за closing order: TP CANCELED, CL NEW и CL FILLED. Тези събития са записани в trading_history.order_events и доказват двупосочната интеграция – от локален signal към Binance и обратно от Binance към локалната система.</w:t>
-      </w:r>
-    </w:p>
-    <w:p>
-      <w:pPr>
-        <w:rPr>
-          <w:rFonts w:eastAsiaTheme="majorEastAsia" w:cs="Times New Roman"/>
-          <w:color w:val="000000" w:themeColor="text1"/>
-          <w:szCs w:val="24"/>
-          <w:lang w:val="bg-BG"/>
-        </w:rPr>
-      </w:pPr>
-      <w:r>
-        <w:rPr>
-          <w:rFonts w:eastAsiaTheme="majorEastAsia" w:cs="Times New Roman"/>
-          <w:color w:val="000000" w:themeColor="text1"/>
-          <w:szCs w:val="24"/>
-          <w:lang w:val="bg-BG"/>
-        </w:rPr>
-        <w:t>6.8. Resilience, observability и открити дефекти</w:t>
-      </w:r>
-    </w:p>
-    <w:p>
-      <w:pPr>
-        <w:rPr>
-          <w:rFonts w:eastAsiaTheme="majorEastAsia" w:cs="Times New Roman"/>
-          <w:color w:val="000000" w:themeColor="text1"/>
-          <w:szCs w:val="24"/>
-          <w:lang w:val="bg-BG"/>
-        </w:rPr>
-      </w:pPr>
-      <w:r>
-        <w:rPr>
-          <w:rFonts w:eastAsiaTheme="majorEastAsia" w:cs="Times New Roman"/>
-          <w:color w:val="000000" w:themeColor="text1"/>
-          <w:szCs w:val="24"/>
-          <w:lang w:val="bg-BG"/>
-        </w:rPr>
-        <w:t>Надеждността е проверена и при временна недостъпност на Redis и PostgreSQL. След рестартиране Redis отново отговаря на PING и subscriptions към trading:signals, binance:userstream:order и binance:system:healing се възстановяват. При PostgreSQL услугите възстановяват heartbeat и persistence операциите. Така се потвърждава, че краткотрайна инфраструктурна грешка не изисква ръчно рестартиране на целия trading pipeline.</w:t>
-      </w:r>
-    </w:p>
-    <w:p>
-      <w:pPr>
-        <w:rPr>
-          <w:rFonts w:eastAsiaTheme="majorEastAsia" w:cs="Times New Roman"/>
-          <w:color w:val="000000" w:themeColor="text1"/>
-          <w:szCs w:val="24"/>
-          <w:lang w:val="bg-BG"/>
-        </w:rPr>
-      </w:pPr>
-      <w:r>
-        <w:rPr>
-          <w:rFonts w:eastAsiaTheme="majorEastAsia" w:cs="Times New Roman"/>
-          <w:color w:val="000000" w:themeColor="text1"/>
-          <w:szCs w:val="24"/>
-          <w:lang w:val="bg-BG"/>
-        </w:rPr>
-        <w:t>End-to-end тестовете откриват и проблеми, които не се виждат при unit testing. При Demo execution историческите записи все още съдържат environment „Paper“, тъй като част от observability слоя използва глобална environment настройка вместо per-bot runtime конфигурация. Освен това след успешно manual ClosePosition локалната history projection за позицията остава със статус Open, въпреки че Binance exposure е нула и closing order е FILLED. Открит е и transport boundary проблем, при който невалиден manually constructed signal payload води до NullReferenceException вместо ясна validation грешка. Тези случаи са регистрирани като последващи корекции, но не променят факта, че exchange execution и UserStream lifecycle са успешно потвърдени.</w:t>
-      </w:r>
-    </w:p>
-    <w:p>
-      <w:pPr>
-        <w:rPr>
-          <w:rFonts w:eastAsiaTheme="majorEastAsia" w:cs="Times New Roman"/>
-          <w:color w:val="000000" w:themeColor="text1"/>
-          <w:szCs w:val="24"/>
-          <w:lang w:val="bg-BG"/>
-        </w:rPr>
-      </w:pPr>
-      <w:r>
-        <w:rPr>
-          <w:rFonts w:eastAsiaTheme="majorEastAsia" w:cs="Times New Roman"/>
-          <w:color w:val="000000" w:themeColor="text1"/>
-          <w:szCs w:val="24"/>
-          <w:lang w:val="bg-BG"/>
-        </w:rPr>
-        <w:t>6.9. Обобщение на резултатите</w:t>
-      </w:r>
-    </w:p>
-    <w:p>
-      <w:pPr>
-        <w:rPr>
-          <w:rFonts w:eastAsiaTheme="majorEastAsia" w:cs="Times New Roman"/>
-          <w:color w:val="000000" w:themeColor="text1"/>
-          <w:szCs w:val="24"/>
-          <w:lang w:val="bg-BG"/>
-        </w:rPr>
-      </w:pPr>
-      <w:r>
-        <w:rPr>
-          <w:rFonts w:eastAsiaTheme="majorEastAsia" w:cs="Times New Roman"/>
-          <w:color w:val="000000" w:themeColor="text1"/>
-          <w:szCs w:val="24"/>
-          <w:lang w:val="bg-BG"/>
-        </w:rPr>
-        <w:t>Комбинацията от unit, regression, backtesting, Paper и Binance Demo тестове позволява платформата да бъде оценена като цялостна софтуерна система, а не само като набор от търговски алгоритми. Основните критични механизми – idempotency, operation locking, strategy policies, CentralRisk, runtime commands, signed Binance операции, UserStream, Telegram notifications и infrastructure recovery – са проверени локално преди deployment.</w:t>
-      </w:r>
-    </w:p>
-    <w:p>
-      <w:pPr>
-        <w:rPr>
-          <w:rFonts w:eastAsiaTheme="majorEastAsia" w:cs="Times New Roman"/>
-          <w:color w:val="000000" w:themeColor="text1"/>
-          <w:szCs w:val="24"/>
-          <w:lang w:val="bg-BG"/>
-        </w:rPr>
-      </w:pPr>
-      <w:r>
-        <w:rPr>
-          <w:rFonts w:eastAsiaTheme="majorEastAsia" w:cs="Times New Roman"/>
-          <w:color w:val="000000" w:themeColor="text1"/>
-          <w:szCs w:val="24"/>
-          <w:lang w:val="bg-BG"/>
-        </w:rPr>
-        <w:t>Получените резултати показват, че системата е достигнала достатъчна функционална и интеграционна зрялост за преминаване към deployment върху Synology NAS. При deployment ботовете могат да останат в Paper или контролирана Demo конфигурация, докато установените observability и history projection несъответствия бъдат отстранени.</w:t>
-      </w:r>
-    </w:p>
-    <w:p>
-      <w:pPr>
-        <w:rPr>
-          <w:rFonts w:eastAsiaTheme="majorEastAsia" w:cs="Times New Roman"/>
-          <w:color w:val="000000" w:themeColor="text1"/>
-          <w:szCs w:val="24"/>
-          <w:lang w:val="bg-BG"/>
-        </w:rPr>
-      </w:pPr>
-      <w:r>
-        <w:rPr>
-          <w:rFonts w:eastAsiaTheme="majorEastAsia" w:cs="Times New Roman"/>
-          <w:color w:val="000000" w:themeColor="text1"/>
-          <w:szCs w:val="24"/>
-          <w:lang w:val="bg-BG"/>
-        </w:rPr>
-        <w:t>Таблица 6.1. Обобщение на практически проверените сценарии</w:t>
-      </w:r>
-    </w:p>
-    <w:tbl>
-      <w:tblPr>
-        <w:tblW w:w="0" w:type="dxa"/>
-        <w:tblBorders>
-          <w:top w:val="single" w:sz="2" w:space="0" w:color="auto"/>
-          <w:left w:val="single" w:sz="2" w:space="0" w:color="auto"/>
-          <w:bottom w:val="single" w:sz="2" w:space="0" w:color="auto"/>
-          <w:right w:val="single" w:sz="2" w:space="0" w:color="auto"/>
-        </w:tblBorders>
-        <w:tblLook w:val="04A0" w:firstRow="1" w:lastRow="0" w:firstColumn="1" w:lastColumn="0" w:noHBand="0" w:noVBand="1"/>
-      </w:tblPr>
-      <w:tblGrid>
-        <w:gridCol w:w="2712"/>
-        <w:gridCol w:w="2835"/>
-        <w:gridCol w:w="3515"/>
-      </w:tblGrid>
-      <w:tr>
-        <w:tc>
-          <w:tcPr>
-            <w:tcW w:w="2381" w:type="dxa"/>
-            <w:tcBorders>
-              <w:top w:val="single" w:sz="4" w:space="0" w:color="000000"/>
-              <w:left w:val="single" w:sz="4" w:space="0" w:color="000000"/>
-              <w:bottom w:val="single" w:sz="4" w:space="0" w:color="000000"/>
-              <w:right w:val="single" w:sz="4" w:space="0" w:color="000000"/>
-            </w:tcBorders>
-            <w:shd w:val="clear" w:color="auto" w:fill="D9E2F3"/>
-            <w:tcMar>
-              <w:top w:w="40" w:type="dxa"/>
-              <w:left w:w="108" w:type="dxa"/>
-              <w:bottom w:w="40" w:type="dxa"/>
-              <w:right w:w="108" w:type="dxa"/>
-            </w:tcMar>
-            <w:vAlign w:val="center"/>
-            <w:hideMark/>
-          </w:tcPr>
-          <w:p>
-            <w:pPr>
-              <w:rPr>
-                <w:rFonts w:eastAsiaTheme="majorEastAsia" w:cs="Times New Roman"/>
-                <w:color w:val="000000" w:themeColor="text1"/>
-                <w:szCs w:val="24"/>
-                <w:lang w:val="bg-BG"/>
-              </w:rPr>
-            </w:pPr>
-            <w:r>
-              <w:rPr>
-                <w:rFonts w:eastAsiaTheme="majorEastAsia" w:cs="Times New Roman"/>
-                <w:color w:val="000000" w:themeColor="text1"/>
-                <w:szCs w:val="24"/>
-                <w:lang w:val="bg-BG"/>
-              </w:rPr>
-              <w:lastRenderedPageBreak/>
-              <w:t>Сценарий</w:t>
-            </w:r>
-          </w:p>
-        </w:tc>
-        <w:tc>
-          <w:tcPr>
-            <w:tcW w:w="2835" w:type="dxa"/>
-            <w:tcBorders>
-              <w:top w:val="single" w:sz="4" w:space="0" w:color="000000"/>
-              <w:left w:val="single" w:sz="4" w:space="0" w:color="000000"/>
-              <w:bottom w:val="single" w:sz="4" w:space="0" w:color="000000"/>
-              <w:right w:val="single" w:sz="4" w:space="0" w:color="000000"/>
-            </w:tcBorders>
-            <w:shd w:val="clear" w:color="auto" w:fill="D9E2F3"/>
-            <w:tcMar>
-              <w:top w:w="40" w:type="dxa"/>
-              <w:left w:w="108" w:type="dxa"/>
-              <w:bottom w:w="40" w:type="dxa"/>
-              <w:right w:w="108" w:type="dxa"/>
-            </w:tcMar>
-            <w:vAlign w:val="center"/>
-            <w:hideMark/>
-          </w:tcPr>
-          <w:p>
-            <w:pPr>
-              <w:rPr>
-                <w:rFonts w:eastAsiaTheme="majorEastAsia" w:cs="Times New Roman"/>
-                <w:color w:val="000000" w:themeColor="text1"/>
-                <w:szCs w:val="24"/>
-                <w:lang w:val="bg-BG"/>
-              </w:rPr>
-            </w:pPr>
-            <w:r>
-              <w:rPr>
-                <w:rFonts w:eastAsiaTheme="majorEastAsia" w:cs="Times New Roman"/>
-                <w:color w:val="000000" w:themeColor="text1"/>
-                <w:szCs w:val="24"/>
-                <w:lang w:val="bg-BG"/>
-              </w:rPr>
-              <w:t>Проверяван механизъм</w:t>
-            </w:r>
-          </w:p>
-        </w:tc>
-        <w:tc>
-          <w:tcPr>
-            <w:tcW w:w="3515" w:type="dxa"/>
-            <w:tcBorders>
-              <w:top w:val="single" w:sz="4" w:space="0" w:color="000000"/>
-              <w:left w:val="single" w:sz="4" w:space="0" w:color="000000"/>
-              <w:bottom w:val="single" w:sz="4" w:space="0" w:color="000000"/>
-              <w:right w:val="single" w:sz="4" w:space="0" w:color="000000"/>
-            </w:tcBorders>
-            <w:shd w:val="clear" w:color="auto" w:fill="D9E2F3"/>
-            <w:tcMar>
-              <w:top w:w="40" w:type="dxa"/>
-              <w:left w:w="108" w:type="dxa"/>
-              <w:bottom w:w="40" w:type="dxa"/>
-              <w:right w:w="108" w:type="dxa"/>
-            </w:tcMar>
-            <w:vAlign w:val="center"/>
-            <w:hideMark/>
-          </w:tcPr>
-          <w:p>
-            <w:pPr>
-              <w:rPr>
-                <w:rFonts w:eastAsiaTheme="majorEastAsia" w:cs="Times New Roman"/>
-                <w:color w:val="000000" w:themeColor="text1"/>
-                <w:szCs w:val="24"/>
-                <w:lang w:val="bg-BG"/>
-              </w:rPr>
-            </w:pPr>
-            <w:r>
-              <w:rPr>
-                <w:rFonts w:eastAsiaTheme="majorEastAsia" w:cs="Times New Roman"/>
-                <w:color w:val="000000" w:themeColor="text1"/>
-                <w:szCs w:val="24"/>
-                <w:lang w:val="bg-BG"/>
-              </w:rPr>
-              <w:t>Резултат</w:t>
-            </w:r>
-          </w:p>
-        </w:tc>
-      </w:tr>
-      <w:tr>
-        <w:tc>
-          <w:tcPr>
-            <w:tcW w:w="2381" w:type="dxa"/>
-            <w:tcBorders>
-              <w:top w:val="single" w:sz="4" w:space="0" w:color="000000"/>
-              <w:left w:val="single" w:sz="4" w:space="0" w:color="000000"/>
-              <w:bottom w:val="single" w:sz="4" w:space="0" w:color="000000"/>
-              <w:right w:val="single" w:sz="4" w:space="0" w:color="000000"/>
-            </w:tcBorders>
-            <w:tcMar>
-              <w:top w:w="40" w:type="dxa"/>
-              <w:left w:w="108" w:type="dxa"/>
-              <w:bottom w:w="40" w:type="dxa"/>
-              <w:right w:w="108" w:type="dxa"/>
-            </w:tcMar>
-            <w:vAlign w:val="center"/>
-            <w:hideMark/>
-          </w:tcPr>
-          <w:p>
-            <w:pPr>
-              <w:rPr>
-                <w:rFonts w:eastAsiaTheme="majorEastAsia" w:cs="Times New Roman"/>
-                <w:color w:val="000000" w:themeColor="text1"/>
-                <w:szCs w:val="24"/>
-                <w:lang w:val="bg-BG"/>
-              </w:rPr>
-            </w:pPr>
-            <w:r>
-              <w:rPr>
-                <w:rFonts w:eastAsiaTheme="majorEastAsia" w:cs="Times New Roman"/>
-                <w:color w:val="000000" w:themeColor="text1"/>
-                <w:szCs w:val="24"/>
-                <w:lang w:val="bg-BG"/>
-              </w:rPr>
-              <w:t>Повторен SignalId</w:t>
-            </w:r>
-          </w:p>
-        </w:tc>
-        <w:tc>
-          <w:tcPr>
-            <w:tcW w:w="2835" w:type="dxa"/>
-            <w:tcBorders>
-              <w:top w:val="single" w:sz="4" w:space="0" w:color="000000"/>
-              <w:left w:val="single" w:sz="4" w:space="0" w:color="000000"/>
-              <w:bottom w:val="single" w:sz="4" w:space="0" w:color="000000"/>
-              <w:right w:val="single" w:sz="4" w:space="0" w:color="000000"/>
-            </w:tcBorders>
-            <w:tcMar>
-              <w:top w:w="40" w:type="dxa"/>
-              <w:left w:w="108" w:type="dxa"/>
-              <w:bottom w:w="40" w:type="dxa"/>
-              <w:right w:w="108" w:type="dxa"/>
-            </w:tcMar>
-            <w:vAlign w:val="center"/>
-            <w:hideMark/>
-          </w:tcPr>
-          <w:p>
-            <w:pPr>
-              <w:rPr>
-                <w:rFonts w:eastAsiaTheme="majorEastAsia" w:cs="Times New Roman"/>
-                <w:color w:val="000000" w:themeColor="text1"/>
-                <w:szCs w:val="24"/>
-                <w:lang w:val="bg-BG"/>
-              </w:rPr>
-            </w:pPr>
-            <w:r>
-              <w:rPr>
-                <w:rFonts w:eastAsiaTheme="majorEastAsia" w:cs="Times New Roman"/>
-                <w:color w:val="000000" w:themeColor="text1"/>
-                <w:szCs w:val="24"/>
-                <w:lang w:val="bg-BG"/>
-              </w:rPr>
-              <w:t>Idempotency</w:t>
-            </w:r>
-          </w:p>
-        </w:tc>
-        <w:tc>
-          <w:tcPr>
-            <w:tcW w:w="3515" w:type="dxa"/>
-            <w:tcBorders>
-              <w:top w:val="single" w:sz="4" w:space="0" w:color="000000"/>
-              <w:left w:val="single" w:sz="4" w:space="0" w:color="000000"/>
-              <w:bottom w:val="single" w:sz="4" w:space="0" w:color="000000"/>
-              <w:right w:val="single" w:sz="4" w:space="0" w:color="000000"/>
-            </w:tcBorders>
-            <w:tcMar>
-              <w:top w:w="40" w:type="dxa"/>
-              <w:left w:w="108" w:type="dxa"/>
-              <w:bottom w:w="40" w:type="dxa"/>
-              <w:right w:w="108" w:type="dxa"/>
-            </w:tcMar>
-            <w:vAlign w:val="center"/>
-            <w:hideMark/>
-          </w:tcPr>
-          <w:p>
-            <w:pPr>
-              <w:rPr>
-                <w:rFonts w:eastAsiaTheme="majorEastAsia" w:cs="Times New Roman"/>
-                <w:color w:val="000000" w:themeColor="text1"/>
-                <w:szCs w:val="24"/>
-                <w:lang w:val="bg-BG"/>
-              </w:rPr>
-            </w:pPr>
-            <w:r>
-              <w:rPr>
-                <w:rFonts w:eastAsiaTheme="majorEastAsia" w:cs="Times New Roman"/>
-                <w:color w:val="000000" w:themeColor="text1"/>
-                <w:szCs w:val="24"/>
-                <w:lang w:val="bg-BG"/>
-              </w:rPr>
-              <w:t>Без второ логическо изпълнение</w:t>
-            </w:r>
-          </w:p>
-        </w:tc>
-      </w:tr>
-      <w:tr>
-        <w:tc>
-          <w:tcPr>
-            <w:tcW w:w="2381" w:type="dxa"/>
-            <w:tcBorders>
-              <w:top w:val="single" w:sz="4" w:space="0" w:color="000000"/>
-              <w:left w:val="single" w:sz="4" w:space="0" w:color="000000"/>
-              <w:bottom w:val="single" w:sz="4" w:space="0" w:color="000000"/>
-              <w:right w:val="single" w:sz="4" w:space="0" w:color="000000"/>
-            </w:tcBorders>
-            <w:tcMar>
-              <w:top w:w="40" w:type="dxa"/>
-              <w:left w:w="108" w:type="dxa"/>
-              <w:bottom w:w="40" w:type="dxa"/>
-              <w:right w:w="108" w:type="dxa"/>
-            </w:tcMar>
-            <w:vAlign w:val="center"/>
-            <w:hideMark/>
-          </w:tcPr>
-          <w:p>
-            <w:pPr>
-              <w:rPr>
-                <w:rFonts w:eastAsiaTheme="majorEastAsia" w:cs="Times New Roman"/>
-                <w:color w:val="000000" w:themeColor="text1"/>
-                <w:szCs w:val="24"/>
-                <w:lang w:val="bg-BG"/>
-              </w:rPr>
-            </w:pPr>
-            <w:r>
-              <w:rPr>
-                <w:rFonts w:eastAsiaTheme="majorEastAsia" w:cs="Times New Roman"/>
-                <w:color w:val="000000" w:themeColor="text1"/>
-                <w:szCs w:val="24"/>
-                <w:lang w:val="bg-BG"/>
-              </w:rPr>
-              <w:t>Превишен risk limit</w:t>
-            </w:r>
-          </w:p>
-        </w:tc>
-        <w:tc>
-          <w:tcPr>
-            <w:tcW w:w="2835" w:type="dxa"/>
-            <w:tcBorders>
-              <w:top w:val="single" w:sz="4" w:space="0" w:color="000000"/>
-              <w:left w:val="single" w:sz="4" w:space="0" w:color="000000"/>
-              <w:bottom w:val="single" w:sz="4" w:space="0" w:color="000000"/>
-              <w:right w:val="single" w:sz="4" w:space="0" w:color="000000"/>
-            </w:tcBorders>
-            <w:tcMar>
-              <w:top w:w="40" w:type="dxa"/>
-              <w:left w:w="108" w:type="dxa"/>
-              <w:bottom w:w="40" w:type="dxa"/>
-              <w:right w:w="108" w:type="dxa"/>
-            </w:tcMar>
-            <w:vAlign w:val="center"/>
-            <w:hideMark/>
-          </w:tcPr>
-          <w:p>
-            <w:pPr>
-              <w:rPr>
-                <w:rFonts w:eastAsiaTheme="majorEastAsia" w:cs="Times New Roman"/>
-                <w:color w:val="000000" w:themeColor="text1"/>
-                <w:szCs w:val="24"/>
-                <w:lang w:val="bg-BG"/>
-              </w:rPr>
-            </w:pPr>
-            <w:r>
-              <w:rPr>
-                <w:rFonts w:eastAsiaTheme="majorEastAsia" w:cs="Times New Roman"/>
-                <w:color w:val="000000" w:themeColor="text1"/>
-                <w:szCs w:val="24"/>
-                <w:lang w:val="bg-BG"/>
-              </w:rPr>
-              <w:t>CentralRisk</w:t>
-            </w:r>
-          </w:p>
-        </w:tc>
-        <w:tc>
-          <w:tcPr>
-            <w:tcW w:w="3515" w:type="dxa"/>
-            <w:tcBorders>
-              <w:top w:val="single" w:sz="4" w:space="0" w:color="000000"/>
-              <w:left w:val="single" w:sz="4" w:space="0" w:color="000000"/>
-              <w:bottom w:val="single" w:sz="4" w:space="0" w:color="000000"/>
-              <w:right w:val="single" w:sz="4" w:space="0" w:color="000000"/>
-            </w:tcBorders>
-            <w:tcMar>
-              <w:top w:w="40" w:type="dxa"/>
-              <w:left w:w="108" w:type="dxa"/>
-              <w:bottom w:w="40" w:type="dxa"/>
-              <w:right w:w="108" w:type="dxa"/>
-            </w:tcMar>
-            <w:vAlign w:val="center"/>
-            <w:hideMark/>
-          </w:tcPr>
-          <w:p>
-            <w:pPr>
-              <w:rPr>
-                <w:rFonts w:eastAsiaTheme="majorEastAsia" w:cs="Times New Roman"/>
-                <w:color w:val="000000" w:themeColor="text1"/>
-                <w:szCs w:val="24"/>
-                <w:lang w:val="bg-BG"/>
-              </w:rPr>
-            </w:pPr>
-            <w:r>
-              <w:rPr>
-                <w:rFonts w:eastAsiaTheme="majorEastAsia" w:cs="Times New Roman"/>
-                <w:color w:val="000000" w:themeColor="text1"/>
-                <w:szCs w:val="24"/>
-                <w:lang w:val="bg-BG"/>
-              </w:rPr>
-              <w:t>Сигналът се блокира преди executor</w:t>
-            </w:r>
-          </w:p>
-        </w:tc>
-      </w:tr>
-      <w:tr>
-        <w:tc>
-          <w:tcPr>
-            <w:tcW w:w="2381" w:type="dxa"/>
-            <w:tcBorders>
-              <w:top w:val="single" w:sz="4" w:space="0" w:color="000000"/>
-              <w:left w:val="single" w:sz="4" w:space="0" w:color="000000"/>
-              <w:bottom w:val="single" w:sz="4" w:space="0" w:color="000000"/>
-              <w:right w:val="single" w:sz="4" w:space="0" w:color="000000"/>
-            </w:tcBorders>
-            <w:tcMar>
-              <w:top w:w="40" w:type="dxa"/>
-              <w:left w:w="108" w:type="dxa"/>
-              <w:bottom w:w="40" w:type="dxa"/>
-              <w:right w:w="108" w:type="dxa"/>
-            </w:tcMar>
-            <w:vAlign w:val="center"/>
-            <w:hideMark/>
-          </w:tcPr>
-          <w:p>
-            <w:pPr>
-              <w:rPr>
-                <w:rFonts w:eastAsiaTheme="majorEastAsia" w:cs="Times New Roman"/>
-                <w:color w:val="000000" w:themeColor="text1"/>
-                <w:szCs w:val="24"/>
-                <w:lang w:val="bg-BG"/>
-              </w:rPr>
-            </w:pPr>
-            <w:r>
-              <w:rPr>
-                <w:rFonts w:eastAsiaTheme="majorEastAsia" w:cs="Times New Roman"/>
-                <w:color w:val="000000" w:themeColor="text1"/>
-                <w:szCs w:val="24"/>
-                <w:lang w:val="bg-BG"/>
-              </w:rPr>
-              <w:t>Paper signal</w:t>
-            </w:r>
-          </w:p>
-        </w:tc>
-        <w:tc>
-          <w:tcPr>
-            <w:tcW w:w="2835" w:type="dxa"/>
-            <w:tcBorders>
-              <w:top w:val="single" w:sz="4" w:space="0" w:color="000000"/>
-              <w:left w:val="single" w:sz="4" w:space="0" w:color="000000"/>
-              <w:bottom w:val="single" w:sz="4" w:space="0" w:color="000000"/>
-              <w:right w:val="single" w:sz="4" w:space="0" w:color="000000"/>
-            </w:tcBorders>
-            <w:tcMar>
-              <w:top w:w="40" w:type="dxa"/>
-              <w:left w:w="108" w:type="dxa"/>
-              <w:bottom w:w="40" w:type="dxa"/>
-              <w:right w:w="108" w:type="dxa"/>
-            </w:tcMar>
-            <w:vAlign w:val="center"/>
-            <w:hideMark/>
-          </w:tcPr>
-          <w:p>
-            <w:pPr>
-              <w:rPr>
-                <w:rFonts w:eastAsiaTheme="majorEastAsia" w:cs="Times New Roman"/>
-                <w:color w:val="000000" w:themeColor="text1"/>
-                <w:szCs w:val="24"/>
-                <w:lang w:val="bg-BG"/>
-              </w:rPr>
-            </w:pPr>
-            <w:r>
-              <w:rPr>
-                <w:rFonts w:eastAsiaTheme="majorEastAsia" w:cs="Times New Roman"/>
-                <w:color w:val="000000" w:themeColor="text1"/>
-                <w:szCs w:val="24"/>
-                <w:lang w:val="bg-BG"/>
-              </w:rPr>
-              <w:t>Paper E2E</w:t>
-            </w:r>
-          </w:p>
-        </w:tc>
-        <w:tc>
-          <w:tcPr>
-            <w:tcW w:w="3515" w:type="dxa"/>
-            <w:tcBorders>
-              <w:top w:val="single" w:sz="4" w:space="0" w:color="000000"/>
-              <w:left w:val="single" w:sz="4" w:space="0" w:color="000000"/>
-              <w:bottom w:val="single" w:sz="4" w:space="0" w:color="000000"/>
-              <w:right w:val="single" w:sz="4" w:space="0" w:color="000000"/>
-            </w:tcBorders>
-            <w:tcMar>
-              <w:top w:w="40" w:type="dxa"/>
-              <w:left w:w="108" w:type="dxa"/>
-              <w:bottom w:w="40" w:type="dxa"/>
-              <w:right w:w="108" w:type="dxa"/>
-            </w:tcMar>
-            <w:vAlign w:val="center"/>
-            <w:hideMark/>
-          </w:tcPr>
-          <w:p>
-            <w:pPr>
-              <w:rPr>
-                <w:rFonts w:eastAsiaTheme="majorEastAsia" w:cs="Times New Roman"/>
-                <w:color w:val="000000" w:themeColor="text1"/>
-                <w:szCs w:val="24"/>
-                <w:lang w:val="bg-BG"/>
-              </w:rPr>
-            </w:pPr>
-            <w:r>
-              <w:rPr>
-                <w:rFonts w:eastAsiaTheme="majorEastAsia" w:cs="Times New Roman"/>
-                <w:color w:val="000000" w:themeColor="text1"/>
-                <w:szCs w:val="24"/>
-                <w:lang w:val="bg-BG"/>
-              </w:rPr>
-              <w:t>Създава се simulated position</w:t>
-            </w:r>
-          </w:p>
-        </w:tc>
-      </w:tr>
-      <w:tr>
-        <w:tc>
-          <w:tcPr>
-            <w:tcW w:w="2381" w:type="dxa"/>
-            <w:tcBorders>
-              <w:top w:val="single" w:sz="4" w:space="0" w:color="000000"/>
-              <w:left w:val="single" w:sz="4" w:space="0" w:color="000000"/>
-              <w:bottom w:val="single" w:sz="4" w:space="0" w:color="000000"/>
-              <w:right w:val="single" w:sz="4" w:space="0" w:color="000000"/>
-            </w:tcBorders>
-            <w:tcMar>
-              <w:top w:w="40" w:type="dxa"/>
-              <w:left w:w="108" w:type="dxa"/>
-              <w:bottom w:w="40" w:type="dxa"/>
-              <w:right w:w="108" w:type="dxa"/>
-            </w:tcMar>
-            <w:vAlign w:val="center"/>
-            <w:hideMark/>
-          </w:tcPr>
-          <w:p>
-            <w:pPr>
-              <w:rPr>
-                <w:rFonts w:eastAsiaTheme="majorEastAsia" w:cs="Times New Roman"/>
-                <w:color w:val="000000" w:themeColor="text1"/>
-                <w:szCs w:val="24"/>
-                <w:lang w:val="bg-BG"/>
-              </w:rPr>
-            </w:pPr>
-            <w:r>
-              <w:rPr>
-                <w:rFonts w:eastAsiaTheme="majorEastAsia" w:cs="Times New Roman"/>
-                <w:color w:val="000000" w:themeColor="text1"/>
-                <w:szCs w:val="24"/>
-                <w:lang w:val="bg-BG"/>
-              </w:rPr>
-              <w:t>Redis/PostgreSQL restart</w:t>
-            </w:r>
-          </w:p>
-        </w:tc>
-        <w:tc>
-          <w:tcPr>
-            <w:tcW w:w="2835" w:type="dxa"/>
-            <w:tcBorders>
-              <w:top w:val="single" w:sz="4" w:space="0" w:color="000000"/>
-              <w:left w:val="single" w:sz="4" w:space="0" w:color="000000"/>
-              <w:bottom w:val="single" w:sz="4" w:space="0" w:color="000000"/>
-              <w:right w:val="single" w:sz="4" w:space="0" w:color="000000"/>
-            </w:tcBorders>
-            <w:tcMar>
-              <w:top w:w="40" w:type="dxa"/>
-              <w:left w:w="108" w:type="dxa"/>
-              <w:bottom w:w="40" w:type="dxa"/>
-              <w:right w:w="108" w:type="dxa"/>
-            </w:tcMar>
-            <w:vAlign w:val="center"/>
-            <w:hideMark/>
-          </w:tcPr>
-          <w:p>
-            <w:pPr>
-              <w:rPr>
-                <w:rFonts w:eastAsiaTheme="majorEastAsia" w:cs="Times New Roman"/>
-                <w:color w:val="000000" w:themeColor="text1"/>
-                <w:szCs w:val="24"/>
-                <w:lang w:val="bg-BG"/>
-              </w:rPr>
-            </w:pPr>
-            <w:r>
-              <w:rPr>
-                <w:rFonts w:eastAsiaTheme="majorEastAsia" w:cs="Times New Roman"/>
-                <w:color w:val="000000" w:themeColor="text1"/>
-                <w:szCs w:val="24"/>
-                <w:lang w:val="bg-BG"/>
-              </w:rPr>
-              <w:t>Resilience</w:t>
-            </w:r>
-          </w:p>
-        </w:tc>
-        <w:tc>
-          <w:tcPr>
-            <w:tcW w:w="3515" w:type="dxa"/>
-            <w:tcBorders>
-              <w:top w:val="single" w:sz="4" w:space="0" w:color="000000"/>
-              <w:left w:val="single" w:sz="4" w:space="0" w:color="000000"/>
-              <w:bottom w:val="single" w:sz="4" w:space="0" w:color="000000"/>
-              <w:right w:val="single" w:sz="4" w:space="0" w:color="000000"/>
-            </w:tcBorders>
-            <w:tcMar>
-              <w:top w:w="40" w:type="dxa"/>
-              <w:left w:w="108" w:type="dxa"/>
-              <w:bottom w:w="40" w:type="dxa"/>
-              <w:right w:w="108" w:type="dxa"/>
-            </w:tcMar>
-            <w:vAlign w:val="center"/>
-            <w:hideMark/>
-          </w:tcPr>
-          <w:p>
-            <w:pPr>
-              <w:rPr>
-                <w:rFonts w:eastAsiaTheme="majorEastAsia" w:cs="Times New Roman"/>
-                <w:color w:val="000000" w:themeColor="text1"/>
-                <w:szCs w:val="24"/>
-                <w:lang w:val="bg-BG"/>
-              </w:rPr>
-            </w:pPr>
-            <w:r>
-              <w:rPr>
-                <w:rFonts w:eastAsiaTheme="majorEastAsia" w:cs="Times New Roman"/>
-                <w:color w:val="000000" w:themeColor="text1"/>
-                <w:szCs w:val="24"/>
-                <w:lang w:val="bg-BG"/>
-              </w:rPr>
-              <w:t>Работата се възстановява</w:t>
-            </w:r>
-          </w:p>
-        </w:tc>
-      </w:tr>
-      <w:tr>
-        <w:tc>
-          <w:tcPr>
-            <w:tcW w:w="2381" w:type="dxa"/>
-            <w:tcBorders>
-              <w:top w:val="single" w:sz="4" w:space="0" w:color="000000"/>
-              <w:left w:val="single" w:sz="4" w:space="0" w:color="000000"/>
-              <w:bottom w:val="single" w:sz="4" w:space="0" w:color="000000"/>
-              <w:right w:val="single" w:sz="4" w:space="0" w:color="000000"/>
-            </w:tcBorders>
-            <w:tcMar>
-              <w:top w:w="40" w:type="dxa"/>
-              <w:left w:w="108" w:type="dxa"/>
-              <w:bottom w:w="40" w:type="dxa"/>
-              <w:right w:w="108" w:type="dxa"/>
-            </w:tcMar>
-            <w:vAlign w:val="center"/>
-            <w:hideMark/>
-          </w:tcPr>
-          <w:p>
-            <w:pPr>
-              <w:rPr>
-                <w:rFonts w:eastAsiaTheme="majorEastAsia" w:cs="Times New Roman"/>
-                <w:color w:val="000000" w:themeColor="text1"/>
-                <w:szCs w:val="24"/>
-                <w:lang w:val="bg-BG"/>
-              </w:rPr>
-            </w:pPr>
-            <w:r>
-              <w:rPr>
-                <w:rFonts w:eastAsiaTheme="majorEastAsia" w:cs="Times New Roman"/>
-                <w:color w:val="000000" w:themeColor="text1"/>
-                <w:szCs w:val="24"/>
-                <w:lang w:val="bg-BG"/>
-              </w:rPr>
-              <w:t>Binance signed REST</w:t>
-            </w:r>
-          </w:p>
-        </w:tc>
-        <w:tc>
-          <w:tcPr>
-            <w:tcW w:w="2835" w:type="dxa"/>
-            <w:tcBorders>
-              <w:top w:val="single" w:sz="4" w:space="0" w:color="000000"/>
-              <w:left w:val="single" w:sz="4" w:space="0" w:color="000000"/>
-              <w:bottom w:val="single" w:sz="4" w:space="0" w:color="000000"/>
-              <w:right w:val="single" w:sz="4" w:space="0" w:color="000000"/>
-            </w:tcBorders>
-            <w:tcMar>
-              <w:top w:w="40" w:type="dxa"/>
-              <w:left w:w="108" w:type="dxa"/>
-              <w:bottom w:w="40" w:type="dxa"/>
-              <w:right w:w="108" w:type="dxa"/>
-            </w:tcMar>
-            <w:vAlign w:val="center"/>
-            <w:hideMark/>
-          </w:tcPr>
-          <w:p>
-            <w:pPr>
-              <w:rPr>
-                <w:rFonts w:eastAsiaTheme="majorEastAsia" w:cs="Times New Roman"/>
-                <w:color w:val="000000" w:themeColor="text1"/>
-                <w:szCs w:val="24"/>
-                <w:lang w:val="bg-BG"/>
-              </w:rPr>
-            </w:pPr>
-            <w:r>
-              <w:rPr>
-                <w:rFonts w:eastAsiaTheme="majorEastAsia" w:cs="Times New Roman"/>
-                <w:color w:val="000000" w:themeColor="text1"/>
-                <w:szCs w:val="24"/>
-                <w:lang w:val="bg-BG"/>
-              </w:rPr>
-              <w:t>Exchange integration</w:t>
-            </w:r>
-          </w:p>
-        </w:tc>
-        <w:tc>
-          <w:tcPr>
-            <w:tcW w:w="3515" w:type="dxa"/>
-            <w:tcBorders>
-              <w:top w:val="single" w:sz="4" w:space="0" w:color="000000"/>
-              <w:left w:val="single" w:sz="4" w:space="0" w:color="000000"/>
-              <w:bottom w:val="single" w:sz="4" w:space="0" w:color="000000"/>
-              <w:right w:val="single" w:sz="4" w:space="0" w:color="000000"/>
-            </w:tcBorders>
-            <w:tcMar>
-              <w:top w:w="40" w:type="dxa"/>
-              <w:left w:w="108" w:type="dxa"/>
-              <w:bottom w:w="40" w:type="dxa"/>
-              <w:right w:w="108" w:type="dxa"/>
-            </w:tcMar>
-            <w:vAlign w:val="center"/>
-            <w:hideMark/>
-          </w:tcPr>
-          <w:p>
-            <w:pPr>
-              <w:rPr>
-                <w:rFonts w:eastAsiaTheme="majorEastAsia" w:cs="Times New Roman"/>
-                <w:color w:val="000000" w:themeColor="text1"/>
-                <w:szCs w:val="24"/>
-                <w:lang w:val="bg-BG"/>
-              </w:rPr>
-            </w:pPr>
-            <w:r>
-              <w:rPr>
-                <w:rFonts w:eastAsiaTheme="majorEastAsia" w:cs="Times New Roman"/>
-                <w:color w:val="000000" w:themeColor="text1"/>
-                <w:szCs w:val="24"/>
-                <w:lang w:val="bg-BG"/>
-              </w:rPr>
-              <w:t>Успешни signed операции</w:t>
-            </w:r>
-          </w:p>
-        </w:tc>
-      </w:tr>
-      <w:tr>
-        <w:tc>
-          <w:tcPr>
-            <w:tcW w:w="2381" w:type="dxa"/>
-            <w:tcBorders>
-              <w:top w:val="single" w:sz="4" w:space="0" w:color="000000"/>
-              <w:left w:val="single" w:sz="4" w:space="0" w:color="000000"/>
-              <w:bottom w:val="single" w:sz="4" w:space="0" w:color="000000"/>
-              <w:right w:val="single" w:sz="4" w:space="0" w:color="000000"/>
-            </w:tcBorders>
-            <w:tcMar>
-              <w:top w:w="40" w:type="dxa"/>
-              <w:left w:w="108" w:type="dxa"/>
-              <w:bottom w:w="40" w:type="dxa"/>
-              <w:right w:w="108" w:type="dxa"/>
-            </w:tcMar>
-            <w:vAlign w:val="center"/>
-            <w:hideMark/>
-          </w:tcPr>
-          <w:p>
-            <w:pPr>
-              <w:rPr>
-                <w:rFonts w:eastAsiaTheme="majorEastAsia" w:cs="Times New Roman"/>
-                <w:color w:val="000000" w:themeColor="text1"/>
-                <w:szCs w:val="24"/>
-                <w:lang w:val="bg-BG"/>
-              </w:rPr>
-            </w:pPr>
-            <w:r>
-              <w:rPr>
-                <w:rFonts w:eastAsiaTheme="majorEastAsia" w:cs="Times New Roman"/>
-                <w:color w:val="000000" w:themeColor="text1"/>
-                <w:szCs w:val="24"/>
-                <w:lang w:val="bg-BG"/>
-              </w:rPr>
-              <w:t>Demo limit order</w:t>
-            </w:r>
-          </w:p>
-        </w:tc>
-        <w:tc>
-          <w:tcPr>
-            <w:tcW w:w="2835" w:type="dxa"/>
-            <w:tcBorders>
-              <w:top w:val="single" w:sz="4" w:space="0" w:color="000000"/>
-              <w:left w:val="single" w:sz="4" w:space="0" w:color="000000"/>
-              <w:bottom w:val="single" w:sz="4" w:space="0" w:color="000000"/>
-              <w:right w:val="single" w:sz="4" w:space="0" w:color="000000"/>
-            </w:tcBorders>
-            <w:tcMar>
-              <w:top w:w="40" w:type="dxa"/>
-              <w:left w:w="108" w:type="dxa"/>
-              <w:bottom w:w="40" w:type="dxa"/>
-              <w:right w:w="108" w:type="dxa"/>
-            </w:tcMar>
-            <w:vAlign w:val="center"/>
-            <w:hideMark/>
-          </w:tcPr>
-          <w:p>
-            <w:pPr>
-              <w:rPr>
-                <w:rFonts w:eastAsiaTheme="majorEastAsia" w:cs="Times New Roman"/>
-                <w:color w:val="000000" w:themeColor="text1"/>
-                <w:szCs w:val="24"/>
-                <w:lang w:val="bg-BG"/>
-              </w:rPr>
-            </w:pPr>
-            <w:r>
-              <w:rPr>
-                <w:rFonts w:eastAsiaTheme="majorEastAsia" w:cs="Times New Roman"/>
-                <w:color w:val="000000" w:themeColor="text1"/>
-                <w:szCs w:val="24"/>
-                <w:lang w:val="bg-BG"/>
-              </w:rPr>
-              <w:t>Order lifecycle</w:t>
-            </w:r>
-          </w:p>
-        </w:tc>
-        <w:tc>
-          <w:tcPr>
-            <w:tcW w:w="3515" w:type="dxa"/>
-            <w:tcBorders>
-              <w:top w:val="single" w:sz="4" w:space="0" w:color="000000"/>
-              <w:left w:val="single" w:sz="4" w:space="0" w:color="000000"/>
-              <w:bottom w:val="single" w:sz="4" w:space="0" w:color="000000"/>
-              <w:right w:val="single" w:sz="4" w:space="0" w:color="000000"/>
-            </w:tcBorders>
-            <w:tcMar>
-              <w:top w:w="40" w:type="dxa"/>
-              <w:left w:w="108" w:type="dxa"/>
-              <w:bottom w:w="40" w:type="dxa"/>
-              <w:right w:w="108" w:type="dxa"/>
-            </w:tcMar>
-            <w:vAlign w:val="center"/>
-            <w:hideMark/>
-          </w:tcPr>
-          <w:p>
-            <w:pPr>
-              <w:rPr>
-                <w:rFonts w:eastAsiaTheme="majorEastAsia" w:cs="Times New Roman"/>
-                <w:color w:val="000000" w:themeColor="text1"/>
-                <w:szCs w:val="24"/>
-                <w:lang w:val="bg-BG"/>
-              </w:rPr>
-            </w:pPr>
-            <w:r>
-              <w:rPr>
-                <w:rFonts w:eastAsiaTheme="majorEastAsia" w:cs="Times New Roman"/>
-                <w:color w:val="000000" w:themeColor="text1"/>
-                <w:szCs w:val="24"/>
-                <w:lang w:val="bg-BG"/>
-              </w:rPr>
-              <w:t>Create/read/cancel успешни</w:t>
-            </w:r>
-          </w:p>
-        </w:tc>
-      </w:tr>
-      <w:tr>
-        <w:tc>
-          <w:tcPr>
-            <w:tcW w:w="2381" w:type="dxa"/>
-            <w:tcBorders>
-              <w:top w:val="single" w:sz="4" w:space="0" w:color="000000"/>
-              <w:left w:val="single" w:sz="4" w:space="0" w:color="000000"/>
-              <w:bottom w:val="single" w:sz="4" w:space="0" w:color="000000"/>
-              <w:right w:val="single" w:sz="4" w:space="0" w:color="000000"/>
-            </w:tcBorders>
-            <w:tcMar>
-              <w:top w:w="40" w:type="dxa"/>
-              <w:left w:w="108" w:type="dxa"/>
-              <w:bottom w:w="40" w:type="dxa"/>
-              <w:right w:w="108" w:type="dxa"/>
-            </w:tcMar>
-            <w:vAlign w:val="center"/>
-            <w:hideMark/>
-          </w:tcPr>
-          <w:p>
-            <w:pPr>
-              <w:rPr>
-                <w:rFonts w:eastAsiaTheme="majorEastAsia" w:cs="Times New Roman"/>
-                <w:color w:val="000000" w:themeColor="text1"/>
-                <w:szCs w:val="24"/>
-                <w:lang w:val="bg-BG"/>
-              </w:rPr>
-            </w:pPr>
-            <w:r>
-              <w:rPr>
-                <w:rFonts w:eastAsiaTheme="majorEastAsia" w:cs="Times New Roman"/>
-                <w:color w:val="000000" w:themeColor="text1"/>
-                <w:szCs w:val="24"/>
-                <w:lang w:val="bg-BG"/>
-              </w:rPr>
-              <w:t>BOT8014 Demo LONG</w:t>
-            </w:r>
-          </w:p>
-        </w:tc>
-        <w:tc>
-          <w:tcPr>
-            <w:tcW w:w="2835" w:type="dxa"/>
-            <w:tcBorders>
-              <w:top w:val="single" w:sz="4" w:space="0" w:color="000000"/>
-              <w:left w:val="single" w:sz="4" w:space="0" w:color="000000"/>
-              <w:bottom w:val="single" w:sz="4" w:space="0" w:color="000000"/>
-              <w:right w:val="single" w:sz="4" w:space="0" w:color="000000"/>
-            </w:tcBorders>
-            <w:tcMar>
-              <w:top w:w="40" w:type="dxa"/>
-              <w:left w:w="108" w:type="dxa"/>
-              <w:bottom w:w="40" w:type="dxa"/>
-              <w:right w:w="108" w:type="dxa"/>
-            </w:tcMar>
-            <w:vAlign w:val="center"/>
-            <w:hideMark/>
-          </w:tcPr>
-          <w:p>
-            <w:pPr>
-              <w:rPr>
-                <w:rFonts w:eastAsiaTheme="majorEastAsia" w:cs="Times New Roman"/>
-                <w:color w:val="000000" w:themeColor="text1"/>
-                <w:szCs w:val="24"/>
-                <w:lang w:val="bg-BG"/>
-              </w:rPr>
-            </w:pPr>
-            <w:r>
-              <w:rPr>
-                <w:rFonts w:eastAsiaTheme="majorEastAsia" w:cs="Times New Roman"/>
-                <w:color w:val="000000" w:themeColor="text1"/>
-                <w:szCs w:val="24"/>
-                <w:lang w:val="bg-BG"/>
-              </w:rPr>
-              <w:t>Full E2E</w:t>
-            </w:r>
-          </w:p>
-        </w:tc>
-        <w:tc>
-          <w:tcPr>
-            <w:tcW w:w="3515" w:type="dxa"/>
-            <w:tcBorders>
-              <w:top w:val="single" w:sz="4" w:space="0" w:color="000000"/>
-              <w:left w:val="single" w:sz="4" w:space="0" w:color="000000"/>
-              <w:bottom w:val="single" w:sz="4" w:space="0" w:color="000000"/>
-              <w:right w:val="single" w:sz="4" w:space="0" w:color="000000"/>
-            </w:tcBorders>
-            <w:tcMar>
-              <w:top w:w="40" w:type="dxa"/>
-              <w:left w:w="108" w:type="dxa"/>
-              <w:bottom w:w="40" w:type="dxa"/>
-              <w:right w:w="108" w:type="dxa"/>
-            </w:tcMar>
-            <w:vAlign w:val="center"/>
-            <w:hideMark/>
-          </w:tcPr>
-          <w:p>
-            <w:pPr>
-              <w:rPr>
-                <w:rFonts w:eastAsiaTheme="majorEastAsia" w:cs="Times New Roman"/>
-                <w:color w:val="000000" w:themeColor="text1"/>
-                <w:szCs w:val="24"/>
-                <w:lang w:val="bg-BG"/>
-              </w:rPr>
-            </w:pPr>
-            <w:r>
-              <w:rPr>
-                <w:rFonts w:eastAsiaTheme="majorEastAsia" w:cs="Times New Roman"/>
-                <w:color w:val="000000" w:themeColor="text1"/>
-                <w:szCs w:val="24"/>
-                <w:lang w:val="bg-BG"/>
-              </w:rPr>
-              <w:t>LONG 0.002 BTCUSDC и TP order</w:t>
-            </w:r>
-          </w:p>
-        </w:tc>
-      </w:tr>
-      <w:tr>
-        <w:tc>
-          <w:tcPr>
-            <w:tcW w:w="2381" w:type="dxa"/>
-            <w:tcBorders>
-              <w:top w:val="single" w:sz="4" w:space="0" w:color="000000"/>
-              <w:left w:val="single" w:sz="4" w:space="0" w:color="000000"/>
-              <w:bottom w:val="single" w:sz="4" w:space="0" w:color="000000"/>
-              <w:right w:val="single" w:sz="4" w:space="0" w:color="000000"/>
-            </w:tcBorders>
-            <w:tcMar>
-              <w:top w:w="40" w:type="dxa"/>
-              <w:left w:w="108" w:type="dxa"/>
-              <w:bottom w:w="40" w:type="dxa"/>
-              <w:right w:w="108" w:type="dxa"/>
-            </w:tcMar>
-            <w:vAlign w:val="center"/>
-            <w:hideMark/>
-          </w:tcPr>
-          <w:p>
-            <w:pPr>
-              <w:rPr>
-                <w:rFonts w:eastAsiaTheme="majorEastAsia" w:cs="Times New Roman"/>
-                <w:color w:val="000000" w:themeColor="text1"/>
-                <w:szCs w:val="24"/>
-                <w:lang w:val="bg-BG"/>
-              </w:rPr>
-            </w:pPr>
-            <w:r>
-              <w:rPr>
-                <w:rFonts w:eastAsiaTheme="majorEastAsia" w:cs="Times New Roman"/>
-                <w:color w:val="000000" w:themeColor="text1"/>
-                <w:szCs w:val="24"/>
-                <w:lang w:val="bg-BG"/>
-              </w:rPr>
-              <w:t>ClosePosition</w:t>
-            </w:r>
-          </w:p>
-        </w:tc>
-        <w:tc>
-          <w:tcPr>
-            <w:tcW w:w="2835" w:type="dxa"/>
-            <w:tcBorders>
-              <w:top w:val="single" w:sz="4" w:space="0" w:color="000000"/>
-              <w:left w:val="single" w:sz="4" w:space="0" w:color="000000"/>
-              <w:bottom w:val="single" w:sz="4" w:space="0" w:color="000000"/>
-              <w:right w:val="single" w:sz="4" w:space="0" w:color="000000"/>
-            </w:tcBorders>
-            <w:tcMar>
-              <w:top w:w="40" w:type="dxa"/>
-              <w:left w:w="108" w:type="dxa"/>
-              <w:bottom w:w="40" w:type="dxa"/>
-              <w:right w:w="108" w:type="dxa"/>
-            </w:tcMar>
-            <w:vAlign w:val="center"/>
-            <w:hideMark/>
-          </w:tcPr>
-          <w:p>
-            <w:pPr>
-              <w:rPr>
-                <w:rFonts w:eastAsiaTheme="majorEastAsia" w:cs="Times New Roman"/>
-                <w:color w:val="000000" w:themeColor="text1"/>
-                <w:szCs w:val="24"/>
-                <w:lang w:val="bg-BG"/>
-              </w:rPr>
-            </w:pPr>
-            <w:r>
-              <w:rPr>
-                <w:rFonts w:eastAsiaTheme="majorEastAsia" w:cs="Times New Roman"/>
-                <w:color w:val="000000" w:themeColor="text1"/>
-                <w:szCs w:val="24"/>
-                <w:lang w:val="bg-BG"/>
-              </w:rPr>
-              <w:t>Runtime command</w:t>
-            </w:r>
-          </w:p>
-        </w:tc>
-        <w:tc>
-          <w:tcPr>
-            <w:tcW w:w="3515" w:type="dxa"/>
-            <w:tcBorders>
-              <w:top w:val="single" w:sz="4" w:space="0" w:color="000000"/>
-              <w:left w:val="single" w:sz="4" w:space="0" w:color="000000"/>
-              <w:bottom w:val="single" w:sz="4" w:space="0" w:color="000000"/>
-              <w:right w:val="single" w:sz="4" w:space="0" w:color="000000"/>
-            </w:tcBorders>
-            <w:tcMar>
-              <w:top w:w="40" w:type="dxa"/>
-              <w:left w:w="108" w:type="dxa"/>
-              <w:bottom w:w="40" w:type="dxa"/>
-              <w:right w:w="108" w:type="dxa"/>
-            </w:tcMar>
-            <w:vAlign w:val="center"/>
-            <w:hideMark/>
-          </w:tcPr>
-          <w:p>
-            <w:pPr>
-              <w:rPr>
-                <w:rFonts w:eastAsiaTheme="majorEastAsia" w:cs="Times New Roman"/>
-                <w:color w:val="000000" w:themeColor="text1"/>
-                <w:szCs w:val="24"/>
-                <w:lang w:val="bg-BG"/>
-              </w:rPr>
-            </w:pPr>
-            <w:r>
-              <w:rPr>
-                <w:rFonts w:eastAsiaTheme="majorEastAsia" w:cs="Times New Roman"/>
-                <w:color w:val="000000" w:themeColor="text1"/>
-                <w:szCs w:val="24"/>
-                <w:lang w:val="bg-BG"/>
-              </w:rPr>
-              <w:t>Completed, Binance exposure = 0</w:t>
-            </w:r>
-          </w:p>
-        </w:tc>
-      </w:tr>
-      <w:tr>
-        <w:tc>
-          <w:tcPr>
-            <w:tcW w:w="2381" w:type="dxa"/>
-            <w:tcBorders>
-              <w:top w:val="single" w:sz="4" w:space="0" w:color="000000"/>
-              <w:left w:val="single" w:sz="4" w:space="0" w:color="000000"/>
-              <w:bottom w:val="single" w:sz="4" w:space="0" w:color="000000"/>
-              <w:right w:val="single" w:sz="4" w:space="0" w:color="000000"/>
-            </w:tcBorders>
-            <w:tcMar>
-              <w:top w:w="40" w:type="dxa"/>
-              <w:left w:w="108" w:type="dxa"/>
-              <w:bottom w:w="40" w:type="dxa"/>
-              <w:right w:w="108" w:type="dxa"/>
-            </w:tcMar>
-            <w:vAlign w:val="center"/>
-            <w:hideMark/>
-          </w:tcPr>
-          <w:p>
-            <w:pPr>
-              <w:rPr>
-                <w:rFonts w:eastAsiaTheme="majorEastAsia" w:cs="Times New Roman"/>
-                <w:color w:val="000000" w:themeColor="text1"/>
-                <w:szCs w:val="24"/>
-                <w:lang w:val="bg-BG"/>
-              </w:rPr>
-            </w:pPr>
-            <w:r>
-              <w:rPr>
-                <w:rFonts w:eastAsiaTheme="majorEastAsia" w:cs="Times New Roman"/>
-                <w:color w:val="000000" w:themeColor="text1"/>
-                <w:szCs w:val="24"/>
-                <w:lang w:val="bg-BG"/>
-              </w:rPr>
-              <w:t>UserStream close events</w:t>
-            </w:r>
-          </w:p>
-        </w:tc>
-        <w:tc>
-          <w:tcPr>
-            <w:tcW w:w="2835" w:type="dxa"/>
-            <w:tcBorders>
-              <w:top w:val="single" w:sz="4" w:space="0" w:color="000000"/>
-              <w:left w:val="single" w:sz="4" w:space="0" w:color="000000"/>
-              <w:bottom w:val="single" w:sz="4" w:space="0" w:color="000000"/>
-              <w:right w:val="single" w:sz="4" w:space="0" w:color="000000"/>
-            </w:tcBorders>
-            <w:tcMar>
-              <w:top w:w="40" w:type="dxa"/>
-              <w:left w:w="108" w:type="dxa"/>
-              <w:bottom w:w="40" w:type="dxa"/>
-              <w:right w:w="108" w:type="dxa"/>
-            </w:tcMar>
-            <w:vAlign w:val="center"/>
-            <w:hideMark/>
-          </w:tcPr>
-          <w:p>
-            <w:pPr>
-              <w:rPr>
-                <w:rFonts w:eastAsiaTheme="majorEastAsia" w:cs="Times New Roman"/>
-                <w:color w:val="000000" w:themeColor="text1"/>
-                <w:szCs w:val="24"/>
-                <w:lang w:val="bg-BG"/>
-              </w:rPr>
-            </w:pPr>
-            <w:r>
-              <w:rPr>
-                <w:rFonts w:eastAsiaTheme="majorEastAsia" w:cs="Times New Roman"/>
-                <w:color w:val="000000" w:themeColor="text1"/>
-                <w:szCs w:val="24"/>
-                <w:lang w:val="bg-BG"/>
-              </w:rPr>
-              <w:t>Exchange → local</w:t>
-            </w:r>
-          </w:p>
-        </w:tc>
-        <w:tc>
-          <w:tcPr>
-            <w:tcW w:w="3515" w:type="dxa"/>
-            <w:tcBorders>
-              <w:top w:val="single" w:sz="4" w:space="0" w:color="000000"/>
-              <w:left w:val="single" w:sz="4" w:space="0" w:color="000000"/>
-              <w:bottom w:val="single" w:sz="4" w:space="0" w:color="000000"/>
-              <w:right w:val="single" w:sz="4" w:space="0" w:color="000000"/>
-            </w:tcBorders>
-            <w:tcMar>
-              <w:top w:w="40" w:type="dxa"/>
-              <w:left w:w="108" w:type="dxa"/>
-              <w:bottom w:w="40" w:type="dxa"/>
-              <w:right w:w="108" w:type="dxa"/>
-            </w:tcMar>
-            <w:vAlign w:val="center"/>
-            <w:hideMark/>
-          </w:tcPr>
-          <w:p>
-            <w:pPr>
-              <w:rPr>
-                <w:rFonts w:eastAsiaTheme="majorEastAsia" w:cs="Times New Roman"/>
-                <w:color w:val="000000" w:themeColor="text1"/>
-                <w:szCs w:val="24"/>
-                <w:lang w:val="bg-BG"/>
-              </w:rPr>
-            </w:pPr>
-            <w:r>
-              <w:rPr>
-                <w:rFonts w:eastAsiaTheme="majorEastAsia" w:cs="Times New Roman"/>
-                <w:color w:val="000000" w:themeColor="text1"/>
-                <w:szCs w:val="24"/>
-                <w:lang w:val="bg-BG"/>
-              </w:rPr>
-              <w:t>TP CANCELED, CL NEW, CL FILLED; Telegram получено</w:t>
-            </w:r>
-          </w:p>
-        </w:tc>
-      </w:tr>
-    </w:tbl>
-    <w:p>
-      <w:pPr>
-        <w:rPr>
-          <w:rFonts w:cs="Times New Roman"/>
-          <w:color w:val="000000" w:themeColor="text1"/>
-          <w:szCs w:val="24"/>
-          <w:lang w:val="bg-BG"/>
-        </w:rPr>
-      </w:pPr>
-    </w:p>
-    <w:p>
-      <w:pPr>
-        <w:rPr>
-          <w:rFonts w:cs="Times New Roman"/>
-          <w:color w:val="000000" w:themeColor="text1"/>
-          <w:szCs w:val="24"/>
-          <w:lang w:val="bg-BG"/>
-        </w:rPr>
-      </w:pPr>
-      <w:r>
-        <w:rPr>
-          <w:rFonts w:cs="Times New Roman"/>
-          <w:color w:val="000000" w:themeColor="text1"/>
-          <w:szCs w:val="24"/>
-          <w:lang w:val="bg-BG"/>
-        </w:rPr>
-        <w:t>ГЛАВА 7. ОЦЕНКА НА СИСТЕМАТА И ВЪЗМОЖНОСТИ ЗА РАЗВИТИЕ</w:t>
-      </w:r>
-    </w:p>
-    <w:p>
-      <w:pPr>
-        <w:rPr>
-          <w:rFonts w:cs="Times New Roman"/>
-          <w:color w:val="000000" w:themeColor="text1"/>
-          <w:szCs w:val="24"/>
-          <w:lang w:val="bg-BG"/>
-        </w:rPr>
-      </w:pPr>
-      <w:r>
-        <w:rPr>
-          <w:rFonts w:cs="Times New Roman"/>
-          <w:color w:val="000000" w:themeColor="text1"/>
-          <w:szCs w:val="24"/>
-          <w:lang w:val="bg-BG"/>
-        </w:rPr>
-        <w:t>7.1. Оценка спрямо поставените цели</w:t>
-      </w:r>
-    </w:p>
-    <w:p>
-      <w:pPr>
-        <w:rPr>
-          <w:rFonts w:cs="Times New Roman"/>
-          <w:color w:val="000000" w:themeColor="text1"/>
-          <w:szCs w:val="24"/>
-          <w:lang w:val="bg-BG"/>
-        </w:rPr>
-      </w:pPr>
-      <w:r>
-        <w:rPr>
-          <w:rFonts w:cs="Times New Roman"/>
-          <w:color w:val="000000" w:themeColor="text1"/>
-          <w:szCs w:val="24"/>
-          <w:lang w:val="bg-BG"/>
-        </w:rPr>
-        <w:t>Разработената система изпълнява основната цел да предостави обща платформа за автоматизирана търговия, наблюдение и анализ на крипто</w:t>
-      </w:r>
-      <w:r>
-        <w:rPr>
-          <w:rFonts w:cs="Times New Roman"/>
-          <w:color w:val="000000" w:themeColor="text1"/>
-          <w:szCs w:val="24"/>
-          <w:lang w:val="bg-BG"/>
-        </w:rPr>
-        <w:t xml:space="preserve"> </w:t>
-      </w:r>
-      <w:r>
-        <w:rPr>
-          <w:rFonts w:cs="Times New Roman"/>
-          <w:color w:val="000000" w:themeColor="text1"/>
-          <w:szCs w:val="24"/>
-          <w:lang w:val="bg-BG"/>
-        </w:rPr>
-        <w:t>активи, без логиката да бъде ограничена до един конкретен бот. Архитектурата разделя получаването на пазарни данни, изчисляването на индикатори, генерирането на сигнали, оценката на риска, изпълнението на поръчки, историческия анализ и операторския контрол.</w:t>
-      </w:r>
-    </w:p>
-    <w:p>
-      <w:pPr>
-        <w:rPr>
-          <w:rFonts w:cs="Times New Roman"/>
-          <w:color w:val="000000" w:themeColor="text1"/>
-          <w:szCs w:val="24"/>
-          <w:lang w:val="bg-BG"/>
-        </w:rPr>
-      </w:pPr>
-      <w:r>
-        <w:rPr>
-          <w:rFonts w:cs="Times New Roman"/>
-          <w:color w:val="000000" w:themeColor="text1"/>
-          <w:szCs w:val="24"/>
-          <w:lang w:val="bg-BG"/>
-        </w:rPr>
-        <w:t>Съществен резултат е отделянето на общите safety механизми от конкретните стратегии. Идемпотентността, operation lock, cooldown, централизираният risk management и execution boundary се прилагат независимо от това дали сигналът идва от TP-only Grid, ProtectedStop3 или Alligator multi-timeframe стратегия.</w:t>
-      </w:r>
-    </w:p>
-    <w:p>
-      <w:pPr>
-        <w:rPr>
-          <w:rFonts w:cs="Times New Roman"/>
-          <w:color w:val="000000" w:themeColor="text1"/>
-          <w:szCs w:val="24"/>
-          <w:lang w:val="bg-BG"/>
-        </w:rPr>
-      </w:pPr>
-      <w:r>
-        <w:rPr>
-          <w:rFonts w:cs="Times New Roman"/>
-          <w:color w:val="000000" w:themeColor="text1"/>
-          <w:szCs w:val="24"/>
-          <w:lang w:val="bg-BG"/>
-        </w:rPr>
-        <w:t>Тази организация позволява системата да бъде развивана чрез добавяне на нови стратегии, без да се променя основният trading pipeline. По този начин стойността на разработката не е само в конкретните търговски правила, а и в инфраструктурата, която ги изпълнява по контролиран начин.</w:t>
-      </w:r>
-    </w:p>
-    <w:p>
-      <w:pPr>
-        <w:rPr>
-          <w:rFonts w:cs="Times New Roman"/>
-          <w:color w:val="000000" w:themeColor="text1"/>
-          <w:szCs w:val="24"/>
-          <w:lang w:val="bg-BG"/>
-        </w:rPr>
-      </w:pPr>
-      <w:r>
-        <w:rPr>
-          <w:rFonts w:cs="Times New Roman"/>
-          <w:color w:val="000000" w:themeColor="text1"/>
-          <w:szCs w:val="24"/>
-          <w:lang w:val="bg-BG"/>
-        </w:rPr>
-        <w:t>7.2. Надеждност и безопасност на изпълнението</w:t>
-      </w:r>
-    </w:p>
-    <w:p>
-      <w:pPr>
-        <w:rPr>
-          <w:rFonts w:cs="Times New Roman"/>
-          <w:color w:val="000000" w:themeColor="text1"/>
-          <w:szCs w:val="24"/>
-          <w:lang w:val="bg-BG"/>
-        </w:rPr>
-      </w:pPr>
-      <w:r>
-        <w:rPr>
-          <w:rFonts w:cs="Times New Roman"/>
-          <w:color w:val="000000" w:themeColor="text1"/>
-          <w:szCs w:val="24"/>
-          <w:lang w:val="bg-BG"/>
-        </w:rPr>
-        <w:lastRenderedPageBreak/>
-        <w:t>Надеждността е един от основните критерии при оценката на системата. Особено важен е фактът, че един търговски сигнал не се разглежда като директна команда за поръчк</w:t>
-      </w:r>
-      <w:r>
-        <w:rPr>
-          <w:rFonts w:cs="Times New Roman"/>
-          <w:color w:val="000000" w:themeColor="text1"/>
-          <w:szCs w:val="24"/>
-          <w:lang w:val="bg-BG"/>
-        </w:rPr>
-        <w:t>а, а</w:t>
-      </w:r>
-      <w:r>
-        <w:rPr>
-          <w:rFonts w:cs="Times New Roman"/>
-          <w:color w:val="000000" w:themeColor="text1"/>
-          <w:szCs w:val="24"/>
-          <w:lang w:val="bg-BG"/>
-        </w:rPr>
-        <w:t xml:space="preserve"> </w:t>
-      </w:r>
-      <w:r>
-        <w:rPr>
-          <w:rFonts w:cs="Times New Roman"/>
-          <w:color w:val="000000" w:themeColor="text1"/>
-          <w:szCs w:val="24"/>
-          <w:lang w:val="bg-BG"/>
-        </w:rPr>
-        <w:t>п</w:t>
-      </w:r>
-      <w:r>
-        <w:rPr>
-          <w:rFonts w:cs="Times New Roman"/>
-          <w:color w:val="000000" w:themeColor="text1"/>
-          <w:szCs w:val="24"/>
-          <w:lang w:val="bg-BG"/>
-        </w:rPr>
-        <w:t>реди изпълнение той преминава през няколко независими проверки, които намаляват риска от повторно или неправомерно отваряне на позиция.</w:t>
-      </w:r>
-      <w:r>
-        <w:rPr>
-          <w:rFonts w:cs="Times New Roman"/>
-          <w:color w:val="000000" w:themeColor="text1"/>
-          <w:szCs w:val="24"/>
-          <w:lang w:val="bg-BG"/>
-        </w:rPr>
-        <w:t xml:space="preserve"> </w:t>
-      </w:r>
-      <w:r>
-        <w:rPr>
-          <w:rFonts w:cs="Times New Roman"/>
-          <w:color w:val="000000" w:themeColor="text1"/>
-          <w:szCs w:val="24"/>
-          <w:lang w:val="bg-BG"/>
-        </w:rPr>
-        <w:t xml:space="preserve">SignalId предпазва от повторно логическо изпълнение, operation lock ограничава конкурентни операции върху едно и също състояние, а cooldown и signal throttle контролират честотата на действията. </w:t>
-      </w:r>
-      <w:r>
-        <w:rPr>
-          <w:rFonts w:cs="Times New Roman"/>
-          <w:color w:val="000000" w:themeColor="text1"/>
-          <w:szCs w:val="24"/>
-          <w:lang w:val="bg-BG"/>
-        </w:rPr>
-        <w:t>‘</w:t>
-      </w:r>
-      <w:r>
-        <w:rPr>
-          <w:rFonts w:cs="Times New Roman"/>
-          <w:color w:val="000000" w:themeColor="text1"/>
-          <w:szCs w:val="24"/>
-          <w:lang w:val="bg-BG"/>
-        </w:rPr>
-        <w:t>CentralRiskManager</w:t>
-      </w:r>
-      <w:r>
-        <w:rPr>
-          <w:rFonts w:cs="Times New Roman"/>
-          <w:color w:val="000000" w:themeColor="text1"/>
-          <w:szCs w:val="24"/>
-          <w:lang w:val="bg-BG"/>
-        </w:rPr>
-        <w:t>’</w:t>
-      </w:r>
-      <w:r>
-        <w:rPr>
-          <w:rFonts w:cs="Times New Roman"/>
-          <w:color w:val="000000" w:themeColor="text1"/>
-          <w:szCs w:val="24"/>
-          <w:lang w:val="bg-BG"/>
-        </w:rPr>
-        <w:t xml:space="preserve"> добавя отделна портфейлна оценка, която не зависи от конкретната стратегия.</w:t>
-      </w:r>
-    </w:p>
-    <w:p>
-      <w:pPr>
-        <w:rPr>
-          <w:rFonts w:cs="Times New Roman"/>
-          <w:color w:val="000000" w:themeColor="text1"/>
-          <w:szCs w:val="24"/>
-          <w:lang w:val="bg-BG"/>
-        </w:rPr>
-      </w:pPr>
-      <w:r>
-        <w:rPr>
-          <w:rFonts w:cs="Times New Roman"/>
-          <w:color w:val="000000" w:themeColor="text1"/>
-          <w:szCs w:val="24"/>
-          <w:lang w:val="bg-BG"/>
-        </w:rPr>
-        <w:t>При комуникация с Binance е отчетен и проблемът с uncertain outcome. Липсата на HTTP отговор не се интерпретира автоматично като неизпълнена операция. Използването на client order identifiers и последваща проверка позволява да се избегне опасно повторно изпращане на market order.</w:t>
-      </w:r>
-    </w:p>
-    <w:p>
-      <w:pPr>
-        <w:rPr>
-          <w:rFonts w:cs="Times New Roman"/>
-          <w:color w:val="000000" w:themeColor="text1"/>
-          <w:szCs w:val="24"/>
-          <w:lang w:val="bg-BG"/>
-        </w:rPr>
-      </w:pPr>
-      <w:r>
-        <w:rPr>
-          <w:rFonts w:cs="Times New Roman"/>
-          <w:color w:val="000000" w:themeColor="text1"/>
-          <w:szCs w:val="24"/>
-          <w:lang w:val="bg-BG"/>
-        </w:rPr>
-        <w:t>7.3. Поддържане на съгласувано състояние</w:t>
-      </w:r>
-    </w:p>
-    <w:p>
-      <w:pPr>
-        <w:rPr>
-          <w:rFonts w:cs="Times New Roman"/>
-          <w:color w:val="000000" w:themeColor="text1"/>
-          <w:szCs w:val="24"/>
-          <w:lang w:val="bg-BG"/>
-        </w:rPr>
-      </w:pPr>
-      <w:r>
-        <w:rPr>
-          <w:rFonts w:cs="Times New Roman"/>
-          <w:color w:val="000000" w:themeColor="text1"/>
-          <w:szCs w:val="24"/>
-          <w:lang w:val="bg-BG"/>
-        </w:rPr>
-        <w:t>При система, която комуникира с външна борса, локалното състояние никога не може да бъде разглеждано като единствен източник на истина. Рестарт, пропуснато UserStream събитие или ръчна промяна в Binance могат временно да доведат до различие между локалните записи и реалните позиции.</w:t>
-      </w:r>
-      <w:r>
-        <w:rPr>
-          <w:rFonts w:cs="Times New Roman"/>
-          <w:color w:val="000000" w:themeColor="text1"/>
-          <w:szCs w:val="24"/>
-          <w:lang w:val="bg-BG"/>
-        </w:rPr>
-        <w:t xml:space="preserve"> ‘</w:t>
-      </w:r>
-      <w:r>
-        <w:rPr>
-          <w:rFonts w:cs="Times New Roman"/>
-          <w:color w:val="000000" w:themeColor="text1"/>
-          <w:szCs w:val="24"/>
-          <w:lang w:val="bg-BG"/>
-        </w:rPr>
-        <w:t>Reconciliation</w:t>
-      </w:r>
-      <w:r>
-        <w:rPr>
-          <w:rFonts w:cs="Times New Roman"/>
-          <w:color w:val="000000" w:themeColor="text1"/>
-          <w:szCs w:val="24"/>
-          <w:lang w:val="bg-BG"/>
-        </w:rPr>
-        <w:t>’</w:t>
-      </w:r>
-      <w:r>
-        <w:rPr>
-          <w:rFonts w:cs="Times New Roman"/>
-          <w:color w:val="000000" w:themeColor="text1"/>
-          <w:szCs w:val="24"/>
-          <w:lang w:val="bg-BG"/>
-        </w:rPr>
-        <w:t xml:space="preserve"> механизмът адресира този проблем чрез сравнение на локалното и външното състояние. </w:t>
-      </w:r>
-      <w:r>
-        <w:rPr>
-          <w:rFonts w:cs="Times New Roman"/>
-          <w:color w:val="000000" w:themeColor="text1"/>
-          <w:szCs w:val="24"/>
-          <w:lang w:val="bg-BG"/>
-        </w:rPr>
-        <w:t>‘</w:t>
-      </w:r>
-      <w:r>
-        <w:rPr>
-          <w:rFonts w:cs="Times New Roman"/>
-          <w:color w:val="000000" w:themeColor="text1"/>
-          <w:szCs w:val="24"/>
-          <w:lang w:val="bg-BG"/>
-        </w:rPr>
-        <w:t>Healing</w:t>
-      </w:r>
-      <w:r>
-        <w:rPr>
-          <w:rFonts w:cs="Times New Roman"/>
-          <w:color w:val="000000" w:themeColor="text1"/>
-          <w:szCs w:val="24"/>
-          <w:lang w:val="bg-BG"/>
-        </w:rPr>
-        <w:t>’</w:t>
-      </w:r>
-      <w:r>
-        <w:rPr>
-          <w:rFonts w:cs="Times New Roman"/>
-          <w:color w:val="000000" w:themeColor="text1"/>
-          <w:szCs w:val="24"/>
-          <w:lang w:val="bg-BG"/>
-        </w:rPr>
-        <w:t xml:space="preserve"> се използва само когато корекцията е известна и безопасна. При несигурен случай системата може да блокира нови entries и да остави проблема видим чрез operational finding или alert.</w:t>
-      </w:r>
-    </w:p>
-    <w:p>
-      <w:pPr>
-        <w:rPr>
-          <w:rFonts w:cs="Times New Roman"/>
-          <w:color w:val="000000" w:themeColor="text1"/>
-          <w:szCs w:val="24"/>
-          <w:lang w:val="bg-BG"/>
-        </w:rPr>
-      </w:pPr>
-      <w:r>
-        <w:rPr>
-          <w:rFonts w:cs="Times New Roman"/>
-          <w:color w:val="000000" w:themeColor="text1"/>
-          <w:szCs w:val="24"/>
-          <w:lang w:val="bg-BG"/>
-        </w:rPr>
-        <w:t>Този подход е по-безопасен от автоматично продължаване на търговията при непълна информация. Той следва принципа, че при неизвестна експозиция трябва да бъде ограничено създаването на нов риск.</w:t>
-      </w:r>
-    </w:p>
-    <w:p>
-      <w:pPr>
-        <w:rPr>
-          <w:rFonts w:cs="Times New Roman"/>
-          <w:color w:val="000000" w:themeColor="text1"/>
-          <w:szCs w:val="24"/>
-          <w:lang w:val="bg-BG"/>
-        </w:rPr>
-      </w:pPr>
-      <w:r>
-        <w:rPr>
-          <w:rFonts w:cs="Times New Roman"/>
-          <w:color w:val="000000" w:themeColor="text1"/>
-          <w:szCs w:val="24"/>
-          <w:lang w:val="bg-BG"/>
-        </w:rPr>
-        <w:t>7.4. Разширяемост на стратегиите</w:t>
-      </w:r>
-    </w:p>
-    <w:p>
-      <w:pPr>
-        <w:rPr>
-          <w:rFonts w:cs="Times New Roman"/>
-          <w:color w:val="000000" w:themeColor="text1"/>
-          <w:szCs w:val="24"/>
-          <w:lang w:val="bg-BG"/>
-        </w:rPr>
-      </w:pPr>
-      <w:r>
-        <w:rPr>
-          <w:rFonts w:cs="Times New Roman"/>
-          <w:color w:val="000000" w:themeColor="text1"/>
-          <w:szCs w:val="24"/>
-          <w:lang w:val="bg-BG"/>
-        </w:rPr>
-        <w:t>Реализираните ботове показват три различни типа търговско поведение. BOT8012, BOT8013 и BOT8014 използват TP-only Grid логика, BOT8011 и BOT8015 използват ProtectedStop3 lifecycle, а BOT8016 работи с Alligator и multi-timeframe обработка.</w:t>
-      </w:r>
-      <w:r>
-        <w:rPr>
-          <w:rFonts w:cs="Times New Roman"/>
-          <w:color w:val="000000" w:themeColor="text1"/>
-          <w:szCs w:val="24"/>
-          <w:lang w:val="bg-BG"/>
-        </w:rPr>
-        <w:t xml:space="preserve"> </w:t>
-      </w:r>
-      <w:r>
-        <w:rPr>
-          <w:rFonts w:cs="Times New Roman"/>
-          <w:color w:val="000000" w:themeColor="text1"/>
-          <w:szCs w:val="24"/>
-          <w:lang w:val="bg-BG"/>
-        </w:rPr>
-        <w:t>Въпреки различията между тях, те използват общи компоненти за signal processing, risk evaluation и execution safety. Това потвърждава, че архитектурата може да поддържа повече от един тип стратегия без дублиране на цялата инфраструктура.</w:t>
-      </w:r>
-    </w:p>
-    <w:p>
-      <w:pPr>
-        <w:rPr>
-          <w:rFonts w:cs="Times New Roman"/>
-          <w:color w:val="000000" w:themeColor="text1"/>
-          <w:szCs w:val="24"/>
-          <w:lang w:val="bg-BG"/>
-        </w:rPr>
-      </w:pPr>
-      <w:r>
-        <w:rPr>
-          <w:rFonts w:cs="Times New Roman"/>
-          <w:color w:val="000000" w:themeColor="text1"/>
-          <w:szCs w:val="24"/>
-          <w:lang w:val="bg-BG"/>
-        </w:rPr>
-        <w:t>Добавянето на нова стратегия би изисквало основно реализация на нейното специфично decision поведение, необходимия active-position модел и executor или lifecycle обработка. Общите safety механизми могат да бъдат използвани повторно.</w:t>
-      </w:r>
-    </w:p>
-    <w:p>
-      <w:pPr>
-        <w:rPr>
-          <w:rFonts w:cs="Times New Roman"/>
-          <w:color w:val="000000" w:themeColor="text1"/>
-          <w:szCs w:val="24"/>
-          <w:lang w:val="bg-BG"/>
-        </w:rPr>
-      </w:pPr>
-      <w:r>
-        <w:rPr>
-          <w:rFonts w:cs="Times New Roman"/>
-          <w:color w:val="000000" w:themeColor="text1"/>
-          <w:szCs w:val="24"/>
-          <w:lang w:val="bg-BG"/>
-        </w:rPr>
-        <w:t>7.5. Аналитични и изследователски възможности</w:t>
-      </w:r>
-    </w:p>
-    <w:p>
-      <w:pPr>
-        <w:rPr>
-          <w:rFonts w:cs="Times New Roman"/>
-          <w:color w:val="000000" w:themeColor="text1"/>
-          <w:szCs w:val="24"/>
-          <w:lang w:val="bg-BG"/>
-        </w:rPr>
-      </w:pPr>
-      <w:r>
-        <w:rPr>
-          <w:rFonts w:cs="Times New Roman"/>
-          <w:color w:val="000000" w:themeColor="text1"/>
-          <w:szCs w:val="24"/>
-          <w:lang w:val="bg-BG"/>
-        </w:rPr>
-        <w:t>Системата не се ограничава до изпълнение на позиции в реално време. Historical data, backtesting, optimization и replay оформят отделна изследователска част, чрез която поведението на стратегиите може да бъде анализирано върху контролирани данни.</w:t>
-      </w:r>
-      <w:r>
-        <w:rPr>
-          <w:rFonts w:cs="Times New Roman"/>
-          <w:color w:val="000000" w:themeColor="text1"/>
-          <w:szCs w:val="24"/>
-          <w:lang w:val="bg-BG"/>
-        </w:rPr>
-        <w:t xml:space="preserve"> </w:t>
-      </w:r>
-      <w:r>
-        <w:rPr>
-          <w:rFonts w:cs="Times New Roman"/>
-          <w:color w:val="000000" w:themeColor="text1"/>
-          <w:szCs w:val="24"/>
-          <w:lang w:val="bg-BG"/>
-        </w:rPr>
-        <w:t>Backtesting позволява повторяемо изпълнение върху исторически candles, а optimization автоматизира сравняването на различни параметри. Replay е насочен към възпроизводимостта на събития и е особено полезен при анализ на сложни runtime сценарии.</w:t>
-      </w:r>
-    </w:p>
-    <w:p>
-      <w:pPr>
-        <w:rPr>
-          <w:rFonts w:cs="Times New Roman"/>
-          <w:color w:val="000000" w:themeColor="text1"/>
-          <w:szCs w:val="24"/>
-          <w:lang w:val="bg-BG"/>
-        </w:rPr>
-      </w:pPr>
-      <w:r>
-        <w:rPr>
-          <w:rFonts w:cs="Times New Roman"/>
-          <w:color w:val="000000" w:themeColor="text1"/>
-          <w:szCs w:val="24"/>
-          <w:lang w:val="bg-BG"/>
-        </w:rPr>
-        <w:lastRenderedPageBreak/>
-        <w:t>Тези механизми имат стойност и извън оценката на финансовия резултат. Те могат да се използват за regression testing, проверка на промяна в стратегия и анализ на проблем, възникнал в live или Demo среда.</w:t>
-      </w:r>
-    </w:p>
-    <w:p>
-      <w:pPr>
-        <w:rPr>
-          <w:rFonts w:cs="Times New Roman"/>
-          <w:color w:val="000000" w:themeColor="text1"/>
-          <w:szCs w:val="24"/>
-          <w:lang w:val="bg-BG"/>
-        </w:rPr>
-      </w:pPr>
-      <w:r>
-        <w:rPr>
-          <w:rFonts w:cs="Times New Roman"/>
-          <w:color w:val="000000" w:themeColor="text1"/>
-          <w:szCs w:val="24"/>
-          <w:lang w:val="bg-BG"/>
-        </w:rPr>
-        <w:t>7.6. Наблюдаемост и операторски контрол</w:t>
-      </w:r>
-    </w:p>
-    <w:p>
-      <w:pPr>
-        <w:rPr>
-          <w:rFonts w:cs="Times New Roman"/>
-          <w:color w:val="000000" w:themeColor="text1"/>
-          <w:szCs w:val="24"/>
-          <w:lang w:val="bg-BG"/>
-        </w:rPr>
-      </w:pPr>
-      <w:r>
-        <w:rPr>
-          <w:rFonts w:cs="Times New Roman"/>
-          <w:color w:val="000000" w:themeColor="text1"/>
-          <w:szCs w:val="24"/>
-          <w:lang w:val="bg-BG"/>
-        </w:rPr>
-        <w:t>‘</w:t>
-      </w:r>
-      <w:r>
-        <w:rPr>
-          <w:rFonts w:cs="Times New Roman"/>
-          <w:color w:val="000000" w:themeColor="text1"/>
-          <w:szCs w:val="24"/>
-          <w:lang w:val="bg-BG"/>
-        </w:rPr>
-        <w:t>Dashboard</w:t>
-      </w:r>
-      <w:r>
-        <w:rPr>
-          <w:rFonts w:cs="Times New Roman"/>
-          <w:color w:val="000000" w:themeColor="text1"/>
-          <w:szCs w:val="24"/>
-          <w:lang w:val="bg-BG"/>
-        </w:rPr>
-        <w:t>’</w:t>
-      </w:r>
-      <w:r>
-        <w:rPr>
-          <w:rFonts w:cs="Times New Roman"/>
-          <w:color w:val="000000" w:themeColor="text1"/>
-          <w:szCs w:val="24"/>
-          <w:lang w:val="bg-BG"/>
-        </w:rPr>
-        <w:t>, health, heartbeat, alerts и audit позволяват системата да бъде наблюдавана без директен достъп до базата и контейнерите. Това е важно при дълго работеща автоматизирана система, защото отсъствието на видима грешка в един service не доказва, че целият pipeline работи коректно.</w:t>
-      </w:r>
-    </w:p>
-    <w:p>
-      <w:pPr>
-        <w:rPr>
-          <w:rFonts w:cs="Times New Roman"/>
-          <w:color w:val="000000" w:themeColor="text1"/>
-          <w:szCs w:val="24"/>
-          <w:lang w:val="bg-BG"/>
-        </w:rPr>
-      </w:pPr>
-      <w:r>
-        <w:rPr>
-          <w:rFonts w:cs="Times New Roman"/>
-          <w:color w:val="000000" w:themeColor="text1"/>
-          <w:szCs w:val="24"/>
-          <w:lang w:val="bg-BG"/>
-        </w:rPr>
-        <w:t>‘</w:t>
-      </w:r>
-      <w:r>
-        <w:rPr>
-          <w:rFonts w:cs="Times New Roman"/>
-          <w:color w:val="000000" w:themeColor="text1"/>
-          <w:szCs w:val="24"/>
-          <w:lang w:val="bg-BG"/>
-        </w:rPr>
-        <w:t>Dashboard</w:t>
-      </w:r>
-      <w:r>
-        <w:rPr>
-          <w:rFonts w:cs="Times New Roman"/>
-          <w:color w:val="000000" w:themeColor="text1"/>
-          <w:szCs w:val="24"/>
-          <w:lang w:val="bg-BG"/>
-        </w:rPr>
-        <w:t>’</w:t>
-      </w:r>
-      <w:r>
-        <w:rPr>
-          <w:rFonts w:cs="Times New Roman"/>
-          <w:color w:val="000000" w:themeColor="text1"/>
-          <w:szCs w:val="24"/>
-          <w:lang w:val="bg-BG"/>
-        </w:rPr>
-        <w:t xml:space="preserve"> предоставя единна точка за преглед на bot status, сигнали, позиции, jobs, исторически резултати и operational състояние. API остава authoritative граница за write операции, което позволява authentication, authorization и idempotency да бъдат прилагани централизирано.</w:t>
-      </w:r>
-    </w:p>
-    <w:p>
-      <w:pPr>
-        <w:rPr>
-          <w:rFonts w:cs="Times New Roman"/>
-          <w:color w:val="000000" w:themeColor="text1"/>
-          <w:szCs w:val="24"/>
-          <w:lang w:val="bg-BG"/>
-        </w:rPr>
-      </w:pPr>
-      <w:r>
-        <w:rPr>
-          <w:rFonts w:cs="Times New Roman"/>
-          <w:color w:val="000000" w:themeColor="text1"/>
-          <w:szCs w:val="24"/>
-          <w:lang w:val="bg-BG"/>
-        </w:rPr>
-        <w:t>Application heartbeat допълва Docker healthcheck, защото отчита активността на самото приложение, а не само факта, че контейнерът е стартиран. Alerts и audit допълват тази информация с история за проблеми и операторски действия.</w:t>
-      </w:r>
-    </w:p>
-    <w:p>
-      <w:pPr>
-        <w:rPr>
-          <w:rFonts w:cs="Times New Roman"/>
-          <w:color w:val="000000" w:themeColor="text1"/>
-          <w:szCs w:val="24"/>
-          <w:lang w:val="bg-BG"/>
-        </w:rPr>
-      </w:pPr>
-      <w:r>
-        <w:rPr>
-          <w:rFonts w:cs="Times New Roman"/>
-          <w:color w:val="000000" w:themeColor="text1"/>
-          <w:szCs w:val="24"/>
-          <w:lang w:val="bg-BG"/>
-        </w:rPr>
-        <w:t>7.7. Ограничения на текущата реализация</w:t>
-      </w:r>
-    </w:p>
-    <w:p>
-      <w:pPr>
-        <w:rPr>
-          <w:rFonts w:cs="Times New Roman"/>
-          <w:color w:val="000000" w:themeColor="text1"/>
-          <w:szCs w:val="24"/>
-          <w:lang w:val="bg-BG"/>
-        </w:rPr>
-      </w:pPr>
-      <w:r>
-        <w:rPr>
-          <w:rFonts w:cs="Times New Roman"/>
-          <w:color w:val="000000" w:themeColor="text1"/>
-          <w:szCs w:val="24"/>
-          <w:lang w:val="bg-BG"/>
-        </w:rPr>
-        <w:t>Въпреки реализираните механизми системата има ограничения, които трябва да бъдат отчетени. Redis Pub/Sub предоставя ниска латентност, но не гарантира durable delivery при временно изключен subscriber. Това се компенсира чрез persistence и reconciliation, но не премахва напълно възможността transient събитие да бъде пропуснато.</w:t>
-      </w:r>
-    </w:p>
-    <w:p>
-      <w:pPr>
-        <w:rPr>
-          <w:rFonts w:cs="Times New Roman"/>
-          <w:color w:val="000000" w:themeColor="text1"/>
-          <w:szCs w:val="24"/>
-          <w:lang w:val="bg-BG"/>
-        </w:rPr>
-      </w:pPr>
-      <w:r>
-        <w:rPr>
-          <w:rFonts w:cs="Times New Roman"/>
-          <w:color w:val="000000" w:themeColor="text1"/>
-          <w:szCs w:val="24"/>
-          <w:lang w:val="bg-BG"/>
-        </w:rPr>
-        <w:t>Candle-based backtesting също има естествени ограничения. OHLC свещта не показва точния ред на движенията вътре в интервала, което изисква детерминирана политика при конфликт между take-profit и stop-loss.</w:t>
-      </w:r>
-    </w:p>
-    <w:p>
-      <w:pPr>
-        <w:rPr>
-          <w:rFonts w:cs="Times New Roman"/>
-          <w:color w:val="000000" w:themeColor="text1"/>
-          <w:szCs w:val="24"/>
-          <w:lang w:val="bg-BG"/>
-        </w:rPr>
-      </w:pPr>
-      <w:r>
-        <w:rPr>
-          <w:rFonts w:cs="Times New Roman"/>
-          <w:color w:val="000000" w:themeColor="text1"/>
-          <w:szCs w:val="24"/>
-          <w:lang w:val="bg-BG"/>
-        </w:rPr>
-        <w:t xml:space="preserve">Paper Trading не може напълно да възпроизведе реална ликвидност, order book поведение, slippage и network latency. Binance Demo предоставя по-реалистична техническа </w:t>
-      </w:r>
-      <w:r>
-        <w:rPr>
-          <w:rFonts w:cs="Times New Roman"/>
-          <w:color w:val="000000" w:themeColor="text1"/>
-          <w:szCs w:val="24"/>
-          <w:lang w:val="bg-BG"/>
-        </w:rPr>
-        <w:t>чрез връзка с демо акаунт</w:t>
-      </w:r>
-      <w:r>
-        <w:rPr>
-          <w:rFonts w:cs="Times New Roman"/>
-          <w:color w:val="000000" w:themeColor="text1"/>
-          <w:szCs w:val="24"/>
-          <w:lang w:val="bg-BG"/>
-        </w:rPr>
-        <w:t>, но също не е идентична с Production.</w:t>
-      </w:r>
-    </w:p>
-    <w:p>
-      <w:pPr>
-        <w:rPr>
-          <w:rFonts w:cs="Times New Roman"/>
-          <w:color w:val="000000" w:themeColor="text1"/>
-          <w:szCs w:val="24"/>
-          <w:lang w:val="bg-BG"/>
-        </w:rPr>
-      </w:pPr>
-      <w:r>
-        <w:rPr>
-          <w:rFonts w:cs="Times New Roman"/>
-          <w:color w:val="000000" w:themeColor="text1"/>
-          <w:szCs w:val="24"/>
-          <w:lang w:val="bg-BG"/>
-        </w:rPr>
-        <w:t>Допълнително някои recovery сценарии остават зависими от наличната информация след restart. Когато липсва достатъчно доказателство за безопасна автоматична корекция, операторска проверка остава необходима.</w:t>
-      </w:r>
-    </w:p>
-    <w:p>
-      <w:pPr>
-        <w:rPr>
-          <w:rFonts w:cs="Times New Roman"/>
-          <w:color w:val="000000" w:themeColor="text1"/>
-          <w:szCs w:val="24"/>
-          <w:lang w:val="bg-BG"/>
-        </w:rPr>
-      </w:pPr>
-      <w:r>
-        <w:rPr>
-          <w:rFonts w:cs="Times New Roman"/>
-          <w:color w:val="000000" w:themeColor="text1"/>
-          <w:szCs w:val="24"/>
-          <w:lang w:val="bg-BG"/>
-        </w:rPr>
-        <w:t>7.8. Възможности за бъдещо развитие</w:t>
-      </w:r>
-    </w:p>
-    <w:p>
-      <w:pPr>
-        <w:rPr>
-          <w:rFonts w:cs="Times New Roman"/>
-          <w:color w:val="000000" w:themeColor="text1"/>
-          <w:szCs w:val="24"/>
-          <w:lang w:val="bg-BG"/>
-        </w:rPr>
-      </w:pPr>
-      <w:r>
-        <w:rPr>
-          <w:rFonts w:cs="Times New Roman"/>
-          <w:color w:val="000000" w:themeColor="text1"/>
-          <w:szCs w:val="24"/>
-          <w:lang w:val="bg-BG"/>
-        </w:rPr>
-        <w:t xml:space="preserve">Архитектурата позволява системата да бъде разширена в няколко направления. Едно от тях е добавяне на нови стратегии и технически индикатори. Това може да стане без промяна на основния </w:t>
-      </w:r>
-      <w:r>
-        <w:rPr>
-          <w:rFonts w:cs="Times New Roman"/>
-          <w:color w:val="000000" w:themeColor="text1"/>
-          <w:szCs w:val="24"/>
-          <w:lang w:val="bg-BG"/>
-        </w:rPr>
-        <w:t>‘</w:t>
-      </w:r>
-      <w:r>
-        <w:rPr>
-          <w:rFonts w:cs="Times New Roman"/>
-          <w:color w:val="000000" w:themeColor="text1"/>
-          <w:szCs w:val="24"/>
-          <w:lang w:val="bg-BG"/>
-        </w:rPr>
-        <w:t>TradingEngine</w:t>
-      </w:r>
-      <w:r>
-        <w:rPr>
-          <w:rFonts w:cs="Times New Roman"/>
-          <w:color w:val="000000" w:themeColor="text1"/>
-          <w:szCs w:val="24"/>
-          <w:lang w:val="bg-BG"/>
-        </w:rPr>
-        <w:t>’</w:t>
-      </w:r>
-      <w:r>
-        <w:rPr>
-          <w:rFonts w:cs="Times New Roman"/>
-          <w:color w:val="000000" w:themeColor="text1"/>
-          <w:szCs w:val="24"/>
-          <w:lang w:val="bg-BG"/>
-        </w:rPr>
-        <w:t>, ако новият компонент спазва съществуващите договори.</w:t>
-      </w:r>
-    </w:p>
-    <w:p>
-      <w:pPr>
-        <w:rPr>
-          <w:rFonts w:cs="Times New Roman"/>
-          <w:color w:val="000000" w:themeColor="text1"/>
-          <w:szCs w:val="24"/>
-          <w:lang w:val="bg-BG"/>
-        </w:rPr>
-      </w:pPr>
-      <w:r>
-        <w:rPr>
-          <w:rFonts w:cs="Times New Roman"/>
-          <w:color w:val="000000" w:themeColor="text1"/>
-          <w:szCs w:val="24"/>
-          <w:lang w:val="bg-BG"/>
-        </w:rPr>
-        <w:t>Друго направление е поддръжка на повече борси. В момента Binance е конкретният exchange adapter, но execution и market-data границите могат да бъдат абстрахирани така, че да бъдат добавени други доставчици.</w:t>
-      </w:r>
-    </w:p>
-    <w:p>
-      <w:pPr>
-        <w:rPr>
-          <w:rFonts w:cs="Times New Roman"/>
-          <w:color w:val="000000" w:themeColor="text1"/>
-          <w:szCs w:val="24"/>
-          <w:lang w:val="bg-BG"/>
-        </w:rPr>
-      </w:pPr>
-      <w:r>
-        <w:rPr>
-          <w:rFonts w:cs="Times New Roman"/>
-          <w:color w:val="000000" w:themeColor="text1"/>
-          <w:szCs w:val="24"/>
-          <w:lang w:val="bg-BG"/>
-        </w:rPr>
-        <w:t>Допълнително могат да бъдат развивани portfolio optimization, по-детайлно position sizing, динамични risk limits и по-богата оценка на корелацията между символите. Това би позволило рискът да се определя не само на ниво отделна позиция, а и спрямо взаимодействието между активите.</w:t>
-      </w:r>
-    </w:p>
-    <w:p>
-      <w:pPr>
-        <w:rPr>
-          <w:rFonts w:cs="Times New Roman"/>
-          <w:color w:val="000000" w:themeColor="text1"/>
-          <w:szCs w:val="24"/>
-          <w:lang w:val="bg-BG"/>
-        </w:rPr>
-      </w:pPr>
-      <w:r>
-        <w:rPr>
-          <w:rFonts w:cs="Times New Roman"/>
-          <w:color w:val="000000" w:themeColor="text1"/>
-          <w:szCs w:val="24"/>
-          <w:lang w:val="bg-BG"/>
-        </w:rPr>
-        <w:lastRenderedPageBreak/>
-        <w:t>Наблюдаемостта може да бъде разширена с централизирано логиране, Grafana dashboards и автоматизирани известия при конкретни operational условия. При по-голям deployment Docker Compose може да бъде заменен с orchestration платформа, която предоставя автоматично възстановяване, scaling и rolling deployment.</w:t>
-      </w:r>
-    </w:p>
-    <w:p>
-      <w:pPr>
-        <w:rPr>
-          <w:rFonts w:cs="Times New Roman"/>
-          <w:color w:val="000000" w:themeColor="text1"/>
-          <w:szCs w:val="24"/>
-          <w:lang w:val="bg-BG"/>
-        </w:rPr>
-      </w:pPr>
-      <w:r>
-        <w:rPr>
-          <w:rFonts w:cs="Times New Roman"/>
-          <w:color w:val="000000" w:themeColor="text1"/>
-          <w:szCs w:val="24"/>
-          <w:lang w:val="bg-BG"/>
-        </w:rPr>
-        <w:t>7.9. Разширяване на research pipeline</w:t>
-      </w:r>
-    </w:p>
-    <w:p>
-      <w:pPr>
-        <w:rPr>
-          <w:rFonts w:cs="Times New Roman"/>
-          <w:color w:val="000000" w:themeColor="text1"/>
-          <w:szCs w:val="24"/>
-          <w:lang w:val="bg-BG"/>
-        </w:rPr>
-      </w:pPr>
-      <w:r>
-        <w:rPr>
-          <w:rFonts w:cs="Times New Roman"/>
-          <w:color w:val="000000" w:themeColor="text1"/>
-          <w:szCs w:val="24"/>
-          <w:lang w:val="bg-BG"/>
-        </w:rPr>
-        <w:t>Историческата част може да бъде развита чрез по-големи datasets, разделяне на train и validation периоди и автоматизирано сравнение на стратегия между различни пазарни режими. Това би намалило риска optimization резултатът да бъде прекалено адаптиран към един конкретен период.</w:t>
-      </w:r>
-    </w:p>
-    <w:p>
-      <w:pPr>
-        <w:rPr>
-          <w:rFonts w:cs="Times New Roman"/>
-          <w:color w:val="000000" w:themeColor="text1"/>
-          <w:szCs w:val="24"/>
-          <w:lang w:val="bg-BG"/>
-        </w:rPr>
-      </w:pPr>
-      <w:r>
-        <w:rPr>
-          <w:rFonts w:cs="Times New Roman"/>
-          <w:color w:val="000000" w:themeColor="text1"/>
-          <w:szCs w:val="24"/>
-          <w:lang w:val="bg-BG"/>
-        </w:rPr>
-        <w:t>7.10. Възможно архитектурно разширение</w:t>
-      </w:r>
-    </w:p>
-    <w:p>
-      <w:pPr>
-        <w:rPr>
-          <w:rFonts w:cs="Times New Roman"/>
-          <w:color w:val="000000" w:themeColor="text1"/>
-          <w:szCs w:val="24"/>
-          <w:lang w:val="bg-BG"/>
-        </w:rPr>
-      </w:pPr>
-      <w:r>
-        <w:rPr>
-          <w:rFonts w:cs="Times New Roman"/>
-          <w:color w:val="000000" w:themeColor="text1"/>
-          <w:szCs w:val="24"/>
-          <w:lang w:val="bg-BG"/>
-        </w:rPr>
-        <w:t>Фигура 7.1. Пример за бъдещо разширяване на платформата</w:t>
-      </w:r>
-      <w:r>
-        <w:rPr>
-          <w:rFonts w:cs="Times New Roman"/>
-          <w:color w:val="000000" w:themeColor="text1"/>
-          <w:szCs w:val="24"/>
-          <w:lang w:val="bg-BG"/>
-        </w:rPr>
-        <w:t xml:space="preserve"> чрез </w:t>
-      </w:r>
-      <w:r>
-        <w:rPr>
-          <w:rFonts w:cs="Times New Roman"/>
-          <w:color w:val="000000" w:themeColor="text1"/>
-          <w:szCs w:val="24"/>
-          <w:lang w:val="bg-BG"/>
-        </w:rPr>
-        <w:t>нов exchange adapter, допълнителни стратегии и по-развит monitoring слой</w:t>
-      </w:r>
-      <w:r>
-        <w:rPr>
-          <w:rFonts w:cs="Times New Roman"/>
-          <w:color w:val="000000" w:themeColor="text1"/>
-          <w:szCs w:val="24"/>
-          <w:lang w:val="bg-BG"/>
-        </w:rPr>
-        <w:t xml:space="preserve">, </w:t>
-      </w:r>
-      <w:r>
-        <w:rPr>
-          <w:rFonts w:cs="Times New Roman"/>
-          <w:color w:val="000000" w:themeColor="text1"/>
-          <w:szCs w:val="24"/>
-          <w:lang w:val="bg-BG"/>
-        </w:rPr>
-        <w:t>без да се променя основният TradingEngine.</w:t>
-      </w:r>
-    </w:p>
-    <w:p>
-      <w:pPr>
-        <w:rPr>
-          <w:rFonts w:cs="Times New Roman"/>
-          <w:color w:val="000000" w:themeColor="text1"/>
-          <w:szCs w:val="24"/>
-          <w:lang w:val="bg-BG"/>
-        </w:rPr>
-      </w:pPr>
-      <w:r>
-        <w:rPr>
-          <w:rFonts w:cs="Times New Roman"/>
+        <w:t>Фигура 6.1. Нива на практическа верификация</w:t>
+      </w:r>
+    </w:p>
+    <w:p>
+      <w:pPr>
+        <w:rPr>
+          <w:rFonts w:cs="Times New Roman"/>
+          <w:color w:val="000000" w:themeColor="text1"/>
+          <w:szCs w:val="24"/>
+          <w:lang w:val="bg-BG"/>
+        </w:rPr>
+      </w:pPr>
+      <w:r>
+        <w:rPr>
           <w:noProof/>
-          <w:color w:val="000000" w:themeColor="text1"/>
-          <w:szCs w:val="24"/>
           <w:lang w:val="bg-BG"/>
         </w:rPr>
         <w:drawing>
-          <wp:inline distT="0" distB="0" distL="0" distR="0" wp14:anchorId="2D0558F8" wp14:editId="1C71EB5F">
-            <wp:extent cx="4698340" cy="1459430"/>
-            <wp:effectExtent l="0" t="0" r="7620" b="7620"/>
-            <wp:docPr id="1371146990" name="Picture 8"/>
+          <wp:inline distT="0" distB="0" distL="0" distR="0" wp14:anchorId="53CE59D8" wp14:editId="069D7E12">
+            <wp:extent cx="2704465" cy="3994785"/>
+            <wp:effectExtent l="0" t="0" r="635" b="5715"/>
+            <wp:docPr id="71203153" name="Picture 21" descr="PlantUML diagram"/>
             <wp:cNvGraphicFramePr>
               <a:graphicFrameLocks xmlns:a="http://schemas.openxmlformats.org/drawingml/2006/main" noChangeAspect="1"/>
             </wp:cNvGraphicFramePr>
@@ -12444,7 +10054,7 @@
               <a:graphicData uri="http://schemas.openxmlformats.org/drawingml/2006/picture">
                 <pic:pic xmlns:pic="http://schemas.openxmlformats.org/drawingml/2006/picture">
                   <pic:nvPicPr>
-                    <pic:cNvPr id="0" name="Picture 7"/>
+                    <pic:cNvPr id="0" name="Picture 29" descr="PlantUML diagram"/>
                     <pic:cNvPicPr>
                       <a:picLocks noChangeAspect="1" noChangeArrowheads="1"/>
                     </pic:cNvPicPr>
@@ -12465,12 +10075,15 @@
                   <pic:spPr bwMode="auto">
                     <a:xfrm>
                       <a:off x="0" y="0"/>
-                      <a:ext cx="4714142" cy="1464339"/>
+                      <a:ext cx="2704465" cy="3994785"/>
                     </a:xfrm>
                     <a:prstGeom prst="rect">
                       <a:avLst/>
                     </a:prstGeom>
                     <a:noFill/>
+                    <a:ln>
+                      <a:noFill/>
+                    </a:ln>
                   </pic:spPr>
                 </pic:pic>
               </a:graphicData>
@@ -12491,68 +10104,2671 @@
       <w:r>
         <w:rPr>
           <w:rFonts w:cs="Times New Roman"/>
-          <w:color w:val="000000" w:themeColor="text1"/>
-          <w:szCs w:val="24"/>
-          <w:lang w:val="bg-BG"/>
-        </w:rPr>
-        <w:t>7.11. Обобщение</w:t>
-      </w:r>
-    </w:p>
-    <w:p>
-      <w:pPr>
-        <w:rPr>
-          <w:rFonts w:cs="Times New Roman"/>
-          <w:color w:val="000000" w:themeColor="text1"/>
-          <w:szCs w:val="24"/>
-          <w:lang w:val="bg-BG"/>
-        </w:rPr>
-      </w:pPr>
-      <w:r>
-        <w:rPr>
-          <w:rFonts w:cs="Times New Roman"/>
-          <w:color w:val="000000" w:themeColor="text1"/>
-          <w:szCs w:val="24"/>
-          <w:lang w:val="bg-BG"/>
-        </w:rPr>
-        <w:t>Оценката на разработката показва, че системата покрива значително по-широк обхват от изпълнението на една търговска стратегия. Реализирани са общ signal pipeline, safety механизми, централизирано управление на риск, различни модели за позиции, интеграция с борса, възстановяване на състояние, исторически анализ и операторски контрол.</w:t>
-      </w:r>
-    </w:p>
-    <w:p>
-      <w:pPr>
-        <w:rPr>
-          <w:rFonts w:cs="Times New Roman"/>
-          <w:color w:val="000000" w:themeColor="text1"/>
-          <w:szCs w:val="24"/>
-          <w:lang w:val="bg-BG"/>
-        </w:rPr>
-      </w:pPr>
-      <w:r>
-        <w:rPr>
-          <w:rFonts w:cs="Times New Roman"/>
-          <w:color w:val="000000" w:themeColor="text1"/>
-          <w:szCs w:val="24"/>
-          <w:lang w:val="bg-BG"/>
-        </w:rPr>
-        <w:t>Най-важното свойство на архитектурата е възможността отделните части да се развиват независимо. Нови стратегии, индикатори, exchange adapters или аналитични модули могат да бъдат добавяни върху съществуващата основа.</w:t>
-      </w:r>
-    </w:p>
-    <w:p>
-      <w:pPr>
-        <w:rPr>
-          <w:rFonts w:cs="Times New Roman"/>
-          <w:color w:val="000000" w:themeColor="text1"/>
-          <w:szCs w:val="24"/>
-          <w:lang w:val="bg-BG"/>
-        </w:rPr>
-      </w:pPr>
-      <w:r>
-        <w:rPr>
-          <w:rFonts w:cs="Times New Roman"/>
-          <w:color w:val="000000" w:themeColor="text1"/>
-          <w:szCs w:val="24"/>
-          <w:lang w:val="bg-BG"/>
-        </w:rPr>
-        <w:t>Ограниченията на текущата реализация са свързани основно с характеристиките на външната борса, Pub/Sub комуникацията и точността на симулационните модели. Те не обезсилват разработката, а определят ясни направления за бъдещо развитие.</w:t>
+          <w:b/>
+          <w:bCs/>
+          <w:color w:val="000000" w:themeColor="text1"/>
+          <w:szCs w:val="24"/>
+          <w:lang w:val="bg-BG"/>
+        </w:rPr>
+        <w:t>6.5. Paper Trading end-to-end сценарий</w:t>
+      </w:r>
+    </w:p>
+    <w:p>
+      <w:pPr>
+        <w:rPr>
+          <w:rFonts w:cs="Times New Roman"/>
+          <w:color w:val="000000" w:themeColor="text1"/>
+          <w:szCs w:val="24"/>
+          <w:lang w:val="bg-BG"/>
+        </w:rPr>
+      </w:pPr>
+      <w:r>
+        <w:rPr>
+          <w:rFonts w:cs="Times New Roman"/>
+          <w:color w:val="000000" w:themeColor="text1"/>
+          <w:szCs w:val="24"/>
+          <w:lang w:val="bg-BG"/>
+        </w:rPr>
+        <w:t>Първият пълен end-to-end сценарий се изпълнява в Paper среда. Контролиран TradeSignal се публикува към `trading:signals` и се проследява през subscriber, TradingEngine, strategy policy, CentralRiskManager и Paper executor.</w:t>
+      </w:r>
+    </w:p>
+    <w:p>
+      <w:pPr>
+        <w:rPr>
+          <w:rFonts w:cs="Times New Roman"/>
+          <w:color w:val="000000" w:themeColor="text1"/>
+          <w:szCs w:val="24"/>
+          <w:lang w:val="bg-BG"/>
+        </w:rPr>
+      </w:pPr>
+      <w:r>
+        <w:rPr>
+          <w:rFonts w:cs="Times New Roman"/>
+          <w:color w:val="000000" w:themeColor="text1"/>
+          <w:szCs w:val="24"/>
+          <w:lang w:val="bg-BG"/>
+        </w:rPr>
+        <w:t>При успешно решение се създава simulated position в persistence слоя. След това същият SignalId се подава повторно и се проверява, че не възниква втора позиция. По същия начин се проверяват cooldown и runtime status - при Pause или Stop новите сигнали се блокират, а след Resume или Start нормалната обработка се възстановява.</w:t>
+      </w:r>
+    </w:p>
+    <w:p>
+      <w:pPr>
+        <w:rPr>
+          <w:rFonts w:cs="Times New Roman"/>
+          <w:color w:val="000000" w:themeColor="text1"/>
+          <w:szCs w:val="24"/>
+          <w:lang w:val="bg-BG"/>
+        </w:rPr>
+      </w:pPr>
+      <w:r>
+        <w:rPr>
+          <w:rFonts w:cs="Times New Roman"/>
+          <w:b/>
+          <w:bCs/>
+          <w:color w:val="000000" w:themeColor="text1"/>
+          <w:szCs w:val="24"/>
+          <w:lang w:val="bg-BG"/>
+        </w:rPr>
+        <w:t>6.6. Binance Demo smoke проверки</w:t>
+      </w:r>
+    </w:p>
+    <w:p>
+      <w:pPr>
+        <w:rPr>
+          <w:rFonts w:cs="Times New Roman"/>
+          <w:color w:val="000000" w:themeColor="text1"/>
+          <w:szCs w:val="24"/>
+          <w:lang w:val="bg-BG"/>
+        </w:rPr>
+      </w:pPr>
+      <w:r>
+        <w:rPr>
+          <w:rFonts w:cs="Times New Roman"/>
+          <w:color w:val="000000" w:themeColor="text1"/>
+          <w:szCs w:val="24"/>
+          <w:lang w:val="bg-BG"/>
+        </w:rPr>
+        <w:t>Преди пълния trading сценарий интеграцията с Binance Demo е проверена чрез отделни smoke операции. Те включват public market data, signed read-only endpoints, account state, Hedge Mode, leverage, limit order create/read/cancel, listen key creation, keepalive и UserStream WebSocket connection.</w:t>
+      </w:r>
+    </w:p>
+    <w:p>
+      <w:pPr>
+        <w:rPr>
+          <w:rFonts w:cs="Times New Roman"/>
+          <w:color w:val="000000" w:themeColor="text1"/>
+          <w:szCs w:val="24"/>
+          <w:lang w:val="bg-BG"/>
+        </w:rPr>
+      </w:pPr>
+      <w:r>
+        <w:rPr>
+          <w:rFonts w:cs="Times New Roman"/>
+          <w:color w:val="000000" w:themeColor="text1"/>
+          <w:szCs w:val="24"/>
+          <w:lang w:val="bg-BG"/>
+        </w:rPr>
+        <w:t>Limit order create/read/cancel е особено подходяща първа проверка, защото доказва signed exchange integration без задължително създаване на реална Demo позиция. При Hedge Mode е отчетен и отговорът `-4059 No need to change position side`, който показва, че желаното състояние вече е активно, а не че интеграцията е неуспешна.</w:t>
+      </w:r>
+    </w:p>
+    <w:p>
+      <w:pPr>
+        <w:rPr>
+          <w:rFonts w:cs="Times New Roman"/>
+          <w:color w:val="000000" w:themeColor="text1"/>
+          <w:szCs w:val="24"/>
+          <w:lang w:val="bg-BG"/>
+        </w:rPr>
+      </w:pPr>
+      <w:r>
+        <w:rPr>
+          <w:rFonts w:cs="Times New Roman"/>
+          <w:b/>
+          <w:bCs/>
+          <w:color w:val="000000" w:themeColor="text1"/>
+          <w:szCs w:val="24"/>
+          <w:lang w:val="bg-BG"/>
+        </w:rPr>
+        <w:t>6.7. Пълен Binance Demo сценарий с BOT8014</w:t>
+      </w:r>
+    </w:p>
+    <w:p>
+      <w:pPr>
+        <w:rPr>
+          <w:rFonts w:cs="Times New Roman"/>
+          <w:color w:val="000000" w:themeColor="text1"/>
+          <w:szCs w:val="24"/>
+          <w:lang w:val="bg-BG"/>
+        </w:rPr>
+      </w:pPr>
+      <w:r>
+        <w:rPr>
+          <w:rFonts w:cs="Times New Roman"/>
+          <w:color w:val="000000" w:themeColor="text1"/>
+          <w:szCs w:val="24"/>
+          <w:lang w:val="bg-BG"/>
+        </w:rPr>
+        <w:t xml:space="preserve">Най-пълната практическа проверка е изпълнена с BOT8014. Runtime конфигурацията е превключена от Paper към Demo при symbol BTCUSDC, quantity 0.002, leverage 50, </w:t>
+      </w:r>
+      <w:r>
+        <w:rPr>
+          <w:rFonts w:cs="Times New Roman"/>
+          <w:color w:val="000000" w:themeColor="text1"/>
+          <w:szCs w:val="24"/>
+          <w:lang w:val="bg-BG"/>
+        </w:rPr>
+        <w:lastRenderedPageBreak/>
+        <w:t>PriceDistance 400 и ProfitDistance 200. След стартиране на StrategyService и UserStreamService е публикуван контролиран LONG сигнал.</w:t>
+      </w:r>
+    </w:p>
+    <w:p>
+      <w:pPr>
+        <w:rPr>
+          <w:rFonts w:cs="Times New Roman"/>
+          <w:color w:val="000000" w:themeColor="text1"/>
+          <w:szCs w:val="24"/>
+          <w:lang w:val="bg-BG"/>
+        </w:rPr>
+      </w:pPr>
+      <w:r>
+        <w:rPr>
+          <w:rFonts w:cs="Times New Roman"/>
+          <w:color w:val="000000" w:themeColor="text1"/>
+          <w:szCs w:val="24"/>
+          <w:lang w:val="bg-BG"/>
+        </w:rPr>
+        <w:t>Сигналът е записан в `trading_history.signals`, а strategy decision е `Open` с причина `Position opened`. След strategy и CentralRisk проверките е създадена Binance Demo LONG позиция 0.002 BTCUSDC с entry цена около 63658.6. Автоматично е създаден take-profit order с quantity 0.002 и цена 63858.6.</w:t>
+      </w:r>
+      <w:r>
+        <w:rPr>
+          <w:rFonts w:cs="Times New Roman"/>
+          <w:color w:val="000000" w:themeColor="text1"/>
+          <w:szCs w:val="24"/>
+          <w:lang w:val="bg-BG"/>
+        </w:rPr>
+        <w:t xml:space="preserve"> </w:t>
+      </w:r>
+      <w:r>
+        <w:rPr>
+          <w:rFonts w:cs="Times New Roman"/>
+          <w:color w:val="000000" w:themeColor="text1"/>
+          <w:szCs w:val="24"/>
+          <w:lang w:val="bg-BG"/>
+        </w:rPr>
+        <w:t>В рамките на същия pipeline е получено Telegram известие. Така notification слойът е потвърден не само чрез изолиран HTTP тест, а като част от действителното execution поведение.</w:t>
+      </w:r>
+    </w:p>
+    <w:p>
+      <w:pPr>
+        <w:rPr>
+          <w:rFonts w:cs="Times New Roman"/>
+          <w:color w:val="000000" w:themeColor="text1"/>
+          <w:szCs w:val="24"/>
+          <w:lang w:val="bg-BG"/>
+        </w:rPr>
+      </w:pPr>
+      <w:r>
+        <w:rPr>
+          <w:rFonts w:cs="Times New Roman"/>
+          <w:b/>
+          <w:bCs/>
+          <w:color w:val="000000" w:themeColor="text1"/>
+          <w:szCs w:val="24"/>
+          <w:lang w:val="bg-BG"/>
+        </w:rPr>
+        <w:t>6.8. ClosePosition и UserStream lifecycle</w:t>
+      </w:r>
+    </w:p>
+    <w:p>
+      <w:pPr>
+        <w:rPr>
+          <w:rFonts w:cs="Times New Roman"/>
+          <w:color w:val="000000" w:themeColor="text1"/>
+          <w:szCs w:val="24"/>
+          <w:lang w:val="bg-BG"/>
+        </w:rPr>
+      </w:pPr>
+      <w:r>
+        <w:rPr>
+          <w:rFonts w:cs="Times New Roman"/>
+          <w:color w:val="000000" w:themeColor="text1"/>
+          <w:szCs w:val="24"/>
+          <w:lang w:val="bg-BG"/>
+        </w:rPr>
+        <w:t>Позицията е затворена чрез runtime команда ClosePosition. Командата приключва успешно още при първия attempt, а Binance Demo account state показва нулева LONG и SHORT експозиция.</w:t>
+      </w:r>
+    </w:p>
+    <w:p>
+      <w:pPr>
+        <w:rPr>
+          <w:rFonts w:cs="Times New Roman"/>
+          <w:color w:val="000000" w:themeColor="text1"/>
+          <w:szCs w:val="24"/>
+          <w:lang w:val="bg-BG"/>
+        </w:rPr>
+      </w:pPr>
+      <w:r>
+        <w:rPr>
+          <w:rFonts w:cs="Times New Roman"/>
+          <w:color w:val="000000" w:themeColor="text1"/>
+          <w:szCs w:val="24"/>
+          <w:lang w:val="bg-BG"/>
+        </w:rPr>
+        <w:t>UserStream доставя последващите lifecycle събития за отменената take-profit поръчка и за closing order. Наблюдавани са TP CANCELED, CL NEW и CL FILLED. Събитията са записани в `trading_history.order_events`, което доказва двупосочния поток: локален TradeSignal към Binance и последващо exchange събитие обратно към локалната persistence история.</w:t>
+      </w:r>
+    </w:p>
+    <w:p>
+      <w:pPr>
+        <w:rPr>
+          <w:rFonts w:cs="Times New Roman"/>
+          <w:i/>
+          <w:iCs/>
+          <w:color w:val="000000" w:themeColor="text1"/>
+          <w:szCs w:val="24"/>
+          <w:lang w:val="bg-BG"/>
+        </w:rPr>
+      </w:pPr>
+      <w:r>
+        <w:rPr>
+          <w:noProof/>
+          <w:lang w:val="bg-BG"/>
+        </w:rPr>
+        <w:drawing>
+          <wp:anchor distT="0" distB="0" distL="114300" distR="114300" simplePos="0" relativeHeight="251672576" behindDoc="0" locked="0" layoutInCell="1" allowOverlap="1" wp14:anchorId="36F0AD89" wp14:editId="56ECEAED">
+            <wp:simplePos x="0" y="0"/>
+            <wp:positionH relativeFrom="column">
+              <wp:posOffset>-466725</wp:posOffset>
+            </wp:positionH>
+            <wp:positionV relativeFrom="paragraph">
+              <wp:posOffset>198120</wp:posOffset>
+            </wp:positionV>
+            <wp:extent cx="6887210" cy="4128770"/>
+            <wp:effectExtent l="0" t="0" r="8890" b="5080"/>
+            <wp:wrapSquare wrapText="bothSides"/>
+            <wp:docPr id="411889958" name="Picture 22" descr="PlantUML diagram"/>
+            <wp:cNvGraphicFramePr>
+              <a:graphicFrameLocks xmlns:a="http://schemas.openxmlformats.org/drawingml/2006/main" noChangeAspect="1"/>
+            </wp:cNvGraphicFramePr>
+            <a:graphic xmlns:a="http://schemas.openxmlformats.org/drawingml/2006/main">
+              <a:graphicData uri="http://schemas.openxmlformats.org/drawingml/2006/picture">
+                <pic:pic xmlns:pic="http://schemas.openxmlformats.org/drawingml/2006/picture">
+                  <pic:nvPicPr>
+                    <pic:cNvPr id="0" name="Picture 31" descr="PlantUML diagram"/>
+                    <pic:cNvPicPr>
+                      <a:picLocks noChangeAspect="1" noChangeArrowheads="1"/>
+                    </pic:cNvPicPr>
+                  </pic:nvPicPr>
+                  <pic:blipFill>
+                    <a:blip r:embed="rId17">
+                      <a:extLst>
+                        <a:ext uri="{28A0092B-C50C-407E-A947-70E740481C1C}">
+                          <a14:useLocalDpi xmlns:a14="http://schemas.microsoft.com/office/drawing/2010/main" val="0"/>
+                        </a:ext>
+                      </a:extLst>
+                    </a:blip>
+                    <a:srcRect/>
+                    <a:stretch>
+                      <a:fillRect/>
+                    </a:stretch>
+                  </pic:blipFill>
+                  <pic:spPr bwMode="auto">
+                    <a:xfrm>
+                      <a:off x="0" y="0"/>
+                      <a:ext cx="6887210" cy="4128770"/>
+                    </a:xfrm>
+                    <a:prstGeom prst="rect">
+                      <a:avLst/>
+                    </a:prstGeom>
+                    <a:noFill/>
+                    <a:ln>
+                      <a:noFill/>
+                    </a:ln>
+                  </pic:spPr>
+                </pic:pic>
+              </a:graphicData>
+            </a:graphic>
+            <wp14:sizeRelH relativeFrom="margin">
+              <wp14:pctWidth>0</wp14:pctWidth>
+            </wp14:sizeRelH>
+            <wp14:sizeRelV relativeFrom="margin">
+              <wp14:pctHeight>0</wp14:pctHeight>
+            </wp14:sizeRelV>
+          </wp:anchor>
+        </w:drawing>
+      </w:r>
+      <w:r>
+        <w:rPr>
+          <w:rFonts w:cs="Times New Roman"/>
+          <w:i/>
+          <w:iCs/>
+          <w:color w:val="000000" w:themeColor="text1"/>
+          <w:szCs w:val="24"/>
+          <w:lang w:val="bg-BG"/>
+        </w:rPr>
+        <w:t>Фигура 6.2. BOT8014 Demo end-to-end сценарий</w:t>
+      </w:r>
+    </w:p>
+    <w:p>
+      <w:pPr>
+        <w:rPr>
+          <w:rFonts w:cs="Times New Roman"/>
+          <w:color w:val="000000" w:themeColor="text1"/>
+          <w:szCs w:val="24"/>
+          <w:lang w:val="bg-BG"/>
+        </w:rPr>
+      </w:pPr>
+    </w:p>
+    <w:p>
+      <w:pPr>
+        <w:rPr>
+          <w:rFonts w:cs="Times New Roman"/>
+          <w:b/>
+          <w:bCs/>
+          <w:color w:val="000000" w:themeColor="text1"/>
+          <w:szCs w:val="24"/>
+          <w:lang w:val="bg-BG"/>
+        </w:rPr>
+      </w:pPr>
+    </w:p>
+    <w:p>
+      <w:pPr>
+        <w:rPr>
+          <w:rFonts w:cs="Times New Roman"/>
+          <w:color w:val="000000" w:themeColor="text1"/>
+          <w:szCs w:val="24"/>
+          <w:lang w:val="bg-BG"/>
+        </w:rPr>
+      </w:pPr>
+      <w:r>
+        <w:rPr>
+          <w:rFonts w:cs="Times New Roman"/>
+          <w:b/>
+          <w:bCs/>
+          <w:color w:val="000000" w:themeColor="text1"/>
+          <w:szCs w:val="24"/>
+          <w:lang w:val="bg-BG"/>
+        </w:rPr>
+        <w:lastRenderedPageBreak/>
+        <w:t>6.9. Resilience и реално открити дефекти</w:t>
+      </w:r>
+    </w:p>
+    <w:p>
+      <w:pPr>
+        <w:rPr>
+          <w:rFonts w:cs="Times New Roman"/>
+          <w:color w:val="000000" w:themeColor="text1"/>
+          <w:szCs w:val="24"/>
+          <w:lang w:val="bg-BG"/>
+        </w:rPr>
+      </w:pPr>
+      <w:r>
+        <w:rPr>
+          <w:rFonts w:cs="Times New Roman"/>
+          <w:color w:val="000000" w:themeColor="text1"/>
+          <w:szCs w:val="24"/>
+          <w:lang w:val="bg-BG"/>
+        </w:rPr>
+        <w:t>Resilience поведението е проверено и при временна недостъпност на Redis и PostgreSQL. След възстановяване Redis отново приема PING и subscriptions се създават повторно, а persistence операциите и service heartbeat се възстановяват без ръчно рестартиране на целия pipeline.</w:t>
+      </w:r>
+    </w:p>
+    <w:p>
+      <w:pPr>
+        <w:rPr>
+          <w:rFonts w:cs="Times New Roman"/>
+          <w:color w:val="000000" w:themeColor="text1"/>
+          <w:szCs w:val="24"/>
+          <w:lang w:val="bg-BG"/>
+        </w:rPr>
+      </w:pPr>
+      <w:r>
+        <w:rPr>
+          <w:rFonts w:cs="Times New Roman"/>
+          <w:color w:val="000000" w:themeColor="text1"/>
+          <w:szCs w:val="24"/>
+          <w:lang w:val="bg-BG"/>
+        </w:rPr>
+        <w:t>Практическите тестове откриват и проблеми, които unit тестът не показва. При Demo execution част от historical записите все още използват environment `Paper`, защото observability projection разчита на глобална настройка вместо на per-bot runtime configuration.</w:t>
+      </w:r>
+    </w:p>
+    <w:p>
+      <w:pPr>
+        <w:rPr>
+          <w:rFonts w:cs="Times New Roman"/>
+          <w:color w:val="000000" w:themeColor="text1"/>
+          <w:szCs w:val="24"/>
+          <w:lang w:val="bg-BG"/>
+        </w:rPr>
+      </w:pPr>
+      <w:r>
+        <w:rPr>
+          <w:rFonts w:cs="Times New Roman"/>
+          <w:color w:val="000000" w:themeColor="text1"/>
+          <w:szCs w:val="24"/>
+          <w:lang w:val="bg-BG"/>
+        </w:rPr>
+        <w:t>След успешно ClosePosition е наблюдаван и случай, при който Binance exposure вече е нула и closing order е FILLED, но локалната history projection все още показва позицията като Open. Това е пример защо exchange state, projection и Event Store трябва да могат да бъдат сравнявани чрез reconciliation.</w:t>
+      </w:r>
+    </w:p>
+    <w:p>
+      <w:pPr>
+        <w:rPr>
+          <w:rFonts w:cs="Times New Roman"/>
+          <w:color w:val="000000" w:themeColor="text1"/>
+          <w:szCs w:val="24"/>
+          <w:lang w:val="bg-BG"/>
+        </w:rPr>
+      </w:pPr>
+      <w:r>
+        <w:rPr>
+          <w:rFonts w:cs="Times New Roman"/>
+          <w:color w:val="000000" w:themeColor="text1"/>
+          <w:szCs w:val="24"/>
+          <w:lang w:val="bg-BG"/>
+        </w:rPr>
+        <w:t>Открит е и transport-boundary проблем, при който невалиден ръчно конструиран signal payload води до NullReferenceException вместо до ясна validation грешка. Тези дефекти не се скриват от оценката, защото именно практическата верификация трябва да покаже не само успешните сценарии, а и границите на текущата реализация.</w:t>
+      </w:r>
+    </w:p>
+    <w:p>
+      <w:pPr>
+        <w:rPr>
+          <w:rFonts w:cs="Times New Roman"/>
+          <w:color w:val="000000" w:themeColor="text1"/>
+          <w:szCs w:val="24"/>
+          <w:lang w:val="bg-BG"/>
+        </w:rPr>
+      </w:pPr>
+      <w:r>
+        <w:rPr>
+          <w:rFonts w:cs="Times New Roman"/>
+          <w:b/>
+          <w:bCs/>
+          <w:color w:val="000000" w:themeColor="text1"/>
+          <w:szCs w:val="24"/>
+          <w:lang w:val="bg-BG"/>
+        </w:rPr>
+        <w:t>6.10. Обобщение на проверените сценарии</w:t>
+      </w:r>
+    </w:p>
+    <w:tbl>
+      <w:tblPr>
+        <w:tblW w:w="0" w:type="dxa"/>
+        <w:tblBorders>
+          <w:top w:val="single" w:sz="2" w:space="0" w:color="auto"/>
+          <w:left w:val="single" w:sz="2" w:space="0" w:color="auto"/>
+          <w:bottom w:val="single" w:sz="2" w:space="0" w:color="auto"/>
+          <w:right w:val="single" w:sz="2" w:space="0" w:color="auto"/>
+        </w:tblBorders>
+        <w:shd w:val="clear" w:color="auto" w:fill="FFFFFF"/>
+        <w:tblLook w:val="04A0" w:firstRow="1" w:lastRow="0" w:firstColumn="1" w:lastColumn="0" w:noHBand="0" w:noVBand="1"/>
+      </w:tblPr>
+      <w:tblGrid>
+        <w:gridCol w:w="3132"/>
+        <w:gridCol w:w="3132"/>
+        <w:gridCol w:w="3132"/>
+      </w:tblGrid>
+      <w:tr>
+        <w:tc>
+          <w:tcPr>
+            <w:tcW w:w="3135" w:type="dxa"/>
+            <w:tcBorders>
+              <w:top w:val="single" w:sz="4" w:space="0" w:color="000000"/>
+              <w:left w:val="single" w:sz="4" w:space="0" w:color="000000"/>
+              <w:bottom w:val="single" w:sz="4" w:space="0" w:color="000000"/>
+              <w:right w:val="single" w:sz="4" w:space="0" w:color="000000"/>
+            </w:tcBorders>
+            <w:shd w:val="clear" w:color="auto" w:fill="E7EEF8"/>
+            <w:vAlign w:val="center"/>
+            <w:hideMark/>
+          </w:tcPr>
+          <w:p>
+            <w:pPr>
+              <w:rPr>
+                <w:rFonts w:cs="Times New Roman"/>
+                <w:color w:val="000000" w:themeColor="text1"/>
+                <w:szCs w:val="24"/>
+                <w:lang w:val="bg-BG"/>
+              </w:rPr>
+            </w:pPr>
+            <w:r>
+              <w:rPr>
+                <w:rFonts w:cs="Times New Roman"/>
+                <w:b/>
+                <w:bCs/>
+                <w:color w:val="000000" w:themeColor="text1"/>
+                <w:szCs w:val="24"/>
+                <w:lang w:val="bg-BG"/>
+              </w:rPr>
+              <w:t>Сценарий</w:t>
+            </w:r>
+          </w:p>
+        </w:tc>
+        <w:tc>
+          <w:tcPr>
+            <w:tcW w:w="3135" w:type="dxa"/>
+            <w:tcBorders>
+              <w:top w:val="single" w:sz="4" w:space="0" w:color="000000"/>
+              <w:left w:val="single" w:sz="4" w:space="0" w:color="000000"/>
+              <w:bottom w:val="single" w:sz="4" w:space="0" w:color="000000"/>
+              <w:right w:val="single" w:sz="4" w:space="0" w:color="000000"/>
+            </w:tcBorders>
+            <w:shd w:val="clear" w:color="auto" w:fill="E7EEF8"/>
+            <w:vAlign w:val="center"/>
+            <w:hideMark/>
+          </w:tcPr>
+          <w:p>
+            <w:pPr>
+              <w:rPr>
+                <w:rFonts w:cs="Times New Roman"/>
+                <w:color w:val="000000" w:themeColor="text1"/>
+                <w:szCs w:val="24"/>
+                <w:lang w:val="bg-BG"/>
+              </w:rPr>
+            </w:pPr>
+            <w:r>
+              <w:rPr>
+                <w:rFonts w:cs="Times New Roman"/>
+                <w:b/>
+                <w:bCs/>
+                <w:color w:val="000000" w:themeColor="text1"/>
+                <w:szCs w:val="24"/>
+                <w:lang w:val="bg-BG"/>
+              </w:rPr>
+              <w:t>Проверяван механизъм</w:t>
+            </w:r>
+          </w:p>
+        </w:tc>
+        <w:tc>
+          <w:tcPr>
+            <w:tcW w:w="3135" w:type="dxa"/>
+            <w:tcBorders>
+              <w:top w:val="single" w:sz="4" w:space="0" w:color="000000"/>
+              <w:left w:val="single" w:sz="4" w:space="0" w:color="000000"/>
+              <w:bottom w:val="single" w:sz="4" w:space="0" w:color="000000"/>
+              <w:right w:val="single" w:sz="4" w:space="0" w:color="000000"/>
+            </w:tcBorders>
+            <w:shd w:val="clear" w:color="auto" w:fill="E7EEF8"/>
+            <w:vAlign w:val="center"/>
+            <w:hideMark/>
+          </w:tcPr>
+          <w:p>
+            <w:pPr>
+              <w:rPr>
+                <w:rFonts w:cs="Times New Roman"/>
+                <w:color w:val="000000" w:themeColor="text1"/>
+                <w:szCs w:val="24"/>
+                <w:lang w:val="bg-BG"/>
+              </w:rPr>
+            </w:pPr>
+            <w:r>
+              <w:rPr>
+                <w:rFonts w:cs="Times New Roman"/>
+                <w:b/>
+                <w:bCs/>
+                <w:color w:val="000000" w:themeColor="text1"/>
+                <w:szCs w:val="24"/>
+                <w:lang w:val="bg-BG"/>
+              </w:rPr>
+              <w:t>Резултат</w:t>
+            </w:r>
+          </w:p>
+        </w:tc>
+      </w:tr>
+      <w:tr>
+        <w:tc>
+          <w:tcPr>
+            <w:tcW w:w="3135" w:type="dxa"/>
+            <w:tcBorders>
+              <w:top w:val="single" w:sz="4" w:space="0" w:color="000000"/>
+              <w:left w:val="single" w:sz="4" w:space="0" w:color="000000"/>
+              <w:bottom w:val="single" w:sz="4" w:space="0" w:color="000000"/>
+              <w:right w:val="single" w:sz="4" w:space="0" w:color="000000"/>
+            </w:tcBorders>
+            <w:shd w:val="clear" w:color="auto" w:fill="FFFFFF"/>
+            <w:vAlign w:val="center"/>
+            <w:hideMark/>
+          </w:tcPr>
+          <w:p>
+            <w:pPr>
+              <w:rPr>
+                <w:rFonts w:cs="Times New Roman"/>
+                <w:color w:val="000000" w:themeColor="text1"/>
+                <w:szCs w:val="24"/>
+                <w:lang w:val="bg-BG"/>
+              </w:rPr>
+            </w:pPr>
+            <w:r>
+              <w:rPr>
+                <w:rFonts w:cs="Times New Roman"/>
+                <w:color w:val="000000" w:themeColor="text1"/>
+                <w:szCs w:val="24"/>
+                <w:lang w:val="bg-BG"/>
+              </w:rPr>
+              <w:t>Повторен SignalId</w:t>
+            </w:r>
+          </w:p>
+        </w:tc>
+        <w:tc>
+          <w:tcPr>
+            <w:tcW w:w="3135" w:type="dxa"/>
+            <w:tcBorders>
+              <w:top w:val="single" w:sz="4" w:space="0" w:color="000000"/>
+              <w:left w:val="single" w:sz="4" w:space="0" w:color="000000"/>
+              <w:bottom w:val="single" w:sz="4" w:space="0" w:color="000000"/>
+              <w:right w:val="single" w:sz="4" w:space="0" w:color="000000"/>
+            </w:tcBorders>
+            <w:shd w:val="clear" w:color="auto" w:fill="FFFFFF"/>
+            <w:vAlign w:val="center"/>
+            <w:hideMark/>
+          </w:tcPr>
+          <w:p>
+            <w:pPr>
+              <w:rPr>
+                <w:rFonts w:cs="Times New Roman"/>
+                <w:color w:val="000000" w:themeColor="text1"/>
+                <w:szCs w:val="24"/>
+                <w:lang w:val="bg-BG"/>
+              </w:rPr>
+            </w:pPr>
+            <w:r>
+              <w:rPr>
+                <w:rFonts w:cs="Times New Roman"/>
+                <w:color w:val="000000" w:themeColor="text1"/>
+                <w:szCs w:val="24"/>
+                <w:lang w:val="bg-BG"/>
+              </w:rPr>
+              <w:t>Idempotency</w:t>
+            </w:r>
+          </w:p>
+        </w:tc>
+        <w:tc>
+          <w:tcPr>
+            <w:tcW w:w="3135" w:type="dxa"/>
+            <w:tcBorders>
+              <w:top w:val="single" w:sz="4" w:space="0" w:color="000000"/>
+              <w:left w:val="single" w:sz="4" w:space="0" w:color="000000"/>
+              <w:bottom w:val="single" w:sz="4" w:space="0" w:color="000000"/>
+              <w:right w:val="single" w:sz="4" w:space="0" w:color="000000"/>
+            </w:tcBorders>
+            <w:shd w:val="clear" w:color="auto" w:fill="FFFFFF"/>
+            <w:vAlign w:val="center"/>
+            <w:hideMark/>
+          </w:tcPr>
+          <w:p>
+            <w:pPr>
+              <w:rPr>
+                <w:rFonts w:cs="Times New Roman"/>
+                <w:color w:val="000000" w:themeColor="text1"/>
+                <w:szCs w:val="24"/>
+                <w:lang w:val="bg-BG"/>
+              </w:rPr>
+            </w:pPr>
+            <w:r>
+              <w:rPr>
+                <w:rFonts w:cs="Times New Roman"/>
+                <w:color w:val="000000" w:themeColor="text1"/>
+                <w:szCs w:val="24"/>
+                <w:lang w:val="bg-BG"/>
+              </w:rPr>
+              <w:t>Без второ логическо изпълнение</w:t>
+            </w:r>
+          </w:p>
+        </w:tc>
+      </w:tr>
+      <w:tr>
+        <w:tc>
+          <w:tcPr>
+            <w:tcW w:w="3135" w:type="dxa"/>
+            <w:tcBorders>
+              <w:top w:val="single" w:sz="4" w:space="0" w:color="000000"/>
+              <w:left w:val="single" w:sz="4" w:space="0" w:color="000000"/>
+              <w:bottom w:val="single" w:sz="4" w:space="0" w:color="000000"/>
+              <w:right w:val="single" w:sz="4" w:space="0" w:color="000000"/>
+            </w:tcBorders>
+            <w:shd w:val="clear" w:color="auto" w:fill="FFFFFF"/>
+            <w:vAlign w:val="center"/>
+            <w:hideMark/>
+          </w:tcPr>
+          <w:p>
+            <w:pPr>
+              <w:rPr>
+                <w:rFonts w:cs="Times New Roman"/>
+                <w:color w:val="000000" w:themeColor="text1"/>
+                <w:szCs w:val="24"/>
+                <w:lang w:val="bg-BG"/>
+              </w:rPr>
+            </w:pPr>
+            <w:r>
+              <w:rPr>
+                <w:rFonts w:cs="Times New Roman"/>
+                <w:color w:val="000000" w:themeColor="text1"/>
+                <w:szCs w:val="24"/>
+                <w:lang w:val="bg-BG"/>
+              </w:rPr>
+              <w:t>Достигнат risk limit</w:t>
+            </w:r>
+          </w:p>
+        </w:tc>
+        <w:tc>
+          <w:tcPr>
+            <w:tcW w:w="3135" w:type="dxa"/>
+            <w:tcBorders>
+              <w:top w:val="single" w:sz="4" w:space="0" w:color="000000"/>
+              <w:left w:val="single" w:sz="4" w:space="0" w:color="000000"/>
+              <w:bottom w:val="single" w:sz="4" w:space="0" w:color="000000"/>
+              <w:right w:val="single" w:sz="4" w:space="0" w:color="000000"/>
+            </w:tcBorders>
+            <w:shd w:val="clear" w:color="auto" w:fill="FFFFFF"/>
+            <w:vAlign w:val="center"/>
+            <w:hideMark/>
+          </w:tcPr>
+          <w:p>
+            <w:pPr>
+              <w:rPr>
+                <w:rFonts w:cs="Times New Roman"/>
+                <w:color w:val="000000" w:themeColor="text1"/>
+                <w:szCs w:val="24"/>
+                <w:lang w:val="bg-BG"/>
+              </w:rPr>
+            </w:pPr>
+            <w:r>
+              <w:rPr>
+                <w:rFonts w:cs="Times New Roman"/>
+                <w:color w:val="000000" w:themeColor="text1"/>
+                <w:szCs w:val="24"/>
+                <w:lang w:val="bg-BG"/>
+              </w:rPr>
+              <w:t>CentralRisk</w:t>
+            </w:r>
+          </w:p>
+        </w:tc>
+        <w:tc>
+          <w:tcPr>
+            <w:tcW w:w="3135" w:type="dxa"/>
+            <w:tcBorders>
+              <w:top w:val="single" w:sz="4" w:space="0" w:color="000000"/>
+              <w:left w:val="single" w:sz="4" w:space="0" w:color="000000"/>
+              <w:bottom w:val="single" w:sz="4" w:space="0" w:color="000000"/>
+              <w:right w:val="single" w:sz="4" w:space="0" w:color="000000"/>
+            </w:tcBorders>
+            <w:shd w:val="clear" w:color="auto" w:fill="FFFFFF"/>
+            <w:vAlign w:val="center"/>
+            <w:hideMark/>
+          </w:tcPr>
+          <w:p>
+            <w:pPr>
+              <w:rPr>
+                <w:rFonts w:cs="Times New Roman"/>
+                <w:color w:val="000000" w:themeColor="text1"/>
+                <w:szCs w:val="24"/>
+                <w:lang w:val="bg-BG"/>
+              </w:rPr>
+            </w:pPr>
+            <w:r>
+              <w:rPr>
+                <w:rFonts w:cs="Times New Roman"/>
+                <w:color w:val="000000" w:themeColor="text1"/>
+                <w:szCs w:val="24"/>
+                <w:lang w:val="bg-BG"/>
+              </w:rPr>
+              <w:t>Сигналът е блокиран преди executor</w:t>
+            </w:r>
+          </w:p>
+        </w:tc>
+      </w:tr>
+      <w:tr>
+        <w:tc>
+          <w:tcPr>
+            <w:tcW w:w="3135" w:type="dxa"/>
+            <w:tcBorders>
+              <w:top w:val="single" w:sz="4" w:space="0" w:color="000000"/>
+              <w:left w:val="single" w:sz="4" w:space="0" w:color="000000"/>
+              <w:bottom w:val="single" w:sz="4" w:space="0" w:color="000000"/>
+              <w:right w:val="single" w:sz="4" w:space="0" w:color="000000"/>
+            </w:tcBorders>
+            <w:shd w:val="clear" w:color="auto" w:fill="FFFFFF"/>
+            <w:vAlign w:val="center"/>
+            <w:hideMark/>
+          </w:tcPr>
+          <w:p>
+            <w:pPr>
+              <w:rPr>
+                <w:rFonts w:cs="Times New Roman"/>
+                <w:color w:val="000000" w:themeColor="text1"/>
+                <w:szCs w:val="24"/>
+                <w:lang w:val="bg-BG"/>
+              </w:rPr>
+            </w:pPr>
+            <w:r>
+              <w:rPr>
+                <w:rFonts w:cs="Times New Roman"/>
+                <w:color w:val="000000" w:themeColor="text1"/>
+                <w:szCs w:val="24"/>
+                <w:lang w:val="bg-BG"/>
+              </w:rPr>
+              <w:t>Paper signal</w:t>
+            </w:r>
+          </w:p>
+        </w:tc>
+        <w:tc>
+          <w:tcPr>
+            <w:tcW w:w="3135" w:type="dxa"/>
+            <w:tcBorders>
+              <w:top w:val="single" w:sz="4" w:space="0" w:color="000000"/>
+              <w:left w:val="single" w:sz="4" w:space="0" w:color="000000"/>
+              <w:bottom w:val="single" w:sz="4" w:space="0" w:color="000000"/>
+              <w:right w:val="single" w:sz="4" w:space="0" w:color="000000"/>
+            </w:tcBorders>
+            <w:shd w:val="clear" w:color="auto" w:fill="FFFFFF"/>
+            <w:vAlign w:val="center"/>
+            <w:hideMark/>
+          </w:tcPr>
+          <w:p>
+            <w:pPr>
+              <w:rPr>
+                <w:rFonts w:cs="Times New Roman"/>
+                <w:color w:val="000000" w:themeColor="text1"/>
+                <w:szCs w:val="24"/>
+                <w:lang w:val="bg-BG"/>
+              </w:rPr>
+            </w:pPr>
+            <w:r>
+              <w:rPr>
+                <w:rFonts w:cs="Times New Roman"/>
+                <w:color w:val="000000" w:themeColor="text1"/>
+                <w:szCs w:val="24"/>
+                <w:lang w:val="bg-BG"/>
+              </w:rPr>
+              <w:t>Application E2E</w:t>
+            </w:r>
+          </w:p>
+        </w:tc>
+        <w:tc>
+          <w:tcPr>
+            <w:tcW w:w="3135" w:type="dxa"/>
+            <w:tcBorders>
+              <w:top w:val="single" w:sz="4" w:space="0" w:color="000000"/>
+              <w:left w:val="single" w:sz="4" w:space="0" w:color="000000"/>
+              <w:bottom w:val="single" w:sz="4" w:space="0" w:color="000000"/>
+              <w:right w:val="single" w:sz="4" w:space="0" w:color="000000"/>
+            </w:tcBorders>
+            <w:shd w:val="clear" w:color="auto" w:fill="FFFFFF"/>
+            <w:vAlign w:val="center"/>
+            <w:hideMark/>
+          </w:tcPr>
+          <w:p>
+            <w:pPr>
+              <w:rPr>
+                <w:rFonts w:cs="Times New Roman"/>
+                <w:color w:val="000000" w:themeColor="text1"/>
+                <w:szCs w:val="24"/>
+                <w:lang w:val="bg-BG"/>
+              </w:rPr>
+            </w:pPr>
+            <w:r>
+              <w:rPr>
+                <w:rFonts w:cs="Times New Roman"/>
+                <w:color w:val="000000" w:themeColor="text1"/>
+                <w:szCs w:val="24"/>
+                <w:lang w:val="bg-BG"/>
+              </w:rPr>
+              <w:t>Създадена simulated position</w:t>
+            </w:r>
+          </w:p>
+        </w:tc>
+      </w:tr>
+      <w:tr>
+        <w:tc>
+          <w:tcPr>
+            <w:tcW w:w="3135" w:type="dxa"/>
+            <w:tcBorders>
+              <w:top w:val="single" w:sz="4" w:space="0" w:color="000000"/>
+              <w:left w:val="single" w:sz="4" w:space="0" w:color="000000"/>
+              <w:bottom w:val="single" w:sz="4" w:space="0" w:color="000000"/>
+              <w:right w:val="single" w:sz="4" w:space="0" w:color="000000"/>
+            </w:tcBorders>
+            <w:shd w:val="clear" w:color="auto" w:fill="FFFFFF"/>
+            <w:vAlign w:val="center"/>
+            <w:hideMark/>
+          </w:tcPr>
+          <w:p>
+            <w:pPr>
+              <w:rPr>
+                <w:rFonts w:cs="Times New Roman"/>
+                <w:color w:val="000000" w:themeColor="text1"/>
+                <w:szCs w:val="24"/>
+                <w:lang w:val="bg-BG"/>
+              </w:rPr>
+            </w:pPr>
+            <w:r>
+              <w:rPr>
+                <w:rFonts w:cs="Times New Roman"/>
+                <w:color w:val="000000" w:themeColor="text1"/>
+                <w:szCs w:val="24"/>
+                <w:lang w:val="bg-BG"/>
+              </w:rPr>
+              <w:t>Pause / Stop</w:t>
+            </w:r>
+          </w:p>
+        </w:tc>
+        <w:tc>
+          <w:tcPr>
+            <w:tcW w:w="3135" w:type="dxa"/>
+            <w:tcBorders>
+              <w:top w:val="single" w:sz="4" w:space="0" w:color="000000"/>
+              <w:left w:val="single" w:sz="4" w:space="0" w:color="000000"/>
+              <w:bottom w:val="single" w:sz="4" w:space="0" w:color="000000"/>
+              <w:right w:val="single" w:sz="4" w:space="0" w:color="000000"/>
+            </w:tcBorders>
+            <w:shd w:val="clear" w:color="auto" w:fill="FFFFFF"/>
+            <w:vAlign w:val="center"/>
+            <w:hideMark/>
+          </w:tcPr>
+          <w:p>
+            <w:pPr>
+              <w:rPr>
+                <w:rFonts w:cs="Times New Roman"/>
+                <w:color w:val="000000" w:themeColor="text1"/>
+                <w:szCs w:val="24"/>
+                <w:lang w:val="bg-BG"/>
+              </w:rPr>
+            </w:pPr>
+            <w:r>
+              <w:rPr>
+                <w:rFonts w:cs="Times New Roman"/>
+                <w:color w:val="000000" w:themeColor="text1"/>
+                <w:szCs w:val="24"/>
+                <w:lang w:val="bg-BG"/>
+              </w:rPr>
+              <w:t>Runtime control</w:t>
+            </w:r>
+          </w:p>
+        </w:tc>
+        <w:tc>
+          <w:tcPr>
+            <w:tcW w:w="3135" w:type="dxa"/>
+            <w:tcBorders>
+              <w:top w:val="single" w:sz="4" w:space="0" w:color="000000"/>
+              <w:left w:val="single" w:sz="4" w:space="0" w:color="000000"/>
+              <w:bottom w:val="single" w:sz="4" w:space="0" w:color="000000"/>
+              <w:right w:val="single" w:sz="4" w:space="0" w:color="000000"/>
+            </w:tcBorders>
+            <w:shd w:val="clear" w:color="auto" w:fill="FFFFFF"/>
+            <w:vAlign w:val="center"/>
+            <w:hideMark/>
+          </w:tcPr>
+          <w:p>
+            <w:pPr>
+              <w:rPr>
+                <w:rFonts w:cs="Times New Roman"/>
+                <w:color w:val="000000" w:themeColor="text1"/>
+                <w:szCs w:val="24"/>
+                <w:lang w:val="bg-BG"/>
+              </w:rPr>
+            </w:pPr>
+            <w:r>
+              <w:rPr>
+                <w:rFonts w:cs="Times New Roman"/>
+                <w:color w:val="000000" w:themeColor="text1"/>
+                <w:szCs w:val="24"/>
+                <w:lang w:val="bg-BG"/>
+              </w:rPr>
+              <w:t>Новите сигнали са блокирани</w:t>
+            </w:r>
+          </w:p>
+        </w:tc>
+      </w:tr>
+      <w:tr>
+        <w:tc>
+          <w:tcPr>
+            <w:tcW w:w="3135" w:type="dxa"/>
+            <w:tcBorders>
+              <w:top w:val="single" w:sz="4" w:space="0" w:color="000000"/>
+              <w:left w:val="single" w:sz="4" w:space="0" w:color="000000"/>
+              <w:bottom w:val="single" w:sz="4" w:space="0" w:color="000000"/>
+              <w:right w:val="single" w:sz="4" w:space="0" w:color="000000"/>
+            </w:tcBorders>
+            <w:shd w:val="clear" w:color="auto" w:fill="FFFFFF"/>
+            <w:vAlign w:val="center"/>
+            <w:hideMark/>
+          </w:tcPr>
+          <w:p>
+            <w:pPr>
+              <w:rPr>
+                <w:rFonts w:cs="Times New Roman"/>
+                <w:color w:val="000000" w:themeColor="text1"/>
+                <w:szCs w:val="24"/>
+                <w:lang w:val="bg-BG"/>
+              </w:rPr>
+            </w:pPr>
+            <w:r>
+              <w:rPr>
+                <w:rFonts w:cs="Times New Roman"/>
+                <w:color w:val="000000" w:themeColor="text1"/>
+                <w:szCs w:val="24"/>
+                <w:lang w:val="bg-BG"/>
+              </w:rPr>
+              <w:t>Binance signed REST</w:t>
+            </w:r>
+          </w:p>
+        </w:tc>
+        <w:tc>
+          <w:tcPr>
+            <w:tcW w:w="3135" w:type="dxa"/>
+            <w:tcBorders>
+              <w:top w:val="single" w:sz="4" w:space="0" w:color="000000"/>
+              <w:left w:val="single" w:sz="4" w:space="0" w:color="000000"/>
+              <w:bottom w:val="single" w:sz="4" w:space="0" w:color="000000"/>
+              <w:right w:val="single" w:sz="4" w:space="0" w:color="000000"/>
+            </w:tcBorders>
+            <w:shd w:val="clear" w:color="auto" w:fill="FFFFFF"/>
+            <w:vAlign w:val="center"/>
+            <w:hideMark/>
+          </w:tcPr>
+          <w:p>
+            <w:pPr>
+              <w:rPr>
+                <w:rFonts w:cs="Times New Roman"/>
+                <w:color w:val="000000" w:themeColor="text1"/>
+                <w:szCs w:val="24"/>
+                <w:lang w:val="bg-BG"/>
+              </w:rPr>
+            </w:pPr>
+            <w:r>
+              <w:rPr>
+                <w:rFonts w:cs="Times New Roman"/>
+                <w:color w:val="000000" w:themeColor="text1"/>
+                <w:szCs w:val="24"/>
+                <w:lang w:val="bg-BG"/>
+              </w:rPr>
+              <w:t>Demo integration</w:t>
+            </w:r>
+          </w:p>
+        </w:tc>
+        <w:tc>
+          <w:tcPr>
+            <w:tcW w:w="3135" w:type="dxa"/>
+            <w:tcBorders>
+              <w:top w:val="single" w:sz="4" w:space="0" w:color="000000"/>
+              <w:left w:val="single" w:sz="4" w:space="0" w:color="000000"/>
+              <w:bottom w:val="single" w:sz="4" w:space="0" w:color="000000"/>
+              <w:right w:val="single" w:sz="4" w:space="0" w:color="000000"/>
+            </w:tcBorders>
+            <w:shd w:val="clear" w:color="auto" w:fill="FFFFFF"/>
+            <w:vAlign w:val="center"/>
+            <w:hideMark/>
+          </w:tcPr>
+          <w:p>
+            <w:pPr>
+              <w:rPr>
+                <w:rFonts w:cs="Times New Roman"/>
+                <w:color w:val="000000" w:themeColor="text1"/>
+                <w:szCs w:val="24"/>
+                <w:lang w:val="bg-BG"/>
+              </w:rPr>
+            </w:pPr>
+            <w:r>
+              <w:rPr>
+                <w:rFonts w:cs="Times New Roman"/>
+                <w:color w:val="000000" w:themeColor="text1"/>
+                <w:szCs w:val="24"/>
+                <w:lang w:val="bg-BG"/>
+              </w:rPr>
+              <w:t>Signed операциите са успешни</w:t>
+            </w:r>
+          </w:p>
+        </w:tc>
+      </w:tr>
+      <w:tr>
+        <w:tc>
+          <w:tcPr>
+            <w:tcW w:w="3135" w:type="dxa"/>
+            <w:tcBorders>
+              <w:top w:val="single" w:sz="4" w:space="0" w:color="000000"/>
+              <w:left w:val="single" w:sz="4" w:space="0" w:color="000000"/>
+              <w:bottom w:val="single" w:sz="4" w:space="0" w:color="000000"/>
+              <w:right w:val="single" w:sz="4" w:space="0" w:color="000000"/>
+            </w:tcBorders>
+            <w:shd w:val="clear" w:color="auto" w:fill="FFFFFF"/>
+            <w:vAlign w:val="center"/>
+            <w:hideMark/>
+          </w:tcPr>
+          <w:p>
+            <w:pPr>
+              <w:rPr>
+                <w:rFonts w:cs="Times New Roman"/>
+                <w:color w:val="000000" w:themeColor="text1"/>
+                <w:szCs w:val="24"/>
+                <w:lang w:val="bg-BG"/>
+              </w:rPr>
+            </w:pPr>
+            <w:r>
+              <w:rPr>
+                <w:rFonts w:cs="Times New Roman"/>
+                <w:color w:val="000000" w:themeColor="text1"/>
+                <w:szCs w:val="24"/>
+                <w:lang w:val="bg-BG"/>
+              </w:rPr>
+              <w:t>Limit order</w:t>
+            </w:r>
+          </w:p>
+        </w:tc>
+        <w:tc>
+          <w:tcPr>
+            <w:tcW w:w="3135" w:type="dxa"/>
+            <w:tcBorders>
+              <w:top w:val="single" w:sz="4" w:space="0" w:color="000000"/>
+              <w:left w:val="single" w:sz="4" w:space="0" w:color="000000"/>
+              <w:bottom w:val="single" w:sz="4" w:space="0" w:color="000000"/>
+              <w:right w:val="single" w:sz="4" w:space="0" w:color="000000"/>
+            </w:tcBorders>
+            <w:shd w:val="clear" w:color="auto" w:fill="FFFFFF"/>
+            <w:vAlign w:val="center"/>
+            <w:hideMark/>
+          </w:tcPr>
+          <w:p>
+            <w:pPr>
+              <w:rPr>
+                <w:rFonts w:cs="Times New Roman"/>
+                <w:color w:val="000000" w:themeColor="text1"/>
+                <w:szCs w:val="24"/>
+                <w:lang w:val="bg-BG"/>
+              </w:rPr>
+            </w:pPr>
+            <w:r>
+              <w:rPr>
+                <w:rFonts w:cs="Times New Roman"/>
+                <w:color w:val="000000" w:themeColor="text1"/>
+                <w:szCs w:val="24"/>
+                <w:lang w:val="bg-BG"/>
+              </w:rPr>
+              <w:t>Order API</w:t>
+            </w:r>
+          </w:p>
+        </w:tc>
+        <w:tc>
+          <w:tcPr>
+            <w:tcW w:w="3135" w:type="dxa"/>
+            <w:tcBorders>
+              <w:top w:val="single" w:sz="4" w:space="0" w:color="000000"/>
+              <w:left w:val="single" w:sz="4" w:space="0" w:color="000000"/>
+              <w:bottom w:val="single" w:sz="4" w:space="0" w:color="000000"/>
+              <w:right w:val="single" w:sz="4" w:space="0" w:color="000000"/>
+            </w:tcBorders>
+            <w:shd w:val="clear" w:color="auto" w:fill="FFFFFF"/>
+            <w:vAlign w:val="center"/>
+            <w:hideMark/>
+          </w:tcPr>
+          <w:p>
+            <w:pPr>
+              <w:rPr>
+                <w:rFonts w:cs="Times New Roman"/>
+                <w:color w:val="000000" w:themeColor="text1"/>
+                <w:szCs w:val="24"/>
+                <w:lang w:val="bg-BG"/>
+              </w:rPr>
+            </w:pPr>
+            <w:r>
+              <w:rPr>
+                <w:rFonts w:cs="Times New Roman"/>
+                <w:color w:val="000000" w:themeColor="text1"/>
+                <w:szCs w:val="24"/>
+                <w:lang w:val="bg-BG"/>
+              </w:rPr>
+              <w:t>Create / read / cancel успешно</w:t>
+            </w:r>
+          </w:p>
+        </w:tc>
+      </w:tr>
+      <w:tr>
+        <w:tc>
+          <w:tcPr>
+            <w:tcW w:w="3135" w:type="dxa"/>
+            <w:tcBorders>
+              <w:top w:val="single" w:sz="4" w:space="0" w:color="000000"/>
+              <w:left w:val="single" w:sz="4" w:space="0" w:color="000000"/>
+              <w:bottom w:val="single" w:sz="4" w:space="0" w:color="000000"/>
+              <w:right w:val="single" w:sz="4" w:space="0" w:color="000000"/>
+            </w:tcBorders>
+            <w:shd w:val="clear" w:color="auto" w:fill="FFFFFF"/>
+            <w:vAlign w:val="center"/>
+            <w:hideMark/>
+          </w:tcPr>
+          <w:p>
+            <w:pPr>
+              <w:rPr>
+                <w:rFonts w:cs="Times New Roman"/>
+                <w:color w:val="000000" w:themeColor="text1"/>
+                <w:szCs w:val="24"/>
+                <w:lang w:val="bg-BG"/>
+              </w:rPr>
+            </w:pPr>
+            <w:r>
+              <w:rPr>
+                <w:rFonts w:cs="Times New Roman"/>
+                <w:color w:val="000000" w:themeColor="text1"/>
+                <w:szCs w:val="24"/>
+                <w:lang w:val="bg-BG"/>
+              </w:rPr>
+              <w:t>BOT8014 Demo LONG</w:t>
+            </w:r>
+          </w:p>
+        </w:tc>
+        <w:tc>
+          <w:tcPr>
+            <w:tcW w:w="3135" w:type="dxa"/>
+            <w:tcBorders>
+              <w:top w:val="single" w:sz="4" w:space="0" w:color="000000"/>
+              <w:left w:val="single" w:sz="4" w:space="0" w:color="000000"/>
+              <w:bottom w:val="single" w:sz="4" w:space="0" w:color="000000"/>
+              <w:right w:val="single" w:sz="4" w:space="0" w:color="000000"/>
+            </w:tcBorders>
+            <w:shd w:val="clear" w:color="auto" w:fill="FFFFFF"/>
+            <w:vAlign w:val="center"/>
+            <w:hideMark/>
+          </w:tcPr>
+          <w:p>
+            <w:pPr>
+              <w:rPr>
+                <w:rFonts w:cs="Times New Roman"/>
+                <w:color w:val="000000" w:themeColor="text1"/>
+                <w:szCs w:val="24"/>
+                <w:lang w:val="bg-BG"/>
+              </w:rPr>
+            </w:pPr>
+            <w:r>
+              <w:rPr>
+                <w:rFonts w:cs="Times New Roman"/>
+                <w:color w:val="000000" w:themeColor="text1"/>
+                <w:szCs w:val="24"/>
+                <w:lang w:val="bg-BG"/>
+              </w:rPr>
+              <w:t>Full E2E</w:t>
+            </w:r>
+          </w:p>
+        </w:tc>
+        <w:tc>
+          <w:tcPr>
+            <w:tcW w:w="3135" w:type="dxa"/>
+            <w:tcBorders>
+              <w:top w:val="single" w:sz="4" w:space="0" w:color="000000"/>
+              <w:left w:val="single" w:sz="4" w:space="0" w:color="000000"/>
+              <w:bottom w:val="single" w:sz="4" w:space="0" w:color="000000"/>
+              <w:right w:val="single" w:sz="4" w:space="0" w:color="000000"/>
+            </w:tcBorders>
+            <w:shd w:val="clear" w:color="auto" w:fill="FFFFFF"/>
+            <w:vAlign w:val="center"/>
+            <w:hideMark/>
+          </w:tcPr>
+          <w:p>
+            <w:pPr>
+              <w:rPr>
+                <w:rFonts w:cs="Times New Roman"/>
+                <w:color w:val="000000" w:themeColor="text1"/>
+                <w:szCs w:val="24"/>
+                <w:lang w:val="bg-BG"/>
+              </w:rPr>
+            </w:pPr>
+            <w:r>
+              <w:rPr>
+                <w:rFonts w:cs="Times New Roman"/>
+                <w:color w:val="000000" w:themeColor="text1"/>
+                <w:szCs w:val="24"/>
+                <w:lang w:val="bg-BG"/>
+              </w:rPr>
+              <w:t>LONG 0.002 BTCUSDC + TP</w:t>
+            </w:r>
+          </w:p>
+        </w:tc>
+      </w:tr>
+      <w:tr>
+        <w:tc>
+          <w:tcPr>
+            <w:tcW w:w="3135" w:type="dxa"/>
+            <w:tcBorders>
+              <w:top w:val="single" w:sz="4" w:space="0" w:color="000000"/>
+              <w:left w:val="single" w:sz="4" w:space="0" w:color="000000"/>
+              <w:bottom w:val="single" w:sz="4" w:space="0" w:color="000000"/>
+              <w:right w:val="single" w:sz="4" w:space="0" w:color="000000"/>
+            </w:tcBorders>
+            <w:shd w:val="clear" w:color="auto" w:fill="FFFFFF"/>
+            <w:vAlign w:val="center"/>
+            <w:hideMark/>
+          </w:tcPr>
+          <w:p>
+            <w:pPr>
+              <w:rPr>
+                <w:rFonts w:cs="Times New Roman"/>
+                <w:color w:val="000000" w:themeColor="text1"/>
+                <w:szCs w:val="24"/>
+                <w:lang w:val="bg-BG"/>
+              </w:rPr>
+            </w:pPr>
+            <w:r>
+              <w:rPr>
+                <w:rFonts w:cs="Times New Roman"/>
+                <w:color w:val="000000" w:themeColor="text1"/>
+                <w:szCs w:val="24"/>
+                <w:lang w:val="bg-BG"/>
+              </w:rPr>
+              <w:t>ClosePosition</w:t>
+            </w:r>
+          </w:p>
+        </w:tc>
+        <w:tc>
+          <w:tcPr>
+            <w:tcW w:w="3135" w:type="dxa"/>
+            <w:tcBorders>
+              <w:top w:val="single" w:sz="4" w:space="0" w:color="000000"/>
+              <w:left w:val="single" w:sz="4" w:space="0" w:color="000000"/>
+              <w:bottom w:val="single" w:sz="4" w:space="0" w:color="000000"/>
+              <w:right w:val="single" w:sz="4" w:space="0" w:color="000000"/>
+            </w:tcBorders>
+            <w:shd w:val="clear" w:color="auto" w:fill="FFFFFF"/>
+            <w:vAlign w:val="center"/>
+            <w:hideMark/>
+          </w:tcPr>
+          <w:p>
+            <w:pPr>
+              <w:rPr>
+                <w:rFonts w:cs="Times New Roman"/>
+                <w:color w:val="000000" w:themeColor="text1"/>
+                <w:szCs w:val="24"/>
+                <w:lang w:val="bg-BG"/>
+              </w:rPr>
+            </w:pPr>
+            <w:r>
+              <w:rPr>
+                <w:rFonts w:cs="Times New Roman"/>
+                <w:color w:val="000000" w:themeColor="text1"/>
+                <w:szCs w:val="24"/>
+                <w:lang w:val="bg-BG"/>
+              </w:rPr>
+              <w:t>Runtime command</w:t>
+            </w:r>
+          </w:p>
+        </w:tc>
+        <w:tc>
+          <w:tcPr>
+            <w:tcW w:w="3135" w:type="dxa"/>
+            <w:tcBorders>
+              <w:top w:val="single" w:sz="4" w:space="0" w:color="000000"/>
+              <w:left w:val="single" w:sz="4" w:space="0" w:color="000000"/>
+              <w:bottom w:val="single" w:sz="4" w:space="0" w:color="000000"/>
+              <w:right w:val="single" w:sz="4" w:space="0" w:color="000000"/>
+            </w:tcBorders>
+            <w:shd w:val="clear" w:color="auto" w:fill="FFFFFF"/>
+            <w:vAlign w:val="center"/>
+            <w:hideMark/>
+          </w:tcPr>
+          <w:p>
+            <w:pPr>
+              <w:rPr>
+                <w:rFonts w:cs="Times New Roman"/>
+                <w:color w:val="000000" w:themeColor="text1"/>
+                <w:szCs w:val="24"/>
+                <w:lang w:val="bg-BG"/>
+              </w:rPr>
+            </w:pPr>
+            <w:r>
+              <w:rPr>
+                <w:rFonts w:cs="Times New Roman"/>
+                <w:color w:val="000000" w:themeColor="text1"/>
+                <w:szCs w:val="24"/>
+                <w:lang w:val="bg-BG"/>
+              </w:rPr>
+              <w:t>Completed; exchange exposure = 0</w:t>
+            </w:r>
+          </w:p>
+        </w:tc>
+      </w:tr>
+      <w:tr>
+        <w:tc>
+          <w:tcPr>
+            <w:tcW w:w="3135" w:type="dxa"/>
+            <w:tcBorders>
+              <w:top w:val="single" w:sz="4" w:space="0" w:color="000000"/>
+              <w:left w:val="single" w:sz="4" w:space="0" w:color="000000"/>
+              <w:bottom w:val="single" w:sz="4" w:space="0" w:color="000000"/>
+              <w:right w:val="single" w:sz="4" w:space="0" w:color="000000"/>
+            </w:tcBorders>
+            <w:shd w:val="clear" w:color="auto" w:fill="FFFFFF"/>
+            <w:vAlign w:val="center"/>
+            <w:hideMark/>
+          </w:tcPr>
+          <w:p>
+            <w:pPr>
+              <w:rPr>
+                <w:rFonts w:cs="Times New Roman"/>
+                <w:color w:val="000000" w:themeColor="text1"/>
+                <w:szCs w:val="24"/>
+                <w:lang w:val="bg-BG"/>
+              </w:rPr>
+            </w:pPr>
+            <w:r>
+              <w:rPr>
+                <w:rFonts w:cs="Times New Roman"/>
+                <w:color w:val="000000" w:themeColor="text1"/>
+                <w:szCs w:val="24"/>
+                <w:lang w:val="bg-BG"/>
+              </w:rPr>
+              <w:t>UserStream close</w:t>
+            </w:r>
+          </w:p>
+        </w:tc>
+        <w:tc>
+          <w:tcPr>
+            <w:tcW w:w="3135" w:type="dxa"/>
+            <w:tcBorders>
+              <w:top w:val="single" w:sz="4" w:space="0" w:color="000000"/>
+              <w:left w:val="single" w:sz="4" w:space="0" w:color="000000"/>
+              <w:bottom w:val="single" w:sz="4" w:space="0" w:color="000000"/>
+              <w:right w:val="single" w:sz="4" w:space="0" w:color="000000"/>
+            </w:tcBorders>
+            <w:shd w:val="clear" w:color="auto" w:fill="FFFFFF"/>
+            <w:vAlign w:val="center"/>
+            <w:hideMark/>
+          </w:tcPr>
+          <w:p>
+            <w:pPr>
+              <w:rPr>
+                <w:rFonts w:cs="Times New Roman"/>
+                <w:color w:val="000000" w:themeColor="text1"/>
+                <w:szCs w:val="24"/>
+                <w:lang w:val="bg-BG"/>
+              </w:rPr>
+            </w:pPr>
+            <w:r>
+              <w:rPr>
+                <w:rFonts w:cs="Times New Roman"/>
+                <w:color w:val="000000" w:themeColor="text1"/>
+                <w:szCs w:val="24"/>
+                <w:lang w:val="bg-BG"/>
+              </w:rPr>
+              <w:t>Exchange -&gt; local</w:t>
+            </w:r>
+          </w:p>
+        </w:tc>
+        <w:tc>
+          <w:tcPr>
+            <w:tcW w:w="3135" w:type="dxa"/>
+            <w:tcBorders>
+              <w:top w:val="single" w:sz="4" w:space="0" w:color="000000"/>
+              <w:left w:val="single" w:sz="4" w:space="0" w:color="000000"/>
+              <w:bottom w:val="single" w:sz="4" w:space="0" w:color="000000"/>
+              <w:right w:val="single" w:sz="4" w:space="0" w:color="000000"/>
+            </w:tcBorders>
+            <w:shd w:val="clear" w:color="auto" w:fill="FFFFFF"/>
+            <w:vAlign w:val="center"/>
+            <w:hideMark/>
+          </w:tcPr>
+          <w:p>
+            <w:pPr>
+              <w:rPr>
+                <w:rFonts w:cs="Times New Roman"/>
+                <w:color w:val="000000" w:themeColor="text1"/>
+                <w:szCs w:val="24"/>
+                <w:lang w:val="bg-BG"/>
+              </w:rPr>
+            </w:pPr>
+            <w:r>
+              <w:rPr>
+                <w:rFonts w:cs="Times New Roman"/>
+                <w:color w:val="000000" w:themeColor="text1"/>
+                <w:szCs w:val="24"/>
+                <w:lang w:val="bg-BG"/>
+              </w:rPr>
+              <w:t>TP CANCELED, CL NEW, CL FILLED</w:t>
+            </w:r>
+          </w:p>
+        </w:tc>
+      </w:tr>
+      <w:tr>
+        <w:tc>
+          <w:tcPr>
+            <w:tcW w:w="3135" w:type="dxa"/>
+            <w:tcBorders>
+              <w:top w:val="single" w:sz="4" w:space="0" w:color="000000"/>
+              <w:left w:val="single" w:sz="4" w:space="0" w:color="000000"/>
+              <w:bottom w:val="single" w:sz="4" w:space="0" w:color="000000"/>
+              <w:right w:val="single" w:sz="4" w:space="0" w:color="000000"/>
+            </w:tcBorders>
+            <w:shd w:val="clear" w:color="auto" w:fill="FFFFFF"/>
+            <w:vAlign w:val="center"/>
+            <w:hideMark/>
+          </w:tcPr>
+          <w:p>
+            <w:pPr>
+              <w:rPr>
+                <w:rFonts w:cs="Times New Roman"/>
+                <w:color w:val="000000" w:themeColor="text1"/>
+                <w:szCs w:val="24"/>
+                <w:lang w:val="bg-BG"/>
+              </w:rPr>
+            </w:pPr>
+            <w:r>
+              <w:rPr>
+                <w:rFonts w:cs="Times New Roman"/>
+                <w:color w:val="000000" w:themeColor="text1"/>
+                <w:szCs w:val="24"/>
+                <w:lang w:val="bg-BG"/>
+              </w:rPr>
+              <w:t>Redis / PostgreSQL restart</w:t>
+            </w:r>
+          </w:p>
+        </w:tc>
+        <w:tc>
+          <w:tcPr>
+            <w:tcW w:w="3135" w:type="dxa"/>
+            <w:tcBorders>
+              <w:top w:val="single" w:sz="4" w:space="0" w:color="000000"/>
+              <w:left w:val="single" w:sz="4" w:space="0" w:color="000000"/>
+              <w:bottom w:val="single" w:sz="4" w:space="0" w:color="000000"/>
+              <w:right w:val="single" w:sz="4" w:space="0" w:color="000000"/>
+            </w:tcBorders>
+            <w:shd w:val="clear" w:color="auto" w:fill="FFFFFF"/>
+            <w:vAlign w:val="center"/>
+            <w:hideMark/>
+          </w:tcPr>
+          <w:p>
+            <w:pPr>
+              <w:rPr>
+                <w:rFonts w:cs="Times New Roman"/>
+                <w:color w:val="000000" w:themeColor="text1"/>
+                <w:szCs w:val="24"/>
+                <w:lang w:val="bg-BG"/>
+              </w:rPr>
+            </w:pPr>
+            <w:r>
+              <w:rPr>
+                <w:rFonts w:cs="Times New Roman"/>
+                <w:color w:val="000000" w:themeColor="text1"/>
+                <w:szCs w:val="24"/>
+                <w:lang w:val="bg-BG"/>
+              </w:rPr>
+              <w:t>Resilience</w:t>
+            </w:r>
+          </w:p>
+        </w:tc>
+        <w:tc>
+          <w:tcPr>
+            <w:tcW w:w="3135" w:type="dxa"/>
+            <w:tcBorders>
+              <w:top w:val="single" w:sz="4" w:space="0" w:color="000000"/>
+              <w:left w:val="single" w:sz="4" w:space="0" w:color="000000"/>
+              <w:bottom w:val="single" w:sz="4" w:space="0" w:color="000000"/>
+              <w:right w:val="single" w:sz="4" w:space="0" w:color="000000"/>
+            </w:tcBorders>
+            <w:shd w:val="clear" w:color="auto" w:fill="FFFFFF"/>
+            <w:vAlign w:val="center"/>
+            <w:hideMark/>
+          </w:tcPr>
+          <w:p>
+            <w:pPr>
+              <w:rPr>
+                <w:rFonts w:cs="Times New Roman"/>
+                <w:color w:val="000000" w:themeColor="text1"/>
+                <w:szCs w:val="24"/>
+                <w:lang w:val="bg-BG"/>
+              </w:rPr>
+            </w:pPr>
+            <w:r>
+              <w:rPr>
+                <w:rFonts w:cs="Times New Roman"/>
+                <w:color w:val="000000" w:themeColor="text1"/>
+                <w:szCs w:val="24"/>
+                <w:lang w:val="bg-BG"/>
+              </w:rPr>
+              <w:t>Pipeline се възстановява</w:t>
+            </w:r>
+          </w:p>
+        </w:tc>
+      </w:tr>
+    </w:tbl>
+    <w:p>
+      <w:pPr>
+        <w:ind w:firstLine="0"/>
+        <w:rPr>
+          <w:rFonts w:cs="Times New Roman"/>
+          <w:color w:val="000000" w:themeColor="text1"/>
+          <w:szCs w:val="24"/>
+          <w:lang w:val="bg-BG"/>
+        </w:rPr>
+      </w:pPr>
+      <w:r>
+        <w:rPr>
+          <w:rFonts w:cs="Times New Roman"/>
+          <w:b/>
+          <w:bCs/>
+          <w:color w:val="000000" w:themeColor="text1"/>
+          <w:szCs w:val="24"/>
+          <w:lang w:val="bg-BG"/>
+        </w:rPr>
+        <w:t>6.11. Screenshots за дипломната работа</w:t>
+      </w:r>
+    </w:p>
+    <w:p>
+      <w:pPr>
+        <w:rPr>
+          <w:rFonts w:cs="Times New Roman"/>
+          <w:color w:val="000000" w:themeColor="text1"/>
+          <w:szCs w:val="24"/>
+          <w:lang w:val="bg-BG"/>
+        </w:rPr>
+      </w:pPr>
+    </w:p>
+    <w:p>
+      <w:pPr>
+        <w:rPr>
+          <w:rFonts w:cs="Times New Roman"/>
+          <w:color w:val="000000" w:themeColor="text1"/>
+          <w:szCs w:val="24"/>
+          <w:lang w:val="bg-BG"/>
+        </w:rPr>
+      </w:pPr>
+      <w:r>
+        <w:rPr>
+          <w:rFonts w:cs="Times New Roman"/>
+          <w:b/>
+          <w:bCs/>
+          <w:color w:val="000000" w:themeColor="text1"/>
+          <w:szCs w:val="24"/>
+          <w:lang w:val="bg-BG"/>
+        </w:rPr>
+        <w:t>ГЛАВА 7. ОЦЕНКА НА СИСТЕМАТА, ОГРАНИЧЕНИЯ И НАСОКИ ЗА РАЗВИТИЕ</w:t>
+      </w:r>
+    </w:p>
+    <w:p>
+      <w:pPr>
+        <w:rPr>
+          <w:rFonts w:cs="Times New Roman"/>
+          <w:color w:val="000000" w:themeColor="text1"/>
+          <w:szCs w:val="24"/>
+          <w:lang w:val="bg-BG"/>
+        </w:rPr>
+      </w:pPr>
+      <w:r>
+        <w:rPr>
+          <w:rFonts w:cs="Times New Roman"/>
+          <w:b/>
+          <w:bCs/>
+          <w:color w:val="000000" w:themeColor="text1"/>
+          <w:szCs w:val="24"/>
+          <w:lang w:val="bg-BG"/>
+        </w:rPr>
+        <w:t>7.1. Оценка на постигнатата реализация</w:t>
+      </w:r>
+    </w:p>
+    <w:p>
+      <w:pPr>
+        <w:rPr>
+          <w:rFonts w:cs="Times New Roman"/>
+          <w:color w:val="000000" w:themeColor="text1"/>
+          <w:szCs w:val="24"/>
+          <w:lang w:val="bg-BG"/>
+        </w:rPr>
+      </w:pPr>
+      <w:r>
+        <w:rPr>
+          <w:rFonts w:cs="Times New Roman"/>
+          <w:color w:val="000000" w:themeColor="text1"/>
+          <w:szCs w:val="24"/>
+          <w:lang w:val="bg-BG"/>
+        </w:rPr>
+        <w:t>Разработената система покрива основните цели, поставени в началото на дипломната работа: автоматизирано получаване и обработване на пазарни данни, работа с външни и вътрешни търговски сигнали, изпълнение на стратегии, централизирана оценка на риска, Paper и Binance Demo execution, исторически анализ и операторски контрол. Особено важно е, че тези функции не са реализирани като един монолитен процес. Отделните отговорности са разграничени така, че проблем в Dashboard, аналитичен job или notification механизъм да не определя директно резултата от критичния trading path.</w:t>
+      </w:r>
+    </w:p>
+    <w:p>
+      <w:pPr>
+        <w:rPr>
+          <w:rFonts w:cs="Times New Roman"/>
+          <w:color w:val="000000" w:themeColor="text1"/>
+          <w:szCs w:val="24"/>
+          <w:lang w:val="bg-BG"/>
+        </w:rPr>
+      </w:pPr>
+      <w:r>
+        <w:rPr>
+          <w:rFonts w:cs="Times New Roman"/>
+          <w:color w:val="000000" w:themeColor="text1"/>
+          <w:szCs w:val="24"/>
+          <w:lang w:val="bg-BG"/>
+        </w:rPr>
+        <w:t>Практическата стойност на архитектурата се проявява най-силно при failure сценарии. В автоматизираната търговия не е достатъчно един алгоритъм да изчисли правилно входната точка. Системата трябва да знае дали сигналът вече е обработен, дали друга операция се изпълнява едновременно, дали risk лимитът позволява нова експозиция и дали външната борса вече е приела поръчката. Реализираните idempotency, operation lock, cooldown, runtime state и reconciliation механизми адресират именно тези проблеми.</w:t>
+      </w:r>
+    </w:p>
+    <w:p>
+      <w:pPr>
+        <w:rPr>
+          <w:rFonts w:cs="Times New Roman"/>
+          <w:color w:val="000000" w:themeColor="text1"/>
+          <w:szCs w:val="24"/>
+          <w:lang w:val="bg-BG"/>
+        </w:rPr>
+      </w:pPr>
+      <w:r>
+        <w:rPr>
+          <w:rFonts w:cs="Times New Roman"/>
+          <w:color w:val="000000" w:themeColor="text1"/>
+          <w:szCs w:val="24"/>
+          <w:lang w:val="bg-BG"/>
+        </w:rPr>
+        <w:t>Допълнително предимство е използването на еднакъв application pipeline за различни източници на сигнали и execution среди. TradingView и internal generators създават единен TradeSignal модел, а Paper и Binance executor-ите се включват след общите safety проверки. Това позволява поведението да бъде проверявано постепенно, без стратегията да има отделна логика за тестова и външна среда.</w:t>
+      </w:r>
+    </w:p>
+    <w:p>
+      <w:pPr>
+        <w:rPr>
+          <w:rFonts w:cs="Times New Roman"/>
+          <w:color w:val="000000" w:themeColor="text1"/>
+          <w:szCs w:val="24"/>
+          <w:lang w:val="bg-BG"/>
+        </w:rPr>
+      </w:pPr>
+      <w:r>
+        <w:rPr>
+          <w:rFonts w:cs="Times New Roman"/>
+          <w:b/>
+          <w:bCs/>
+          <w:color w:val="000000" w:themeColor="text1"/>
+          <w:szCs w:val="24"/>
+          <w:lang w:val="bg-BG"/>
+        </w:rPr>
+        <w:t>7.2. Ограничения на текущата версия</w:t>
+      </w:r>
+    </w:p>
+    <w:p>
+      <w:pPr>
+        <w:rPr>
+          <w:rFonts w:cs="Times New Roman"/>
+          <w:color w:val="000000" w:themeColor="text1"/>
+          <w:szCs w:val="24"/>
+          <w:lang w:val="bg-BG"/>
+        </w:rPr>
+      </w:pPr>
+      <w:r>
+        <w:rPr>
+          <w:rFonts w:cs="Times New Roman"/>
+          <w:color w:val="000000" w:themeColor="text1"/>
+          <w:szCs w:val="24"/>
+          <w:lang w:val="bg-BG"/>
+        </w:rPr>
+        <w:t>Въпреки реализираните защитни механизми системата не може да елиминира рисковете, произтичащи от зависимостта от външна борса и разпределена комуникация. Redis Pub/Sub е подходящ за ниска латентност, но не предоставя durable delivery. Ако consumer е недостъпен в момента на публикуване, transient съобщение може да бъде пропуснато. Критичните състояния поради това се записват в PostgreSQL и се допълват с recovery механизми.</w:t>
+      </w:r>
+    </w:p>
+    <w:p>
+      <w:pPr>
+        <w:rPr>
+          <w:rFonts w:cs="Times New Roman"/>
+          <w:color w:val="000000" w:themeColor="text1"/>
+          <w:szCs w:val="24"/>
+          <w:lang w:val="bg-BG"/>
+        </w:rPr>
+      </w:pPr>
+      <w:r>
+        <w:rPr>
+          <w:rFonts w:cs="Times New Roman"/>
+          <w:color w:val="000000" w:themeColor="text1"/>
+          <w:szCs w:val="24"/>
+          <w:lang w:val="bg-BG"/>
+        </w:rPr>
+        <w:t>Друга важна граница е uncertain outcome при външна поръчка. Network timeout не доказва, че Binance е отхвърлил заявката. При подобна ситуация blind retry може да създаде двойна експозиция. Използването на client order identifiers и последваща проверка намалява този риск, но не превръща взаимодействието с външната система в атомарна транзакция.</w:t>
+      </w:r>
+    </w:p>
+    <w:p>
+      <w:pPr>
+        <w:rPr>
+          <w:rFonts w:cs="Times New Roman"/>
+          <w:color w:val="000000" w:themeColor="text1"/>
+          <w:szCs w:val="24"/>
+          <w:lang w:val="bg-BG"/>
+        </w:rPr>
+      </w:pPr>
+      <w:r>
+        <w:rPr>
+          <w:rFonts w:cs="Times New Roman"/>
+          <w:color w:val="000000" w:themeColor="text1"/>
+          <w:szCs w:val="24"/>
+          <w:lang w:val="bg-BG"/>
+        </w:rPr>
+        <w:t>Backtesting и optimization също имат естествени ограничения. Историческата симулация работи с наличните candles и предварително зададени assumptions за fees и slippage, но не може напълно да възпроизведе реалната ликвидност, latency и microstructure на пазара. Следователно добър backtest или optimization score не е доказателство за бъдеща доходност.</w:t>
+      </w:r>
+    </w:p>
+    <w:p>
+      <w:pPr>
+        <w:rPr>
+          <w:rFonts w:cs="Times New Roman"/>
+          <w:color w:val="000000" w:themeColor="text1"/>
+          <w:szCs w:val="24"/>
+          <w:lang w:val="bg-BG"/>
+        </w:rPr>
+      </w:pPr>
+      <w:r>
+        <w:rPr>
+          <w:rFonts w:cs="Times New Roman"/>
+          <w:color w:val="000000" w:themeColor="text1"/>
+          <w:szCs w:val="24"/>
+          <w:lang w:val="bg-BG"/>
+        </w:rPr>
+        <w:t xml:space="preserve">Практическата верификация откри и конкретни технически ограничения. При Demo execution част от historical projections могат да използват глобална environment стойност вместо per-bot runtime configuration. Наблюдаван е и случай, при който exchange exposure е </w:t>
+      </w:r>
+      <w:r>
+        <w:rPr>
+          <w:rFonts w:cs="Times New Roman"/>
+          <w:color w:val="000000" w:themeColor="text1"/>
+          <w:szCs w:val="24"/>
+          <w:lang w:val="bg-BG"/>
+        </w:rPr>
+        <w:lastRenderedPageBreak/>
+        <w:t>вече нулева, но локалната history projection все още показва позицията като Open. Тези дефекти потвърждават необходимостта Event Store, exchange state и projections да могат да бъдат сравнявани и възстановявани независимо.</w:t>
+      </w:r>
+    </w:p>
+    <w:p>
+      <w:pPr>
+        <w:rPr>
+          <w:rFonts w:cs="Times New Roman"/>
+          <w:color w:val="000000" w:themeColor="text1"/>
+          <w:szCs w:val="24"/>
+          <w:lang w:val="bg-BG"/>
+        </w:rPr>
+      </w:pPr>
+      <w:r>
+        <w:rPr>
+          <w:rFonts w:cs="Times New Roman"/>
+          <w:b/>
+          <w:bCs/>
+          <w:color w:val="000000" w:themeColor="text1"/>
+          <w:szCs w:val="24"/>
+          <w:lang w:val="bg-BG"/>
+        </w:rPr>
+        <w:t>7.3. Надеждност и принцип fail-closed</w:t>
+      </w:r>
+    </w:p>
+    <w:p>
+      <w:pPr>
+        <w:rPr>
+          <w:rFonts w:cs="Times New Roman"/>
+          <w:color w:val="000000" w:themeColor="text1"/>
+          <w:szCs w:val="24"/>
+          <w:lang w:val="bg-BG"/>
+        </w:rPr>
+      </w:pPr>
+      <w:r>
+        <w:rPr>
+          <w:rFonts w:cs="Times New Roman"/>
+          <w:color w:val="000000" w:themeColor="text1"/>
+          <w:szCs w:val="24"/>
+          <w:lang w:val="bg-BG"/>
+        </w:rPr>
+        <w:t>Когато липсва достатъчно информация за безопасно автоматично действие, системата следва принципа fail-closed. Това означава, че неизвестното състояние не се интерпретира като разрешение за нова сделка. При критично reconciliation finding, липсваща protective order или неясен резултат от exchange операция е по-безопасно новото изпълнение да бъде блокирано до потвърждение или операторска намеса.</w:t>
+      </w:r>
+    </w:p>
+    <w:p>
+      <w:pPr>
+        <w:rPr>
+          <w:rFonts w:cs="Times New Roman"/>
+          <w:color w:val="000000" w:themeColor="text1"/>
+          <w:szCs w:val="24"/>
+          <w:lang w:val="bg-BG"/>
+        </w:rPr>
+      </w:pPr>
+      <w:r>
+        <w:rPr>
+          <w:rFonts w:cs="Times New Roman"/>
+          <w:color w:val="000000" w:themeColor="text1"/>
+          <w:szCs w:val="24"/>
+          <w:lang w:val="bg-BG"/>
+        </w:rPr>
+        <w:t>Този подход е по-консервативен, но е подходящ за trading system, защото грешно допуснато действие може да има по-тежък резултат от временно пропусната възможност. Същата логика е приложена и при notifications: Telegram е полезен за наблюдение, но неговата недостъпност не променя вече потвърденото exchange състояние.</w:t>
+      </w:r>
+    </w:p>
+    <w:p>
+      <w:pPr>
+        <w:rPr>
+          <w:rFonts w:cs="Times New Roman"/>
+          <w:color w:val="000000" w:themeColor="text1"/>
+          <w:szCs w:val="24"/>
+          <w:lang w:val="bg-BG"/>
+        </w:rPr>
+      </w:pPr>
+      <w:r>
+        <w:rPr>
+          <w:rFonts w:cs="Times New Roman"/>
+          <w:b/>
+          <w:bCs/>
+          <w:color w:val="000000" w:themeColor="text1"/>
+          <w:szCs w:val="24"/>
+          <w:lang w:val="bg-BG"/>
+        </w:rPr>
+        <w:t>7.4. Възможности за бъдещо развитие</w:t>
+      </w:r>
+    </w:p>
+    <w:p>
+      <w:pPr>
+        <w:rPr>
+          <w:rFonts w:cs="Times New Roman"/>
+          <w:color w:val="000000" w:themeColor="text1"/>
+          <w:szCs w:val="24"/>
+          <w:lang w:val="bg-BG"/>
+        </w:rPr>
+      </w:pPr>
+      <w:r>
+        <w:rPr>
+          <w:rFonts w:cs="Times New Roman"/>
+          <w:color w:val="000000" w:themeColor="text1"/>
+          <w:szCs w:val="24"/>
+          <w:lang w:val="bg-BG"/>
+        </w:rPr>
+        <w:t>Първа посока за развитие е укрепване на event delivery чрез transactional outbox модел, когато е необходима по-силна връзка между database transaction и публикуването на събитие.</w:t>
+      </w:r>
+    </w:p>
+    <w:p>
+      <w:pPr>
+        <w:rPr>
+          <w:rFonts w:cs="Times New Roman"/>
+          <w:color w:val="000000" w:themeColor="text1"/>
+          <w:szCs w:val="24"/>
+          <w:lang w:val="bg-BG"/>
+        </w:rPr>
+      </w:pPr>
+      <w:r>
+        <w:rPr>
+          <w:rFonts w:cs="Times New Roman"/>
+          <w:color w:val="000000" w:themeColor="text1"/>
+          <w:szCs w:val="24"/>
+          <w:lang w:val="bg-BG"/>
+        </w:rPr>
+        <w:t>Reconciliation може да бъде разширен с повече доказуемо безопасни recovery действия и по-богат operator workflow. Auto-heal следва да остане ограничен до детерминирани случаи.</w:t>
+      </w:r>
+    </w:p>
+    <w:p>
+      <w:pPr>
+        <w:rPr>
+          <w:rFonts w:cs="Times New Roman"/>
+          <w:color w:val="000000" w:themeColor="text1"/>
+          <w:szCs w:val="24"/>
+          <w:lang w:val="bg-BG"/>
+        </w:rPr>
+      </w:pPr>
+      <w:r>
+        <w:rPr>
+          <w:rFonts w:cs="Times New Roman"/>
+          <w:color w:val="000000" w:themeColor="text1"/>
+          <w:szCs w:val="24"/>
+          <w:lang w:val="bg-BG"/>
+        </w:rPr>
+        <w:t>При risk management могат да се добавят portfolio-level ограничения като зависимост между корелирани активи, динамичен лимит спрямо реализиран drawdown, exposure по групи стратегии и по-детайлно използване на realized и unrealized PnL. Това би позволило рискът да се оценява не само на ниво отделна позиция, а спрямо цялостното състояние на портфейла.</w:t>
+      </w:r>
+    </w:p>
+    <w:p>
+      <w:pPr>
+        <w:rPr>
+          <w:rFonts w:cs="Times New Roman"/>
+          <w:color w:val="000000" w:themeColor="text1"/>
+          <w:szCs w:val="24"/>
+          <w:lang w:val="bg-BG"/>
+        </w:rPr>
+      </w:pPr>
+      <w:r>
+        <w:rPr>
+          <w:rFonts w:cs="Times New Roman"/>
+          <w:color w:val="000000" w:themeColor="text1"/>
+          <w:szCs w:val="24"/>
+          <w:lang w:val="bg-BG"/>
+        </w:rPr>
+        <w:t>Analytics и optimization могат да бъдат разширени с автоматично сравнение между backtest, Paper и Demo резултати. Съществено отклонение между тези среди би могло да се използва като сигнал за проблем в assumptions, latency или execution модела. Допълнителна стойност би имало и автоматизирано versioning на strategy configuration, така че всеки performance run да е напълно възпроизводим.</w:t>
+      </w:r>
+    </w:p>
+    <w:p>
+      <w:pPr>
+        <w:rPr>
+          <w:rFonts w:cs="Times New Roman"/>
+          <w:color w:val="000000" w:themeColor="text1"/>
+          <w:szCs w:val="24"/>
+          <w:lang w:val="bg-BG"/>
+        </w:rPr>
+      </w:pPr>
+      <w:r>
+        <w:rPr>
+          <w:rFonts w:cs="Times New Roman"/>
+          <w:color w:val="000000" w:themeColor="text1"/>
+          <w:szCs w:val="24"/>
+          <w:lang w:val="bg-BG"/>
+        </w:rPr>
+        <w:t>При production deployment биха били необходими по-строго управление на secrets, backups, high availability, disaster recovery и централизирано събиране на logs и metrics. Това запазва системата като контролирана среда, в която нов bot може последователно да бъде проверяван върху исторически данни, в Paper режим и в Binance Demo.</w:t>
+      </w:r>
+    </w:p>
+    <w:p>
+      <w:pPr>
+        <w:rPr>
+          <w:rFonts w:cs="Times New Roman"/>
+          <w:b/>
+          <w:bCs/>
+          <w:color w:val="000000" w:themeColor="text1"/>
+          <w:szCs w:val="24"/>
+        </w:rPr>
+      </w:pPr>
+    </w:p>
+    <w:p>
+      <w:pPr>
+        <w:rPr>
+          <w:rFonts w:cs="Times New Roman"/>
+          <w:b/>
+          <w:bCs/>
+          <w:color w:val="000000" w:themeColor="text1"/>
+          <w:szCs w:val="24"/>
+        </w:rPr>
+      </w:pPr>
+    </w:p>
+    <w:p>
+      <w:pPr>
+        <w:rPr>
+          <w:rFonts w:cs="Times New Roman"/>
+          <w:b/>
+          <w:bCs/>
+          <w:color w:val="000000" w:themeColor="text1"/>
+          <w:szCs w:val="24"/>
+        </w:rPr>
+      </w:pPr>
+    </w:p>
+    <w:p>
+      <w:pPr>
+        <w:rPr>
+          <w:rFonts w:cs="Times New Roman"/>
+          <w:b/>
+          <w:bCs/>
+          <w:color w:val="000000" w:themeColor="text1"/>
+          <w:szCs w:val="24"/>
+        </w:rPr>
+      </w:pPr>
+    </w:p>
+    <w:p>
+      <w:pPr>
+        <w:rPr>
+          <w:rFonts w:cs="Times New Roman"/>
+          <w:b/>
+          <w:bCs/>
+          <w:color w:val="000000" w:themeColor="text1"/>
+          <w:szCs w:val="24"/>
+        </w:rPr>
+      </w:pPr>
+    </w:p>
+    <w:p>
+      <w:pPr>
+        <w:rPr>
+          <w:rFonts w:cs="Times New Roman"/>
+          <w:b/>
+          <w:bCs/>
+          <w:color w:val="000000" w:themeColor="text1"/>
+          <w:szCs w:val="24"/>
+        </w:rPr>
+      </w:pPr>
+    </w:p>
+    <w:p>
+      <w:pPr>
+        <w:rPr>
+          <w:rFonts w:cs="Times New Roman"/>
+          <w:b/>
+          <w:bCs/>
+          <w:color w:val="000000" w:themeColor="text1"/>
+          <w:szCs w:val="24"/>
+        </w:rPr>
+      </w:pPr>
+    </w:p>
+    <w:p>
+      <w:pPr>
+        <w:rPr>
+          <w:rFonts w:cs="Times New Roman"/>
+          <w:color w:val="000000" w:themeColor="text1"/>
+          <w:szCs w:val="24"/>
+          <w:lang w:val="bg-BG"/>
+        </w:rPr>
+      </w:pPr>
+      <w:r>
+        <w:rPr>
+          <w:rFonts w:cs="Times New Roman"/>
+          <w:b/>
+          <w:bCs/>
+          <w:color w:val="000000" w:themeColor="text1"/>
+          <w:szCs w:val="24"/>
+          <w:lang w:val="bg-BG"/>
+        </w:rPr>
+        <w:lastRenderedPageBreak/>
+        <w:t>ЗАКЛЮЧЕНИЕ</w:t>
+      </w:r>
+    </w:p>
+    <w:p>
+      <w:pPr>
+        <w:rPr>
+          <w:rFonts w:cs="Times New Roman"/>
+          <w:color w:val="000000" w:themeColor="text1"/>
+          <w:szCs w:val="24"/>
+          <w:lang w:val="bg-BG"/>
+        </w:rPr>
+      </w:pPr>
+      <w:r>
+        <w:rPr>
+          <w:rFonts w:cs="Times New Roman"/>
+          <w:color w:val="000000" w:themeColor="text1"/>
+          <w:szCs w:val="24"/>
+          <w:lang w:val="bg-BG"/>
+        </w:rPr>
+        <w:t>В дипломната работа е разработена система за автоматизирана търговия, наблюдение и анализ на криптоактиви, която обединява обработка на пазарни данни, технически индикатори, стратегии, управление на риска, изпълнение на сделки, исторически анализ и операторски интерфейс. Основната цел е търговското решение да не се разглежда като единична заявка към борсата, а като контролирана последователност от стъпки с ясни граници между сигнал, стратегия, риск, изпълнение и последващ lifecycle.</w:t>
+      </w:r>
+    </w:p>
+    <w:p>
+      <w:pPr>
+        <w:rPr>
+          <w:rFonts w:cs="Times New Roman"/>
+          <w:color w:val="000000" w:themeColor="text1"/>
+          <w:szCs w:val="24"/>
+          <w:lang w:val="bg-BG"/>
+        </w:rPr>
+      </w:pPr>
+      <w:r>
+        <w:rPr>
+          <w:rFonts w:cs="Times New Roman"/>
+          <w:color w:val="000000" w:themeColor="text1"/>
+          <w:szCs w:val="24"/>
+          <w:lang w:val="bg-BG"/>
+        </w:rPr>
+        <w:t>Реализацията поддържа както външни сигнали от TradingView, така и вътрешно генерирани сигнали. Независимо от източника те се преобразуват към общ TradeSignal модел и преминават през един и същ TradingEngine. В него са приложени идемпотентност, operation lock, cooldown, runtime configuration, strategy policy и централизирана risk оценка.</w:t>
+      </w:r>
+    </w:p>
+    <w:p>
+      <w:pPr>
+        <w:rPr>
+          <w:rFonts w:cs="Times New Roman"/>
+          <w:color w:val="000000" w:themeColor="text1"/>
+          <w:szCs w:val="24"/>
+          <w:lang w:val="bg-BG"/>
+        </w:rPr>
+      </w:pPr>
+      <w:r>
+        <w:rPr>
+          <w:rFonts w:cs="Times New Roman"/>
+          <w:color w:val="000000" w:themeColor="text1"/>
+          <w:szCs w:val="24"/>
+          <w:lang w:val="bg-BG"/>
+        </w:rPr>
+        <w:t>Системата отделя Paper и Binance execution, което позволява един и същ application pipeline да бъде проверяван първо без външни финансови последствия, а след това в Binance Demo среда. UserStream продължава жизнения цикъл след REST заявката, а reconciliation и healing допълват нормалния flow при restart, timeout или разминаване между локалната система и борсата.</w:t>
+      </w:r>
+    </w:p>
+    <w:p>
+      <w:pPr>
+        <w:rPr>
+          <w:rFonts w:cs="Times New Roman"/>
+          <w:color w:val="000000" w:themeColor="text1"/>
+          <w:szCs w:val="24"/>
+          <w:lang w:val="bg-BG"/>
+        </w:rPr>
+      </w:pPr>
+      <w:r>
+        <w:rPr>
+          <w:rFonts w:cs="Times New Roman"/>
+          <w:color w:val="000000" w:themeColor="text1"/>
+          <w:szCs w:val="24"/>
+          <w:lang w:val="bg-BG"/>
+        </w:rPr>
+        <w:t>Persistence моделът осигурява проследимост чрез trading history и Event Store, докато performance analytics поддържа backtesting, optimization и walk-forward анализ. Dashboard използва application query и command граници и предоставя control plane, без да се превръща в authoritative trading state.</w:t>
+      </w:r>
+    </w:p>
+    <w:p>
+      <w:pPr>
+        <w:rPr>
+          <w:rFonts w:cs="Times New Roman"/>
+          <w:color w:val="000000" w:themeColor="text1"/>
+          <w:szCs w:val="24"/>
+          <w:lang w:val="bg-BG"/>
+        </w:rPr>
+      </w:pPr>
+      <w:r>
+        <w:rPr>
+          <w:rFonts w:cs="Times New Roman"/>
+          <w:color w:val="000000" w:themeColor="text1"/>
+          <w:szCs w:val="24"/>
+          <w:lang w:val="bg-BG"/>
+        </w:rPr>
+        <w:t>Практическата верификация включва unit и regression тестове, исторически проверки, Paper Trading end-to-end сценарии и реална интеграция с Binance Demo. Пълният BOT8014 сценарий потвърждава поток от TradeSignal до отворена Demo позиция, take-profit, Telegram notification, ClosePosition и последващи UserStream събития.</w:t>
+      </w:r>
+    </w:p>
+    <w:p>
+      <w:pPr>
+        <w:rPr>
+          <w:rFonts w:cs="Times New Roman"/>
+          <w:color w:val="000000" w:themeColor="text1"/>
+          <w:szCs w:val="24"/>
+          <w:lang w:val="bg-BG"/>
+        </w:rPr>
+      </w:pPr>
+      <w:r>
+        <w:rPr>
+          <w:rFonts w:cs="Times New Roman"/>
+          <w:color w:val="000000" w:themeColor="text1"/>
+          <w:szCs w:val="24"/>
+          <w:lang w:val="bg-BG"/>
+        </w:rPr>
+        <w:t>Разработената система не гарантира печеливша стратегия и не премахва пазарния риск. Нейната основна стойност е инженерната среда, в която стратегиите могат да бъдат изпълнявани, наблюдавани, анализирани и проверявани по повторяем и контролиран начин.</w:t>
+      </w:r>
+    </w:p>
+    <w:p>
+      <w:pPr>
+        <w:rPr>
+          <w:rFonts w:cs="Times New Roman"/>
+          <w:b/>
+          <w:bCs/>
+          <w:color w:val="000000" w:themeColor="text1"/>
+          <w:szCs w:val="24"/>
+        </w:rPr>
+      </w:pPr>
+    </w:p>
+    <w:p>
+      <w:pPr>
+        <w:rPr>
+          <w:rFonts w:cs="Times New Roman"/>
+          <w:b/>
+          <w:bCs/>
+          <w:color w:val="000000" w:themeColor="text1"/>
+          <w:szCs w:val="24"/>
+        </w:rPr>
+      </w:pPr>
+    </w:p>
+    <w:p>
+      <w:pPr>
+        <w:rPr>
+          <w:rFonts w:cs="Times New Roman"/>
+          <w:b/>
+          <w:bCs/>
+          <w:color w:val="000000" w:themeColor="text1"/>
+          <w:szCs w:val="24"/>
+        </w:rPr>
+      </w:pPr>
+    </w:p>
+    <w:p>
+      <w:pPr>
+        <w:rPr>
+          <w:rFonts w:cs="Times New Roman"/>
+          <w:b/>
+          <w:bCs/>
+          <w:color w:val="000000" w:themeColor="text1"/>
+          <w:szCs w:val="24"/>
+        </w:rPr>
+      </w:pPr>
+    </w:p>
+    <w:p>
+      <w:pPr>
+        <w:rPr>
+          <w:rFonts w:cs="Times New Roman"/>
+          <w:b/>
+          <w:bCs/>
+          <w:color w:val="000000" w:themeColor="text1"/>
+          <w:szCs w:val="24"/>
+        </w:rPr>
+      </w:pPr>
+    </w:p>
+    <w:p>
+      <w:pPr>
+        <w:rPr>
+          <w:rFonts w:cs="Times New Roman"/>
+          <w:b/>
+          <w:bCs/>
+          <w:color w:val="000000" w:themeColor="text1"/>
+          <w:szCs w:val="24"/>
+        </w:rPr>
+      </w:pPr>
+    </w:p>
+    <w:p>
+      <w:pPr>
+        <w:rPr>
+          <w:rFonts w:cs="Times New Roman"/>
+          <w:b/>
+          <w:bCs/>
+          <w:color w:val="000000" w:themeColor="text1"/>
+          <w:szCs w:val="24"/>
+        </w:rPr>
+      </w:pPr>
+    </w:p>
+    <w:p>
+      <w:pPr>
+        <w:rPr>
+          <w:rFonts w:cs="Times New Roman"/>
+          <w:b/>
+          <w:bCs/>
+          <w:color w:val="000000" w:themeColor="text1"/>
+          <w:szCs w:val="24"/>
+        </w:rPr>
+      </w:pPr>
+    </w:p>
+    <w:p>
+      <w:pPr>
+        <w:rPr>
+          <w:rFonts w:cs="Times New Roman"/>
+          <w:b/>
+          <w:bCs/>
+          <w:color w:val="000000" w:themeColor="text1"/>
+          <w:szCs w:val="24"/>
+        </w:rPr>
+      </w:pPr>
+    </w:p>
+    <w:p>
+      <w:pPr>
+        <w:rPr>
+          <w:rFonts w:cs="Times New Roman"/>
+          <w:b/>
+          <w:bCs/>
+          <w:color w:val="000000" w:themeColor="text1"/>
+          <w:szCs w:val="24"/>
+        </w:rPr>
+      </w:pPr>
+    </w:p>
+    <w:p>
+      <w:pPr>
+        <w:rPr>
+          <w:rFonts w:cs="Times New Roman"/>
+          <w:b/>
+          <w:bCs/>
+          <w:color w:val="000000" w:themeColor="text1"/>
+          <w:szCs w:val="24"/>
+        </w:rPr>
+      </w:pPr>
+    </w:p>
+    <w:p>
+      <w:pPr>
+        <w:rPr>
+          <w:rFonts w:cs="Times New Roman"/>
+          <w:b/>
+          <w:bCs/>
+          <w:color w:val="000000" w:themeColor="text1"/>
+          <w:szCs w:val="24"/>
+        </w:rPr>
+      </w:pPr>
+    </w:p>
+    <w:p>
+      <w:pPr>
+        <w:rPr>
+          <w:rFonts w:cs="Times New Roman"/>
+          <w:b/>
+          <w:bCs/>
+          <w:color w:val="000000" w:themeColor="text1"/>
+          <w:szCs w:val="24"/>
+        </w:rPr>
+      </w:pPr>
+    </w:p>
+    <w:p>
+      <w:pPr>
+        <w:rPr>
+          <w:rFonts w:cs="Times New Roman"/>
+          <w:b/>
+          <w:bCs/>
+          <w:color w:val="000000" w:themeColor="text1"/>
+          <w:szCs w:val="24"/>
+        </w:rPr>
+      </w:pPr>
+    </w:p>
+    <w:p>
+      <w:pPr>
+        <w:rPr>
+          <w:rFonts w:cs="Times New Roman"/>
+          <w:color w:val="000000" w:themeColor="text1"/>
+          <w:szCs w:val="24"/>
+          <w:lang w:val="bg-BG"/>
+        </w:rPr>
+      </w:pPr>
+      <w:r>
+        <w:rPr>
+          <w:rFonts w:cs="Times New Roman"/>
+          <w:b/>
+          <w:bCs/>
+          <w:color w:val="000000" w:themeColor="text1"/>
+          <w:szCs w:val="24"/>
+          <w:lang w:val="bg-BG"/>
+        </w:rPr>
+        <w:lastRenderedPageBreak/>
+        <w:t>ИЗПОЛЗВАНА ЛИТЕРАТУРА И ИЗТОЧНИЦИ</w:t>
+      </w:r>
+    </w:p>
+    <w:p>
+      <w:pPr>
+        <w:rPr>
+          <w:rFonts w:cs="Times New Roman"/>
+          <w:color w:val="000000" w:themeColor="text1"/>
+          <w:szCs w:val="24"/>
+          <w:lang w:val="bg-BG"/>
+        </w:rPr>
+      </w:pPr>
+      <w:r>
+        <w:rPr>
+          <w:rFonts w:cs="Times New Roman"/>
+          <w:color w:val="000000" w:themeColor="text1"/>
+          <w:szCs w:val="24"/>
+          <w:lang w:val="bg-BG"/>
+        </w:rPr>
+        <w:t>1. Microsoft. .NET Documentation. https://learn.microsoft.com/dotnet/ (последно посетен: 11.09.2026 г.).</w:t>
+      </w:r>
+    </w:p>
+    <w:p>
+      <w:pPr>
+        <w:rPr>
+          <w:rFonts w:cs="Times New Roman"/>
+          <w:color w:val="000000" w:themeColor="text1"/>
+          <w:szCs w:val="24"/>
+          <w:lang w:val="bg-BG"/>
+        </w:rPr>
+      </w:pPr>
+      <w:r>
+        <w:rPr>
+          <w:rFonts w:cs="Times New Roman"/>
+          <w:color w:val="000000" w:themeColor="text1"/>
+          <w:szCs w:val="24"/>
+          <w:lang w:val="bg-BG"/>
+        </w:rPr>
+        <w:t>2. Microsoft. What's new in .NET 9. https://learn.microsoft.com/dotnet/core/whats-new/dotnet-9/overview (последно посетен: 11.09.2026 г.).</w:t>
+      </w:r>
+    </w:p>
+    <w:p>
+      <w:pPr>
+        <w:rPr>
+          <w:rFonts w:cs="Times New Roman"/>
+          <w:color w:val="000000" w:themeColor="text1"/>
+          <w:szCs w:val="24"/>
+          <w:lang w:val="bg-BG"/>
+        </w:rPr>
+      </w:pPr>
+      <w:r>
+        <w:rPr>
+          <w:rFonts w:cs="Times New Roman"/>
+          <w:color w:val="000000" w:themeColor="text1"/>
+          <w:szCs w:val="24"/>
+          <w:lang w:val="bg-BG"/>
+        </w:rPr>
+        <w:t>3. Microsoft. ASP.NET Core Documentation. https://learn.microsoft.com/aspnet/core/ (последно посетен: 11.09.2026 г.).</w:t>
+      </w:r>
+    </w:p>
+    <w:p>
+      <w:pPr>
+        <w:rPr>
+          <w:rFonts w:cs="Times New Roman"/>
+          <w:color w:val="000000" w:themeColor="text1"/>
+          <w:szCs w:val="24"/>
+          <w:lang w:val="bg-BG"/>
+        </w:rPr>
+      </w:pPr>
+      <w:r>
+        <w:rPr>
+          <w:rFonts w:cs="Times New Roman"/>
+          <w:color w:val="000000" w:themeColor="text1"/>
+          <w:szCs w:val="24"/>
+          <w:lang w:val="bg-BG"/>
+        </w:rPr>
+        <w:t>4. PostgreSQL Global Development Group. PostgreSQL Documentation. https://www.postgresql.org/docs/ (последно посетен: 11.09.2026 г.).</w:t>
+      </w:r>
+    </w:p>
+    <w:p>
+      <w:pPr>
+        <w:rPr>
+          <w:rFonts w:cs="Times New Roman"/>
+          <w:color w:val="000000" w:themeColor="text1"/>
+          <w:szCs w:val="24"/>
+          <w:lang w:val="bg-BG"/>
+        </w:rPr>
+      </w:pPr>
+      <w:r>
+        <w:rPr>
+          <w:rFonts w:cs="Times New Roman"/>
+          <w:color w:val="000000" w:themeColor="text1"/>
+          <w:szCs w:val="24"/>
+          <w:lang w:val="bg-BG"/>
+        </w:rPr>
+        <w:t>5. Redis. Redis Documentation - Pub/Sub. https://redis.io/docs/latest/develop/interact/pubsub/ (последно посетен: 11.09.2026 г.).</w:t>
+      </w:r>
+    </w:p>
+    <w:p>
+      <w:pPr>
+        <w:rPr>
+          <w:rFonts w:cs="Times New Roman"/>
+          <w:color w:val="000000" w:themeColor="text1"/>
+          <w:szCs w:val="24"/>
+          <w:lang w:val="bg-BG"/>
+        </w:rPr>
+      </w:pPr>
+      <w:r>
+        <w:rPr>
+          <w:rFonts w:cs="Times New Roman"/>
+          <w:color w:val="000000" w:themeColor="text1"/>
+          <w:szCs w:val="24"/>
+          <w:lang w:val="bg-BG"/>
+        </w:rPr>
+        <w:t>6. Binance. Binance Developers - USD</w:t>
+      </w:r>
+      <w:r>
+        <w:rPr>
+          <w:rFonts w:ascii="Segoe UI Symbol" w:hAnsi="Segoe UI Symbol" w:cs="Segoe UI Symbol"/>
+          <w:color w:val="000000" w:themeColor="text1"/>
+          <w:szCs w:val="24"/>
+          <w:lang w:val="bg-BG"/>
+        </w:rPr>
+        <w:t>Ⓢ</w:t>
+      </w:r>
+      <w:r>
+        <w:rPr>
+          <w:rFonts w:cs="Times New Roman"/>
+          <w:color w:val="000000" w:themeColor="text1"/>
+          <w:szCs w:val="24"/>
+          <w:lang w:val="bg-BG"/>
+        </w:rPr>
+        <w:t>-M Futures API Documentation. https://developers.binance.com/docs/derivatives/usds-margined-futures/ (последно посетен: 11.09.2026 г.).</w:t>
+      </w:r>
+    </w:p>
+    <w:p>
+      <w:pPr>
+        <w:rPr>
+          <w:rFonts w:cs="Times New Roman"/>
+          <w:color w:val="000000" w:themeColor="text1"/>
+          <w:szCs w:val="24"/>
+          <w:lang w:val="bg-BG"/>
+        </w:rPr>
+      </w:pPr>
+      <w:r>
+        <w:rPr>
+          <w:rFonts w:cs="Times New Roman"/>
+          <w:color w:val="000000" w:themeColor="text1"/>
+          <w:szCs w:val="24"/>
+          <w:lang w:val="bg-BG"/>
+        </w:rPr>
+        <w:t>7. Docker. Docker Compose Documentation. https://docs.docker.com/compose/ (последно посетен: 11.09.2026 г.).</w:t>
+      </w:r>
+    </w:p>
+    <w:p>
+      <w:pPr>
+        <w:rPr>
+          <w:rFonts w:cs="Times New Roman"/>
+          <w:color w:val="000000" w:themeColor="text1"/>
+          <w:szCs w:val="24"/>
+          <w:lang w:val="bg-BG"/>
+        </w:rPr>
+      </w:pPr>
+      <w:r>
+        <w:rPr>
+          <w:rFonts w:cs="Times New Roman"/>
+          <w:color w:val="000000" w:themeColor="text1"/>
+          <w:szCs w:val="24"/>
+          <w:lang w:val="bg-BG"/>
+        </w:rPr>
+        <w:t>8. Meta Platforms, Inc. React Documentation. https://react.dev/ (последно посетен: 11.09.2026 г.).</w:t>
+      </w:r>
+    </w:p>
+    <w:p>
+      <w:pPr>
+        <w:rPr>
+          <w:rFonts w:cs="Times New Roman"/>
+          <w:color w:val="000000" w:themeColor="text1"/>
+          <w:szCs w:val="24"/>
+          <w:lang w:val="bg-BG"/>
+        </w:rPr>
+      </w:pPr>
+      <w:r>
+        <w:rPr>
+          <w:rFonts w:cs="Times New Roman"/>
+          <w:color w:val="000000" w:themeColor="text1"/>
+          <w:szCs w:val="24"/>
+          <w:lang w:val="bg-BG"/>
+        </w:rPr>
+        <w:t>9. TanStack. TanStack Query Documentation. https://tanstack.com/query/latest/docs/framework/react/overview (последно посетен: 11.09.2026 г.).</w:t>
+      </w:r>
+    </w:p>
+    <w:p>
+      <w:pPr>
+        <w:rPr>
+          <w:rFonts w:cs="Times New Roman"/>
+          <w:color w:val="000000" w:themeColor="text1"/>
+          <w:szCs w:val="24"/>
+          <w:lang w:val="bg-BG"/>
+        </w:rPr>
+      </w:pPr>
+      <w:r>
+        <w:rPr>
+          <w:rFonts w:cs="Times New Roman"/>
+          <w:color w:val="000000" w:themeColor="text1"/>
+          <w:szCs w:val="24"/>
+          <w:lang w:val="bg-BG"/>
+        </w:rPr>
+        <w:t>10. Prometheus Authors. Prometheus Documentation. https://prometheus.io/docs/introduction/overview/ (последно посетен: 11.09.2026 г.).</w:t>
+      </w:r>
+    </w:p>
+    <w:p>
+      <w:pPr>
+        <w:rPr>
+          <w:rFonts w:cs="Times New Roman"/>
+          <w:color w:val="000000" w:themeColor="text1"/>
+          <w:szCs w:val="24"/>
+          <w:lang w:val="bg-BG"/>
+        </w:rPr>
+      </w:pPr>
+      <w:r>
+        <w:rPr>
+          <w:rFonts w:cs="Times New Roman"/>
+          <w:color w:val="000000" w:themeColor="text1"/>
+          <w:szCs w:val="24"/>
+          <w:lang w:val="bg-BG"/>
+        </w:rPr>
+        <w:t>11. xUnit.net. xUnit.net Documentation. https://xunit.net/ (последно посетен: 11.09.2026 г.).</w:t>
+      </w:r>
+    </w:p>
+    <w:p>
+      <w:pPr>
+        <w:rPr>
+          <w:rFonts w:cs="Times New Roman"/>
+          <w:color w:val="000000" w:themeColor="text1"/>
+          <w:szCs w:val="24"/>
+          <w:lang w:val="bg-BG"/>
+        </w:rPr>
+      </w:pPr>
+      <w:r>
+        <w:rPr>
+          <w:rFonts w:cs="Times New Roman"/>
+          <w:color w:val="000000" w:themeColor="text1"/>
+          <w:szCs w:val="24"/>
+          <w:lang w:val="bg-BG"/>
+        </w:rPr>
+        <w:t>12. Dapper. Dapper Repository and Documentation. https://github.com/DapperLib/Dapper (последно посетен: 11.09.2026 г.).</w:t>
       </w:r>
     </w:p>
     <w:p>
